--- a/Greenfield Local Hub - Project Proposal.docx
+++ b/Greenfield Local Hub - Project Proposal.docx
@@ -1,11 +1,13 @@
 
 <file path=word/document.xml><?xml version="1.0" encoding="utf-8"?>
-<w:document xmlns:wpc="http://schemas.microsoft.com/office/word/2010/wordprocessingCanvas" xmlns:cx="http://schemas.microsoft.com/office/drawing/2014/chartex" xmlns:cx1="http://schemas.microsoft.com/office/drawing/2015/9/8/chartex" xmlns:cx2="http://schemas.microsoft.com/office/drawing/2015/10/21/chartex" xmlns:cx3="http://schemas.microsoft.com/office/drawing/2016/5/9/chartex" xmlns:cx4="http://schemas.microsoft.com/office/drawing/2016/5/10/chartex" xmlns:cx5="http://schemas.microsoft.com/office/drawing/2016/5/11/chartex" xmlns:cx6="http://schemas.microsoft.com/office/drawing/2016/5/12/chartex" xmlns:cx7="http://schemas.microsoft.com/office/drawing/2016/5/13/chartex" xmlns:cx8="http://schemas.microsoft.com/office/drawing/2016/5/14/chartex" xmlns:mc="http://schemas.openxmlformats.org/markup-compatibility/2006" xmlns:aink="http://schemas.microsoft.com/office/drawing/2016/ink" xmlns:am3d="http://schemas.microsoft.com/office/drawing/2017/model3d" xmlns:o="urn:schemas-microsoft-com:office:office" xmlns:r="http://schemas.openxmlformats.org/officeDocument/2006/relationships" xmlns:m="http://schemas.openxmlformats.org/officeDocument/2006/math" xmlns:v="urn:schemas-microsoft-com:vml" xmlns:wp14="http://schemas.microsoft.com/office/word/2010/wordprocessingDrawing" xmlns:wp="http://schemas.openxmlformats.org/drawingml/2006/wordprocessingDrawing" xmlns:w10="urn:schemas-microsoft-com:office:word" xmlns:w="http://schemas.openxmlformats.org/wordprocessingml/2006/main" xmlns:w14="http://schemas.microsoft.com/office/word/2010/wordml" xmlns:w15="http://schemas.microsoft.com/office/word/2012/wordml" xmlns:w16cex="http://schemas.microsoft.com/office/word/2018/wordml/cex" xmlns:w16cid="http://schemas.microsoft.com/office/word/2016/wordml/cid" xmlns:w16="http://schemas.microsoft.com/office/word/2018/wordml" xmlns:w16sdtdh="http://schemas.microsoft.com/office/word/2020/wordml/sdtdatahash" xmlns:w16se="http://schemas.microsoft.com/office/word/2015/wordml/symex" xmlns:wpg="http://schemas.microsoft.com/office/word/2010/wordprocessingGroup" xmlns:wpi="http://schemas.microsoft.com/office/word/2010/wordprocessingInk" xmlns:wne="http://schemas.microsoft.com/office/word/2006/wordml" xmlns:wps="http://schemas.microsoft.com/office/word/2010/wordprocessingShape" mc:Ignorable="w14 w15 w16se w16cid w16 w16cex w16sdtdh wp14">
+<w:document xmlns:wpc="http://schemas.microsoft.com/office/word/2010/wordprocessingCanvas" xmlns:cx="http://schemas.microsoft.com/office/drawing/2014/chartex" xmlns:cx1="http://schemas.microsoft.com/office/drawing/2015/9/8/chartex" xmlns:cx2="http://schemas.microsoft.com/office/drawing/2015/10/21/chartex" xmlns:cx3="http://schemas.microsoft.com/office/drawing/2016/5/9/chartex" xmlns:cx4="http://schemas.microsoft.com/office/drawing/2016/5/10/chartex" xmlns:cx5="http://schemas.microsoft.com/office/drawing/2016/5/11/chartex" xmlns:cx6="http://schemas.microsoft.com/office/drawing/2016/5/12/chartex" xmlns:cx7="http://schemas.microsoft.com/office/drawing/2016/5/13/chartex" xmlns:cx8="http://schemas.microsoft.com/office/drawing/2016/5/14/chartex" xmlns:mc="http://schemas.openxmlformats.org/markup-compatibility/2006" xmlns:aink="http://schemas.microsoft.com/office/drawing/2016/ink" xmlns:am3d="http://schemas.microsoft.com/office/drawing/2017/model3d" xmlns:o="urn:schemas-microsoft-com:office:office" xmlns:oel="http://schemas.microsoft.com/office/2019/extlst" xmlns:r="http://schemas.openxmlformats.org/officeDocument/2006/relationships" xmlns:m="http://schemas.openxmlformats.org/officeDocument/2006/math" xmlns:v="urn:schemas-microsoft-com:vml" xmlns:wp14="http://schemas.microsoft.com/office/word/2010/wordprocessingDrawing" xmlns:wp="http://schemas.openxmlformats.org/drawingml/2006/wordprocessingDrawing" xmlns:w10="urn:schemas-microsoft-com:office:word" xmlns:w="http://schemas.openxmlformats.org/wordprocessingml/2006/main" xmlns:w14="http://schemas.microsoft.com/office/word/2010/wordml" xmlns:w15="http://schemas.microsoft.com/office/word/2012/wordml" xmlns:w16cex="http://schemas.microsoft.com/office/word/2018/wordml/cex" xmlns:w16cid="http://schemas.microsoft.com/office/word/2016/wordml/cid" xmlns:w16="http://schemas.microsoft.com/office/word/2018/wordml" xmlns:w16du="http://schemas.microsoft.com/office/word/2023/wordml/word16du" xmlns:w16sdtdh="http://schemas.microsoft.com/office/word/2020/wordml/sdtdatahash" xmlns:w16sdtfl="http://schemas.microsoft.com/office/word/2024/wordml/sdtformatlock" xmlns:w16se="http://schemas.microsoft.com/office/word/2015/wordml/symex" xmlns:wpg="http://schemas.microsoft.com/office/word/2010/wordprocessingGroup" xmlns:wpi="http://schemas.microsoft.com/office/word/2010/wordprocessingInk" xmlns:wne="http://schemas.microsoft.com/office/word/2006/wordml" xmlns:wps="http://schemas.microsoft.com/office/word/2010/wordprocessingShape" mc:Ignorable="w14 w15 w16se w16cid w16 w16cex w16sdtdh w16sdtfl w16du wp14">
   <w:body>
     <w:sdt>
       <w:sdtPr>
         <w:rPr>
+          <w:rFonts w:eastAsiaTheme="minorHAnsi"/>
           <w:color w:val="4472C4" w:themeColor="accent1"/>
+          <w:lang w:eastAsia="en-US"/>
         </w:rPr>
         <w:id w:val="-659077847"/>
         <w:docPartObj>
@@ -15,9 +17,7 @@
       </w:sdtPr>
       <w:sdtEndPr>
         <w:rPr>
-          <w:rFonts w:eastAsiaTheme="minorHAnsi"/>
           <w:color w:val="auto"/>
-          <w:lang w:eastAsia="en-US"/>
         </w:rPr>
       </w:sdtEndPr>
       <w:sdtContent>
@@ -579,6 +579,13 @@
     </w:sdt>
     <w:sdt>
       <w:sdtPr>
+        <w:rPr>
+          <w:rFonts w:asciiTheme="minorHAnsi" w:eastAsiaTheme="minorHAnsi" w:hAnsiTheme="minorHAnsi" w:cstheme="minorBidi"/>
+          <w:color w:val="auto"/>
+          <w:sz w:val="22"/>
+          <w:szCs w:val="22"/>
+          <w:lang w:eastAsia="en-US"/>
+        </w:rPr>
         <w:id w:val="392247953"/>
         <w:docPartObj>
           <w:docPartGallery w:val="Table of Contents"/>
@@ -587,13 +594,8 @@
       </w:sdtPr>
       <w:sdtEndPr>
         <w:rPr>
-          <w:rFonts w:asciiTheme="minorHAnsi" w:eastAsiaTheme="minorHAnsi" w:hAnsiTheme="minorHAnsi" w:cstheme="minorBidi"/>
           <w:b/>
           <w:bCs/>
-          <w:color w:val="auto"/>
-          <w:sz w:val="22"/>
-          <w:szCs w:val="22"/>
-          <w:lang w:eastAsia="en-US"/>
         </w:rPr>
       </w:sdtEndPr>
       <w:sdtContent>
@@ -670,13 +672,7 @@
     </w:p>
     <w:p>
       <w:r>
-        <w:t xml:space="preserve">The problems being solved for </w:t>
-      </w:r>
-      <w:r>
-        <w:t>Greenfield Local Hub</w:t>
-      </w:r>
-      <w:r>
-        <w:t xml:space="preserve"> have a range of causes, mainly linked to</w:t>
+        <w:t>The problems being solved for Greenfield Local Hub have a range of causes, mainly linked to</w:t>
       </w:r>
       <w:r>
         <w:t xml:space="preserve"> </w:t>
@@ -729,19 +725,7 @@
         <w:rPr>
           <w:rStyle w:val="Heading2Char"/>
         </w:rPr>
-        <w:t>Allow customers to</w:t>
-      </w:r>
-      <w:r>
-        <w:rPr>
-          <w:rStyle w:val="Heading2Char"/>
-        </w:rPr>
-        <w:t xml:space="preserve"> v</w:t>
-      </w:r>
-      <w:r>
-        <w:rPr>
-          <w:rStyle w:val="Heading2Char"/>
-        </w:rPr>
-        <w:t>iew products with transparent pricing and availability</w:t>
+        <w:t>Allow customers to view products with transparent pricing and availability</w:t>
       </w:r>
       <w:r>
         <w:t xml:space="preserve"> </w:t>
@@ -764,10 +748,7 @@
         <w:pStyle w:val="Heading2"/>
       </w:pPr>
       <w:r>
-        <w:t>Allow customers to</w:t>
-      </w:r>
-      <w:r>
-        <w:t xml:space="preserve"> </w:t>
+        <w:t xml:space="preserve">Allow customers to </w:t>
       </w:r>
       <w:r>
         <w:t>p</w:t>
@@ -913,10 +894,7 @@
         <w:pStyle w:val="Heading2"/>
       </w:pPr>
       <w:r>
-        <w:t>A loyalty scheme that provides discounts and special offers</w:t>
-      </w:r>
-      <w:r>
-        <w:t xml:space="preserve"> </w:t>
+        <w:t xml:space="preserve">A loyalty scheme that provides discounts and special offers </w:t>
       </w:r>
     </w:p>
     <w:p>
@@ -924,13 +902,7 @@
         <w:t xml:space="preserve">The problem being solved here is the lack of </w:t>
       </w:r>
       <w:r>
-        <w:t xml:space="preserve">customer retention. </w:t>
-      </w:r>
-      <w:r>
-        <w:t>Without this feature the business may lose sales to competitors that have the feature</w:t>
-      </w:r>
-      <w:r>
-        <w:t xml:space="preserve">. Customers may not return to a business without incentives. Implementing this feature encourages customers repeat purchase by rewarding loyalty. By implementing the feature businesses can also gain data by tracking behaviour to tailor marketing campaigns. </w:t>
+        <w:t xml:space="preserve">customer retention. Without this feature the business may lose sales to competitors that have the feature. Customers may not return to a business without incentives. Implementing this feature encourages customers repeat purchase by rewarding loyalty. By implementing the feature businesses can also gain data by tracking behaviour to tailor marketing campaigns. </w:t>
       </w:r>
       <w:r>
         <w:t>This helps the business improve customer retention and user experience which leads to increased sales for the business.</w:t>
@@ -946,10 +918,7 @@
         <w:pStyle w:val="Heading2"/>
       </w:pPr>
       <w:r>
-        <w:t>Accessibility features to support a wide range of users</w:t>
-      </w:r>
-      <w:r>
-        <w:t xml:space="preserve"> </w:t>
+        <w:t xml:space="preserve">Accessibility features to support a wide range of users </w:t>
       </w:r>
     </w:p>
     <w:p>
@@ -979,25 +948,7 @@
     </w:p>
     <w:p>
       <w:r>
-        <w:t xml:space="preserve">This Project aims to provide the client </w:t>
-      </w:r>
-      <w:r>
-        <w:t>Greenfield Local Hub</w:t>
-      </w:r>
-      <w:r>
-        <w:t xml:space="preserve"> with a digital solution to meet</w:t>
-      </w:r>
-      <w:r>
-        <w:t xml:space="preserve"> </w:t>
-      </w:r>
-      <w:r>
-        <w:t>their current and future needs and wants. To ensure that this is possible, we will develop an</w:t>
-      </w:r>
-      <w:r>
-        <w:t xml:space="preserve"> </w:t>
-      </w:r>
-      <w:r>
-        <w:t>online web platform that will:</w:t>
+        <w:t>This Project aims to provide the client Greenfield Local Hub with a digital solution to meet their current and future needs and wants. To ensure that this is possible, we will develop an online web platform that will:</w:t>
       </w:r>
     </w:p>
     <w:p>
@@ -1176,7 +1127,7 @@
       <w:tr>
         <w:tc>
           <w:tcPr>
-            <w:tcW w:w="2254" w:type="dxa"/>
+            <w:tcW w:w="2236" w:type="dxa"/>
           </w:tcPr>
           <w:p>
             <w:pPr>
@@ -1196,7 +1147,7 @@
         </w:tc>
         <w:tc>
           <w:tcPr>
-            <w:tcW w:w="2254" w:type="dxa"/>
+            <w:tcW w:w="2221" w:type="dxa"/>
           </w:tcPr>
           <w:p>
             <w:pPr>
@@ -1216,7 +1167,7 @@
         </w:tc>
         <w:tc>
           <w:tcPr>
-            <w:tcW w:w="2254" w:type="dxa"/>
+            <w:tcW w:w="2325" w:type="dxa"/>
           </w:tcPr>
           <w:p>
             <w:pPr>
@@ -1236,7 +1187,7 @@
         </w:tc>
         <w:tc>
           <w:tcPr>
-            <w:tcW w:w="2254" w:type="dxa"/>
+            <w:tcW w:w="2234" w:type="dxa"/>
           </w:tcPr>
           <w:p>
             <w:pPr>
@@ -1258,7 +1209,7 @@
       <w:tr>
         <w:tc>
           <w:tcPr>
-            <w:tcW w:w="2254" w:type="dxa"/>
+            <w:tcW w:w="2236" w:type="dxa"/>
           </w:tcPr>
           <w:p>
             <w:r>
@@ -1271,13 +1222,13 @@
         </w:tc>
         <w:tc>
           <w:tcPr>
-            <w:tcW w:w="2254" w:type="dxa"/>
+            <w:tcW w:w="2221" w:type="dxa"/>
           </w:tcPr>
           <w:p/>
         </w:tc>
         <w:tc>
           <w:tcPr>
-            <w:tcW w:w="2254" w:type="dxa"/>
+            <w:tcW w:w="2325" w:type="dxa"/>
           </w:tcPr>
           <w:p>
             <w:pPr>
@@ -1288,25 +1239,7 @@
               </w:numPr>
             </w:pPr>
             <w:r>
-              <w:t>The user must be</w:t>
-            </w:r>
-            <w:r>
-              <w:t xml:space="preserve"> </w:t>
-            </w:r>
-            <w:r>
-              <w:t>able to click the</w:t>
-            </w:r>
-            <w:r>
-              <w:t xml:space="preserve"> </w:t>
-            </w:r>
-            <w:r>
-              <w:t>Register / Create</w:t>
-            </w:r>
-            <w:r>
-              <w:t xml:space="preserve"> </w:t>
-            </w:r>
-            <w:r>
-              <w:t>Account button</w:t>
+              <w:t>The user must be able to click the Register / Create Account button</w:t>
             </w:r>
           </w:p>
           <w:p>
@@ -1318,19 +1251,7 @@
               </w:numPr>
             </w:pPr>
             <w:r>
-              <w:t>The user must be</w:t>
-            </w:r>
-            <w:r>
-              <w:t xml:space="preserve"> </w:t>
-            </w:r>
-            <w:r>
-              <w:t>able to input an</w:t>
-            </w:r>
-            <w:r>
-              <w:t xml:space="preserve"> </w:t>
-            </w:r>
-            <w:r>
-              <w:t>email address</w:t>
+              <w:t>The user must be able to input an email address</w:t>
             </w:r>
           </w:p>
           <w:p>
@@ -1342,19 +1263,7 @@
               </w:numPr>
             </w:pPr>
             <w:r>
-              <w:t>The user must be</w:t>
-            </w:r>
-            <w:r>
-              <w:t xml:space="preserve"> </w:t>
-            </w:r>
-            <w:r>
-              <w:t>able to input a</w:t>
-            </w:r>
-            <w:r>
-              <w:t xml:space="preserve"> </w:t>
-            </w:r>
-            <w:r>
-              <w:t>password</w:t>
+              <w:t>The user must be able to input a password</w:t>
             </w:r>
           </w:p>
           <w:p>
@@ -1366,19 +1275,7 @@
               </w:numPr>
             </w:pPr>
             <w:r>
-              <w:t>The user must be</w:t>
-            </w:r>
-            <w:r>
-              <w:t xml:space="preserve"> </w:t>
-            </w:r>
-            <w:r>
-              <w:t>able to input a</w:t>
-            </w:r>
-            <w:r>
-              <w:t xml:space="preserve"> </w:t>
-            </w:r>
-            <w:r>
-              <w:t>confirm password</w:t>
+              <w:t>The user must be able to input a confirm password</w:t>
             </w:r>
           </w:p>
           <w:p>
@@ -1390,19 +1287,7 @@
               </w:numPr>
             </w:pPr>
             <w:r>
-              <w:t>The system must</w:t>
-            </w:r>
-            <w:r>
-              <w:t xml:space="preserve"> </w:t>
-            </w:r>
-            <w:r>
-              <w:t>validate the email</w:t>
-            </w:r>
-            <w:r>
-              <w:t xml:space="preserve"> </w:t>
-            </w:r>
-            <w:r>
-              <w:t>format</w:t>
+              <w:t>The system must validate the email format</w:t>
             </w:r>
           </w:p>
           <w:p>
@@ -1414,37 +1299,7 @@
               </w:numPr>
             </w:pPr>
             <w:r>
-              <w:t>The system must</w:t>
-            </w:r>
-            <w:r>
-              <w:t xml:space="preserve"> </w:t>
-            </w:r>
-            <w:r>
-              <w:t>validate password</w:t>
-            </w:r>
-            <w:r>
-              <w:t xml:space="preserve"> </w:t>
-            </w:r>
-            <w:r>
-              <w:t>strength</w:t>
-            </w:r>
-            <w:r>
-              <w:t xml:space="preserve"> </w:t>
-            </w:r>
-            <w:r>
-              <w:t>(minimum</w:t>
-            </w:r>
-            <w:r>
-              <w:t xml:space="preserve"> </w:t>
-            </w:r>
-            <w:r>
-              <w:t>length and</w:t>
-            </w:r>
-            <w:r>
-              <w:t xml:space="preserve"> </w:t>
-            </w:r>
-            <w:r>
-              <w:t>characters)</w:t>
+              <w:t>The system must validate password strength (minimum length and characters)</w:t>
             </w:r>
           </w:p>
           <w:p>
@@ -1456,31 +1311,7 @@
               </w:numPr>
             </w:pPr>
             <w:r>
-              <w:t>The system must</w:t>
-            </w:r>
-            <w:r>
-              <w:t xml:space="preserve"> </w:t>
-            </w:r>
-            <w:r>
-              <w:t>check that the</w:t>
-            </w:r>
-            <w:r>
-              <w:t xml:space="preserve"> </w:t>
-            </w:r>
-            <w:r>
-              <w:t>email</w:t>
-            </w:r>
-            <w:r>
-              <w:t xml:space="preserve"> </w:t>
-            </w:r>
-            <w:r>
-              <w:t>is not already</w:t>
-            </w:r>
-            <w:r>
-              <w:t xml:space="preserve"> </w:t>
-            </w:r>
-            <w:r>
-              <w:t>registered</w:t>
+              <w:t>The system must check that the email is not already registered</w:t>
             </w:r>
           </w:p>
           <w:p>
@@ -1492,25 +1323,7 @@
               </w:numPr>
             </w:pPr>
             <w:r>
-              <w:t>The user must be</w:t>
-            </w:r>
-            <w:r>
-              <w:t xml:space="preserve"> </w:t>
-            </w:r>
-            <w:r>
-              <w:t>able to click the</w:t>
-            </w:r>
-            <w:r>
-              <w:t xml:space="preserve"> </w:t>
-            </w:r>
-            <w:r>
-              <w:t>Create Account</w:t>
-            </w:r>
-            <w:r>
-              <w:t xml:space="preserve"> </w:t>
-            </w:r>
-            <w:r>
-              <w:t>button</w:t>
+              <w:t>The user must be able to click the Create Account button</w:t>
             </w:r>
           </w:p>
           <w:p>
@@ -1523,19 +1336,7 @@
             </w:pPr>
             <w:r>
               <w:lastRenderedPageBreak/>
-              <w:t>The system must</w:t>
-            </w:r>
-            <w:r>
-              <w:t xml:space="preserve"> </w:t>
-            </w:r>
-            <w:r>
-              <w:t>save the user’s</w:t>
-            </w:r>
-            <w:r>
-              <w:t xml:space="preserve"> </w:t>
-            </w:r>
-            <w:r>
-              <w:t>details securely</w:t>
+              <w:t>The system must save the user’s details securely</w:t>
             </w:r>
           </w:p>
           <w:p>
@@ -1547,37 +1348,7 @@
               </w:numPr>
             </w:pPr>
             <w:r>
-              <w:t>The system must</w:t>
-            </w:r>
-            <w:r>
-              <w:t xml:space="preserve"> </w:t>
-            </w:r>
-            <w:r>
-              <w:t>display a</w:t>
-            </w:r>
-            <w:r>
-              <w:t xml:space="preserve"> </w:t>
-            </w:r>
-            <w:r>
-              <w:t>successful</w:t>
-            </w:r>
-            <w:r>
-              <w:t xml:space="preserve"> </w:t>
-            </w:r>
-            <w:r>
-              <w:t>registration</w:t>
-            </w:r>
-            <w:r>
-              <w:t xml:space="preserve"> </w:t>
-            </w:r>
-            <w:r>
-              <w:t>confirmation</w:t>
-            </w:r>
-            <w:r>
-              <w:t xml:space="preserve"> </w:t>
-            </w:r>
-            <w:r>
-              <w:t>message</w:t>
+              <w:t>The system must display a successful registration confirmation message</w:t>
             </w:r>
           </w:p>
           <w:p>
@@ -1589,31 +1360,13 @@
               </w:numPr>
             </w:pPr>
             <w:r>
-              <w:t>The system must</w:t>
-            </w:r>
-            <w:r>
-              <w:t xml:space="preserve"> </w:t>
-            </w:r>
-            <w:r>
-              <w:t>display an error</w:t>
-            </w:r>
-            <w:r>
-              <w:t xml:space="preserve"> </w:t>
-            </w:r>
-            <w:r>
-              <w:t>message if</w:t>
-            </w:r>
-            <w:r>
-              <w:t xml:space="preserve"> </w:t>
-            </w:r>
-            <w:r>
-              <w:t>validation fails</w:t>
+              <w:t>The system must display an error message if validation fails</w:t>
             </w:r>
           </w:p>
         </w:tc>
         <w:tc>
           <w:tcPr>
-            <w:tcW w:w="2254" w:type="dxa"/>
+            <w:tcW w:w="2234" w:type="dxa"/>
           </w:tcPr>
           <w:p/>
         </w:tc>
@@ -1621,7 +1374,7 @@
       <w:tr>
         <w:tc>
           <w:tcPr>
-            <w:tcW w:w="2254" w:type="dxa"/>
+            <w:tcW w:w="2236" w:type="dxa"/>
           </w:tcPr>
           <w:p>
             <w:r>
@@ -1631,13 +1384,13 @@
         </w:tc>
         <w:tc>
           <w:tcPr>
-            <w:tcW w:w="2254" w:type="dxa"/>
+            <w:tcW w:w="2221" w:type="dxa"/>
           </w:tcPr>
           <w:p/>
         </w:tc>
         <w:tc>
           <w:tcPr>
-            <w:tcW w:w="2254" w:type="dxa"/>
+            <w:tcW w:w="2325" w:type="dxa"/>
           </w:tcPr>
           <w:p>
             <w:pPr>
@@ -1648,25 +1401,109 @@
               </w:numPr>
             </w:pPr>
             <w:r>
+              <w:t>The user must be able to click the Sign In button</w:t>
+            </w:r>
+          </w:p>
+          <w:p>
+            <w:pPr>
+              <w:pStyle w:val="ListParagraph"/>
+              <w:numPr>
+                <w:ilvl w:val="0"/>
+                <w:numId w:val="4"/>
+              </w:numPr>
+            </w:pPr>
+            <w:r>
               <w:t>The user must be</w:t>
             </w:r>
             <w:r>
               <w:t xml:space="preserve"> </w:t>
             </w:r>
             <w:r>
+              <w:t>able to input their</w:t>
+            </w:r>
+            <w:r>
+              <w:t xml:space="preserve"> </w:t>
+            </w:r>
+            <w:r>
+              <w:t>registered email</w:t>
+            </w:r>
+            <w:r>
+              <w:t xml:space="preserve"> </w:t>
+            </w:r>
+            <w:r>
+              <w:t>address</w:t>
+            </w:r>
+          </w:p>
+          <w:p>
+            <w:pPr>
+              <w:pStyle w:val="ListParagraph"/>
+              <w:numPr>
+                <w:ilvl w:val="0"/>
+                <w:numId w:val="4"/>
+              </w:numPr>
+            </w:pPr>
+            <w:r>
+              <w:t>The user must be</w:t>
+            </w:r>
+            <w:r>
+              <w:t xml:space="preserve"> </w:t>
+            </w:r>
+            <w:r>
+              <w:t>able to input their</w:t>
+            </w:r>
+            <w:r>
+              <w:t xml:space="preserve"> </w:t>
+            </w:r>
+            <w:r>
+              <w:t>password</w:t>
+            </w:r>
+          </w:p>
+          <w:p>
+            <w:pPr>
+              <w:pStyle w:val="ListParagraph"/>
+              <w:numPr>
+                <w:ilvl w:val="0"/>
+                <w:numId w:val="4"/>
+              </w:numPr>
+            </w:pPr>
+            <w:r>
+              <w:t>The user must be</w:t>
+            </w:r>
+            <w:r>
+              <w:t xml:space="preserve"> </w:t>
+            </w:r>
+            <w:r>
               <w:t>able to click the</w:t>
             </w:r>
             <w:r>
               <w:t xml:space="preserve"> </w:t>
             </w:r>
             <w:r>
-              <w:t>Sign</w:t>
+              <w:t>Login button</w:t>
+            </w:r>
+          </w:p>
+          <w:p>
+            <w:pPr>
+              <w:pStyle w:val="ListParagraph"/>
+              <w:numPr>
+                <w:ilvl w:val="0"/>
+                <w:numId w:val="4"/>
+              </w:numPr>
+            </w:pPr>
+            <w:r>
+              <w:t>The system must</w:t>
             </w:r>
             <w:r>
               <w:t xml:space="preserve"> </w:t>
             </w:r>
             <w:r>
-              <w:t>In button</w:t>
+              <w:t>validate the login</w:t>
+            </w:r>
+            <w:r>
+              <w:t xml:space="preserve"> </w:t>
+            </w:r>
+            <w:r>
+              <w:t>credentials</w:t>
             </w:r>
           </w:p>
           <w:p>
@@ -1678,25 +1515,25 @@
               </w:numPr>
             </w:pPr>
             <w:r>
-              <w:t>The user must be</w:t>
+              <w:t>The system must</w:t>
             </w:r>
             <w:r>
               <w:t xml:space="preserve"> </w:t>
             </w:r>
             <w:r>
-              <w:t>able to input their</w:t>
+              <w:t>grant access if the</w:t>
             </w:r>
             <w:r>
               <w:t xml:space="preserve"> </w:t>
             </w:r>
             <w:r>
-              <w:t>registered email</w:t>
+              <w:t>credentials are</w:t>
             </w:r>
             <w:r>
               <w:t xml:space="preserve"> </w:t>
             </w:r>
             <w:r>
-              <w:t>address</w:t>
+              <w:t>correct</w:t>
             </w:r>
           </w:p>
           <w:p>
@@ -1708,19 +1545,31 @@
               </w:numPr>
             </w:pPr>
             <w:r>
-              <w:t>The user must be</w:t>
+              <w:t>The system must</w:t>
             </w:r>
             <w:r>
               <w:t xml:space="preserve"> </w:t>
             </w:r>
             <w:r>
-              <w:t>able to input their</w:t>
+              <w:t>display an error</w:t>
             </w:r>
             <w:r>
               <w:t xml:space="preserve"> </w:t>
             </w:r>
             <w:r>
-              <w:t>password</w:t>
+              <w:t>message if</w:t>
+            </w:r>
+            <w:r>
+              <w:t xml:space="preserve"> </w:t>
+            </w:r>
+            <w:r>
+              <w:t>credentials are</w:t>
+            </w:r>
+            <w:r>
+              <w:t xml:space="preserve"> </w:t>
+            </w:r>
+            <w:r>
+              <w:t>incorrect</w:t>
             </w:r>
           </w:p>
           <w:p>
@@ -1732,127 +1581,7 @@
               </w:numPr>
             </w:pPr>
             <w:r>
-              <w:t>The user must be</w:t>
-            </w:r>
-            <w:r>
-              <w:t xml:space="preserve"> </w:t>
-            </w:r>
-            <w:r>
-              <w:t>able to click the</w:t>
-            </w:r>
-            <w:r>
-              <w:t xml:space="preserve"> </w:t>
-            </w:r>
-            <w:r>
-              <w:t>Login button</w:t>
-            </w:r>
-          </w:p>
-          <w:p>
-            <w:pPr>
-              <w:pStyle w:val="ListParagraph"/>
-              <w:numPr>
-                <w:ilvl w:val="0"/>
-                <w:numId w:val="4"/>
-              </w:numPr>
-            </w:pPr>
-            <w:r>
-              <w:t>The system must</w:t>
-            </w:r>
-            <w:r>
-              <w:t xml:space="preserve"> </w:t>
-            </w:r>
-            <w:r>
-              <w:t>validate the login</w:t>
-            </w:r>
-            <w:r>
-              <w:t xml:space="preserve"> </w:t>
-            </w:r>
-            <w:r>
-              <w:t>credentials</w:t>
-            </w:r>
-          </w:p>
-          <w:p>
-            <w:pPr>
-              <w:pStyle w:val="ListParagraph"/>
-              <w:numPr>
-                <w:ilvl w:val="0"/>
-                <w:numId w:val="4"/>
-              </w:numPr>
-            </w:pPr>
-            <w:r>
-              <w:t>The system must</w:t>
-            </w:r>
-            <w:r>
-              <w:t xml:space="preserve"> </w:t>
-            </w:r>
-            <w:r>
-              <w:t>grant access if the</w:t>
-            </w:r>
-            <w:r>
-              <w:t xml:space="preserve"> </w:t>
-            </w:r>
-            <w:r>
-              <w:t>credentials are</w:t>
-            </w:r>
-            <w:r>
-              <w:t xml:space="preserve"> </w:t>
-            </w:r>
-            <w:r>
-              <w:t>correct</w:t>
-            </w:r>
-          </w:p>
-          <w:p>
-            <w:pPr>
-              <w:pStyle w:val="ListParagraph"/>
-              <w:numPr>
-                <w:ilvl w:val="0"/>
-                <w:numId w:val="4"/>
-              </w:numPr>
-            </w:pPr>
-            <w:r>
-              <w:t>The system must</w:t>
-            </w:r>
-            <w:r>
-              <w:t xml:space="preserve"> </w:t>
-            </w:r>
-            <w:r>
-              <w:t>display an error</w:t>
-            </w:r>
-            <w:r>
-              <w:t xml:space="preserve"> </w:t>
-            </w:r>
-            <w:r>
-              <w:t>message if</w:t>
-            </w:r>
-            <w:r>
-              <w:t xml:space="preserve"> </w:t>
-            </w:r>
-            <w:r>
-              <w:t>credentials are</w:t>
-            </w:r>
-            <w:r>
-              <w:t xml:space="preserve"> </w:t>
-            </w:r>
-            <w:r>
-              <w:t>incorrect</w:t>
-            </w:r>
-          </w:p>
-          <w:p>
-            <w:pPr>
-              <w:pStyle w:val="ListParagraph"/>
-              <w:numPr>
-                <w:ilvl w:val="0"/>
-                <w:numId w:val="4"/>
-              </w:numPr>
-            </w:pPr>
-            <w:r>
-              <w:t>The user must be</w:t>
-            </w:r>
-            <w:r>
-              <w:t xml:space="preserve"> </w:t>
-            </w:r>
-            <w:r>
-              <w:t>redirected to their</w:t>
+              <w:t>The user must be redirected to their</w:t>
             </w:r>
             <w:r>
               <w:t xml:space="preserve"> </w:t>
@@ -1870,7 +1599,7 @@
         </w:tc>
         <w:tc>
           <w:tcPr>
-            <w:tcW w:w="2254" w:type="dxa"/>
+            <w:tcW w:w="2234" w:type="dxa"/>
           </w:tcPr>
           <w:p/>
         </w:tc>
@@ -1878,25 +1607,270 @@
       <w:tr>
         <w:tc>
           <w:tcPr>
-            <w:tcW w:w="2254" w:type="dxa"/>
+            <w:tcW w:w="2236" w:type="dxa"/>
+          </w:tcPr>
+          <w:p>
+            <w:r>
+              <w:t xml:space="preserve">The system </w:t>
+            </w:r>
+            <w:r>
+              <w:t xml:space="preserve">must </w:t>
+            </w:r>
+            <w:r>
+              <w:t>allow users to access</w:t>
+            </w:r>
+            <w:r>
+              <w:t xml:space="preserve"> </w:t>
+            </w:r>
+            <w:r>
+              <w:t>detailed information about local producers and their products.</w:t>
+            </w:r>
+          </w:p>
+        </w:tc>
+        <w:tc>
+          <w:tcPr>
+            <w:tcW w:w="2221" w:type="dxa"/>
           </w:tcPr>
           <w:p/>
         </w:tc>
         <w:tc>
           <w:tcPr>
-            <w:tcW w:w="2254" w:type="dxa"/>
+            <w:tcW w:w="2325" w:type="dxa"/>
           </w:tcPr>
-          <w:p/>
+          <w:p>
+            <w:pPr>
+              <w:pStyle w:val="ListParagraph"/>
+              <w:numPr>
+                <w:ilvl w:val="0"/>
+                <w:numId w:val="5"/>
+              </w:numPr>
+            </w:pPr>
+            <w:r>
+              <w:t>Users can easily access the Producers page from the main navigation.</w:t>
+            </w:r>
+          </w:p>
+          <w:p>
+            <w:pPr>
+              <w:pStyle w:val="ListParagraph"/>
+              <w:numPr>
+                <w:ilvl w:val="0"/>
+                <w:numId w:val="5"/>
+              </w:numPr>
+            </w:pPr>
+            <w:r>
+              <w:t>There should be a View Producers section on the Home page.</w:t>
+            </w:r>
+          </w:p>
+          <w:p>
+            <w:pPr>
+              <w:pStyle w:val="ListParagraph"/>
+              <w:numPr>
+                <w:ilvl w:val="0"/>
+                <w:numId w:val="5"/>
+              </w:numPr>
+            </w:pPr>
+            <w:r>
+              <w:lastRenderedPageBreak/>
+              <w:t>Users can view a list of local producers available on the platform.</w:t>
+            </w:r>
+          </w:p>
+          <w:p>
+            <w:pPr>
+              <w:pStyle w:val="ListParagraph"/>
+              <w:numPr>
+                <w:ilvl w:val="0"/>
+                <w:numId w:val="5"/>
+              </w:numPr>
+            </w:pPr>
+            <w:r>
+              <w:t>Users can select a producer to view more detailed information.</w:t>
+            </w:r>
+          </w:p>
+          <w:p>
+            <w:pPr>
+              <w:pStyle w:val="ListParagraph"/>
+              <w:numPr>
+                <w:ilvl w:val="0"/>
+                <w:numId w:val="5"/>
+              </w:numPr>
+            </w:pPr>
+            <w:r>
+              <w:t>Users can view information about the producer</w:t>
+            </w:r>
+            <w:r>
+              <w:t xml:space="preserve"> </w:t>
+            </w:r>
+            <w:r>
+              <w:t>including their name, location and business</w:t>
+            </w:r>
+            <w:r>
+              <w:t xml:space="preserve"> </w:t>
+            </w:r>
+            <w:r>
+              <w:t>description.</w:t>
+            </w:r>
+          </w:p>
+          <w:p>
+            <w:pPr>
+              <w:pStyle w:val="ListParagraph"/>
+              <w:numPr>
+                <w:ilvl w:val="0"/>
+                <w:numId w:val="5"/>
+              </w:numPr>
+            </w:pPr>
+            <w:r>
+              <w:t>Users can view information about the producer’s production methods.</w:t>
+            </w:r>
+          </w:p>
+          <w:p>
+            <w:pPr>
+              <w:pStyle w:val="ListParagraph"/>
+              <w:numPr>
+                <w:ilvl w:val="0"/>
+                <w:numId w:val="5"/>
+              </w:numPr>
+            </w:pPr>
+            <w:r>
+              <w:t>Users can view information about the benefits of buying local products.</w:t>
+            </w:r>
+          </w:p>
+          <w:p>
+            <w:pPr>
+              <w:pStyle w:val="ListParagraph"/>
+              <w:numPr>
+                <w:ilvl w:val="0"/>
+                <w:numId w:val="5"/>
+              </w:numPr>
+            </w:pPr>
+            <w:r>
+              <w:t>Users can view the products provided by each producer.</w:t>
+            </w:r>
+          </w:p>
+          <w:p>
+            <w:pPr>
+              <w:pStyle w:val="ListParagraph"/>
+              <w:numPr>
+                <w:ilvl w:val="0"/>
+                <w:numId w:val="5"/>
+              </w:numPr>
+            </w:pPr>
+            <w:r>
+              <w:t>The s</w:t>
+            </w:r>
+            <w:r>
+              <w:t>ystem</w:t>
+            </w:r>
+            <w:r>
+              <w:t xml:space="preserve"> must display product details including product name, description, price and availability.</w:t>
+            </w:r>
+          </w:p>
+          <w:p>
+            <w:pPr>
+              <w:pStyle w:val="ListParagraph"/>
+              <w:numPr>
+                <w:ilvl w:val="0"/>
+                <w:numId w:val="5"/>
+              </w:numPr>
+            </w:pPr>
+            <w:r>
+              <w:t>The s</w:t>
+            </w:r>
+            <w:r>
+              <w:t>ystem</w:t>
+            </w:r>
+            <w:r>
+              <w:t xml:space="preserve"> must ensure that product information is updated when producers update their product details.</w:t>
+            </w:r>
+          </w:p>
+          <w:p>
+            <w:pPr>
+              <w:pStyle w:val="ListParagraph"/>
+              <w:numPr>
+                <w:ilvl w:val="0"/>
+                <w:numId w:val="5"/>
+              </w:numPr>
+            </w:pPr>
+            <w:r>
+              <w:t>Admins should be able to manage producer information.</w:t>
+            </w:r>
+          </w:p>
+          <w:p>
+            <w:pPr>
+              <w:pStyle w:val="ListParagraph"/>
+              <w:numPr>
+                <w:ilvl w:val="0"/>
+                <w:numId w:val="5"/>
+              </w:numPr>
+            </w:pPr>
+            <w:r>
+              <w:t>Producers should be able to update their own producer profile information.</w:t>
+            </w:r>
+          </w:p>
+          <w:p>
+            <w:pPr>
+              <w:pStyle w:val="ListParagraph"/>
+              <w:numPr>
+                <w:ilvl w:val="0"/>
+                <w:numId w:val="5"/>
+              </w:numPr>
+            </w:pPr>
+            <w:r>
+              <w:lastRenderedPageBreak/>
+              <w:t xml:space="preserve">The </w:t>
+            </w:r>
+            <w:r>
+              <w:t>system</w:t>
+            </w:r>
+            <w:r>
+              <w:t xml:space="preserve"> must store producer and product information securely.</w:t>
+            </w:r>
+          </w:p>
+          <w:p>
+            <w:pPr>
+              <w:pStyle w:val="ListParagraph"/>
+              <w:numPr>
+                <w:ilvl w:val="0"/>
+                <w:numId w:val="5"/>
+              </w:numPr>
+            </w:pPr>
+            <w:r>
+              <w:t>Customers should only be able to view producer information and not edit it.</w:t>
+            </w:r>
+          </w:p>
+          <w:p>
+            <w:pPr>
+              <w:pStyle w:val="ListParagraph"/>
+              <w:numPr>
+                <w:ilvl w:val="0"/>
+                <w:numId w:val="5"/>
+              </w:numPr>
+            </w:pPr>
+            <w:r>
+              <w:t>The s</w:t>
+            </w:r>
+            <w:r>
+              <w:t>ystem</w:t>
+            </w:r>
+            <w:r>
+              <w:t xml:space="preserve"> must only allow producers or admins to edit producer information.</w:t>
+            </w:r>
+          </w:p>
+          <w:p>
+            <w:pPr>
+              <w:pStyle w:val="ListParagraph"/>
+              <w:numPr>
+                <w:ilvl w:val="0"/>
+                <w:numId w:val="5"/>
+              </w:numPr>
+            </w:pPr>
+            <w:r>
+              <w:t>The page must comply with the Web Accessibility Guidelines (WCAG)</w:t>
+            </w:r>
+          </w:p>
         </w:tc>
         <w:tc>
           <w:tcPr>
-            <w:tcW w:w="2254" w:type="dxa"/>
-          </w:tcPr>
-          <w:p/>
-        </w:tc>
-        <w:tc>
-          <w:tcPr>
-            <w:tcW w:w="2254" w:type="dxa"/>
+            <w:tcW w:w="2234" w:type="dxa"/>
           </w:tcPr>
           <w:p/>
         </w:tc>
@@ -1904,25 +1878,243 @@
       <w:tr>
         <w:tc>
           <w:tcPr>
-            <w:tcW w:w="2254" w:type="dxa"/>
+            <w:tcW w:w="2236" w:type="dxa"/>
+          </w:tcPr>
+          <w:p>
+            <w:r>
+              <w:lastRenderedPageBreak/>
+              <w:t xml:space="preserve">The system </w:t>
+            </w:r>
+            <w:r>
+              <w:t>must</w:t>
+            </w:r>
+            <w:r>
+              <w:t xml:space="preserve"> allow customers to browse available products with clear and transparent information.</w:t>
+            </w:r>
+          </w:p>
+        </w:tc>
+        <w:tc>
+          <w:tcPr>
+            <w:tcW w:w="2221" w:type="dxa"/>
           </w:tcPr>
           <w:p/>
         </w:tc>
         <w:tc>
           <w:tcPr>
-            <w:tcW w:w="2254" w:type="dxa"/>
+            <w:tcW w:w="2325" w:type="dxa"/>
           </w:tcPr>
-          <w:p/>
+          <w:p>
+            <w:pPr>
+              <w:pStyle w:val="ListParagraph"/>
+              <w:numPr>
+                <w:ilvl w:val="0"/>
+                <w:numId w:val="6"/>
+              </w:numPr>
+            </w:pPr>
+            <w:r>
+              <w:t>Users can easily access the Products page from the main navigation.</w:t>
+            </w:r>
+          </w:p>
+          <w:p>
+            <w:pPr>
+              <w:pStyle w:val="ListParagraph"/>
+              <w:numPr>
+                <w:ilvl w:val="0"/>
+                <w:numId w:val="6"/>
+              </w:numPr>
+            </w:pPr>
+            <w:r>
+              <w:t>There should be a product catalogue displayed on the page.</w:t>
+            </w:r>
+          </w:p>
+          <w:p>
+            <w:pPr>
+              <w:pStyle w:val="ListParagraph"/>
+              <w:numPr>
+                <w:ilvl w:val="0"/>
+                <w:numId w:val="6"/>
+              </w:numPr>
+            </w:pPr>
+            <w:r>
+              <w:t>Users can view a list of available products.</w:t>
+            </w:r>
+          </w:p>
+          <w:p>
+            <w:pPr>
+              <w:pStyle w:val="ListParagraph"/>
+              <w:numPr>
+                <w:ilvl w:val="0"/>
+                <w:numId w:val="6"/>
+              </w:numPr>
+            </w:pPr>
+            <w:r>
+              <w:t>Users can select a product to view more detailed information.</w:t>
+            </w:r>
+          </w:p>
+          <w:p>
+            <w:pPr>
+              <w:pStyle w:val="ListParagraph"/>
+              <w:numPr>
+                <w:ilvl w:val="0"/>
+                <w:numId w:val="6"/>
+              </w:numPr>
+            </w:pPr>
+            <w:r>
+              <w:t>Users can view product details including product name and description.</w:t>
+            </w:r>
+          </w:p>
+          <w:p>
+            <w:pPr>
+              <w:pStyle w:val="ListParagraph"/>
+              <w:numPr>
+                <w:ilvl w:val="0"/>
+                <w:numId w:val="6"/>
+              </w:numPr>
+            </w:pPr>
+            <w:r>
+              <w:t>Users can view the price of each product clearly.</w:t>
+            </w:r>
+          </w:p>
+          <w:p>
+            <w:pPr>
+              <w:pStyle w:val="ListParagraph"/>
+              <w:numPr>
+                <w:ilvl w:val="0"/>
+                <w:numId w:val="6"/>
+              </w:numPr>
+            </w:pPr>
+            <w:r>
+              <w:t>Users can view product availability</w:t>
+            </w:r>
+          </w:p>
+          <w:p>
+            <w:pPr>
+              <w:pStyle w:val="ListParagraph"/>
+              <w:numPr>
+                <w:ilvl w:val="0"/>
+                <w:numId w:val="6"/>
+              </w:numPr>
+            </w:pPr>
+            <w:r>
+              <w:t>Users can view the producer of each product.</w:t>
+            </w:r>
+          </w:p>
+          <w:p>
+            <w:pPr>
+              <w:pStyle w:val="ListParagraph"/>
+              <w:numPr>
+                <w:ilvl w:val="0"/>
+                <w:numId w:val="6"/>
+              </w:numPr>
+            </w:pPr>
+            <w:r>
+              <w:t xml:space="preserve">Users can filter products by </w:t>
+            </w:r>
+            <w:r>
+              <w:lastRenderedPageBreak/>
+              <w:t>category or producer</w:t>
+            </w:r>
+          </w:p>
+          <w:p>
+            <w:pPr>
+              <w:pStyle w:val="ListParagraph"/>
+              <w:numPr>
+                <w:ilvl w:val="0"/>
+                <w:numId w:val="6"/>
+              </w:numPr>
+            </w:pPr>
+            <w:r>
+              <w:t>Users can search for products using a search bar</w:t>
+            </w:r>
+          </w:p>
+          <w:p>
+            <w:pPr>
+              <w:pStyle w:val="ListParagraph"/>
+              <w:numPr>
+                <w:ilvl w:val="0"/>
+                <w:numId w:val="6"/>
+              </w:numPr>
+            </w:pPr>
+            <w:r>
+              <w:t>The system must display accurate pricing for all products.</w:t>
+            </w:r>
+          </w:p>
+          <w:p>
+            <w:pPr>
+              <w:pStyle w:val="ListParagraph"/>
+              <w:numPr>
+                <w:ilvl w:val="0"/>
+                <w:numId w:val="6"/>
+              </w:numPr>
+            </w:pPr>
+            <w:r>
+              <w:t>The system must update product availability when stock levels change.</w:t>
+            </w:r>
+          </w:p>
+          <w:p>
+            <w:pPr>
+              <w:pStyle w:val="ListParagraph"/>
+              <w:numPr>
+                <w:ilvl w:val="0"/>
+                <w:numId w:val="6"/>
+              </w:numPr>
+            </w:pPr>
+            <w:r>
+              <w:t>The system must notify users when a product is out of stock.</w:t>
+            </w:r>
+          </w:p>
+          <w:p>
+            <w:pPr>
+              <w:pStyle w:val="ListParagraph"/>
+              <w:numPr>
+                <w:ilvl w:val="0"/>
+                <w:numId w:val="6"/>
+              </w:numPr>
+            </w:pPr>
+            <w:r>
+              <w:t>Admins or producers should be able to update product details and pricing.</w:t>
+            </w:r>
+          </w:p>
+          <w:p>
+            <w:pPr>
+              <w:pStyle w:val="ListParagraph"/>
+              <w:numPr>
+                <w:ilvl w:val="0"/>
+                <w:numId w:val="6"/>
+              </w:numPr>
+            </w:pPr>
+            <w:r>
+              <w:t>Customers should only be able to view product information and not edit it.</w:t>
+            </w:r>
+          </w:p>
+          <w:p>
+            <w:pPr>
+              <w:pStyle w:val="ListParagraph"/>
+              <w:numPr>
+                <w:ilvl w:val="0"/>
+                <w:numId w:val="6"/>
+              </w:numPr>
+            </w:pPr>
+            <w:r>
+              <w:t>The system must store product information securely.</w:t>
+            </w:r>
+          </w:p>
+          <w:p>
+            <w:pPr>
+              <w:pStyle w:val="ListParagraph"/>
+              <w:numPr>
+                <w:ilvl w:val="0"/>
+                <w:numId w:val="6"/>
+              </w:numPr>
+            </w:pPr>
+            <w:r>
+              <w:t>The page must comply with the Web Accessibility Guidelines (WCAG)</w:t>
+            </w:r>
+          </w:p>
         </w:tc>
         <w:tc>
           <w:tcPr>
-            <w:tcW w:w="2254" w:type="dxa"/>
-          </w:tcPr>
-          <w:p/>
-        </w:tc>
-        <w:tc>
-          <w:tcPr>
-            <w:tcW w:w="2254" w:type="dxa"/>
+            <w:tcW w:w="2234" w:type="dxa"/>
           </w:tcPr>
           <w:p/>
         </w:tc>
@@ -1930,25 +2122,288 @@
       <w:tr>
         <w:tc>
           <w:tcPr>
-            <w:tcW w:w="2254" w:type="dxa"/>
+            <w:tcW w:w="2236" w:type="dxa"/>
+          </w:tcPr>
+          <w:p>
+            <w:r>
+              <w:t xml:space="preserve">The system </w:t>
+            </w:r>
+            <w:r>
+              <w:t>must</w:t>
+            </w:r>
+            <w:r>
+              <w:t xml:space="preserve"> allow customers to place orders for either collection or delivery.</w:t>
+            </w:r>
+          </w:p>
+        </w:tc>
+        <w:tc>
+          <w:tcPr>
+            <w:tcW w:w="2221" w:type="dxa"/>
           </w:tcPr>
           <w:p/>
         </w:tc>
         <w:tc>
           <w:tcPr>
-            <w:tcW w:w="2254" w:type="dxa"/>
+            <w:tcW w:w="2325" w:type="dxa"/>
           </w:tcPr>
-          <w:p/>
+          <w:p>
+            <w:pPr>
+              <w:pStyle w:val="ListParagraph"/>
+              <w:numPr>
+                <w:ilvl w:val="0"/>
+                <w:numId w:val="7"/>
+              </w:numPr>
+            </w:pPr>
+            <w:r>
+              <w:t>Users can easily access the Products page from the main navigation.</w:t>
+            </w:r>
+          </w:p>
+          <w:p>
+            <w:pPr>
+              <w:pStyle w:val="ListParagraph"/>
+              <w:numPr>
+                <w:ilvl w:val="0"/>
+                <w:numId w:val="7"/>
+              </w:numPr>
+            </w:pPr>
+            <w:r>
+              <w:t>Users can view available products in the product catalogue.</w:t>
+            </w:r>
+          </w:p>
+          <w:p>
+            <w:pPr>
+              <w:pStyle w:val="ListParagraph"/>
+              <w:numPr>
+                <w:ilvl w:val="0"/>
+                <w:numId w:val="7"/>
+              </w:numPr>
+            </w:pPr>
+            <w:r>
+              <w:t>Users can add products to their shopping cart.</w:t>
+            </w:r>
+          </w:p>
+          <w:p>
+            <w:pPr>
+              <w:pStyle w:val="ListParagraph"/>
+              <w:numPr>
+                <w:ilvl w:val="0"/>
+                <w:numId w:val="7"/>
+              </w:numPr>
+            </w:pPr>
+            <w:r>
+              <w:t>Users can view the products added to their shopping cart.</w:t>
+            </w:r>
+          </w:p>
+          <w:p>
+            <w:pPr>
+              <w:pStyle w:val="ListParagraph"/>
+              <w:numPr>
+                <w:ilvl w:val="0"/>
+                <w:numId w:val="7"/>
+              </w:numPr>
+            </w:pPr>
+            <w:r>
+              <w:lastRenderedPageBreak/>
+              <w:t>Users can update the quantity of products in the shopping cart.</w:t>
+            </w:r>
+          </w:p>
+          <w:p>
+            <w:pPr>
+              <w:pStyle w:val="ListParagraph"/>
+              <w:numPr>
+                <w:ilvl w:val="0"/>
+                <w:numId w:val="7"/>
+              </w:numPr>
+            </w:pPr>
+            <w:r>
+              <w:t>Users can remove products from the shopping cart.</w:t>
+            </w:r>
+          </w:p>
+          <w:p>
+            <w:pPr>
+              <w:pStyle w:val="ListParagraph"/>
+              <w:numPr>
+                <w:ilvl w:val="0"/>
+                <w:numId w:val="7"/>
+              </w:numPr>
+            </w:pPr>
+            <w:r>
+              <w:t>There should be a Checkout button on the cart page.</w:t>
+            </w:r>
+          </w:p>
+          <w:p>
+            <w:pPr>
+              <w:pStyle w:val="ListParagraph"/>
+              <w:numPr>
+                <w:ilvl w:val="0"/>
+                <w:numId w:val="7"/>
+              </w:numPr>
+            </w:pPr>
+            <w:r>
+              <w:t>Users can review their order before confirming the purchase.</w:t>
+            </w:r>
+          </w:p>
+          <w:p>
+            <w:pPr>
+              <w:pStyle w:val="ListParagraph"/>
+              <w:numPr>
+                <w:ilvl w:val="0"/>
+                <w:numId w:val="7"/>
+              </w:numPr>
+            </w:pPr>
+            <w:r>
+              <w:t>Users can select their preferred order method</w:t>
+            </w:r>
+          </w:p>
+          <w:p>
+            <w:pPr>
+              <w:pStyle w:val="ListParagraph"/>
+              <w:numPr>
+                <w:ilvl w:val="0"/>
+                <w:numId w:val="7"/>
+              </w:numPr>
+            </w:pPr>
+            <w:r>
+              <w:t>Users selecting delivery must be able to enter their delivery address.</w:t>
+            </w:r>
+          </w:p>
+          <w:p>
+            <w:pPr>
+              <w:pStyle w:val="ListParagraph"/>
+              <w:numPr>
+                <w:ilvl w:val="0"/>
+                <w:numId w:val="7"/>
+              </w:numPr>
+            </w:pPr>
+            <w:r>
+              <w:t>Users selecting collection must be able to choose an available collection time slot.</w:t>
+            </w:r>
+          </w:p>
+          <w:p>
+            <w:pPr>
+              <w:pStyle w:val="ListParagraph"/>
+              <w:numPr>
+                <w:ilvl w:val="0"/>
+                <w:numId w:val="7"/>
+              </w:numPr>
+            </w:pPr>
+            <w:r>
+              <w:t>Users can view the total cost of the order before confirming payment.</w:t>
+            </w:r>
+          </w:p>
+          <w:p>
+            <w:pPr>
+              <w:pStyle w:val="ListParagraph"/>
+              <w:numPr>
+                <w:ilvl w:val="0"/>
+                <w:numId w:val="7"/>
+              </w:numPr>
+            </w:pPr>
+            <w:r>
+              <w:t>The system must validate required fields before the order can be submitted.</w:t>
+            </w:r>
+          </w:p>
+          <w:p>
+            <w:pPr>
+              <w:pStyle w:val="ListParagraph"/>
+              <w:numPr>
+                <w:ilvl w:val="0"/>
+                <w:numId w:val="7"/>
+              </w:numPr>
+            </w:pPr>
+            <w:r>
+              <w:t>The system must validate that fields are entered in the correct format.</w:t>
+            </w:r>
+          </w:p>
+          <w:p>
+            <w:pPr>
+              <w:pStyle w:val="ListParagraph"/>
+              <w:numPr>
+                <w:ilvl w:val="0"/>
+                <w:numId w:val="7"/>
+              </w:numPr>
+            </w:pPr>
+            <w:r>
+              <w:t>The system must generate an order confirmation once the order has been successfully placed.</w:t>
+            </w:r>
+          </w:p>
+          <w:p>
+            <w:pPr>
+              <w:pStyle w:val="ListParagraph"/>
+              <w:numPr>
+                <w:ilvl w:val="0"/>
+                <w:numId w:val="7"/>
+              </w:numPr>
+            </w:pPr>
+            <w:r>
+              <w:t>Users should be able to view their orders at later dates in their account.</w:t>
+            </w:r>
+          </w:p>
+          <w:p>
+            <w:pPr>
+              <w:pStyle w:val="ListParagraph"/>
+              <w:numPr>
+                <w:ilvl w:val="0"/>
+                <w:numId w:val="7"/>
+              </w:numPr>
+            </w:pPr>
+            <w:r>
+              <w:lastRenderedPageBreak/>
+              <w:t>Admins and producers should be able to view customer orders.</w:t>
+            </w:r>
+          </w:p>
+          <w:p>
+            <w:pPr>
+              <w:pStyle w:val="ListParagraph"/>
+              <w:numPr>
+                <w:ilvl w:val="0"/>
+                <w:numId w:val="7"/>
+              </w:numPr>
+            </w:pPr>
+            <w:r>
+              <w:t>The system must store order details securely.</w:t>
+            </w:r>
+          </w:p>
+          <w:p>
+            <w:pPr>
+              <w:pStyle w:val="ListParagraph"/>
+              <w:numPr>
+                <w:ilvl w:val="0"/>
+                <w:numId w:val="7"/>
+              </w:numPr>
+            </w:pPr>
+            <w:r>
+              <w:t>Customers should only be able to view their own orders.</w:t>
+            </w:r>
+          </w:p>
+          <w:p>
+            <w:pPr>
+              <w:pStyle w:val="ListParagraph"/>
+              <w:numPr>
+                <w:ilvl w:val="0"/>
+                <w:numId w:val="7"/>
+              </w:numPr>
+            </w:pPr>
+            <w:r>
+              <w:t>The system must only allow admins or producers to view and manage all orders.</w:t>
+            </w:r>
+          </w:p>
+          <w:p>
+            <w:pPr>
+              <w:pStyle w:val="ListParagraph"/>
+              <w:numPr>
+                <w:ilvl w:val="0"/>
+                <w:numId w:val="7"/>
+              </w:numPr>
+            </w:pPr>
+            <w:r>
+              <w:t>The page must comply with the Web Accessibility Guidelines (WCAG)</w:t>
+            </w:r>
+          </w:p>
         </w:tc>
         <w:tc>
           <w:tcPr>
-            <w:tcW w:w="2254" w:type="dxa"/>
-          </w:tcPr>
-          <w:p/>
-        </w:tc>
-        <w:tc>
-          <w:tcPr>
-            <w:tcW w:w="2254" w:type="dxa"/>
+            <w:tcW w:w="2234" w:type="dxa"/>
           </w:tcPr>
           <w:p/>
         </w:tc>
@@ -1956,25 +2411,213 @@
       <w:tr>
         <w:tc>
           <w:tcPr>
-            <w:tcW w:w="2254" w:type="dxa"/>
+            <w:tcW w:w="2236" w:type="dxa"/>
+          </w:tcPr>
+          <w:p>
+            <w:r>
+              <w:lastRenderedPageBreak/>
+              <w:t>The system must allow customers to manage their personal accounts and view order history.</w:t>
+            </w:r>
+          </w:p>
+        </w:tc>
+        <w:tc>
+          <w:tcPr>
+            <w:tcW w:w="2221" w:type="dxa"/>
           </w:tcPr>
           <w:p/>
         </w:tc>
         <w:tc>
           <w:tcPr>
-            <w:tcW w:w="2254" w:type="dxa"/>
+            <w:tcW w:w="2325" w:type="dxa"/>
           </w:tcPr>
-          <w:p/>
+          <w:p>
+            <w:pPr>
+              <w:pStyle w:val="ListParagraph"/>
+              <w:numPr>
+                <w:ilvl w:val="0"/>
+                <w:numId w:val="8"/>
+              </w:numPr>
+            </w:pPr>
+            <w:r>
+              <w:t>Users can easily access their Account page after logging in.</w:t>
+            </w:r>
+          </w:p>
+          <w:p>
+            <w:pPr>
+              <w:pStyle w:val="ListParagraph"/>
+              <w:numPr>
+                <w:ilvl w:val="0"/>
+                <w:numId w:val="8"/>
+              </w:numPr>
+            </w:pPr>
+            <w:r>
+              <w:t>Users can view their personal account details.</w:t>
+            </w:r>
+          </w:p>
+          <w:p>
+            <w:pPr>
+              <w:pStyle w:val="ListParagraph"/>
+              <w:numPr>
+                <w:ilvl w:val="0"/>
+                <w:numId w:val="8"/>
+              </w:numPr>
+            </w:pPr>
+            <w:r>
+              <w:t>Users can update their personal information such as name, email and contact number.</w:t>
+            </w:r>
+          </w:p>
+          <w:p>
+            <w:pPr>
+              <w:pStyle w:val="ListParagraph"/>
+              <w:numPr>
+                <w:ilvl w:val="0"/>
+                <w:numId w:val="8"/>
+              </w:numPr>
+            </w:pPr>
+            <w:r>
+              <w:t>Users can change their account password.</w:t>
+            </w:r>
+          </w:p>
+          <w:p>
+            <w:pPr>
+              <w:pStyle w:val="ListParagraph"/>
+              <w:numPr>
+                <w:ilvl w:val="0"/>
+                <w:numId w:val="8"/>
+              </w:numPr>
+            </w:pPr>
+            <w:r>
+              <w:t>The system must validate required fields when users update their details.</w:t>
+            </w:r>
+          </w:p>
+          <w:p>
+            <w:pPr>
+              <w:pStyle w:val="ListParagraph"/>
+              <w:numPr>
+                <w:ilvl w:val="0"/>
+                <w:numId w:val="8"/>
+              </w:numPr>
+            </w:pPr>
+            <w:r>
+              <w:t>The system must validate that fields are entered in the correct format.</w:t>
+            </w:r>
+          </w:p>
+          <w:p>
+            <w:pPr>
+              <w:pStyle w:val="ListParagraph"/>
+              <w:numPr>
+                <w:ilvl w:val="0"/>
+                <w:numId w:val="8"/>
+              </w:numPr>
+            </w:pPr>
+            <w:r>
+              <w:t>Users can view their order history.</w:t>
+            </w:r>
+          </w:p>
+          <w:p>
+            <w:pPr>
+              <w:pStyle w:val="ListParagraph"/>
+              <w:numPr>
+                <w:ilvl w:val="0"/>
+                <w:numId w:val="8"/>
+              </w:numPr>
+            </w:pPr>
+            <w:r>
+              <w:t xml:space="preserve">Users can view details of past orders including products ordered, </w:t>
+            </w:r>
+            <w:r>
+              <w:lastRenderedPageBreak/>
+              <w:t>order date and total cost.</w:t>
+            </w:r>
+          </w:p>
+          <w:p>
+            <w:pPr>
+              <w:pStyle w:val="ListParagraph"/>
+              <w:numPr>
+                <w:ilvl w:val="0"/>
+                <w:numId w:val="8"/>
+              </w:numPr>
+            </w:pPr>
+            <w:r>
+              <w:t>Users should be able to view the status of previous orders.</w:t>
+            </w:r>
+          </w:p>
+          <w:p>
+            <w:pPr>
+              <w:pStyle w:val="ListParagraph"/>
+              <w:numPr>
+                <w:ilvl w:val="0"/>
+                <w:numId w:val="8"/>
+              </w:numPr>
+            </w:pPr>
+            <w:r>
+              <w:t>Users should be able to repeat a previous order.</w:t>
+            </w:r>
+          </w:p>
+          <w:p>
+            <w:pPr>
+              <w:pStyle w:val="ListParagraph"/>
+              <w:numPr>
+                <w:ilvl w:val="0"/>
+                <w:numId w:val="8"/>
+              </w:numPr>
+            </w:pPr>
+            <w:r>
+              <w:t>Customers should only be able to view their own account details and order history.</w:t>
+            </w:r>
+          </w:p>
+          <w:p>
+            <w:pPr>
+              <w:pStyle w:val="ListParagraph"/>
+              <w:numPr>
+                <w:ilvl w:val="0"/>
+                <w:numId w:val="8"/>
+              </w:numPr>
+            </w:pPr>
+            <w:r>
+              <w:t>Admins should be able to manage customer accounts if required.</w:t>
+            </w:r>
+          </w:p>
+          <w:p>
+            <w:pPr>
+              <w:pStyle w:val="ListParagraph"/>
+              <w:numPr>
+                <w:ilvl w:val="0"/>
+                <w:numId w:val="8"/>
+              </w:numPr>
+            </w:pPr>
+            <w:r>
+              <w:t>User account information must be stored securely.</w:t>
+            </w:r>
+          </w:p>
+          <w:p>
+            <w:pPr>
+              <w:pStyle w:val="ListParagraph"/>
+              <w:numPr>
+                <w:ilvl w:val="0"/>
+                <w:numId w:val="8"/>
+              </w:numPr>
+            </w:pPr>
+            <w:r>
+              <w:t>The system must protect user accounts using secure login and password storage.</w:t>
+            </w:r>
+          </w:p>
+          <w:p>
+            <w:pPr>
+              <w:pStyle w:val="ListParagraph"/>
+              <w:numPr>
+                <w:ilvl w:val="0"/>
+                <w:numId w:val="8"/>
+              </w:numPr>
+            </w:pPr>
+            <w:r>
+              <w:t>The page must comply with the Web Accessibility Guidelines (WCAG)</w:t>
+            </w:r>
+          </w:p>
         </w:tc>
         <w:tc>
           <w:tcPr>
-            <w:tcW w:w="2254" w:type="dxa"/>
-          </w:tcPr>
-          <w:p/>
-        </w:tc>
-        <w:tc>
-          <w:tcPr>
-            <w:tcW w:w="2254" w:type="dxa"/>
+            <w:tcW w:w="2234" w:type="dxa"/>
           </w:tcPr>
           <w:p/>
         </w:tc>
@@ -1982,25 +2625,881 @@
       <w:tr>
         <w:tc>
           <w:tcPr>
-            <w:tcW w:w="2254" w:type="dxa"/>
+            <w:tcW w:w="2236" w:type="dxa"/>
+          </w:tcPr>
+          <w:p>
+            <w:r>
+              <w:t>The system sh</w:t>
+            </w:r>
+            <w:r>
+              <w:t>ould</w:t>
+            </w:r>
+            <w:r>
+              <w:t xml:space="preserve"> provide producers with a management dashboard.</w:t>
+            </w:r>
+          </w:p>
+        </w:tc>
+        <w:tc>
+          <w:tcPr>
+            <w:tcW w:w="2221" w:type="dxa"/>
           </w:tcPr>
           <w:p/>
         </w:tc>
         <w:tc>
           <w:tcPr>
-            <w:tcW w:w="2254" w:type="dxa"/>
+            <w:tcW w:w="2325" w:type="dxa"/>
+          </w:tcPr>
+          <w:p>
+            <w:pPr>
+              <w:pStyle w:val="ListParagraph"/>
+              <w:numPr>
+                <w:ilvl w:val="0"/>
+                <w:numId w:val="9"/>
+              </w:numPr>
+            </w:pPr>
+            <w:r>
+              <w:t>Producers can easily access the Producer Dashboard after logging into their account.</w:t>
+            </w:r>
+          </w:p>
+          <w:p>
+            <w:pPr>
+              <w:pStyle w:val="ListParagraph"/>
+              <w:numPr>
+                <w:ilvl w:val="0"/>
+                <w:numId w:val="9"/>
+              </w:numPr>
+            </w:pPr>
+            <w:r>
+              <w:t>The dashboard should display an overview of the producer’s products and orders.</w:t>
+            </w:r>
+          </w:p>
+          <w:p>
+            <w:pPr>
+              <w:pStyle w:val="ListParagraph"/>
+              <w:numPr>
+                <w:ilvl w:val="0"/>
+                <w:numId w:val="9"/>
+              </w:numPr>
+            </w:pPr>
+            <w:r>
+              <w:t>Producers can view a list of their current products.</w:t>
+            </w:r>
+          </w:p>
+          <w:p>
+            <w:pPr>
+              <w:pStyle w:val="ListParagraph"/>
+              <w:numPr>
+                <w:ilvl w:val="0"/>
+                <w:numId w:val="9"/>
+              </w:numPr>
+            </w:pPr>
+            <w:r>
+              <w:t>Producers can add new products to the system.</w:t>
+            </w:r>
+          </w:p>
+          <w:p>
+            <w:pPr>
+              <w:pStyle w:val="ListParagraph"/>
+              <w:numPr>
+                <w:ilvl w:val="0"/>
+                <w:numId w:val="9"/>
+              </w:numPr>
+            </w:pPr>
+            <w:r>
+              <w:t xml:space="preserve">Producers can edit existing product details such as </w:t>
+            </w:r>
+            <w:r>
+              <w:lastRenderedPageBreak/>
+              <w:t>name, description, price and category.</w:t>
+            </w:r>
+          </w:p>
+          <w:p>
+            <w:pPr>
+              <w:pStyle w:val="ListParagraph"/>
+              <w:numPr>
+                <w:ilvl w:val="0"/>
+                <w:numId w:val="9"/>
+              </w:numPr>
+            </w:pPr>
+            <w:r>
+              <w:t>Producers can update stock levels for their products.</w:t>
+            </w:r>
+          </w:p>
+          <w:p>
+            <w:pPr>
+              <w:pStyle w:val="ListParagraph"/>
+              <w:numPr>
+                <w:ilvl w:val="0"/>
+                <w:numId w:val="9"/>
+              </w:numPr>
+            </w:pPr>
+            <w:r>
+              <w:t>Producers can remove products that are no longer available.</w:t>
+            </w:r>
+          </w:p>
+          <w:p>
+            <w:pPr>
+              <w:pStyle w:val="ListParagraph"/>
+              <w:numPr>
+                <w:ilvl w:val="0"/>
+                <w:numId w:val="9"/>
+              </w:numPr>
+            </w:pPr>
+            <w:r>
+              <w:t>The system must update product availability when stock levels change.</w:t>
+            </w:r>
+          </w:p>
+          <w:p>
+            <w:pPr>
+              <w:pStyle w:val="ListParagraph"/>
+              <w:numPr>
+                <w:ilvl w:val="0"/>
+                <w:numId w:val="9"/>
+              </w:numPr>
+            </w:pPr>
+            <w:r>
+              <w:t>Producers can view customer orders related to their products.</w:t>
+            </w:r>
+          </w:p>
+          <w:p>
+            <w:pPr>
+              <w:pStyle w:val="ListParagraph"/>
+              <w:numPr>
+                <w:ilvl w:val="0"/>
+                <w:numId w:val="9"/>
+              </w:numPr>
+            </w:pPr>
+            <w:r>
+              <w:t>Producers can view order details such as products ordered, quantities and order date.</w:t>
+            </w:r>
+          </w:p>
+          <w:p>
+            <w:pPr>
+              <w:pStyle w:val="ListParagraph"/>
+              <w:numPr>
+                <w:ilvl w:val="0"/>
+                <w:numId w:val="9"/>
+              </w:numPr>
+            </w:pPr>
+            <w:r>
+              <w:t>Producers should be able to update the status of orders</w:t>
+            </w:r>
+          </w:p>
+          <w:p>
+            <w:pPr>
+              <w:pStyle w:val="ListParagraph"/>
+              <w:numPr>
+                <w:ilvl w:val="0"/>
+                <w:numId w:val="9"/>
+              </w:numPr>
+            </w:pPr>
+            <w:r>
+              <w:t>Admins should be able to view all products and orders across the system.</w:t>
+            </w:r>
+          </w:p>
+          <w:p>
+            <w:pPr>
+              <w:pStyle w:val="ListParagraph"/>
+              <w:numPr>
+                <w:ilvl w:val="0"/>
+                <w:numId w:val="9"/>
+              </w:numPr>
+            </w:pPr>
+            <w:r>
+              <w:t>The system must only allow producers to manage their own products.</w:t>
+            </w:r>
+          </w:p>
+          <w:p>
+            <w:pPr>
+              <w:pStyle w:val="ListParagraph"/>
+              <w:numPr>
+                <w:ilvl w:val="0"/>
+                <w:numId w:val="9"/>
+              </w:numPr>
+            </w:pPr>
+            <w:r>
+              <w:t>The system must only allow admins to manage all products and orders.</w:t>
+            </w:r>
+          </w:p>
+          <w:p>
+            <w:pPr>
+              <w:pStyle w:val="ListParagraph"/>
+              <w:numPr>
+                <w:ilvl w:val="0"/>
+                <w:numId w:val="9"/>
+              </w:numPr>
+            </w:pPr>
+            <w:r>
+              <w:t>Product and order data must be stored securely.</w:t>
+            </w:r>
+          </w:p>
+          <w:p>
+            <w:pPr>
+              <w:pStyle w:val="ListParagraph"/>
+              <w:numPr>
+                <w:ilvl w:val="0"/>
+                <w:numId w:val="9"/>
+              </w:numPr>
+            </w:pPr>
+            <w:r>
+              <w:t>The page must comply with the Web Accessibility Guidelines (WCAG)</w:t>
+            </w:r>
+          </w:p>
+        </w:tc>
+        <w:tc>
+          <w:tcPr>
+            <w:tcW w:w="2234" w:type="dxa"/>
+          </w:tcPr>
+          <w:p/>
+        </w:tc>
+      </w:tr>
+      <w:tr>
+        <w:tc>
+          <w:tcPr>
+            <w:tcW w:w="2236" w:type="dxa"/>
+          </w:tcPr>
+          <w:p>
+            <w:r>
+              <w:t xml:space="preserve">The system </w:t>
+            </w:r>
+            <w:r>
+              <w:t>must</w:t>
+            </w:r>
+            <w:r>
+              <w:t xml:space="preserve"> support order </w:t>
+            </w:r>
+            <w:r>
+              <w:lastRenderedPageBreak/>
+              <w:t>management and order status tracking.</w:t>
+            </w:r>
+          </w:p>
+        </w:tc>
+        <w:tc>
+          <w:tcPr>
+            <w:tcW w:w="2221" w:type="dxa"/>
           </w:tcPr>
           <w:p/>
         </w:tc>
         <w:tc>
           <w:tcPr>
-            <w:tcW w:w="2254" w:type="dxa"/>
+            <w:tcW w:w="2325" w:type="dxa"/>
+          </w:tcPr>
+          <w:p>
+            <w:pPr>
+              <w:pStyle w:val="ListParagraph"/>
+              <w:numPr>
+                <w:ilvl w:val="0"/>
+                <w:numId w:val="10"/>
+              </w:numPr>
+            </w:pPr>
+            <w:r>
+              <w:t xml:space="preserve">Users can easily access the Orders </w:t>
+            </w:r>
+            <w:r>
+              <w:lastRenderedPageBreak/>
+              <w:t>page from their account.</w:t>
+            </w:r>
+          </w:p>
+          <w:p>
+            <w:pPr>
+              <w:pStyle w:val="ListParagraph"/>
+              <w:numPr>
+                <w:ilvl w:val="0"/>
+                <w:numId w:val="10"/>
+              </w:numPr>
+            </w:pPr>
+            <w:r>
+              <w:t>Users can view a list of their current and past orders.</w:t>
+            </w:r>
+          </w:p>
+          <w:p>
+            <w:pPr>
+              <w:pStyle w:val="ListParagraph"/>
+              <w:numPr>
+                <w:ilvl w:val="0"/>
+                <w:numId w:val="10"/>
+              </w:numPr>
+            </w:pPr>
+            <w:r>
+              <w:t>Users can select an order to view more detailed information.</w:t>
+            </w:r>
+          </w:p>
+          <w:p>
+            <w:pPr>
+              <w:pStyle w:val="ListParagraph"/>
+              <w:numPr>
+                <w:ilvl w:val="0"/>
+                <w:numId w:val="10"/>
+              </w:numPr>
+            </w:pPr>
+            <w:r>
+              <w:t>Users can view order details including products ordered, quantities and total cost.</w:t>
+            </w:r>
+          </w:p>
+          <w:p>
+            <w:pPr>
+              <w:pStyle w:val="ListParagraph"/>
+              <w:numPr>
+                <w:ilvl w:val="0"/>
+                <w:numId w:val="10"/>
+              </w:numPr>
+            </w:pPr>
+            <w:r>
+              <w:t xml:space="preserve">Users can view the current status of their order </w:t>
+            </w:r>
+          </w:p>
+          <w:p>
+            <w:pPr>
+              <w:pStyle w:val="ListParagraph"/>
+              <w:numPr>
+                <w:ilvl w:val="0"/>
+                <w:numId w:val="10"/>
+              </w:numPr>
+            </w:pPr>
+            <w:r>
+              <w:t>Users can view the expected collection or delivery time.</w:t>
+            </w:r>
+          </w:p>
+          <w:p>
+            <w:pPr>
+              <w:pStyle w:val="ListParagraph"/>
+              <w:numPr>
+                <w:ilvl w:val="0"/>
+                <w:numId w:val="10"/>
+              </w:numPr>
+            </w:pPr>
+            <w:r>
+              <w:t>Users should receive an order confirmation after placing an order.</w:t>
+            </w:r>
+          </w:p>
+          <w:p>
+            <w:pPr>
+              <w:pStyle w:val="ListParagraph"/>
+              <w:numPr>
+                <w:ilvl w:val="0"/>
+                <w:numId w:val="10"/>
+              </w:numPr>
+            </w:pPr>
+            <w:r>
+              <w:t>The system must generate a unique order ID for each order.</w:t>
+            </w:r>
+          </w:p>
+          <w:p>
+            <w:pPr>
+              <w:pStyle w:val="ListParagraph"/>
+              <w:numPr>
+                <w:ilvl w:val="0"/>
+                <w:numId w:val="10"/>
+              </w:numPr>
+            </w:pPr>
+            <w:r>
+              <w:t>Producers should be able to view orders related to their products.</w:t>
+            </w:r>
+          </w:p>
+          <w:p>
+            <w:pPr>
+              <w:pStyle w:val="ListParagraph"/>
+              <w:numPr>
+                <w:ilvl w:val="0"/>
+                <w:numId w:val="10"/>
+              </w:numPr>
+            </w:pPr>
+            <w:r>
+              <w:t>Producers should be able to update the status of orders.</w:t>
+            </w:r>
+          </w:p>
+          <w:p>
+            <w:pPr>
+              <w:pStyle w:val="ListParagraph"/>
+              <w:numPr>
+                <w:ilvl w:val="0"/>
+                <w:numId w:val="10"/>
+              </w:numPr>
+            </w:pPr>
+            <w:r>
+              <w:t>Admins should be able to view and manage all orders in the system.</w:t>
+            </w:r>
+          </w:p>
+          <w:p>
+            <w:pPr>
+              <w:pStyle w:val="ListParagraph"/>
+              <w:numPr>
+                <w:ilvl w:val="0"/>
+                <w:numId w:val="10"/>
+              </w:numPr>
+            </w:pPr>
+            <w:r>
+              <w:t>Customers should only be able to view their own orders.</w:t>
+            </w:r>
+          </w:p>
+          <w:p>
+            <w:pPr>
+              <w:pStyle w:val="ListParagraph"/>
+              <w:numPr>
+                <w:ilvl w:val="0"/>
+                <w:numId w:val="10"/>
+              </w:numPr>
+            </w:pPr>
+            <w:r>
+              <w:t>The system must store order data securely.</w:t>
+            </w:r>
+          </w:p>
+          <w:p>
+            <w:pPr>
+              <w:pStyle w:val="ListParagraph"/>
+              <w:numPr>
+                <w:ilvl w:val="0"/>
+                <w:numId w:val="10"/>
+              </w:numPr>
+            </w:pPr>
+            <w:r>
+              <w:t xml:space="preserve">The system must update order statuses in real </w:t>
+            </w:r>
+            <w:r>
+              <w:lastRenderedPageBreak/>
+              <w:t>time when changes are made.</w:t>
+            </w:r>
+          </w:p>
+          <w:p>
+            <w:pPr>
+              <w:pStyle w:val="ListParagraph"/>
+              <w:numPr>
+                <w:ilvl w:val="0"/>
+                <w:numId w:val="10"/>
+              </w:numPr>
+            </w:pPr>
+            <w:r>
+              <w:t>The page must comply with the Web Accessibility Guidelines (WCAG</w:t>
+            </w:r>
+            <w:r>
+              <w:t>)</w:t>
+            </w:r>
+          </w:p>
+        </w:tc>
+        <w:tc>
+          <w:tcPr>
+            <w:tcW w:w="2234" w:type="dxa"/>
+          </w:tcPr>
+          <w:p/>
+        </w:tc>
+      </w:tr>
+      <w:tr>
+        <w:tc>
+          <w:tcPr>
+            <w:tcW w:w="2236" w:type="dxa"/>
+          </w:tcPr>
+          <w:p>
+            <w:r>
+              <w:lastRenderedPageBreak/>
+              <w:t xml:space="preserve">The system </w:t>
+            </w:r>
+            <w:r>
+              <w:t>must</w:t>
+            </w:r>
+            <w:r>
+              <w:t xml:space="preserve"> provide a loyalty</w:t>
+            </w:r>
+            <w:r>
+              <w:t xml:space="preserve"> </w:t>
+            </w:r>
+            <w:r>
+              <w:t>scheme to reward repeat customers.</w:t>
+            </w:r>
+          </w:p>
+        </w:tc>
+        <w:tc>
+          <w:tcPr>
+            <w:tcW w:w="2221" w:type="dxa"/>
           </w:tcPr>
           <w:p/>
         </w:tc>
         <w:tc>
           <w:tcPr>
-            <w:tcW w:w="2254" w:type="dxa"/>
+            <w:tcW w:w="2325" w:type="dxa"/>
+          </w:tcPr>
+          <w:p>
+            <w:pPr>
+              <w:pStyle w:val="ListParagraph"/>
+              <w:numPr>
+                <w:ilvl w:val="0"/>
+                <w:numId w:val="11"/>
+              </w:numPr>
+            </w:pPr>
+            <w:r>
+              <w:t>Users can easily access the Loyalty section from their account page.</w:t>
+            </w:r>
+          </w:p>
+          <w:p>
+            <w:pPr>
+              <w:pStyle w:val="ListParagraph"/>
+              <w:numPr>
+                <w:ilvl w:val="0"/>
+                <w:numId w:val="11"/>
+              </w:numPr>
+            </w:pPr>
+            <w:r>
+              <w:t>Users can view their current loyalty points balance.</w:t>
+            </w:r>
+          </w:p>
+          <w:p>
+            <w:pPr>
+              <w:pStyle w:val="ListParagraph"/>
+              <w:numPr>
+                <w:ilvl w:val="0"/>
+                <w:numId w:val="11"/>
+              </w:numPr>
+            </w:pPr>
+            <w:r>
+              <w:t>Users can view how loyalty points are earned.</w:t>
+            </w:r>
+          </w:p>
+          <w:p>
+            <w:pPr>
+              <w:pStyle w:val="ListParagraph"/>
+              <w:numPr>
+                <w:ilvl w:val="0"/>
+                <w:numId w:val="11"/>
+              </w:numPr>
+            </w:pPr>
+            <w:r>
+              <w:t>The system should award loyalty points when a customer places an order.</w:t>
+            </w:r>
+          </w:p>
+          <w:p>
+            <w:pPr>
+              <w:pStyle w:val="ListParagraph"/>
+              <w:numPr>
+                <w:ilvl w:val="0"/>
+                <w:numId w:val="11"/>
+              </w:numPr>
+            </w:pPr>
+            <w:r>
+              <w:t>The system should calculate loyalty points based on the value of the customer’s order.</w:t>
+            </w:r>
+          </w:p>
+          <w:p>
+            <w:pPr>
+              <w:pStyle w:val="ListParagraph"/>
+              <w:numPr>
+                <w:ilvl w:val="0"/>
+                <w:numId w:val="11"/>
+              </w:numPr>
+            </w:pPr>
+            <w:r>
+              <w:t>Users can view a history of loyalty points earned and redeemed.</w:t>
+            </w:r>
+          </w:p>
+          <w:p>
+            <w:pPr>
+              <w:pStyle w:val="ListParagraph"/>
+              <w:numPr>
+                <w:ilvl w:val="0"/>
+                <w:numId w:val="11"/>
+              </w:numPr>
+            </w:pPr>
+            <w:r>
+              <w:t>Users should be able to redeem their loyalty points for discounts or special offers.</w:t>
+            </w:r>
+          </w:p>
+          <w:p>
+            <w:pPr>
+              <w:pStyle w:val="ListParagraph"/>
+              <w:numPr>
+                <w:ilvl w:val="0"/>
+                <w:numId w:val="11"/>
+              </w:numPr>
+            </w:pPr>
+            <w:r>
+              <w:t>The system should display available rewards that customers can redeem.</w:t>
+            </w:r>
+          </w:p>
+          <w:p>
+            <w:pPr>
+              <w:pStyle w:val="ListParagraph"/>
+              <w:numPr>
+                <w:ilvl w:val="0"/>
+                <w:numId w:val="11"/>
+              </w:numPr>
+            </w:pPr>
+            <w:r>
+              <w:t>The system must apply the selected discount to the order during checkout.</w:t>
+            </w:r>
+          </w:p>
+          <w:p>
+            <w:pPr>
+              <w:pStyle w:val="ListParagraph"/>
+              <w:numPr>
+                <w:ilvl w:val="0"/>
+                <w:numId w:val="11"/>
+              </w:numPr>
+            </w:pPr>
+            <w:r>
+              <w:t xml:space="preserve">The system must validate that users have enough loyalty points </w:t>
+            </w:r>
+            <w:r>
+              <w:lastRenderedPageBreak/>
+              <w:t>before allowing redemption.</w:t>
+            </w:r>
+          </w:p>
+          <w:p>
+            <w:pPr>
+              <w:pStyle w:val="ListParagraph"/>
+              <w:numPr>
+                <w:ilvl w:val="0"/>
+                <w:numId w:val="11"/>
+              </w:numPr>
+            </w:pPr>
+            <w:r>
+              <w:t>Admins should be able to manage the loyalty feature.</w:t>
+            </w:r>
+          </w:p>
+          <w:p>
+            <w:pPr>
+              <w:pStyle w:val="ListParagraph"/>
+              <w:numPr>
+                <w:ilvl w:val="0"/>
+                <w:numId w:val="11"/>
+              </w:numPr>
+            </w:pPr>
+            <w:r>
+              <w:t>Admins should be able to create or update loyalty rewards and discounts.</w:t>
+            </w:r>
+          </w:p>
+          <w:p>
+            <w:pPr>
+              <w:pStyle w:val="ListParagraph"/>
+              <w:numPr>
+                <w:ilvl w:val="0"/>
+                <w:numId w:val="11"/>
+              </w:numPr>
+            </w:pPr>
+            <w:r>
+              <w:t>Customers should only be able to view and redeem their own loyalty points.</w:t>
+            </w:r>
+          </w:p>
+          <w:p>
+            <w:pPr>
+              <w:pStyle w:val="ListParagraph"/>
+              <w:numPr>
+                <w:ilvl w:val="0"/>
+                <w:numId w:val="11"/>
+              </w:numPr>
+            </w:pPr>
+            <w:r>
+              <w:t>Loyalty data must be stored securely in the system.</w:t>
+            </w:r>
+          </w:p>
+          <w:p>
+            <w:pPr>
+              <w:pStyle w:val="ListParagraph"/>
+              <w:numPr>
+                <w:ilvl w:val="0"/>
+                <w:numId w:val="11"/>
+              </w:numPr>
+            </w:pPr>
+            <w:r>
+              <w:t>The page must comply with the Web Accessibility Guidelines (WCAG</w:t>
+            </w:r>
+            <w:r>
+              <w:t>)</w:t>
+            </w:r>
+          </w:p>
+        </w:tc>
+        <w:tc>
+          <w:tcPr>
+            <w:tcW w:w="2234" w:type="dxa"/>
+          </w:tcPr>
+          <w:p/>
+        </w:tc>
+      </w:tr>
+      <w:tr>
+        <w:tc>
+          <w:tcPr>
+            <w:tcW w:w="2236" w:type="dxa"/>
+          </w:tcPr>
+          <w:p>
+            <w:r>
+              <w:t xml:space="preserve">The system </w:t>
+            </w:r>
+            <w:r>
+              <w:t>must</w:t>
+            </w:r>
+            <w:r>
+              <w:t xml:space="preserve"> include accessibility features to support a wide range of users.</w:t>
+            </w:r>
+          </w:p>
+        </w:tc>
+        <w:tc>
+          <w:tcPr>
+            <w:tcW w:w="2221" w:type="dxa"/>
+          </w:tcPr>
+          <w:p/>
+        </w:tc>
+        <w:tc>
+          <w:tcPr>
+            <w:tcW w:w="2325" w:type="dxa"/>
+          </w:tcPr>
+          <w:p>
+            <w:pPr>
+              <w:pStyle w:val="ListParagraph"/>
+              <w:numPr>
+                <w:ilvl w:val="0"/>
+                <w:numId w:val="12"/>
+              </w:numPr>
+            </w:pPr>
+            <w:r>
+              <w:t>Users can easily navigate the website using a keyboard without requiring a mouse.</w:t>
+            </w:r>
+          </w:p>
+          <w:p>
+            <w:pPr>
+              <w:pStyle w:val="ListParagraph"/>
+              <w:numPr>
+                <w:ilvl w:val="0"/>
+                <w:numId w:val="12"/>
+              </w:numPr>
+            </w:pPr>
+            <w:r>
+              <w:t>Users can use screen readers to access and read website content.</w:t>
+            </w:r>
+          </w:p>
+          <w:p>
+            <w:pPr>
+              <w:pStyle w:val="ListParagraph"/>
+              <w:numPr>
+                <w:ilvl w:val="0"/>
+                <w:numId w:val="12"/>
+              </w:numPr>
+            </w:pPr>
+            <w:r>
+              <w:t>Images must include alternative text descriptions for screen readers.</w:t>
+            </w:r>
+          </w:p>
+          <w:p>
+            <w:pPr>
+              <w:pStyle w:val="ListParagraph"/>
+              <w:numPr>
+                <w:ilvl w:val="0"/>
+                <w:numId w:val="12"/>
+              </w:numPr>
+            </w:pPr>
+            <w:r>
+              <w:t>Users can adjust the text size to improve readability.</w:t>
+            </w:r>
+          </w:p>
+          <w:p>
+            <w:pPr>
+              <w:pStyle w:val="ListParagraph"/>
+              <w:numPr>
+                <w:ilvl w:val="0"/>
+                <w:numId w:val="12"/>
+              </w:numPr>
+            </w:pPr>
+            <w:r>
+              <w:t>Users can enable a high contrast mode to improve visibility.</w:t>
+            </w:r>
+          </w:p>
+          <w:p>
+            <w:pPr>
+              <w:pStyle w:val="ListParagraph"/>
+              <w:numPr>
+                <w:ilvl w:val="0"/>
+                <w:numId w:val="12"/>
+              </w:numPr>
+            </w:pPr>
+            <w:r>
+              <w:t>The website must use clear and readable fonts.</w:t>
+            </w:r>
+          </w:p>
+          <w:p>
+            <w:pPr>
+              <w:pStyle w:val="ListParagraph"/>
+              <w:numPr>
+                <w:ilvl w:val="0"/>
+                <w:numId w:val="12"/>
+              </w:numPr>
+            </w:pPr>
+            <w:r>
+              <w:t>The website must provide clear labels for buttons and form fields.</w:t>
+            </w:r>
+          </w:p>
+          <w:p>
+            <w:pPr>
+              <w:pStyle w:val="ListParagraph"/>
+              <w:numPr>
+                <w:ilvl w:val="0"/>
+                <w:numId w:val="12"/>
+              </w:numPr>
+            </w:pPr>
+            <w:r>
+              <w:lastRenderedPageBreak/>
+              <w:t>The system must ensure that all interactive elements are easy to identify.</w:t>
+            </w:r>
+          </w:p>
+          <w:p>
+            <w:pPr>
+              <w:pStyle w:val="ListParagraph"/>
+              <w:numPr>
+                <w:ilvl w:val="0"/>
+                <w:numId w:val="12"/>
+              </w:numPr>
+            </w:pPr>
+            <w:r>
+              <w:t>The system must provide clear error messages when form inputs are incorrect.</w:t>
+            </w:r>
+          </w:p>
+          <w:p>
+            <w:pPr>
+              <w:pStyle w:val="ListParagraph"/>
+              <w:numPr>
+                <w:ilvl w:val="0"/>
+                <w:numId w:val="12"/>
+              </w:numPr>
+            </w:pPr>
+            <w:r>
+              <w:t>The system must ensure sufficient colour contrast between text and background.</w:t>
+            </w:r>
+          </w:p>
+          <w:p>
+            <w:pPr>
+              <w:pStyle w:val="ListParagraph"/>
+              <w:numPr>
+                <w:ilvl w:val="0"/>
+                <w:numId w:val="12"/>
+              </w:numPr>
+            </w:pPr>
+            <w:r>
+              <w:t>The system must allow users to navigate pages in a logical order.</w:t>
+            </w:r>
+          </w:p>
+          <w:p>
+            <w:pPr>
+              <w:pStyle w:val="ListParagraph"/>
+              <w:numPr>
+                <w:ilvl w:val="0"/>
+                <w:numId w:val="12"/>
+              </w:numPr>
+            </w:pPr>
+            <w:r>
+              <w:t>Admins should be able to maintain accessible content when updating the system.</w:t>
+            </w:r>
+          </w:p>
+          <w:p>
+            <w:pPr>
+              <w:pStyle w:val="ListParagraph"/>
+              <w:numPr>
+                <w:ilvl w:val="0"/>
+                <w:numId w:val="12"/>
+              </w:numPr>
+            </w:pPr>
+            <w:r>
+              <w:t>The website must comply with the Web Accessibility Guidelines (WCAG).</w:t>
+            </w:r>
+          </w:p>
+        </w:tc>
+        <w:tc>
+          <w:tcPr>
+            <w:tcW w:w="2234" w:type="dxa"/>
           </w:tcPr>
           <w:p/>
         </w:tc>
@@ -2027,7 +3526,7 @@
 </file>
 
 <file path=word/numbering.xml><?xml version="1.0" encoding="utf-8"?>
-<w:numbering xmlns:wpc="http://schemas.microsoft.com/office/word/2010/wordprocessingCanvas" xmlns:cx="http://schemas.microsoft.com/office/drawing/2014/chartex" xmlns:cx1="http://schemas.microsoft.com/office/drawing/2015/9/8/chartex" xmlns:cx2="http://schemas.microsoft.com/office/drawing/2015/10/21/chartex" xmlns:cx3="http://schemas.microsoft.com/office/drawing/2016/5/9/chartex" xmlns:cx4="http://schemas.microsoft.com/office/drawing/2016/5/10/chartex" xmlns:cx5="http://schemas.microsoft.com/office/drawing/2016/5/11/chartex" xmlns:cx6="http://schemas.microsoft.com/office/drawing/2016/5/12/chartex" xmlns:cx7="http://schemas.microsoft.com/office/drawing/2016/5/13/chartex" xmlns:cx8="http://schemas.microsoft.com/office/drawing/2016/5/14/chartex" xmlns:mc="http://schemas.openxmlformats.org/markup-compatibility/2006" xmlns:aink="http://schemas.microsoft.com/office/drawing/2016/ink" xmlns:am3d="http://schemas.microsoft.com/office/drawing/2017/model3d" xmlns:o="urn:schemas-microsoft-com:office:office" xmlns:r="http://schemas.openxmlformats.org/officeDocument/2006/relationships" xmlns:m="http://schemas.openxmlformats.org/officeDocument/2006/math" xmlns:v="urn:schemas-microsoft-com:vml" xmlns:wp14="http://schemas.microsoft.com/office/word/2010/wordprocessingDrawing" xmlns:wp="http://schemas.openxmlformats.org/drawingml/2006/wordprocessingDrawing" xmlns:w10="urn:schemas-microsoft-com:office:word" xmlns:w="http://schemas.openxmlformats.org/wordprocessingml/2006/main" xmlns:w14="http://schemas.microsoft.com/office/word/2010/wordml" xmlns:w15="http://schemas.microsoft.com/office/word/2012/wordml" xmlns:w16cex="http://schemas.microsoft.com/office/word/2018/wordml/cex" xmlns:w16cid="http://schemas.microsoft.com/office/word/2016/wordml/cid" xmlns:w16="http://schemas.microsoft.com/office/word/2018/wordml" xmlns:w16sdtdh="http://schemas.microsoft.com/office/word/2020/wordml/sdtdatahash" xmlns:w16se="http://schemas.microsoft.com/office/word/2015/wordml/symex" xmlns:wpg="http://schemas.microsoft.com/office/word/2010/wordprocessingGroup" xmlns:wpi="http://schemas.microsoft.com/office/word/2010/wordprocessingInk" xmlns:wne="http://schemas.microsoft.com/office/word/2006/wordml" xmlns:wps="http://schemas.microsoft.com/office/word/2010/wordprocessingShape" mc:Ignorable="w14 w15 w16se w16cid w16 w16cex w16sdtdh wp14">
+<w:numbering xmlns:wpc="http://schemas.microsoft.com/office/word/2010/wordprocessingCanvas" xmlns:cx="http://schemas.microsoft.com/office/drawing/2014/chartex" xmlns:cx1="http://schemas.microsoft.com/office/drawing/2015/9/8/chartex" xmlns:cx2="http://schemas.microsoft.com/office/drawing/2015/10/21/chartex" xmlns:cx3="http://schemas.microsoft.com/office/drawing/2016/5/9/chartex" xmlns:cx4="http://schemas.microsoft.com/office/drawing/2016/5/10/chartex" xmlns:cx5="http://schemas.microsoft.com/office/drawing/2016/5/11/chartex" xmlns:cx6="http://schemas.microsoft.com/office/drawing/2016/5/12/chartex" xmlns:cx7="http://schemas.microsoft.com/office/drawing/2016/5/13/chartex" xmlns:cx8="http://schemas.microsoft.com/office/drawing/2016/5/14/chartex" xmlns:mc="http://schemas.openxmlformats.org/markup-compatibility/2006" xmlns:aink="http://schemas.microsoft.com/office/drawing/2016/ink" xmlns:am3d="http://schemas.microsoft.com/office/drawing/2017/model3d" xmlns:o="urn:schemas-microsoft-com:office:office" xmlns:oel="http://schemas.microsoft.com/office/2019/extlst" xmlns:r="http://schemas.openxmlformats.org/officeDocument/2006/relationships" xmlns:m="http://schemas.openxmlformats.org/officeDocument/2006/math" xmlns:v="urn:schemas-microsoft-com:vml" xmlns:wp14="http://schemas.microsoft.com/office/word/2010/wordprocessingDrawing" xmlns:wp="http://schemas.openxmlformats.org/drawingml/2006/wordprocessingDrawing" xmlns:w10="urn:schemas-microsoft-com:office:word" xmlns:w="http://schemas.openxmlformats.org/wordprocessingml/2006/main" xmlns:w14="http://schemas.microsoft.com/office/word/2010/wordml" xmlns:w15="http://schemas.microsoft.com/office/word/2012/wordml" xmlns:w16cex="http://schemas.microsoft.com/office/word/2018/wordml/cex" xmlns:w16cid="http://schemas.microsoft.com/office/word/2016/wordml/cid" xmlns:w16="http://schemas.microsoft.com/office/word/2018/wordml" xmlns:w16du="http://schemas.microsoft.com/office/word/2023/wordml/word16du" xmlns:w16sdtdh="http://schemas.microsoft.com/office/word/2020/wordml/sdtdatahash" xmlns:w16sdtfl="http://schemas.microsoft.com/office/word/2024/wordml/sdtformatlock" xmlns:w16se="http://schemas.microsoft.com/office/word/2015/wordml/symex" xmlns:wpg="http://schemas.microsoft.com/office/word/2010/wordprocessingGroup" xmlns:wpi="http://schemas.microsoft.com/office/word/2010/wordprocessingInk" xmlns:wne="http://schemas.microsoft.com/office/word/2006/wordml" xmlns:wps="http://schemas.microsoft.com/office/word/2010/wordprocessingShape" mc:Ignorable="w14 w15 w16se w16cid w16 w16cex w16sdtdh w16sdtfl w16du wp14">
   <w:abstractNum w:abstractNumId="0" w15:restartNumberingAfterBreak="0">
     <w:nsid w:val="023C793C"/>
     <w:multiLevelType w:val="hybridMultilevel"/>
@@ -2142,6 +3641,684 @@
     </w:lvl>
   </w:abstractNum>
   <w:abstractNum w:abstractNumId="1" w15:restartNumberingAfterBreak="0">
+    <w:nsid w:val="06406CAB"/>
+    <w:multiLevelType w:val="hybridMultilevel"/>
+    <w:tmpl w:val="48741D0A"/>
+    <w:lvl w:ilvl="0" w:tplc="08090001">
+      <w:start w:val="1"/>
+      <w:numFmt w:val="bullet"/>
+      <w:lvlText w:val=""/>
+      <w:lvlJc w:val="left"/>
+      <w:pPr>
+        <w:ind w:left="360" w:hanging="360"/>
+      </w:pPr>
+      <w:rPr>
+        <w:rFonts w:ascii="Symbol" w:hAnsi="Symbol" w:hint="default"/>
+      </w:rPr>
+    </w:lvl>
+    <w:lvl w:ilvl="1" w:tplc="08090003" w:tentative="1">
+      <w:start w:val="1"/>
+      <w:numFmt w:val="bullet"/>
+      <w:lvlText w:val="o"/>
+      <w:lvlJc w:val="left"/>
+      <w:pPr>
+        <w:ind w:left="1080" w:hanging="360"/>
+      </w:pPr>
+      <w:rPr>
+        <w:rFonts w:ascii="Courier New" w:hAnsi="Courier New" w:cs="Courier New" w:hint="default"/>
+      </w:rPr>
+    </w:lvl>
+    <w:lvl w:ilvl="2" w:tplc="08090005" w:tentative="1">
+      <w:start w:val="1"/>
+      <w:numFmt w:val="bullet"/>
+      <w:lvlText w:val=""/>
+      <w:lvlJc w:val="left"/>
+      <w:pPr>
+        <w:ind w:left="1800" w:hanging="360"/>
+      </w:pPr>
+      <w:rPr>
+        <w:rFonts w:ascii="Wingdings" w:hAnsi="Wingdings" w:hint="default"/>
+      </w:rPr>
+    </w:lvl>
+    <w:lvl w:ilvl="3" w:tplc="08090001" w:tentative="1">
+      <w:start w:val="1"/>
+      <w:numFmt w:val="bullet"/>
+      <w:lvlText w:val=""/>
+      <w:lvlJc w:val="left"/>
+      <w:pPr>
+        <w:ind w:left="2520" w:hanging="360"/>
+      </w:pPr>
+      <w:rPr>
+        <w:rFonts w:ascii="Symbol" w:hAnsi="Symbol" w:hint="default"/>
+      </w:rPr>
+    </w:lvl>
+    <w:lvl w:ilvl="4" w:tplc="08090003" w:tentative="1">
+      <w:start w:val="1"/>
+      <w:numFmt w:val="bullet"/>
+      <w:lvlText w:val="o"/>
+      <w:lvlJc w:val="left"/>
+      <w:pPr>
+        <w:ind w:left="3240" w:hanging="360"/>
+      </w:pPr>
+      <w:rPr>
+        <w:rFonts w:ascii="Courier New" w:hAnsi="Courier New" w:cs="Courier New" w:hint="default"/>
+      </w:rPr>
+    </w:lvl>
+    <w:lvl w:ilvl="5" w:tplc="08090005" w:tentative="1">
+      <w:start w:val="1"/>
+      <w:numFmt w:val="bullet"/>
+      <w:lvlText w:val=""/>
+      <w:lvlJc w:val="left"/>
+      <w:pPr>
+        <w:ind w:left="3960" w:hanging="360"/>
+      </w:pPr>
+      <w:rPr>
+        <w:rFonts w:ascii="Wingdings" w:hAnsi="Wingdings" w:hint="default"/>
+      </w:rPr>
+    </w:lvl>
+    <w:lvl w:ilvl="6" w:tplc="08090001" w:tentative="1">
+      <w:start w:val="1"/>
+      <w:numFmt w:val="bullet"/>
+      <w:lvlText w:val=""/>
+      <w:lvlJc w:val="left"/>
+      <w:pPr>
+        <w:ind w:left="4680" w:hanging="360"/>
+      </w:pPr>
+      <w:rPr>
+        <w:rFonts w:ascii="Symbol" w:hAnsi="Symbol" w:hint="default"/>
+      </w:rPr>
+    </w:lvl>
+    <w:lvl w:ilvl="7" w:tplc="08090003" w:tentative="1">
+      <w:start w:val="1"/>
+      <w:numFmt w:val="bullet"/>
+      <w:lvlText w:val="o"/>
+      <w:lvlJc w:val="left"/>
+      <w:pPr>
+        <w:ind w:left="5400" w:hanging="360"/>
+      </w:pPr>
+      <w:rPr>
+        <w:rFonts w:ascii="Courier New" w:hAnsi="Courier New" w:cs="Courier New" w:hint="default"/>
+      </w:rPr>
+    </w:lvl>
+    <w:lvl w:ilvl="8" w:tplc="08090005" w:tentative="1">
+      <w:start w:val="1"/>
+      <w:numFmt w:val="bullet"/>
+      <w:lvlText w:val=""/>
+      <w:lvlJc w:val="left"/>
+      <w:pPr>
+        <w:ind w:left="6120" w:hanging="360"/>
+      </w:pPr>
+      <w:rPr>
+        <w:rFonts w:ascii="Wingdings" w:hAnsi="Wingdings" w:hint="default"/>
+      </w:rPr>
+    </w:lvl>
+  </w:abstractNum>
+  <w:abstractNum w:abstractNumId="2" w15:restartNumberingAfterBreak="0">
+    <w:nsid w:val="11483256"/>
+    <w:multiLevelType w:val="hybridMultilevel"/>
+    <w:tmpl w:val="7814003A"/>
+    <w:lvl w:ilvl="0" w:tplc="08090001">
+      <w:start w:val="1"/>
+      <w:numFmt w:val="bullet"/>
+      <w:lvlText w:val=""/>
+      <w:lvlJc w:val="left"/>
+      <w:pPr>
+        <w:ind w:left="360" w:hanging="360"/>
+      </w:pPr>
+      <w:rPr>
+        <w:rFonts w:ascii="Symbol" w:hAnsi="Symbol" w:hint="default"/>
+      </w:rPr>
+    </w:lvl>
+    <w:lvl w:ilvl="1" w:tplc="08090003" w:tentative="1">
+      <w:start w:val="1"/>
+      <w:numFmt w:val="bullet"/>
+      <w:lvlText w:val="o"/>
+      <w:lvlJc w:val="left"/>
+      <w:pPr>
+        <w:ind w:left="1080" w:hanging="360"/>
+      </w:pPr>
+      <w:rPr>
+        <w:rFonts w:ascii="Courier New" w:hAnsi="Courier New" w:cs="Courier New" w:hint="default"/>
+      </w:rPr>
+    </w:lvl>
+    <w:lvl w:ilvl="2" w:tplc="08090005" w:tentative="1">
+      <w:start w:val="1"/>
+      <w:numFmt w:val="bullet"/>
+      <w:lvlText w:val=""/>
+      <w:lvlJc w:val="left"/>
+      <w:pPr>
+        <w:ind w:left="1800" w:hanging="360"/>
+      </w:pPr>
+      <w:rPr>
+        <w:rFonts w:ascii="Wingdings" w:hAnsi="Wingdings" w:hint="default"/>
+      </w:rPr>
+    </w:lvl>
+    <w:lvl w:ilvl="3" w:tplc="08090001" w:tentative="1">
+      <w:start w:val="1"/>
+      <w:numFmt w:val="bullet"/>
+      <w:lvlText w:val=""/>
+      <w:lvlJc w:val="left"/>
+      <w:pPr>
+        <w:ind w:left="2520" w:hanging="360"/>
+      </w:pPr>
+      <w:rPr>
+        <w:rFonts w:ascii="Symbol" w:hAnsi="Symbol" w:hint="default"/>
+      </w:rPr>
+    </w:lvl>
+    <w:lvl w:ilvl="4" w:tplc="08090003" w:tentative="1">
+      <w:start w:val="1"/>
+      <w:numFmt w:val="bullet"/>
+      <w:lvlText w:val="o"/>
+      <w:lvlJc w:val="left"/>
+      <w:pPr>
+        <w:ind w:left="3240" w:hanging="360"/>
+      </w:pPr>
+      <w:rPr>
+        <w:rFonts w:ascii="Courier New" w:hAnsi="Courier New" w:cs="Courier New" w:hint="default"/>
+      </w:rPr>
+    </w:lvl>
+    <w:lvl w:ilvl="5" w:tplc="08090005" w:tentative="1">
+      <w:start w:val="1"/>
+      <w:numFmt w:val="bullet"/>
+      <w:lvlText w:val=""/>
+      <w:lvlJc w:val="left"/>
+      <w:pPr>
+        <w:ind w:left="3960" w:hanging="360"/>
+      </w:pPr>
+      <w:rPr>
+        <w:rFonts w:ascii="Wingdings" w:hAnsi="Wingdings" w:hint="default"/>
+      </w:rPr>
+    </w:lvl>
+    <w:lvl w:ilvl="6" w:tplc="08090001" w:tentative="1">
+      <w:start w:val="1"/>
+      <w:numFmt w:val="bullet"/>
+      <w:lvlText w:val=""/>
+      <w:lvlJc w:val="left"/>
+      <w:pPr>
+        <w:ind w:left="4680" w:hanging="360"/>
+      </w:pPr>
+      <w:rPr>
+        <w:rFonts w:ascii="Symbol" w:hAnsi="Symbol" w:hint="default"/>
+      </w:rPr>
+    </w:lvl>
+    <w:lvl w:ilvl="7" w:tplc="08090003" w:tentative="1">
+      <w:start w:val="1"/>
+      <w:numFmt w:val="bullet"/>
+      <w:lvlText w:val="o"/>
+      <w:lvlJc w:val="left"/>
+      <w:pPr>
+        <w:ind w:left="5400" w:hanging="360"/>
+      </w:pPr>
+      <w:rPr>
+        <w:rFonts w:ascii="Courier New" w:hAnsi="Courier New" w:cs="Courier New" w:hint="default"/>
+      </w:rPr>
+    </w:lvl>
+    <w:lvl w:ilvl="8" w:tplc="08090005" w:tentative="1">
+      <w:start w:val="1"/>
+      <w:numFmt w:val="bullet"/>
+      <w:lvlText w:val=""/>
+      <w:lvlJc w:val="left"/>
+      <w:pPr>
+        <w:ind w:left="6120" w:hanging="360"/>
+      </w:pPr>
+      <w:rPr>
+        <w:rFonts w:ascii="Wingdings" w:hAnsi="Wingdings" w:hint="default"/>
+      </w:rPr>
+    </w:lvl>
+  </w:abstractNum>
+  <w:abstractNum w:abstractNumId="3" w15:restartNumberingAfterBreak="0">
+    <w:nsid w:val="1695175A"/>
+    <w:multiLevelType w:val="hybridMultilevel"/>
+    <w:tmpl w:val="3EACA9CE"/>
+    <w:lvl w:ilvl="0" w:tplc="08090001">
+      <w:start w:val="1"/>
+      <w:numFmt w:val="bullet"/>
+      <w:lvlText w:val=""/>
+      <w:lvlJc w:val="left"/>
+      <w:pPr>
+        <w:ind w:left="360" w:hanging="360"/>
+      </w:pPr>
+      <w:rPr>
+        <w:rFonts w:ascii="Symbol" w:hAnsi="Symbol" w:hint="default"/>
+      </w:rPr>
+    </w:lvl>
+    <w:lvl w:ilvl="1" w:tplc="08090003" w:tentative="1">
+      <w:start w:val="1"/>
+      <w:numFmt w:val="bullet"/>
+      <w:lvlText w:val="o"/>
+      <w:lvlJc w:val="left"/>
+      <w:pPr>
+        <w:ind w:left="1080" w:hanging="360"/>
+      </w:pPr>
+      <w:rPr>
+        <w:rFonts w:ascii="Courier New" w:hAnsi="Courier New" w:cs="Courier New" w:hint="default"/>
+      </w:rPr>
+    </w:lvl>
+    <w:lvl w:ilvl="2" w:tplc="08090005" w:tentative="1">
+      <w:start w:val="1"/>
+      <w:numFmt w:val="bullet"/>
+      <w:lvlText w:val=""/>
+      <w:lvlJc w:val="left"/>
+      <w:pPr>
+        <w:ind w:left="1800" w:hanging="360"/>
+      </w:pPr>
+      <w:rPr>
+        <w:rFonts w:ascii="Wingdings" w:hAnsi="Wingdings" w:hint="default"/>
+      </w:rPr>
+    </w:lvl>
+    <w:lvl w:ilvl="3" w:tplc="08090001" w:tentative="1">
+      <w:start w:val="1"/>
+      <w:numFmt w:val="bullet"/>
+      <w:lvlText w:val=""/>
+      <w:lvlJc w:val="left"/>
+      <w:pPr>
+        <w:ind w:left="2520" w:hanging="360"/>
+      </w:pPr>
+      <w:rPr>
+        <w:rFonts w:ascii="Symbol" w:hAnsi="Symbol" w:hint="default"/>
+      </w:rPr>
+    </w:lvl>
+    <w:lvl w:ilvl="4" w:tplc="08090003" w:tentative="1">
+      <w:start w:val="1"/>
+      <w:numFmt w:val="bullet"/>
+      <w:lvlText w:val="o"/>
+      <w:lvlJc w:val="left"/>
+      <w:pPr>
+        <w:ind w:left="3240" w:hanging="360"/>
+      </w:pPr>
+      <w:rPr>
+        <w:rFonts w:ascii="Courier New" w:hAnsi="Courier New" w:cs="Courier New" w:hint="default"/>
+      </w:rPr>
+    </w:lvl>
+    <w:lvl w:ilvl="5" w:tplc="08090005" w:tentative="1">
+      <w:start w:val="1"/>
+      <w:numFmt w:val="bullet"/>
+      <w:lvlText w:val=""/>
+      <w:lvlJc w:val="left"/>
+      <w:pPr>
+        <w:ind w:left="3960" w:hanging="360"/>
+      </w:pPr>
+      <w:rPr>
+        <w:rFonts w:ascii="Wingdings" w:hAnsi="Wingdings" w:hint="default"/>
+      </w:rPr>
+    </w:lvl>
+    <w:lvl w:ilvl="6" w:tplc="08090001" w:tentative="1">
+      <w:start w:val="1"/>
+      <w:numFmt w:val="bullet"/>
+      <w:lvlText w:val=""/>
+      <w:lvlJc w:val="left"/>
+      <w:pPr>
+        <w:ind w:left="4680" w:hanging="360"/>
+      </w:pPr>
+      <w:rPr>
+        <w:rFonts w:ascii="Symbol" w:hAnsi="Symbol" w:hint="default"/>
+      </w:rPr>
+    </w:lvl>
+    <w:lvl w:ilvl="7" w:tplc="08090003" w:tentative="1">
+      <w:start w:val="1"/>
+      <w:numFmt w:val="bullet"/>
+      <w:lvlText w:val="o"/>
+      <w:lvlJc w:val="left"/>
+      <w:pPr>
+        <w:ind w:left="5400" w:hanging="360"/>
+      </w:pPr>
+      <w:rPr>
+        <w:rFonts w:ascii="Courier New" w:hAnsi="Courier New" w:cs="Courier New" w:hint="default"/>
+      </w:rPr>
+    </w:lvl>
+    <w:lvl w:ilvl="8" w:tplc="08090005" w:tentative="1">
+      <w:start w:val="1"/>
+      <w:numFmt w:val="bullet"/>
+      <w:lvlText w:val=""/>
+      <w:lvlJc w:val="left"/>
+      <w:pPr>
+        <w:ind w:left="6120" w:hanging="360"/>
+      </w:pPr>
+      <w:rPr>
+        <w:rFonts w:ascii="Wingdings" w:hAnsi="Wingdings" w:hint="default"/>
+      </w:rPr>
+    </w:lvl>
+  </w:abstractNum>
+  <w:abstractNum w:abstractNumId="4" w15:restartNumberingAfterBreak="0">
+    <w:nsid w:val="219C0D7C"/>
+    <w:multiLevelType w:val="hybridMultilevel"/>
+    <w:tmpl w:val="DD74500E"/>
+    <w:lvl w:ilvl="0" w:tplc="08090001">
+      <w:start w:val="1"/>
+      <w:numFmt w:val="bullet"/>
+      <w:lvlText w:val=""/>
+      <w:lvlJc w:val="left"/>
+      <w:pPr>
+        <w:ind w:left="360" w:hanging="360"/>
+      </w:pPr>
+      <w:rPr>
+        <w:rFonts w:ascii="Symbol" w:hAnsi="Symbol" w:hint="default"/>
+      </w:rPr>
+    </w:lvl>
+    <w:lvl w:ilvl="1" w:tplc="08090003" w:tentative="1">
+      <w:start w:val="1"/>
+      <w:numFmt w:val="bullet"/>
+      <w:lvlText w:val="o"/>
+      <w:lvlJc w:val="left"/>
+      <w:pPr>
+        <w:ind w:left="1080" w:hanging="360"/>
+      </w:pPr>
+      <w:rPr>
+        <w:rFonts w:ascii="Courier New" w:hAnsi="Courier New" w:cs="Courier New" w:hint="default"/>
+      </w:rPr>
+    </w:lvl>
+    <w:lvl w:ilvl="2" w:tplc="08090005" w:tentative="1">
+      <w:start w:val="1"/>
+      <w:numFmt w:val="bullet"/>
+      <w:lvlText w:val=""/>
+      <w:lvlJc w:val="left"/>
+      <w:pPr>
+        <w:ind w:left="1800" w:hanging="360"/>
+      </w:pPr>
+      <w:rPr>
+        <w:rFonts w:ascii="Wingdings" w:hAnsi="Wingdings" w:hint="default"/>
+      </w:rPr>
+    </w:lvl>
+    <w:lvl w:ilvl="3" w:tplc="08090001" w:tentative="1">
+      <w:start w:val="1"/>
+      <w:numFmt w:val="bullet"/>
+      <w:lvlText w:val=""/>
+      <w:lvlJc w:val="left"/>
+      <w:pPr>
+        <w:ind w:left="2520" w:hanging="360"/>
+      </w:pPr>
+      <w:rPr>
+        <w:rFonts w:ascii="Symbol" w:hAnsi="Symbol" w:hint="default"/>
+      </w:rPr>
+    </w:lvl>
+    <w:lvl w:ilvl="4" w:tplc="08090003" w:tentative="1">
+      <w:start w:val="1"/>
+      <w:numFmt w:val="bullet"/>
+      <w:lvlText w:val="o"/>
+      <w:lvlJc w:val="left"/>
+      <w:pPr>
+        <w:ind w:left="3240" w:hanging="360"/>
+      </w:pPr>
+      <w:rPr>
+        <w:rFonts w:ascii="Courier New" w:hAnsi="Courier New" w:cs="Courier New" w:hint="default"/>
+      </w:rPr>
+    </w:lvl>
+    <w:lvl w:ilvl="5" w:tplc="08090005" w:tentative="1">
+      <w:start w:val="1"/>
+      <w:numFmt w:val="bullet"/>
+      <w:lvlText w:val=""/>
+      <w:lvlJc w:val="left"/>
+      <w:pPr>
+        <w:ind w:left="3960" w:hanging="360"/>
+      </w:pPr>
+      <w:rPr>
+        <w:rFonts w:ascii="Wingdings" w:hAnsi="Wingdings" w:hint="default"/>
+      </w:rPr>
+    </w:lvl>
+    <w:lvl w:ilvl="6" w:tplc="08090001" w:tentative="1">
+      <w:start w:val="1"/>
+      <w:numFmt w:val="bullet"/>
+      <w:lvlText w:val=""/>
+      <w:lvlJc w:val="left"/>
+      <w:pPr>
+        <w:ind w:left="4680" w:hanging="360"/>
+      </w:pPr>
+      <w:rPr>
+        <w:rFonts w:ascii="Symbol" w:hAnsi="Symbol" w:hint="default"/>
+      </w:rPr>
+    </w:lvl>
+    <w:lvl w:ilvl="7" w:tplc="08090003" w:tentative="1">
+      <w:start w:val="1"/>
+      <w:numFmt w:val="bullet"/>
+      <w:lvlText w:val="o"/>
+      <w:lvlJc w:val="left"/>
+      <w:pPr>
+        <w:ind w:left="5400" w:hanging="360"/>
+      </w:pPr>
+      <w:rPr>
+        <w:rFonts w:ascii="Courier New" w:hAnsi="Courier New" w:cs="Courier New" w:hint="default"/>
+      </w:rPr>
+    </w:lvl>
+    <w:lvl w:ilvl="8" w:tplc="08090005" w:tentative="1">
+      <w:start w:val="1"/>
+      <w:numFmt w:val="bullet"/>
+      <w:lvlText w:val=""/>
+      <w:lvlJc w:val="left"/>
+      <w:pPr>
+        <w:ind w:left="6120" w:hanging="360"/>
+      </w:pPr>
+      <w:rPr>
+        <w:rFonts w:ascii="Wingdings" w:hAnsi="Wingdings" w:hint="default"/>
+      </w:rPr>
+    </w:lvl>
+  </w:abstractNum>
+  <w:abstractNum w:abstractNumId="5" w15:restartNumberingAfterBreak="0">
+    <w:nsid w:val="2D8A3DD0"/>
+    <w:multiLevelType w:val="hybridMultilevel"/>
+    <w:tmpl w:val="0E58BC5A"/>
+    <w:lvl w:ilvl="0" w:tplc="08090001">
+      <w:start w:val="1"/>
+      <w:numFmt w:val="bullet"/>
+      <w:lvlText w:val=""/>
+      <w:lvlJc w:val="left"/>
+      <w:pPr>
+        <w:ind w:left="360" w:hanging="360"/>
+      </w:pPr>
+      <w:rPr>
+        <w:rFonts w:ascii="Symbol" w:hAnsi="Symbol" w:hint="default"/>
+      </w:rPr>
+    </w:lvl>
+    <w:lvl w:ilvl="1" w:tplc="08090003" w:tentative="1">
+      <w:start w:val="1"/>
+      <w:numFmt w:val="bullet"/>
+      <w:lvlText w:val="o"/>
+      <w:lvlJc w:val="left"/>
+      <w:pPr>
+        <w:ind w:left="1080" w:hanging="360"/>
+      </w:pPr>
+      <w:rPr>
+        <w:rFonts w:ascii="Courier New" w:hAnsi="Courier New" w:cs="Courier New" w:hint="default"/>
+      </w:rPr>
+    </w:lvl>
+    <w:lvl w:ilvl="2" w:tplc="08090005" w:tentative="1">
+      <w:start w:val="1"/>
+      <w:numFmt w:val="bullet"/>
+      <w:lvlText w:val=""/>
+      <w:lvlJc w:val="left"/>
+      <w:pPr>
+        <w:ind w:left="1800" w:hanging="360"/>
+      </w:pPr>
+      <w:rPr>
+        <w:rFonts w:ascii="Wingdings" w:hAnsi="Wingdings" w:hint="default"/>
+      </w:rPr>
+    </w:lvl>
+    <w:lvl w:ilvl="3" w:tplc="08090001" w:tentative="1">
+      <w:start w:val="1"/>
+      <w:numFmt w:val="bullet"/>
+      <w:lvlText w:val=""/>
+      <w:lvlJc w:val="left"/>
+      <w:pPr>
+        <w:ind w:left="2520" w:hanging="360"/>
+      </w:pPr>
+      <w:rPr>
+        <w:rFonts w:ascii="Symbol" w:hAnsi="Symbol" w:hint="default"/>
+      </w:rPr>
+    </w:lvl>
+    <w:lvl w:ilvl="4" w:tplc="08090003" w:tentative="1">
+      <w:start w:val="1"/>
+      <w:numFmt w:val="bullet"/>
+      <w:lvlText w:val="o"/>
+      <w:lvlJc w:val="left"/>
+      <w:pPr>
+        <w:ind w:left="3240" w:hanging="360"/>
+      </w:pPr>
+      <w:rPr>
+        <w:rFonts w:ascii="Courier New" w:hAnsi="Courier New" w:cs="Courier New" w:hint="default"/>
+      </w:rPr>
+    </w:lvl>
+    <w:lvl w:ilvl="5" w:tplc="08090005" w:tentative="1">
+      <w:start w:val="1"/>
+      <w:numFmt w:val="bullet"/>
+      <w:lvlText w:val=""/>
+      <w:lvlJc w:val="left"/>
+      <w:pPr>
+        <w:ind w:left="3960" w:hanging="360"/>
+      </w:pPr>
+      <w:rPr>
+        <w:rFonts w:ascii="Wingdings" w:hAnsi="Wingdings" w:hint="default"/>
+      </w:rPr>
+    </w:lvl>
+    <w:lvl w:ilvl="6" w:tplc="08090001" w:tentative="1">
+      <w:start w:val="1"/>
+      <w:numFmt w:val="bullet"/>
+      <w:lvlText w:val=""/>
+      <w:lvlJc w:val="left"/>
+      <w:pPr>
+        <w:ind w:left="4680" w:hanging="360"/>
+      </w:pPr>
+      <w:rPr>
+        <w:rFonts w:ascii="Symbol" w:hAnsi="Symbol" w:hint="default"/>
+      </w:rPr>
+    </w:lvl>
+    <w:lvl w:ilvl="7" w:tplc="08090003" w:tentative="1">
+      <w:start w:val="1"/>
+      <w:numFmt w:val="bullet"/>
+      <w:lvlText w:val="o"/>
+      <w:lvlJc w:val="left"/>
+      <w:pPr>
+        <w:ind w:left="5400" w:hanging="360"/>
+      </w:pPr>
+      <w:rPr>
+        <w:rFonts w:ascii="Courier New" w:hAnsi="Courier New" w:cs="Courier New" w:hint="default"/>
+      </w:rPr>
+    </w:lvl>
+    <w:lvl w:ilvl="8" w:tplc="08090005" w:tentative="1">
+      <w:start w:val="1"/>
+      <w:numFmt w:val="bullet"/>
+      <w:lvlText w:val=""/>
+      <w:lvlJc w:val="left"/>
+      <w:pPr>
+        <w:ind w:left="6120" w:hanging="360"/>
+      </w:pPr>
+      <w:rPr>
+        <w:rFonts w:ascii="Wingdings" w:hAnsi="Wingdings" w:hint="default"/>
+      </w:rPr>
+    </w:lvl>
+  </w:abstractNum>
+  <w:abstractNum w:abstractNumId="6" w15:restartNumberingAfterBreak="0">
+    <w:nsid w:val="2E5533FA"/>
+    <w:multiLevelType w:val="hybridMultilevel"/>
+    <w:tmpl w:val="92F44268"/>
+    <w:lvl w:ilvl="0" w:tplc="08090001">
+      <w:start w:val="1"/>
+      <w:numFmt w:val="bullet"/>
+      <w:lvlText w:val=""/>
+      <w:lvlJc w:val="left"/>
+      <w:pPr>
+        <w:ind w:left="360" w:hanging="360"/>
+      </w:pPr>
+      <w:rPr>
+        <w:rFonts w:ascii="Symbol" w:hAnsi="Symbol" w:hint="default"/>
+      </w:rPr>
+    </w:lvl>
+    <w:lvl w:ilvl="1" w:tplc="08090003" w:tentative="1">
+      <w:start w:val="1"/>
+      <w:numFmt w:val="bullet"/>
+      <w:lvlText w:val="o"/>
+      <w:lvlJc w:val="left"/>
+      <w:pPr>
+        <w:ind w:left="1080" w:hanging="360"/>
+      </w:pPr>
+      <w:rPr>
+        <w:rFonts w:ascii="Courier New" w:hAnsi="Courier New" w:cs="Courier New" w:hint="default"/>
+      </w:rPr>
+    </w:lvl>
+    <w:lvl w:ilvl="2" w:tplc="08090005" w:tentative="1">
+      <w:start w:val="1"/>
+      <w:numFmt w:val="bullet"/>
+      <w:lvlText w:val=""/>
+      <w:lvlJc w:val="left"/>
+      <w:pPr>
+        <w:ind w:left="1800" w:hanging="360"/>
+      </w:pPr>
+      <w:rPr>
+        <w:rFonts w:ascii="Wingdings" w:hAnsi="Wingdings" w:hint="default"/>
+      </w:rPr>
+    </w:lvl>
+    <w:lvl w:ilvl="3" w:tplc="08090001" w:tentative="1">
+      <w:start w:val="1"/>
+      <w:numFmt w:val="bullet"/>
+      <w:lvlText w:val=""/>
+      <w:lvlJc w:val="left"/>
+      <w:pPr>
+        <w:ind w:left="2520" w:hanging="360"/>
+      </w:pPr>
+      <w:rPr>
+        <w:rFonts w:ascii="Symbol" w:hAnsi="Symbol" w:hint="default"/>
+      </w:rPr>
+    </w:lvl>
+    <w:lvl w:ilvl="4" w:tplc="08090003" w:tentative="1">
+      <w:start w:val="1"/>
+      <w:numFmt w:val="bullet"/>
+      <w:lvlText w:val="o"/>
+      <w:lvlJc w:val="left"/>
+      <w:pPr>
+        <w:ind w:left="3240" w:hanging="360"/>
+      </w:pPr>
+      <w:rPr>
+        <w:rFonts w:ascii="Courier New" w:hAnsi="Courier New" w:cs="Courier New" w:hint="default"/>
+      </w:rPr>
+    </w:lvl>
+    <w:lvl w:ilvl="5" w:tplc="08090005" w:tentative="1">
+      <w:start w:val="1"/>
+      <w:numFmt w:val="bullet"/>
+      <w:lvlText w:val=""/>
+      <w:lvlJc w:val="left"/>
+      <w:pPr>
+        <w:ind w:left="3960" w:hanging="360"/>
+      </w:pPr>
+      <w:rPr>
+        <w:rFonts w:ascii="Wingdings" w:hAnsi="Wingdings" w:hint="default"/>
+      </w:rPr>
+    </w:lvl>
+    <w:lvl w:ilvl="6" w:tplc="08090001" w:tentative="1">
+      <w:start w:val="1"/>
+      <w:numFmt w:val="bullet"/>
+      <w:lvlText w:val=""/>
+      <w:lvlJc w:val="left"/>
+      <w:pPr>
+        <w:ind w:left="4680" w:hanging="360"/>
+      </w:pPr>
+      <w:rPr>
+        <w:rFonts w:ascii="Symbol" w:hAnsi="Symbol" w:hint="default"/>
+      </w:rPr>
+    </w:lvl>
+    <w:lvl w:ilvl="7" w:tplc="08090003" w:tentative="1">
+      <w:start w:val="1"/>
+      <w:numFmt w:val="bullet"/>
+      <w:lvlText w:val="o"/>
+      <w:lvlJc w:val="left"/>
+      <w:pPr>
+        <w:ind w:left="5400" w:hanging="360"/>
+      </w:pPr>
+      <w:rPr>
+        <w:rFonts w:ascii="Courier New" w:hAnsi="Courier New" w:cs="Courier New" w:hint="default"/>
+      </w:rPr>
+    </w:lvl>
+    <w:lvl w:ilvl="8" w:tplc="08090005" w:tentative="1">
+      <w:start w:val="1"/>
+      <w:numFmt w:val="bullet"/>
+      <w:lvlText w:val=""/>
+      <w:lvlJc w:val="left"/>
+      <w:pPr>
+        <w:ind w:left="6120" w:hanging="360"/>
+      </w:pPr>
+      <w:rPr>
+        <w:rFonts w:ascii="Wingdings" w:hAnsi="Wingdings" w:hint="default"/>
+      </w:rPr>
+    </w:lvl>
+  </w:abstractNum>
+  <w:abstractNum w:abstractNumId="7" w15:restartNumberingAfterBreak="0">
     <w:nsid w:val="34224ABA"/>
     <w:multiLevelType w:val="hybridMultilevel"/>
     <w:tmpl w:val="872E78E0"/>
@@ -2254,7 +4431,7 @@
       </w:rPr>
     </w:lvl>
   </w:abstractNum>
-  <w:abstractNum w:abstractNumId="2" w15:restartNumberingAfterBreak="0">
+  <w:abstractNum w:abstractNumId="8" w15:restartNumberingAfterBreak="0">
     <w:nsid w:val="430D1DD5"/>
     <w:multiLevelType w:val="hybridMultilevel"/>
     <w:tmpl w:val="4A006706"/>
@@ -2367,7 +4544,120 @@
       </w:rPr>
     </w:lvl>
   </w:abstractNum>
-  <w:abstractNum w:abstractNumId="3" w15:restartNumberingAfterBreak="0">
+  <w:abstractNum w:abstractNumId="9" w15:restartNumberingAfterBreak="0">
+    <w:nsid w:val="556C585B"/>
+    <w:multiLevelType w:val="hybridMultilevel"/>
+    <w:tmpl w:val="B4908A94"/>
+    <w:lvl w:ilvl="0" w:tplc="08090001">
+      <w:start w:val="1"/>
+      <w:numFmt w:val="bullet"/>
+      <w:lvlText w:val=""/>
+      <w:lvlJc w:val="left"/>
+      <w:pPr>
+        <w:ind w:left="360" w:hanging="360"/>
+      </w:pPr>
+      <w:rPr>
+        <w:rFonts w:ascii="Symbol" w:hAnsi="Symbol" w:hint="default"/>
+      </w:rPr>
+    </w:lvl>
+    <w:lvl w:ilvl="1" w:tplc="08090003" w:tentative="1">
+      <w:start w:val="1"/>
+      <w:numFmt w:val="bullet"/>
+      <w:lvlText w:val="o"/>
+      <w:lvlJc w:val="left"/>
+      <w:pPr>
+        <w:ind w:left="1080" w:hanging="360"/>
+      </w:pPr>
+      <w:rPr>
+        <w:rFonts w:ascii="Courier New" w:hAnsi="Courier New" w:cs="Courier New" w:hint="default"/>
+      </w:rPr>
+    </w:lvl>
+    <w:lvl w:ilvl="2" w:tplc="08090005" w:tentative="1">
+      <w:start w:val="1"/>
+      <w:numFmt w:val="bullet"/>
+      <w:lvlText w:val=""/>
+      <w:lvlJc w:val="left"/>
+      <w:pPr>
+        <w:ind w:left="1800" w:hanging="360"/>
+      </w:pPr>
+      <w:rPr>
+        <w:rFonts w:ascii="Wingdings" w:hAnsi="Wingdings" w:hint="default"/>
+      </w:rPr>
+    </w:lvl>
+    <w:lvl w:ilvl="3" w:tplc="08090001" w:tentative="1">
+      <w:start w:val="1"/>
+      <w:numFmt w:val="bullet"/>
+      <w:lvlText w:val=""/>
+      <w:lvlJc w:val="left"/>
+      <w:pPr>
+        <w:ind w:left="2520" w:hanging="360"/>
+      </w:pPr>
+      <w:rPr>
+        <w:rFonts w:ascii="Symbol" w:hAnsi="Symbol" w:hint="default"/>
+      </w:rPr>
+    </w:lvl>
+    <w:lvl w:ilvl="4" w:tplc="08090003" w:tentative="1">
+      <w:start w:val="1"/>
+      <w:numFmt w:val="bullet"/>
+      <w:lvlText w:val="o"/>
+      <w:lvlJc w:val="left"/>
+      <w:pPr>
+        <w:ind w:left="3240" w:hanging="360"/>
+      </w:pPr>
+      <w:rPr>
+        <w:rFonts w:ascii="Courier New" w:hAnsi="Courier New" w:cs="Courier New" w:hint="default"/>
+      </w:rPr>
+    </w:lvl>
+    <w:lvl w:ilvl="5" w:tplc="08090005" w:tentative="1">
+      <w:start w:val="1"/>
+      <w:numFmt w:val="bullet"/>
+      <w:lvlText w:val=""/>
+      <w:lvlJc w:val="left"/>
+      <w:pPr>
+        <w:ind w:left="3960" w:hanging="360"/>
+      </w:pPr>
+      <w:rPr>
+        <w:rFonts w:ascii="Wingdings" w:hAnsi="Wingdings" w:hint="default"/>
+      </w:rPr>
+    </w:lvl>
+    <w:lvl w:ilvl="6" w:tplc="08090001" w:tentative="1">
+      <w:start w:val="1"/>
+      <w:numFmt w:val="bullet"/>
+      <w:lvlText w:val=""/>
+      <w:lvlJc w:val="left"/>
+      <w:pPr>
+        <w:ind w:left="4680" w:hanging="360"/>
+      </w:pPr>
+      <w:rPr>
+        <w:rFonts w:ascii="Symbol" w:hAnsi="Symbol" w:hint="default"/>
+      </w:rPr>
+    </w:lvl>
+    <w:lvl w:ilvl="7" w:tplc="08090003" w:tentative="1">
+      <w:start w:val="1"/>
+      <w:numFmt w:val="bullet"/>
+      <w:lvlText w:val="o"/>
+      <w:lvlJc w:val="left"/>
+      <w:pPr>
+        <w:ind w:left="5400" w:hanging="360"/>
+      </w:pPr>
+      <w:rPr>
+        <w:rFonts w:ascii="Courier New" w:hAnsi="Courier New" w:cs="Courier New" w:hint="default"/>
+      </w:rPr>
+    </w:lvl>
+    <w:lvl w:ilvl="8" w:tplc="08090005" w:tentative="1">
+      <w:start w:val="1"/>
+      <w:numFmt w:val="bullet"/>
+      <w:lvlText w:val=""/>
+      <w:lvlJc w:val="left"/>
+      <w:pPr>
+        <w:ind w:left="6120" w:hanging="360"/>
+      </w:pPr>
+      <w:rPr>
+        <w:rFonts w:ascii="Wingdings" w:hAnsi="Wingdings" w:hint="default"/>
+      </w:rPr>
+    </w:lvl>
+  </w:abstractNum>
+  <w:abstractNum w:abstractNumId="10" w15:restartNumberingAfterBreak="0">
     <w:nsid w:val="60782B1A"/>
     <w:multiLevelType w:val="hybridMultilevel"/>
     <w:tmpl w:val="436273E4"/>
@@ -2480,23 +4770,160 @@
       </w:rPr>
     </w:lvl>
   </w:abstractNum>
-  <w:num w:numId="1">
+  <w:abstractNum w:abstractNumId="11" w15:restartNumberingAfterBreak="0">
+    <w:nsid w:val="68DA3E38"/>
+    <w:multiLevelType w:val="hybridMultilevel"/>
+    <w:tmpl w:val="77C8C6C6"/>
+    <w:lvl w:ilvl="0" w:tplc="08090001">
+      <w:start w:val="1"/>
+      <w:numFmt w:val="bullet"/>
+      <w:lvlText w:val=""/>
+      <w:lvlJc w:val="left"/>
+      <w:pPr>
+        <w:ind w:left="360" w:hanging="360"/>
+      </w:pPr>
+      <w:rPr>
+        <w:rFonts w:ascii="Symbol" w:hAnsi="Symbol" w:hint="default"/>
+      </w:rPr>
+    </w:lvl>
+    <w:lvl w:ilvl="1" w:tplc="08090003" w:tentative="1">
+      <w:start w:val="1"/>
+      <w:numFmt w:val="bullet"/>
+      <w:lvlText w:val="o"/>
+      <w:lvlJc w:val="left"/>
+      <w:pPr>
+        <w:ind w:left="1080" w:hanging="360"/>
+      </w:pPr>
+      <w:rPr>
+        <w:rFonts w:ascii="Courier New" w:hAnsi="Courier New" w:cs="Courier New" w:hint="default"/>
+      </w:rPr>
+    </w:lvl>
+    <w:lvl w:ilvl="2" w:tplc="08090005" w:tentative="1">
+      <w:start w:val="1"/>
+      <w:numFmt w:val="bullet"/>
+      <w:lvlText w:val=""/>
+      <w:lvlJc w:val="left"/>
+      <w:pPr>
+        <w:ind w:left="1800" w:hanging="360"/>
+      </w:pPr>
+      <w:rPr>
+        <w:rFonts w:ascii="Wingdings" w:hAnsi="Wingdings" w:hint="default"/>
+      </w:rPr>
+    </w:lvl>
+    <w:lvl w:ilvl="3" w:tplc="08090001" w:tentative="1">
+      <w:start w:val="1"/>
+      <w:numFmt w:val="bullet"/>
+      <w:lvlText w:val=""/>
+      <w:lvlJc w:val="left"/>
+      <w:pPr>
+        <w:ind w:left="2520" w:hanging="360"/>
+      </w:pPr>
+      <w:rPr>
+        <w:rFonts w:ascii="Symbol" w:hAnsi="Symbol" w:hint="default"/>
+      </w:rPr>
+    </w:lvl>
+    <w:lvl w:ilvl="4" w:tplc="08090003" w:tentative="1">
+      <w:start w:val="1"/>
+      <w:numFmt w:val="bullet"/>
+      <w:lvlText w:val="o"/>
+      <w:lvlJc w:val="left"/>
+      <w:pPr>
+        <w:ind w:left="3240" w:hanging="360"/>
+      </w:pPr>
+      <w:rPr>
+        <w:rFonts w:ascii="Courier New" w:hAnsi="Courier New" w:cs="Courier New" w:hint="default"/>
+      </w:rPr>
+    </w:lvl>
+    <w:lvl w:ilvl="5" w:tplc="08090005" w:tentative="1">
+      <w:start w:val="1"/>
+      <w:numFmt w:val="bullet"/>
+      <w:lvlText w:val=""/>
+      <w:lvlJc w:val="left"/>
+      <w:pPr>
+        <w:ind w:left="3960" w:hanging="360"/>
+      </w:pPr>
+      <w:rPr>
+        <w:rFonts w:ascii="Wingdings" w:hAnsi="Wingdings" w:hint="default"/>
+      </w:rPr>
+    </w:lvl>
+    <w:lvl w:ilvl="6" w:tplc="08090001" w:tentative="1">
+      <w:start w:val="1"/>
+      <w:numFmt w:val="bullet"/>
+      <w:lvlText w:val=""/>
+      <w:lvlJc w:val="left"/>
+      <w:pPr>
+        <w:ind w:left="4680" w:hanging="360"/>
+      </w:pPr>
+      <w:rPr>
+        <w:rFonts w:ascii="Symbol" w:hAnsi="Symbol" w:hint="default"/>
+      </w:rPr>
+    </w:lvl>
+    <w:lvl w:ilvl="7" w:tplc="08090003" w:tentative="1">
+      <w:start w:val="1"/>
+      <w:numFmt w:val="bullet"/>
+      <w:lvlText w:val="o"/>
+      <w:lvlJc w:val="left"/>
+      <w:pPr>
+        <w:ind w:left="5400" w:hanging="360"/>
+      </w:pPr>
+      <w:rPr>
+        <w:rFonts w:ascii="Courier New" w:hAnsi="Courier New" w:cs="Courier New" w:hint="default"/>
+      </w:rPr>
+    </w:lvl>
+    <w:lvl w:ilvl="8" w:tplc="08090005" w:tentative="1">
+      <w:start w:val="1"/>
+      <w:numFmt w:val="bullet"/>
+      <w:lvlText w:val=""/>
+      <w:lvlJc w:val="left"/>
+      <w:pPr>
+        <w:ind w:left="6120" w:hanging="360"/>
+      </w:pPr>
+      <w:rPr>
+        <w:rFonts w:ascii="Wingdings" w:hAnsi="Wingdings" w:hint="default"/>
+      </w:rPr>
+    </w:lvl>
+  </w:abstractNum>
+  <w:num w:numId="1" w16cid:durableId="1587761922">
+    <w:abstractNumId w:val="10"/>
+  </w:num>
+  <w:num w:numId="2" w16cid:durableId="1339231031">
+    <w:abstractNumId w:val="7"/>
+  </w:num>
+  <w:num w:numId="3" w16cid:durableId="1630934405">
+    <w:abstractNumId w:val="0"/>
+  </w:num>
+  <w:num w:numId="4" w16cid:durableId="485241090">
+    <w:abstractNumId w:val="8"/>
+  </w:num>
+  <w:num w:numId="5" w16cid:durableId="1187332037">
+    <w:abstractNumId w:val="6"/>
+  </w:num>
+  <w:num w:numId="6" w16cid:durableId="244270735">
+    <w:abstractNumId w:val="4"/>
+  </w:num>
+  <w:num w:numId="7" w16cid:durableId="64306927">
     <w:abstractNumId w:val="3"/>
   </w:num>
-  <w:num w:numId="2">
+  <w:num w:numId="8" w16cid:durableId="1372918237">
     <w:abstractNumId w:val="1"/>
   </w:num>
-  <w:num w:numId="3">
-    <w:abstractNumId w:val="0"/>
+  <w:num w:numId="9" w16cid:durableId="1359699494">
+    <w:abstractNumId w:val="2"/>
   </w:num>
-  <w:num w:numId="4">
-    <w:abstractNumId w:val="2"/>
+  <w:num w:numId="10" w16cid:durableId="225840150">
+    <w:abstractNumId w:val="11"/>
+  </w:num>
+  <w:num w:numId="11" w16cid:durableId="278951724">
+    <w:abstractNumId w:val="5"/>
+  </w:num>
+  <w:num w:numId="12" w16cid:durableId="1100679630">
+    <w:abstractNumId w:val="9"/>
   </w:num>
 </w:numbering>
 </file>
 
 <file path=word/styles.xml><?xml version="1.0" encoding="utf-8"?>
-<w:styles xmlns:mc="http://schemas.openxmlformats.org/markup-compatibility/2006" xmlns:r="http://schemas.openxmlformats.org/officeDocument/2006/relationships" xmlns:w="http://schemas.openxmlformats.org/wordprocessingml/2006/main" xmlns:w14="http://schemas.microsoft.com/office/word/2010/wordml" xmlns:w15="http://schemas.microsoft.com/office/word/2012/wordml" xmlns:w16cex="http://schemas.microsoft.com/office/word/2018/wordml/cex" xmlns:w16cid="http://schemas.microsoft.com/office/word/2016/wordml/cid" xmlns:w16="http://schemas.microsoft.com/office/word/2018/wordml" xmlns:w16sdtdh="http://schemas.microsoft.com/office/word/2020/wordml/sdtdatahash" xmlns:w16se="http://schemas.microsoft.com/office/word/2015/wordml/symex" mc:Ignorable="w14 w15 w16se w16cid w16 w16cex w16sdtdh">
+<w:styles xmlns:mc="http://schemas.openxmlformats.org/markup-compatibility/2006" xmlns:r="http://schemas.openxmlformats.org/officeDocument/2006/relationships" xmlns:w="http://schemas.openxmlformats.org/wordprocessingml/2006/main" xmlns:w14="http://schemas.microsoft.com/office/word/2010/wordml" xmlns:w15="http://schemas.microsoft.com/office/word/2012/wordml" xmlns:w16cex="http://schemas.microsoft.com/office/word/2018/wordml/cex" xmlns:w16cid="http://schemas.microsoft.com/office/word/2016/wordml/cid" xmlns:w16="http://schemas.microsoft.com/office/word/2018/wordml" xmlns:w16du="http://schemas.microsoft.com/office/word/2023/wordml/word16du" xmlns:w16sdtdh="http://schemas.microsoft.com/office/word/2020/wordml/sdtdatahash" xmlns:w16sdtfl="http://schemas.microsoft.com/office/word/2024/wordml/sdtformatlock" xmlns:w16se="http://schemas.microsoft.com/office/word/2015/wordml/symex" mc:Ignorable="w14 w15 w16se w16cid w16 w16cex w16sdtdh w16sdtfl w16du">
   <w:docDefaults>
     <w:rPrDefault>
       <w:rPr>
@@ -3098,7 +5525,7 @@
 </file>
 
 <file path=word/glossary/document.xml><?xml version="1.0" encoding="utf-8"?>
-<w:glossaryDocument xmlns:wpc="http://schemas.microsoft.com/office/word/2010/wordprocessingCanvas" xmlns:cx="http://schemas.microsoft.com/office/drawing/2014/chartex" xmlns:cx1="http://schemas.microsoft.com/office/drawing/2015/9/8/chartex" xmlns:cx2="http://schemas.microsoft.com/office/drawing/2015/10/21/chartex" xmlns:cx3="http://schemas.microsoft.com/office/drawing/2016/5/9/chartex" xmlns:cx4="http://schemas.microsoft.com/office/drawing/2016/5/10/chartex" xmlns:cx5="http://schemas.microsoft.com/office/drawing/2016/5/11/chartex" xmlns:cx6="http://schemas.microsoft.com/office/drawing/2016/5/12/chartex" xmlns:cx7="http://schemas.microsoft.com/office/drawing/2016/5/13/chartex" xmlns:cx8="http://schemas.microsoft.com/office/drawing/2016/5/14/chartex" xmlns:mc="http://schemas.openxmlformats.org/markup-compatibility/2006" xmlns:aink="http://schemas.microsoft.com/office/drawing/2016/ink" xmlns:am3d="http://schemas.microsoft.com/office/drawing/2017/model3d" xmlns:o="urn:schemas-microsoft-com:office:office" xmlns:r="http://schemas.openxmlformats.org/officeDocument/2006/relationships" xmlns:m="http://schemas.openxmlformats.org/officeDocument/2006/math" xmlns:v="urn:schemas-microsoft-com:vml" xmlns:wp14="http://schemas.microsoft.com/office/word/2010/wordprocessingDrawing" xmlns:wp="http://schemas.openxmlformats.org/drawingml/2006/wordprocessingDrawing" xmlns:w10="urn:schemas-microsoft-com:office:word" xmlns:w="http://schemas.openxmlformats.org/wordprocessingml/2006/main" xmlns:w14="http://schemas.microsoft.com/office/word/2010/wordml" xmlns:w15="http://schemas.microsoft.com/office/word/2012/wordml" xmlns:w16cex="http://schemas.microsoft.com/office/word/2018/wordml/cex" xmlns:w16cid="http://schemas.microsoft.com/office/word/2016/wordml/cid" xmlns:w16="http://schemas.microsoft.com/office/word/2018/wordml" xmlns:w16sdtdh="http://schemas.microsoft.com/office/word/2020/wordml/sdtdatahash" xmlns:w16se="http://schemas.microsoft.com/office/word/2015/wordml/symex" xmlns:wpg="http://schemas.microsoft.com/office/word/2010/wordprocessingGroup" xmlns:wpi="http://schemas.microsoft.com/office/word/2010/wordprocessingInk" xmlns:wne="http://schemas.microsoft.com/office/word/2006/wordml" xmlns:wps="http://schemas.microsoft.com/office/word/2010/wordprocessingShape" mc:Ignorable="w14 w15 w16se w16cid w16 w16cex w16sdtdh wp14">
+<w:glossaryDocument xmlns:wpc="http://schemas.microsoft.com/office/word/2010/wordprocessingCanvas" xmlns:cx="http://schemas.microsoft.com/office/drawing/2014/chartex" xmlns:cx1="http://schemas.microsoft.com/office/drawing/2015/9/8/chartex" xmlns:cx2="http://schemas.microsoft.com/office/drawing/2015/10/21/chartex" xmlns:cx3="http://schemas.microsoft.com/office/drawing/2016/5/9/chartex" xmlns:cx4="http://schemas.microsoft.com/office/drawing/2016/5/10/chartex" xmlns:cx5="http://schemas.microsoft.com/office/drawing/2016/5/11/chartex" xmlns:cx6="http://schemas.microsoft.com/office/drawing/2016/5/12/chartex" xmlns:cx7="http://schemas.microsoft.com/office/drawing/2016/5/13/chartex" xmlns:cx8="http://schemas.microsoft.com/office/drawing/2016/5/14/chartex" xmlns:mc="http://schemas.openxmlformats.org/markup-compatibility/2006" xmlns:aink="http://schemas.microsoft.com/office/drawing/2016/ink" xmlns:am3d="http://schemas.microsoft.com/office/drawing/2017/model3d" xmlns:o="urn:schemas-microsoft-com:office:office" xmlns:oel="http://schemas.microsoft.com/office/2019/extlst" xmlns:r="http://schemas.openxmlformats.org/officeDocument/2006/relationships" xmlns:m="http://schemas.openxmlformats.org/officeDocument/2006/math" xmlns:v="urn:schemas-microsoft-com:vml" xmlns:wp14="http://schemas.microsoft.com/office/word/2010/wordprocessingDrawing" xmlns:wp="http://schemas.openxmlformats.org/drawingml/2006/wordprocessingDrawing" xmlns:w10="urn:schemas-microsoft-com:office:word" xmlns:w="http://schemas.openxmlformats.org/wordprocessingml/2006/main" xmlns:w14="http://schemas.microsoft.com/office/word/2010/wordml" xmlns:w15="http://schemas.microsoft.com/office/word/2012/wordml" xmlns:w16cex="http://schemas.microsoft.com/office/word/2018/wordml/cex" xmlns:w16cid="http://schemas.microsoft.com/office/word/2016/wordml/cid" xmlns:w16="http://schemas.microsoft.com/office/word/2018/wordml" xmlns:w16du="http://schemas.microsoft.com/office/word/2023/wordml/word16du" xmlns:w16sdtdh="http://schemas.microsoft.com/office/word/2020/wordml/sdtdatahash" xmlns:w16sdtfl="http://schemas.microsoft.com/office/word/2024/wordml/sdtformatlock" xmlns:w16se="http://schemas.microsoft.com/office/word/2015/wordml/symex" xmlns:wpg="http://schemas.microsoft.com/office/word/2010/wordprocessingGroup" xmlns:wpi="http://schemas.microsoft.com/office/word/2010/wordprocessingInk" xmlns:wne="http://schemas.microsoft.com/office/word/2006/wordml" xmlns:wps="http://schemas.microsoft.com/office/word/2010/wordprocessingShape" mc:Ignorable="w14 w15 w16se w16cid w16 w16cex w16sdtdh w16sdtfl w16du wp14">
   <w:docParts>
     <w:docPart>
       <w:docPartPr>
@@ -3169,7 +5596,7 @@
 </file>
 
 <file path=word/glossary/fontTable.xml><?xml version="1.0" encoding="utf-8"?>
-<w:fonts xmlns:mc="http://schemas.openxmlformats.org/markup-compatibility/2006" xmlns:r="http://schemas.openxmlformats.org/officeDocument/2006/relationships" xmlns:w="http://schemas.openxmlformats.org/wordprocessingml/2006/main" xmlns:w14="http://schemas.microsoft.com/office/word/2010/wordml" xmlns:w15="http://schemas.microsoft.com/office/word/2012/wordml" xmlns:w16cex="http://schemas.microsoft.com/office/word/2018/wordml/cex" xmlns:w16cid="http://schemas.microsoft.com/office/word/2016/wordml/cid" xmlns:w16="http://schemas.microsoft.com/office/word/2018/wordml" xmlns:w16sdtdh="http://schemas.microsoft.com/office/word/2020/wordml/sdtdatahash" xmlns:w16se="http://schemas.microsoft.com/office/word/2015/wordml/symex" mc:Ignorable="w14 w15 w16se w16cid w16 w16cex w16sdtdh">
+<w:fonts xmlns:mc="http://schemas.openxmlformats.org/markup-compatibility/2006" xmlns:r="http://schemas.openxmlformats.org/officeDocument/2006/relationships" xmlns:w="http://schemas.openxmlformats.org/wordprocessingml/2006/main" xmlns:w14="http://schemas.microsoft.com/office/word/2010/wordml" xmlns:w15="http://schemas.microsoft.com/office/word/2012/wordml" xmlns:w16cex="http://schemas.microsoft.com/office/word/2018/wordml/cex" xmlns:w16cid="http://schemas.microsoft.com/office/word/2016/wordml/cid" xmlns:w16="http://schemas.microsoft.com/office/word/2018/wordml" xmlns:w16du="http://schemas.microsoft.com/office/word/2023/wordml/word16du" xmlns:w16sdtdh="http://schemas.microsoft.com/office/word/2020/wordml/sdtdatahash" xmlns:w16sdtfl="http://schemas.microsoft.com/office/word/2024/wordml/sdtformatlock" xmlns:w16se="http://schemas.microsoft.com/office/word/2015/wordml/symex" mc:Ignorable="w14 w15 w16se w16cid w16 w16cex w16sdtdh w16sdtfl w16du">
   <w:font w:name="Symbol">
     <w:panose1 w:val="05050102010706020507"/>
     <w:charset w:val="02"/>
@@ -3182,7 +5609,7 @@
     <w:charset w:val="00"/>
     <w:family w:val="roman"/>
     <w:pitch w:val="variable"/>
-    <w:sig w:usb0="E0002AFF" w:usb1="C0007843" w:usb2="00000009" w:usb3="00000000" w:csb0="000001FF" w:csb1="00000000"/>
+    <w:sig w:usb0="E0002EFF" w:usb1="C000785B" w:usb2="00000009" w:usb3="00000000" w:csb0="000001FF" w:csb1="00000000"/>
   </w:font>
   <w:font w:name="Courier New">
     <w:panose1 w:val="02070309020205020404"/>
@@ -3203,20 +5630,20 @@
     <w:charset w:val="00"/>
     <w:family w:val="swiss"/>
     <w:pitch w:val="variable"/>
-    <w:sig w:usb0="E0002AFF" w:usb1="4000ACFF" w:usb2="00000001" w:usb3="00000000" w:csb0="000001FF" w:csb1="00000000"/>
+    <w:sig w:usb0="E4002EFF" w:usb1="C000247B" w:usb2="00000009" w:usb3="00000000" w:csb0="000001FF" w:csb1="00000000"/>
   </w:font>
   <w:font w:name="Calibri Light">
     <w:panose1 w:val="020F0302020204030204"/>
     <w:charset w:val="00"/>
     <w:family w:val="swiss"/>
     <w:pitch w:val="variable"/>
-    <w:sig w:usb0="A0002AEF" w:usb1="4000207B" w:usb2="00000000" w:usb3="00000000" w:csb0="000001FF" w:csb1="00000000"/>
+    <w:sig w:usb0="E4002EFF" w:usb1="C000247B" w:usb2="00000009" w:usb3="00000000" w:csb0="000001FF" w:csb1="00000000"/>
   </w:font>
 </w:fonts>
 </file>
 
 <file path=word/glossary/settings.xml><?xml version="1.0" encoding="utf-8"?>
-<w:settings xmlns:mc="http://schemas.openxmlformats.org/markup-compatibility/2006" xmlns:o="urn:schemas-microsoft-com:office:office" xmlns:r="http://schemas.openxmlformats.org/officeDocument/2006/relationships" xmlns:m="http://schemas.openxmlformats.org/officeDocument/2006/math" xmlns:v="urn:schemas-microsoft-com:vml" xmlns:w10="urn:schemas-microsoft-com:office:word" xmlns:w="http://schemas.openxmlformats.org/wordprocessingml/2006/main" xmlns:w14="http://schemas.microsoft.com/office/word/2010/wordml" xmlns:w15="http://schemas.microsoft.com/office/word/2012/wordml" xmlns:w16cex="http://schemas.microsoft.com/office/word/2018/wordml/cex" xmlns:w16cid="http://schemas.microsoft.com/office/word/2016/wordml/cid" xmlns:w16="http://schemas.microsoft.com/office/word/2018/wordml" xmlns:w16sdtdh="http://schemas.microsoft.com/office/word/2020/wordml/sdtdatahash" xmlns:w16se="http://schemas.microsoft.com/office/word/2015/wordml/symex" xmlns:sl="http://schemas.openxmlformats.org/schemaLibrary/2006/main" mc:Ignorable="w14 w15 w16se w16cid w16 w16cex w16sdtdh">
+<w:settings xmlns:mc="http://schemas.openxmlformats.org/markup-compatibility/2006" xmlns:o="urn:schemas-microsoft-com:office:office" xmlns:r="http://schemas.openxmlformats.org/officeDocument/2006/relationships" xmlns:m="http://schemas.openxmlformats.org/officeDocument/2006/math" xmlns:v="urn:schemas-microsoft-com:vml" xmlns:w10="urn:schemas-microsoft-com:office:word" xmlns:w="http://schemas.openxmlformats.org/wordprocessingml/2006/main" xmlns:w14="http://schemas.microsoft.com/office/word/2010/wordml" xmlns:w15="http://schemas.microsoft.com/office/word/2012/wordml" xmlns:w16cex="http://schemas.microsoft.com/office/word/2018/wordml/cex" xmlns:w16cid="http://schemas.microsoft.com/office/word/2016/wordml/cid" xmlns:w16="http://schemas.microsoft.com/office/word/2018/wordml" xmlns:w16du="http://schemas.microsoft.com/office/word/2023/wordml/word16du" xmlns:w16sdtdh="http://schemas.microsoft.com/office/word/2020/wordml/sdtdatahash" xmlns:w16sdtfl="http://schemas.microsoft.com/office/word/2024/wordml/sdtformatlock" xmlns:w16se="http://schemas.microsoft.com/office/word/2015/wordml/symex" xmlns:sl="http://schemas.openxmlformats.org/schemaLibrary/2006/main" mc:Ignorable="w14 w15 w16se w16cid w16 w16cex w16sdtdh w16sdtfl w16du">
   <w:view w:val="normal"/>
   <w:defaultTabStop w:val="720"/>
   <w:characterSpacingControl w:val="doNotCompress"/>
@@ -3232,7 +5659,10 @@
   <w:rsids>
     <w:rsidRoot w:val="004A5CD4"/>
     <w:rsid w:val="004A5CD4"/>
+    <w:rsid w:val="004E4D50"/>
+    <w:rsid w:val="006D777F"/>
     <w:rsid w:val="00754DE7"/>
+    <w:rsid w:val="00836AAA"/>
   </w:rsids>
   <m:mathPr>
     <m:mathFont m:val="Cambria Math"/>
@@ -3256,7 +5686,7 @@
 </file>
 
 <file path=word/glossary/styles.xml><?xml version="1.0" encoding="utf-8"?>
-<w:styles xmlns:mc="http://schemas.openxmlformats.org/markup-compatibility/2006" xmlns:r="http://schemas.openxmlformats.org/officeDocument/2006/relationships" xmlns:w="http://schemas.openxmlformats.org/wordprocessingml/2006/main" xmlns:w14="http://schemas.microsoft.com/office/word/2010/wordml" xmlns:w15="http://schemas.microsoft.com/office/word/2012/wordml" xmlns:w16cex="http://schemas.microsoft.com/office/word/2018/wordml/cex" xmlns:w16cid="http://schemas.microsoft.com/office/word/2016/wordml/cid" xmlns:w16="http://schemas.microsoft.com/office/word/2018/wordml" xmlns:w16sdtdh="http://schemas.microsoft.com/office/word/2020/wordml/sdtdatahash" xmlns:w16se="http://schemas.microsoft.com/office/word/2015/wordml/symex" mc:Ignorable="w14 w15 w16se w16cid w16 w16cex w16sdtdh">
+<w:styles xmlns:mc="http://schemas.openxmlformats.org/markup-compatibility/2006" xmlns:r="http://schemas.openxmlformats.org/officeDocument/2006/relationships" xmlns:w="http://schemas.openxmlformats.org/wordprocessingml/2006/main" xmlns:w14="http://schemas.microsoft.com/office/word/2010/wordml" xmlns:w15="http://schemas.microsoft.com/office/word/2012/wordml" xmlns:w16cex="http://schemas.microsoft.com/office/word/2018/wordml/cex" xmlns:w16cid="http://schemas.microsoft.com/office/word/2016/wordml/cid" xmlns:w16="http://schemas.microsoft.com/office/word/2018/wordml" xmlns:w16du="http://schemas.microsoft.com/office/word/2023/wordml/word16du" xmlns:w16sdtdh="http://schemas.microsoft.com/office/word/2020/wordml/sdtdatahash" xmlns:w16sdtfl="http://schemas.microsoft.com/office/word/2024/wordml/sdtformatlock" xmlns:w16se="http://schemas.microsoft.com/office/word/2015/wordml/symex" mc:Ignorable="w14 w15 w16se w16cid w16 w16cex w16sdtdh w16sdtfl w16du">
   <w:docDefaults>
     <w:rPrDefault>
       <w:rPr>
@@ -3693,7 +6123,7 @@
 </file>
 
 <file path=word/glossary/webSettings.xml><?xml version="1.0" encoding="utf-8"?>
-<w:webSettings xmlns:mc="http://schemas.openxmlformats.org/markup-compatibility/2006" xmlns:r="http://schemas.openxmlformats.org/officeDocument/2006/relationships" xmlns:w="http://schemas.openxmlformats.org/wordprocessingml/2006/main" xmlns:w14="http://schemas.microsoft.com/office/word/2010/wordml" xmlns:w15="http://schemas.microsoft.com/office/word/2012/wordml" xmlns:w16cex="http://schemas.microsoft.com/office/word/2018/wordml/cex" xmlns:w16cid="http://schemas.microsoft.com/office/word/2016/wordml/cid" xmlns:w16="http://schemas.microsoft.com/office/word/2018/wordml" xmlns:w16sdtdh="http://schemas.microsoft.com/office/word/2020/wordml/sdtdatahash" xmlns:w16se="http://schemas.microsoft.com/office/word/2015/wordml/symex" mc:Ignorable="w14 w15 w16se w16cid w16 w16cex w16sdtdh">
+<w:webSettings xmlns:mc="http://schemas.openxmlformats.org/markup-compatibility/2006" xmlns:r="http://schemas.openxmlformats.org/officeDocument/2006/relationships" xmlns:w="http://schemas.openxmlformats.org/wordprocessingml/2006/main" xmlns:w14="http://schemas.microsoft.com/office/word/2010/wordml" xmlns:w15="http://schemas.microsoft.com/office/word/2012/wordml" xmlns:w16cex="http://schemas.microsoft.com/office/word/2018/wordml/cex" xmlns:w16cid="http://schemas.microsoft.com/office/word/2016/wordml/cid" xmlns:w16="http://schemas.microsoft.com/office/word/2018/wordml" xmlns:w16du="http://schemas.microsoft.com/office/word/2023/wordml/word16du" xmlns:w16sdtdh="http://schemas.microsoft.com/office/word/2020/wordml/sdtdatahash" xmlns:w16sdtfl="http://schemas.microsoft.com/office/word/2024/wordml/sdtformatlock" xmlns:w16se="http://schemas.microsoft.com/office/word/2015/wordml/symex" mc:Ignorable="w14 w15 w16se w16cid w16 w16cex w16sdtdh w16sdtfl w16du">
   <w:optimizeForBrowser/>
   <w:allowPNG/>
 </w:webSettings>

--- a/Greenfield Local Hub - Project Proposal.docx
+++ b/Greenfield Local Hub - Project Proposal.docx
@@ -1,6 +1,6 @@
 
 <file path=word/document.xml><?xml version="1.0" encoding="utf-8"?>
-<w:document xmlns:wpc="http://schemas.microsoft.com/office/word/2010/wordprocessingCanvas" xmlns:cx="http://schemas.microsoft.com/office/drawing/2014/chartex" xmlns:cx1="http://schemas.microsoft.com/office/drawing/2015/9/8/chartex" xmlns:cx2="http://schemas.microsoft.com/office/drawing/2015/10/21/chartex" xmlns:cx3="http://schemas.microsoft.com/office/drawing/2016/5/9/chartex" xmlns:cx4="http://schemas.microsoft.com/office/drawing/2016/5/10/chartex" xmlns:cx5="http://schemas.microsoft.com/office/drawing/2016/5/11/chartex" xmlns:cx6="http://schemas.microsoft.com/office/drawing/2016/5/12/chartex" xmlns:cx7="http://schemas.microsoft.com/office/drawing/2016/5/13/chartex" xmlns:cx8="http://schemas.microsoft.com/office/drawing/2016/5/14/chartex" xmlns:mc="http://schemas.openxmlformats.org/markup-compatibility/2006" xmlns:aink="http://schemas.microsoft.com/office/drawing/2016/ink" xmlns:am3d="http://schemas.microsoft.com/office/drawing/2017/model3d" xmlns:o="urn:schemas-microsoft-com:office:office" xmlns:oel="http://schemas.microsoft.com/office/2019/extlst" xmlns:r="http://schemas.openxmlformats.org/officeDocument/2006/relationships" xmlns:m="http://schemas.openxmlformats.org/officeDocument/2006/math" xmlns:v="urn:schemas-microsoft-com:vml" xmlns:wp14="http://schemas.microsoft.com/office/word/2010/wordprocessingDrawing" xmlns:wp="http://schemas.openxmlformats.org/drawingml/2006/wordprocessingDrawing" xmlns:w10="urn:schemas-microsoft-com:office:word" xmlns:w="http://schemas.openxmlformats.org/wordprocessingml/2006/main" xmlns:w14="http://schemas.microsoft.com/office/word/2010/wordml" xmlns:w15="http://schemas.microsoft.com/office/word/2012/wordml" xmlns:w16cex="http://schemas.microsoft.com/office/word/2018/wordml/cex" xmlns:w16cid="http://schemas.microsoft.com/office/word/2016/wordml/cid" xmlns:w16="http://schemas.microsoft.com/office/word/2018/wordml" xmlns:w16du="http://schemas.microsoft.com/office/word/2023/wordml/word16du" xmlns:w16sdtdh="http://schemas.microsoft.com/office/word/2020/wordml/sdtdatahash" xmlns:w16sdtfl="http://schemas.microsoft.com/office/word/2024/wordml/sdtformatlock" xmlns:w16se="http://schemas.microsoft.com/office/word/2015/wordml/symex" xmlns:wpg="http://schemas.microsoft.com/office/word/2010/wordprocessingGroup" xmlns:wpi="http://schemas.microsoft.com/office/word/2010/wordprocessingInk" xmlns:wne="http://schemas.microsoft.com/office/word/2006/wordml" xmlns:wps="http://schemas.microsoft.com/office/word/2010/wordprocessingShape" mc:Ignorable="w14 w15 w16se w16cid w16 w16cex w16sdtdh w16sdtfl w16du wp14">
+<w:document xmlns:wpc="http://schemas.microsoft.com/office/word/2010/wordprocessingCanvas" xmlns:cx="http://schemas.microsoft.com/office/drawing/2014/chartex" xmlns:cx1="http://schemas.microsoft.com/office/drawing/2015/9/8/chartex" xmlns:cx2="http://schemas.microsoft.com/office/drawing/2015/10/21/chartex" xmlns:cx3="http://schemas.microsoft.com/office/drawing/2016/5/9/chartex" xmlns:cx4="http://schemas.microsoft.com/office/drawing/2016/5/10/chartex" xmlns:cx5="http://schemas.microsoft.com/office/drawing/2016/5/11/chartex" xmlns:cx6="http://schemas.microsoft.com/office/drawing/2016/5/12/chartex" xmlns:cx7="http://schemas.microsoft.com/office/drawing/2016/5/13/chartex" xmlns:cx8="http://schemas.microsoft.com/office/drawing/2016/5/14/chartex" xmlns:mc="http://schemas.openxmlformats.org/markup-compatibility/2006" xmlns:aink="http://schemas.microsoft.com/office/drawing/2016/ink" xmlns:am3d="http://schemas.microsoft.com/office/drawing/2017/model3d" xmlns:o="urn:schemas-microsoft-com:office:office" xmlns:r="http://schemas.openxmlformats.org/officeDocument/2006/relationships" xmlns:m="http://schemas.openxmlformats.org/officeDocument/2006/math" xmlns:v="urn:schemas-microsoft-com:vml" xmlns:wp14="http://schemas.microsoft.com/office/word/2010/wordprocessingDrawing" xmlns:wp="http://schemas.openxmlformats.org/drawingml/2006/wordprocessingDrawing" xmlns:w10="urn:schemas-microsoft-com:office:word" xmlns:w="http://schemas.openxmlformats.org/wordprocessingml/2006/main" xmlns:w14="http://schemas.microsoft.com/office/word/2010/wordml" xmlns:w15="http://schemas.microsoft.com/office/word/2012/wordml" xmlns:w16cex="http://schemas.microsoft.com/office/word/2018/wordml/cex" xmlns:w16cid="http://schemas.microsoft.com/office/word/2016/wordml/cid" xmlns:w16="http://schemas.microsoft.com/office/word/2018/wordml" xmlns:w16sdtdh="http://schemas.microsoft.com/office/word/2020/wordml/sdtdatahash" xmlns:w16se="http://schemas.microsoft.com/office/word/2015/wordml/symex" xmlns:wpg="http://schemas.microsoft.com/office/word/2010/wordprocessingGroup" xmlns:wpi="http://schemas.microsoft.com/office/word/2010/wordprocessingInk" xmlns:wne="http://schemas.microsoft.com/office/word/2006/wordml" xmlns:wps="http://schemas.microsoft.com/office/word/2010/wordprocessingShape" mc:Ignorable="w14 w15 w16se w16cid w16 w16cex w16sdtdh wp14">
   <w:body>
     <w:sdt>
       <w:sdtPr>
@@ -160,6 +160,7 @@
             <w:dataBinding w:prefixMappings="xmlns:ns0='http://purl.org/dc/elements/1.1/' xmlns:ns1='http://schemas.openxmlformats.org/package/2006/metadata/core-properties' " w:xpath="/ns1:coreProperties[1]/ns0:subject[1]" w:storeItemID="{6C3C8BC8-F283-45AE-878A-BAB7291924A1}"/>
             <w:text/>
           </w:sdtPr>
+          <w:sdtEndPr/>
           <w:sdtContent>
             <w:p>
               <w:pPr>
@@ -275,6 +276,7 @@
                                     <w:calendar w:val="gregorian"/>
                                   </w:date>
                                 </w:sdtPr>
+                                <w:sdtEndPr/>
                                 <w:sdtContent>
                                   <w:p>
                                     <w:pPr>
@@ -321,6 +323,7 @@
                                     <w:dataBinding w:prefixMappings="xmlns:ns0='http://schemas.openxmlformats.org/officeDocument/2006/extended-properties' " w:xpath="/ns0:Properties[1]/ns0:Company[1]" w:storeItemID="{6668398D-A668-4E3E-A5EB-62B293D839F1}"/>
                                     <w:text/>
                                   </w:sdtPr>
+                                  <w:sdtEndPr/>
                                   <w:sdtContent>
                                     <w:r>
                                       <w:rPr>
@@ -352,6 +355,7 @@
                                     <w:dataBinding w:prefixMappings="xmlns:ns0='http://schemas.microsoft.com/office/2006/coverPageProps' " w:xpath="/ns0:CoverPageProperties[1]/ns0:CompanyAddress[1]" w:storeItemID="{55AF091B-3C7A-41E3-B477-F2FDAA23CFDA}"/>
                                     <w:text/>
                                   </w:sdtPr>
+                                  <w:sdtEndPr/>
                                   <w:sdtContent>
                                     <w:r>
                                       <w:rPr>
@@ -411,6 +415,7 @@
                               <w:calendar w:val="gregorian"/>
                             </w:date>
                           </w:sdtPr>
+                          <w:sdtEndPr/>
                           <w:sdtContent>
                             <w:p>
                               <w:pPr>
@@ -457,6 +462,7 @@
                               <w:dataBinding w:prefixMappings="xmlns:ns0='http://schemas.openxmlformats.org/officeDocument/2006/extended-properties' " w:xpath="/ns0:Properties[1]/ns0:Company[1]" w:storeItemID="{6668398D-A668-4E3E-A5EB-62B293D839F1}"/>
                               <w:text/>
                             </w:sdtPr>
+                            <w:sdtEndPr/>
                             <w:sdtContent>
                               <w:r>
                                 <w:rPr>
@@ -488,6 +494,7 @@
                               <w:dataBinding w:prefixMappings="xmlns:ns0='http://schemas.microsoft.com/office/2006/coverPageProps' " w:xpath="/ns0:CoverPageProperties[1]/ns0:CompanyAddress[1]" w:storeItemID="{55AF091B-3C7A-41E3-B477-F2FDAA23CFDA}"/>
                               <w:text/>
                             </w:sdtPr>
+                            <w:sdtEndPr/>
                             <w:sdtContent>
                               <w:r>
                                 <w:rPr>
@@ -608,16 +615,31 @@
           </w:r>
         </w:p>
         <w:p>
-          <w:fldSimple w:instr=" TOC \o &quot;1-3&quot; \h \z \u ">
-            <w:r>
-              <w:rPr>
-                <w:b/>
-                <w:bCs/>
-                <w:noProof/>
-              </w:rPr>
-              <w:t>No table of contents entries found.</w:t>
-            </w:r>
-          </w:fldSimple>
+          <w:r>
+            <w:fldChar w:fldCharType="begin"/>
+          </w:r>
+          <w:r>
+            <w:instrText xml:space="preserve"> TOC \o "1-3" \h \z \u </w:instrText>
+          </w:r>
+          <w:r>
+            <w:fldChar w:fldCharType="separate"/>
+          </w:r>
+          <w:r>
+            <w:rPr>
+              <w:b/>
+              <w:bCs/>
+              <w:noProof/>
+            </w:rPr>
+            <w:t>No table of contents entries found.</w:t>
+          </w:r>
+          <w:r>
+            <w:rPr>
+              <w:b/>
+              <w:bCs/>
+              <w:noProof/>
+            </w:rPr>
+            <w:fldChar w:fldCharType="end"/>
+          </w:r>
         </w:p>
       </w:sdtContent>
     </w:sdt>
@@ -1112,6 +1134,34 @@
         <w:t>Functional Requirements and User Acceptance Criteria</w:t>
       </w:r>
     </w:p>
+    <w:p>
+      <w:r>
+        <w:t>Noah – A new customer of GLH</w:t>
+      </w:r>
+    </w:p>
+    <w:p>
+      <w:r>
+        <w:t>John – One of the many producers selling products at GLH</w:t>
+      </w:r>
+    </w:p>
+    <w:p>
+      <w:r>
+        <w:t>Mark – Admin of the web app</w:t>
+      </w:r>
+    </w:p>
+    <w:p>
+      <w:r>
+        <w:t>Leo – A regular customer of GLH</w:t>
+      </w:r>
+    </w:p>
+    <w:p>
+      <w:r>
+        <w:t xml:space="preserve">Manny – A customer </w:t>
+      </w:r>
+      <w:r>
+        <w:t>with visual impairments</w:t>
+      </w:r>
+    </w:p>
     <w:tbl>
       <w:tblPr>
         <w:tblStyle w:val="TableGrid"/>
@@ -1224,7 +1274,14 @@
           <w:tcPr>
             <w:tcW w:w="2221" w:type="dxa"/>
           </w:tcPr>
-          <w:p/>
+          <w:p>
+            <w:r>
+              <w:t xml:space="preserve">As a new customer, </w:t>
+            </w:r>
+            <w:r>
+              <w:t>I Noah wants to register an account in the GLH website so that I’ll be able to order food and drinks form GLH</w:t>
+            </w:r>
+          </w:p>
         </w:tc>
         <w:tc>
           <w:tcPr>
@@ -1311,6 +1368,7 @@
               </w:numPr>
             </w:pPr>
             <w:r>
+              <w:lastRenderedPageBreak/>
               <w:t>The system must check that the email is not already registered</w:t>
             </w:r>
           </w:p>
@@ -1335,7 +1393,6 @@
               </w:numPr>
             </w:pPr>
             <w:r>
-              <w:lastRenderedPageBreak/>
               <w:t>The system must save the user’s details securely</w:t>
             </w:r>
           </w:p>
@@ -1368,7 +1425,25 @@
           <w:tcPr>
             <w:tcW w:w="2234" w:type="dxa"/>
           </w:tcPr>
-          <w:p/>
+          <w:p>
+            <w:r>
+              <w:lastRenderedPageBreak/>
+              <w:t xml:space="preserve">Registration ensures customers have personalised access to their orders, preferences and account details making the web app more efficient and allows users to have a better user experience. Personalised access helps users manage and track their orders more efficiently. This help users to save time which then helps the business reducing customer frustration. With the user experience improving this encourages users </w:t>
+            </w:r>
+            <w:r>
+              <w:lastRenderedPageBreak/>
+              <w:t xml:space="preserve">to use the </w:t>
+            </w:r>
+            <w:r>
+              <w:t>system</w:t>
+            </w:r>
+            <w:r>
+              <w:t xml:space="preserve"> more frequently</w:t>
+            </w:r>
+            <w:r>
+              <w:t>. Frequent use of the web app will then lead to higher engagement and customer retention.</w:t>
+            </w:r>
+          </w:p>
         </w:tc>
       </w:tr>
       <w:tr>
@@ -1386,6 +1461,42 @@
           <w:tcPr>
             <w:tcW w:w="2221" w:type="dxa"/>
           </w:tcPr>
+          <w:p>
+            <w:r>
+              <w:t xml:space="preserve">As a regular customer, </w:t>
+            </w:r>
+            <w:r>
+              <w:t xml:space="preserve">I Leo </w:t>
+            </w:r>
+            <w:r>
+              <w:t>wants</w:t>
+            </w:r>
+            <w:r>
+              <w:t xml:space="preserve"> to login on my account so that I can gain access to the loyalty feature of the web app</w:t>
+            </w:r>
+          </w:p>
+          <w:p/>
+          <w:p>
+            <w:r>
+              <w:t xml:space="preserve">As a producer for GLH, I John </w:t>
+            </w:r>
+            <w:r>
+              <w:t>wants</w:t>
+            </w:r>
+            <w:r>
+              <w:t xml:space="preserve"> to Login to my account so that I can change the details of my products</w:t>
+            </w:r>
+          </w:p>
+          <w:p/>
+          <w:p>
+            <w:r>
+              <w:t>As an Admin, I Mark want to login to my account</w:t>
+            </w:r>
+            <w:r>
+              <w:t xml:space="preserve"> so that I can add new loyalty rewards in the loyalty feature</w:t>
+            </w:r>
+          </w:p>
+          <w:p/>
           <w:p/>
         </w:tc>
         <w:tc>
@@ -1601,7 +1712,20 @@
           <w:tcPr>
             <w:tcW w:w="2234" w:type="dxa"/>
           </w:tcPr>
-          <w:p/>
+          <w:p>
+            <w:r>
+              <w:t xml:space="preserve">Secure log in ensures privacy and control for users, allowing them to access personalised information like orders and preferences overall improving the user experience. This is important because secure log in protects users sensitive, personal and </w:t>
+            </w:r>
+            <w:r>
+              <w:t xml:space="preserve">orders information. Placing a secure log in system helps the company build trust and confidence in the </w:t>
+            </w:r>
+            <w:r>
+              <w:t xml:space="preserve">system </w:t>
+            </w:r>
+            <w:r>
+              <w:t>which encourages users to keep using the service.</w:t>
+            </w:r>
+          </w:p>
         </w:tc>
       </w:tr>
       <w:tr>
@@ -1623,6 +1747,7 @@
               <w:t xml:space="preserve"> </w:t>
             </w:r>
             <w:r>
+              <w:lastRenderedPageBreak/>
               <w:t>detailed information about local producers and their products.</w:t>
             </w:r>
           </w:p>
@@ -1631,7 +1756,28 @@
           <w:tcPr>
             <w:tcW w:w="2221" w:type="dxa"/>
           </w:tcPr>
+          <w:p>
+            <w:r>
+              <w:lastRenderedPageBreak/>
+              <w:t xml:space="preserve">As a customer, I Noah wants to check the </w:t>
+            </w:r>
+            <w:r>
+              <w:lastRenderedPageBreak/>
+              <w:t xml:space="preserve">producer of the product that I bought so that I can check if the product is </w:t>
+            </w:r>
+            <w:r>
+              <w:t>safe to consume.</w:t>
+            </w:r>
+          </w:p>
           <w:p/>
+          <w:p>
+            <w:r>
+              <w:t xml:space="preserve">As a producer, I john would like to add my profile as a producer into the web app so that </w:t>
+            </w:r>
+            <w:r>
+              <w:t>it reduces customer anxiety when buying my products</w:t>
+            </w:r>
+          </w:p>
         </w:tc>
         <w:tc>
           <w:tcPr>
@@ -1646,7 +1792,12 @@
               </w:numPr>
             </w:pPr>
             <w:r>
-              <w:t>Users can easily access the Producers page from the main navigation.</w:t>
+              <w:lastRenderedPageBreak/>
+              <w:t xml:space="preserve">Users can easily access the </w:t>
+            </w:r>
+            <w:r>
+              <w:lastRenderedPageBreak/>
+              <w:t>Producers page from the main navigation.</w:t>
             </w:r>
           </w:p>
           <w:p>
@@ -1670,8 +1821,131 @@
               </w:numPr>
             </w:pPr>
             <w:r>
+              <w:t>Users can view a list of local producers available on the platform.</w:t>
+            </w:r>
+          </w:p>
+          <w:p>
+            <w:pPr>
+              <w:pStyle w:val="ListParagraph"/>
+              <w:numPr>
+                <w:ilvl w:val="0"/>
+                <w:numId w:val="5"/>
+              </w:numPr>
+            </w:pPr>
+            <w:r>
+              <w:t>Users can select a producer to view more detailed information.</w:t>
+            </w:r>
+          </w:p>
+          <w:p>
+            <w:pPr>
+              <w:pStyle w:val="ListParagraph"/>
+              <w:numPr>
+                <w:ilvl w:val="0"/>
+                <w:numId w:val="5"/>
+              </w:numPr>
+            </w:pPr>
+            <w:r>
+              <w:t>Users can view information about the producer</w:t>
+            </w:r>
+            <w:r>
+              <w:t xml:space="preserve"> </w:t>
+            </w:r>
+            <w:r>
+              <w:t>including their name, location and business</w:t>
+            </w:r>
+            <w:r>
+              <w:t xml:space="preserve"> </w:t>
+            </w:r>
+            <w:r>
+              <w:t>description.</w:t>
+            </w:r>
+          </w:p>
+          <w:p>
+            <w:pPr>
+              <w:pStyle w:val="ListParagraph"/>
+              <w:numPr>
+                <w:ilvl w:val="0"/>
+                <w:numId w:val="5"/>
+              </w:numPr>
+            </w:pPr>
+            <w:r>
+              <w:t>Users can view information about the producer’s production methods.</w:t>
+            </w:r>
+          </w:p>
+          <w:p>
+            <w:pPr>
+              <w:pStyle w:val="ListParagraph"/>
+              <w:numPr>
+                <w:ilvl w:val="0"/>
+                <w:numId w:val="5"/>
+              </w:numPr>
+            </w:pPr>
+            <w:r>
+              <w:t>Users can view information about the benefits of buying local products.</w:t>
+            </w:r>
+          </w:p>
+          <w:p>
+            <w:pPr>
+              <w:pStyle w:val="ListParagraph"/>
+              <w:numPr>
+                <w:ilvl w:val="0"/>
+                <w:numId w:val="5"/>
+              </w:numPr>
+            </w:pPr>
+            <w:r>
+              <w:t>Users can view the products provided by each producer.</w:t>
+            </w:r>
+          </w:p>
+          <w:p>
+            <w:pPr>
+              <w:pStyle w:val="ListParagraph"/>
+              <w:numPr>
+                <w:ilvl w:val="0"/>
+                <w:numId w:val="5"/>
+              </w:numPr>
+            </w:pPr>
+            <w:r>
+              <w:t>The s</w:t>
+            </w:r>
+            <w:r>
+              <w:t>ystem</w:t>
+            </w:r>
+            <w:r>
+              <w:t xml:space="preserve"> must display product details including product name, description, price and availability.</w:t>
+            </w:r>
+          </w:p>
+          <w:p>
+            <w:pPr>
+              <w:pStyle w:val="ListParagraph"/>
+              <w:numPr>
+                <w:ilvl w:val="0"/>
+                <w:numId w:val="5"/>
+              </w:numPr>
+            </w:pPr>
+            <w:r>
+              <w:t>The s</w:t>
+            </w:r>
+            <w:r>
+              <w:t>ystem</w:t>
+            </w:r>
+            <w:r>
+              <w:t xml:space="preserve"> must ensure that product information is updated when producers update their product details.</w:t>
+            </w:r>
+          </w:p>
+          <w:p>
+            <w:pPr>
+              <w:pStyle w:val="ListParagraph"/>
+              <w:numPr>
+                <w:ilvl w:val="0"/>
+                <w:numId w:val="5"/>
+              </w:numPr>
+            </w:pPr>
+            <w:r>
+              <w:t xml:space="preserve">Admins should be able to manage </w:t>
+            </w:r>
+            <w:r>
               <w:lastRenderedPageBreak/>
-              <w:t>Users can view a list of local producers available on the platform.</w:t>
+              <w:t>producer information.</w:t>
             </w:r>
           </w:p>
           <w:p>
@@ -1683,7 +1957,7 @@
               </w:numPr>
             </w:pPr>
             <w:r>
-              <w:t>Users can select a producer to view more detailed information.</w:t>
+              <w:t>Producers should be able to update their own producer profile information.</w:t>
             </w:r>
           </w:p>
           <w:p>
@@ -1695,127 +1969,6 @@
               </w:numPr>
             </w:pPr>
             <w:r>
-              <w:t>Users can view information about the producer</w:t>
-            </w:r>
-            <w:r>
-              <w:t xml:space="preserve"> </w:t>
-            </w:r>
-            <w:r>
-              <w:t>including their name, location and business</w:t>
-            </w:r>
-            <w:r>
-              <w:t xml:space="preserve"> </w:t>
-            </w:r>
-            <w:r>
-              <w:t>description.</w:t>
-            </w:r>
-          </w:p>
-          <w:p>
-            <w:pPr>
-              <w:pStyle w:val="ListParagraph"/>
-              <w:numPr>
-                <w:ilvl w:val="0"/>
-                <w:numId w:val="5"/>
-              </w:numPr>
-            </w:pPr>
-            <w:r>
-              <w:t>Users can view information about the producer’s production methods.</w:t>
-            </w:r>
-          </w:p>
-          <w:p>
-            <w:pPr>
-              <w:pStyle w:val="ListParagraph"/>
-              <w:numPr>
-                <w:ilvl w:val="0"/>
-                <w:numId w:val="5"/>
-              </w:numPr>
-            </w:pPr>
-            <w:r>
-              <w:t>Users can view information about the benefits of buying local products.</w:t>
-            </w:r>
-          </w:p>
-          <w:p>
-            <w:pPr>
-              <w:pStyle w:val="ListParagraph"/>
-              <w:numPr>
-                <w:ilvl w:val="0"/>
-                <w:numId w:val="5"/>
-              </w:numPr>
-            </w:pPr>
-            <w:r>
-              <w:t>Users can view the products provided by each producer.</w:t>
-            </w:r>
-          </w:p>
-          <w:p>
-            <w:pPr>
-              <w:pStyle w:val="ListParagraph"/>
-              <w:numPr>
-                <w:ilvl w:val="0"/>
-                <w:numId w:val="5"/>
-              </w:numPr>
-            </w:pPr>
-            <w:r>
-              <w:t>The s</w:t>
-            </w:r>
-            <w:r>
-              <w:t>ystem</w:t>
-            </w:r>
-            <w:r>
-              <w:t xml:space="preserve"> must display product details including product name, description, price and availability.</w:t>
-            </w:r>
-          </w:p>
-          <w:p>
-            <w:pPr>
-              <w:pStyle w:val="ListParagraph"/>
-              <w:numPr>
-                <w:ilvl w:val="0"/>
-                <w:numId w:val="5"/>
-              </w:numPr>
-            </w:pPr>
-            <w:r>
-              <w:t>The s</w:t>
-            </w:r>
-            <w:r>
-              <w:t>ystem</w:t>
-            </w:r>
-            <w:r>
-              <w:t xml:space="preserve"> must ensure that product information is updated when producers update their product details.</w:t>
-            </w:r>
-          </w:p>
-          <w:p>
-            <w:pPr>
-              <w:pStyle w:val="ListParagraph"/>
-              <w:numPr>
-                <w:ilvl w:val="0"/>
-                <w:numId w:val="5"/>
-              </w:numPr>
-            </w:pPr>
-            <w:r>
-              <w:t>Admins should be able to manage producer information.</w:t>
-            </w:r>
-          </w:p>
-          <w:p>
-            <w:pPr>
-              <w:pStyle w:val="ListParagraph"/>
-              <w:numPr>
-                <w:ilvl w:val="0"/>
-                <w:numId w:val="5"/>
-              </w:numPr>
-            </w:pPr>
-            <w:r>
-              <w:t>Producers should be able to update their own producer profile information.</w:t>
-            </w:r>
-          </w:p>
-          <w:p>
-            <w:pPr>
-              <w:pStyle w:val="ListParagraph"/>
-              <w:numPr>
-                <w:ilvl w:val="0"/>
-                <w:numId w:val="5"/>
-              </w:numPr>
-            </w:pPr>
-            <w:r>
-              <w:lastRenderedPageBreak/>
               <w:t xml:space="preserve">The </w:t>
             </w:r>
             <w:r>
@@ -1872,7 +2025,22 @@
           <w:tcPr>
             <w:tcW w:w="2234" w:type="dxa"/>
           </w:tcPr>
-          <w:p/>
+          <w:p>
+            <w:r>
+              <w:lastRenderedPageBreak/>
+              <w:t xml:space="preserve">Providing detailed information about </w:t>
+            </w:r>
+            <w:r>
+              <w:lastRenderedPageBreak/>
+              <w:t xml:space="preserve">local producers and their products helps customers </w:t>
+            </w:r>
+            <w:r>
+              <w:t xml:space="preserve">make informed decisions which reduces customer inquiries and ensuring higher satisfaction to their choices. This is important because it allows the customers to evaluate the product quality, origin and pricing before making an order. </w:t>
+            </w:r>
+            <w:r>
+              <w:t>Doing this leads to users making informed decisions which leads to higher customer satisfaction. This would help reducing customer complaints and cancellations improving efficiency in the business.</w:t>
+            </w:r>
+          </w:p>
         </w:tc>
       </w:tr>
       <w:tr>
@@ -1897,6 +2065,11 @@
           <w:tcPr>
             <w:tcW w:w="2221" w:type="dxa"/>
           </w:tcPr>
+          <w:p>
+            <w:r>
+              <w:t>As a customer, I Leo wants to be able to browse products with clear information so that I can easily compare between multiple products.</w:t>
+            </w:r>
+          </w:p>
           <w:p/>
         </w:tc>
         <w:tc>
@@ -1984,6 +2157,7 @@
               </w:numPr>
             </w:pPr>
             <w:r>
+              <w:lastRenderedPageBreak/>
               <w:t>Users can view product availability</w:t>
             </w:r>
           </w:p>
@@ -2008,11 +2182,7 @@
               </w:numPr>
             </w:pPr>
             <w:r>
-              <w:t xml:space="preserve">Users can filter products by </w:t>
-            </w:r>
-            <w:r>
-              <w:lastRenderedPageBreak/>
-              <w:t>category or producer</w:t>
+              <w:t>Users can filter products by category or producer</w:t>
             </w:r>
           </w:p>
           <w:p>
@@ -2116,7 +2286,28 @@
           <w:tcPr>
             <w:tcW w:w="2234" w:type="dxa"/>
           </w:tcPr>
-          <w:p/>
+          <w:p>
+            <w:r>
+              <w:lastRenderedPageBreak/>
+              <w:t>Allowing customers to browse products</w:t>
+            </w:r>
+            <w:r>
+              <w:t xml:space="preserve"> with clear and transparent information help customers make informed decisions reducing customer inquiries and ensuring higher satisfaction to their orders. Providing details such as product details, pricing and availability ensures customers understand what they are buying before committing to a purchase. A </w:t>
+            </w:r>
+            <w:r>
+              <w:t>well-structured</w:t>
+            </w:r>
+            <w:r>
+              <w:t xml:space="preserve"> browsing system allows users to find relevant products </w:t>
+            </w:r>
+            <w:r>
+              <w:t xml:space="preserve">quickly and without confusion overall </w:t>
+            </w:r>
+            <w:r>
+              <w:lastRenderedPageBreak/>
+              <w:t>improving the user experience.</w:t>
+            </w:r>
+          </w:p>
         </w:tc>
       </w:tr>
       <w:tr>
@@ -2140,6 +2331,18 @@
           <w:tcPr>
             <w:tcW w:w="2221" w:type="dxa"/>
           </w:tcPr>
+          <w:p>
+            <w:r>
+              <w:t xml:space="preserve">As a customer, I Leo </w:t>
+            </w:r>
+            <w:r>
+              <w:t>wants</w:t>
+            </w:r>
+            <w:r>
+              <w:t xml:space="preserve"> to place orders for delivery so that I don’t have to come and get my orders myself</w:t>
+            </w:r>
+          </w:p>
+          <w:p/>
           <w:p/>
         </w:tc>
         <w:tc>
@@ -2167,7 +2370,11 @@
               </w:numPr>
             </w:pPr>
             <w:r>
-              <w:t>Users can view available products in the product catalogue.</w:t>
+              <w:t xml:space="preserve">Users can view available products </w:t>
+            </w:r>
+            <w:r>
+              <w:lastRenderedPageBreak/>
+              <w:t>in the product catalogue.</w:t>
             </w:r>
           </w:p>
           <w:p>
@@ -2203,8 +2410,131 @@
               </w:numPr>
             </w:pPr>
             <w:r>
+              <w:t>Users can update the quantity of products in the shopping cart.</w:t>
+            </w:r>
+          </w:p>
+          <w:p>
+            <w:pPr>
+              <w:pStyle w:val="ListParagraph"/>
+              <w:numPr>
+                <w:ilvl w:val="0"/>
+                <w:numId w:val="7"/>
+              </w:numPr>
+            </w:pPr>
+            <w:r>
+              <w:t>Users can remove products from the shopping cart.</w:t>
+            </w:r>
+          </w:p>
+          <w:p>
+            <w:pPr>
+              <w:pStyle w:val="ListParagraph"/>
+              <w:numPr>
+                <w:ilvl w:val="0"/>
+                <w:numId w:val="7"/>
+              </w:numPr>
+            </w:pPr>
+            <w:r>
+              <w:t>There should be a Checkout button on the cart page.</w:t>
+            </w:r>
+          </w:p>
+          <w:p>
+            <w:pPr>
+              <w:pStyle w:val="ListParagraph"/>
+              <w:numPr>
+                <w:ilvl w:val="0"/>
+                <w:numId w:val="7"/>
+              </w:numPr>
+            </w:pPr>
+            <w:r>
+              <w:t>Users can review their order before confirming the purchase.</w:t>
+            </w:r>
+          </w:p>
+          <w:p>
+            <w:pPr>
+              <w:pStyle w:val="ListParagraph"/>
+              <w:numPr>
+                <w:ilvl w:val="0"/>
+                <w:numId w:val="7"/>
+              </w:numPr>
+            </w:pPr>
+            <w:r>
+              <w:t>Users can select their preferred order method</w:t>
+            </w:r>
+          </w:p>
+          <w:p>
+            <w:pPr>
+              <w:pStyle w:val="ListParagraph"/>
+              <w:numPr>
+                <w:ilvl w:val="0"/>
+                <w:numId w:val="7"/>
+              </w:numPr>
+            </w:pPr>
+            <w:r>
+              <w:t>Users selecting delivery must be able to enter their delivery address.</w:t>
+            </w:r>
+          </w:p>
+          <w:p>
+            <w:pPr>
+              <w:pStyle w:val="ListParagraph"/>
+              <w:numPr>
+                <w:ilvl w:val="0"/>
+                <w:numId w:val="7"/>
+              </w:numPr>
+            </w:pPr>
+            <w:r>
+              <w:t>Users selecting collection must be able to choose an available collection time slot.</w:t>
+            </w:r>
+          </w:p>
+          <w:p>
+            <w:pPr>
+              <w:pStyle w:val="ListParagraph"/>
+              <w:numPr>
+                <w:ilvl w:val="0"/>
+                <w:numId w:val="7"/>
+              </w:numPr>
+            </w:pPr>
+            <w:r>
+              <w:t>Users can view the total cost of the order before confirming payment.</w:t>
+            </w:r>
+          </w:p>
+          <w:p>
+            <w:pPr>
+              <w:pStyle w:val="ListParagraph"/>
+              <w:numPr>
+                <w:ilvl w:val="0"/>
+                <w:numId w:val="7"/>
+              </w:numPr>
+            </w:pPr>
+            <w:r>
+              <w:t>The system must validate required fields before the order can be submitted.</w:t>
+            </w:r>
+          </w:p>
+          <w:p>
+            <w:pPr>
+              <w:pStyle w:val="ListParagraph"/>
+              <w:numPr>
+                <w:ilvl w:val="0"/>
+                <w:numId w:val="7"/>
+              </w:numPr>
+            </w:pPr>
+            <w:r>
+              <w:t>The system must validate that fields are entered in the correct format.</w:t>
+            </w:r>
+          </w:p>
+          <w:p>
+            <w:pPr>
+              <w:pStyle w:val="ListParagraph"/>
+              <w:numPr>
+                <w:ilvl w:val="0"/>
+                <w:numId w:val="7"/>
+              </w:numPr>
+            </w:pPr>
+            <w:r>
+              <w:t xml:space="preserve">The system must generate an order confirmation once </w:t>
+            </w:r>
+            <w:r>
               <w:lastRenderedPageBreak/>
-              <w:t>Users can update the quantity of products in the shopping cart.</w:t>
+              <w:t>the order has been successfully placed.</w:t>
             </w:r>
           </w:p>
           <w:p>
@@ -2216,7 +2546,7 @@
               </w:numPr>
             </w:pPr>
             <w:r>
-              <w:t>Users can remove products from the shopping cart.</w:t>
+              <w:t>Users should be able to view their orders at later dates in their account.</w:t>
             </w:r>
           </w:p>
           <w:p>
@@ -2228,127 +2558,6 @@
               </w:numPr>
             </w:pPr>
             <w:r>
-              <w:t>There should be a Checkout button on the cart page.</w:t>
-            </w:r>
-          </w:p>
-          <w:p>
-            <w:pPr>
-              <w:pStyle w:val="ListParagraph"/>
-              <w:numPr>
-                <w:ilvl w:val="0"/>
-                <w:numId w:val="7"/>
-              </w:numPr>
-            </w:pPr>
-            <w:r>
-              <w:t>Users can review their order before confirming the purchase.</w:t>
-            </w:r>
-          </w:p>
-          <w:p>
-            <w:pPr>
-              <w:pStyle w:val="ListParagraph"/>
-              <w:numPr>
-                <w:ilvl w:val="0"/>
-                <w:numId w:val="7"/>
-              </w:numPr>
-            </w:pPr>
-            <w:r>
-              <w:t>Users can select their preferred order method</w:t>
-            </w:r>
-          </w:p>
-          <w:p>
-            <w:pPr>
-              <w:pStyle w:val="ListParagraph"/>
-              <w:numPr>
-                <w:ilvl w:val="0"/>
-                <w:numId w:val="7"/>
-              </w:numPr>
-            </w:pPr>
-            <w:r>
-              <w:t>Users selecting delivery must be able to enter their delivery address.</w:t>
-            </w:r>
-          </w:p>
-          <w:p>
-            <w:pPr>
-              <w:pStyle w:val="ListParagraph"/>
-              <w:numPr>
-                <w:ilvl w:val="0"/>
-                <w:numId w:val="7"/>
-              </w:numPr>
-            </w:pPr>
-            <w:r>
-              <w:t>Users selecting collection must be able to choose an available collection time slot.</w:t>
-            </w:r>
-          </w:p>
-          <w:p>
-            <w:pPr>
-              <w:pStyle w:val="ListParagraph"/>
-              <w:numPr>
-                <w:ilvl w:val="0"/>
-                <w:numId w:val="7"/>
-              </w:numPr>
-            </w:pPr>
-            <w:r>
-              <w:t>Users can view the total cost of the order before confirming payment.</w:t>
-            </w:r>
-          </w:p>
-          <w:p>
-            <w:pPr>
-              <w:pStyle w:val="ListParagraph"/>
-              <w:numPr>
-                <w:ilvl w:val="0"/>
-                <w:numId w:val="7"/>
-              </w:numPr>
-            </w:pPr>
-            <w:r>
-              <w:t>The system must validate required fields before the order can be submitted.</w:t>
-            </w:r>
-          </w:p>
-          <w:p>
-            <w:pPr>
-              <w:pStyle w:val="ListParagraph"/>
-              <w:numPr>
-                <w:ilvl w:val="0"/>
-                <w:numId w:val="7"/>
-              </w:numPr>
-            </w:pPr>
-            <w:r>
-              <w:t>The system must validate that fields are entered in the correct format.</w:t>
-            </w:r>
-          </w:p>
-          <w:p>
-            <w:pPr>
-              <w:pStyle w:val="ListParagraph"/>
-              <w:numPr>
-                <w:ilvl w:val="0"/>
-                <w:numId w:val="7"/>
-              </w:numPr>
-            </w:pPr>
-            <w:r>
-              <w:t>The system must generate an order confirmation once the order has been successfully placed.</w:t>
-            </w:r>
-          </w:p>
-          <w:p>
-            <w:pPr>
-              <w:pStyle w:val="ListParagraph"/>
-              <w:numPr>
-                <w:ilvl w:val="0"/>
-                <w:numId w:val="7"/>
-              </w:numPr>
-            </w:pPr>
-            <w:r>
-              <w:t>Users should be able to view their orders at later dates in their account.</w:t>
-            </w:r>
-          </w:p>
-          <w:p>
-            <w:pPr>
-              <w:pStyle w:val="ListParagraph"/>
-              <w:numPr>
-                <w:ilvl w:val="0"/>
-                <w:numId w:val="7"/>
-              </w:numPr>
-            </w:pPr>
-            <w:r>
-              <w:lastRenderedPageBreak/>
               <w:t>Admins and producers should be able to view customer orders.</w:t>
             </w:r>
           </w:p>
@@ -2405,7 +2614,18 @@
           <w:tcPr>
             <w:tcW w:w="2234" w:type="dxa"/>
           </w:tcPr>
-          <w:p/>
+          <w:p>
+            <w:r>
+              <w:lastRenderedPageBreak/>
+              <w:t xml:space="preserve">Customers need to place orders for collection or delivery so they can obtain products from the producers through the system. Customers may prefer </w:t>
+            </w:r>
+            <w:r>
+              <w:t>different methods of receiving their orders depending on time, location or convenience. Providing multiple options improve accessibility and flexibility for customers. Greater flexibility encourages users to purchase products and increase the systems overall usability and satisfaction</w:t>
+            </w:r>
+            <w:r>
+              <w:t>. Improving usability and accessibility helps the platform by increasing customer engagement and sale opportunities.</w:t>
+            </w:r>
+          </w:p>
         </w:tc>
       </w:tr>
       <w:tr>
@@ -2424,7 +2644,11 @@
           <w:tcPr>
             <w:tcW w:w="2221" w:type="dxa"/>
           </w:tcPr>
-          <w:p/>
+          <w:p>
+            <w:r>
+              <w:t>As a customer, I Leo wants to view my order history so that I can check how much my previous orders costs</w:t>
+            </w:r>
+          </w:p>
         </w:tc>
         <w:tc>
           <w:tcPr>
@@ -2511,6 +2735,7 @@
               </w:numPr>
             </w:pPr>
             <w:r>
+              <w:lastRenderedPageBreak/>
               <w:t>Users can view their order history.</w:t>
             </w:r>
           </w:p>
@@ -2523,11 +2748,7 @@
               </w:numPr>
             </w:pPr>
             <w:r>
-              <w:t xml:space="preserve">Users can view details of past orders including products ordered, </w:t>
-            </w:r>
-            <w:r>
-              <w:lastRenderedPageBreak/>
-              <w:t>order date and total cost.</w:t>
+              <w:t>Users can view details of past orders including products ordered, order date and total cost.</w:t>
             </w:r>
           </w:p>
           <w:p>
@@ -2619,7 +2840,16 @@
           <w:tcPr>
             <w:tcW w:w="2234" w:type="dxa"/>
           </w:tcPr>
-          <w:p/>
+          <w:p>
+            <w:r>
+              <w:lastRenderedPageBreak/>
+              <w:t xml:space="preserve">Customers need to manage their personal accounts and view order history so that they can access and review information about their previous orders. Customers may need to check details of past orders such as products ordered, dates and delivery or collection. Access to this information allows customers to track their orders, verify transactions and manage their account details. Providing account management and order history allows users to maintain control over </w:t>
+            </w:r>
+            <w:r>
+              <w:lastRenderedPageBreak/>
+              <w:t>their personal data and purchases. Improving user control enhances trust in the system and improves the user experience of the system.</w:t>
+            </w:r>
+          </w:p>
         </w:tc>
       </w:tr>
       <w:tr>
@@ -2643,7 +2873,17 @@
           <w:tcPr>
             <w:tcW w:w="2221" w:type="dxa"/>
           </w:tcPr>
-          <w:p/>
+          <w:p>
+            <w:r>
+              <w:t xml:space="preserve">As a producer, I John </w:t>
+            </w:r>
+            <w:r>
+              <w:t>wants</w:t>
+            </w:r>
+            <w:r>
+              <w:t xml:space="preserve"> to have a management dashboard so that I can easily track and record the stock levels of my products</w:t>
+            </w:r>
+          </w:p>
         </w:tc>
         <w:tc>
           <w:tcPr>
@@ -2694,6 +2934,7 @@
               </w:numPr>
             </w:pPr>
             <w:r>
+              <w:lastRenderedPageBreak/>
               <w:t>Producers can add new products to the system.</w:t>
             </w:r>
           </w:p>
@@ -2706,142 +2947,139 @@
               </w:numPr>
             </w:pPr>
             <w:r>
-              <w:t xml:space="preserve">Producers can edit existing product details such as </w:t>
-            </w:r>
+              <w:t>Producers can edit existing product details such as name, description, price and category.</w:t>
+            </w:r>
+          </w:p>
+          <w:p>
+            <w:pPr>
+              <w:pStyle w:val="ListParagraph"/>
+              <w:numPr>
+                <w:ilvl w:val="0"/>
+                <w:numId w:val="9"/>
+              </w:numPr>
+            </w:pPr>
+            <w:r>
+              <w:t>Producers can update stock levels for their products.</w:t>
+            </w:r>
+          </w:p>
+          <w:p>
+            <w:pPr>
+              <w:pStyle w:val="ListParagraph"/>
+              <w:numPr>
+                <w:ilvl w:val="0"/>
+                <w:numId w:val="9"/>
+              </w:numPr>
+            </w:pPr>
+            <w:r>
+              <w:t>Producers can remove products that are no longer available.</w:t>
+            </w:r>
+          </w:p>
+          <w:p>
+            <w:pPr>
+              <w:pStyle w:val="ListParagraph"/>
+              <w:numPr>
+                <w:ilvl w:val="0"/>
+                <w:numId w:val="9"/>
+              </w:numPr>
+            </w:pPr>
+            <w:r>
+              <w:t>The system must update product availability when stock levels change.</w:t>
+            </w:r>
+          </w:p>
+          <w:p>
+            <w:pPr>
+              <w:pStyle w:val="ListParagraph"/>
+              <w:numPr>
+                <w:ilvl w:val="0"/>
+                <w:numId w:val="9"/>
+              </w:numPr>
+            </w:pPr>
+            <w:r>
+              <w:t>Producers can view customer orders related to their products.</w:t>
+            </w:r>
+          </w:p>
+          <w:p>
+            <w:pPr>
+              <w:pStyle w:val="ListParagraph"/>
+              <w:numPr>
+                <w:ilvl w:val="0"/>
+                <w:numId w:val="9"/>
+              </w:numPr>
+            </w:pPr>
+            <w:r>
+              <w:t>Producers can view order details such as products ordered, quantities and order date.</w:t>
+            </w:r>
+          </w:p>
+          <w:p>
+            <w:pPr>
+              <w:pStyle w:val="ListParagraph"/>
+              <w:numPr>
+                <w:ilvl w:val="0"/>
+                <w:numId w:val="9"/>
+              </w:numPr>
+            </w:pPr>
+            <w:r>
+              <w:t>Producers should be able to update the status of orders</w:t>
+            </w:r>
+          </w:p>
+          <w:p>
+            <w:pPr>
+              <w:pStyle w:val="ListParagraph"/>
+              <w:numPr>
+                <w:ilvl w:val="0"/>
+                <w:numId w:val="9"/>
+              </w:numPr>
+            </w:pPr>
+            <w:r>
+              <w:t>Admins should be able to view all products and orders across the system.</w:t>
+            </w:r>
+          </w:p>
+          <w:p>
+            <w:pPr>
+              <w:pStyle w:val="ListParagraph"/>
+              <w:numPr>
+                <w:ilvl w:val="0"/>
+                <w:numId w:val="9"/>
+              </w:numPr>
+            </w:pPr>
+            <w:r>
+              <w:t>The system must only allow producers to manage their own products.</w:t>
+            </w:r>
+          </w:p>
+          <w:p>
+            <w:pPr>
+              <w:pStyle w:val="ListParagraph"/>
+              <w:numPr>
+                <w:ilvl w:val="0"/>
+                <w:numId w:val="9"/>
+              </w:numPr>
+            </w:pPr>
+            <w:r>
+              <w:t>The system must only allow admins to manage all products and orders.</w:t>
+            </w:r>
+          </w:p>
+          <w:p>
+            <w:pPr>
+              <w:pStyle w:val="ListParagraph"/>
+              <w:numPr>
+                <w:ilvl w:val="0"/>
+                <w:numId w:val="9"/>
+              </w:numPr>
+            </w:pPr>
+            <w:r>
+              <w:t>Product and order data must be stored securely.</w:t>
+            </w:r>
+          </w:p>
+          <w:p>
+            <w:pPr>
+              <w:pStyle w:val="ListParagraph"/>
+              <w:numPr>
+                <w:ilvl w:val="0"/>
+                <w:numId w:val="9"/>
+              </w:numPr>
+            </w:pPr>
             <w:r>
               <w:lastRenderedPageBreak/>
-              <w:t>name, description, price and category.</w:t>
-            </w:r>
-          </w:p>
-          <w:p>
-            <w:pPr>
-              <w:pStyle w:val="ListParagraph"/>
-              <w:numPr>
-                <w:ilvl w:val="0"/>
-                <w:numId w:val="9"/>
-              </w:numPr>
-            </w:pPr>
-            <w:r>
-              <w:t>Producers can update stock levels for their products.</w:t>
-            </w:r>
-          </w:p>
-          <w:p>
-            <w:pPr>
-              <w:pStyle w:val="ListParagraph"/>
-              <w:numPr>
-                <w:ilvl w:val="0"/>
-                <w:numId w:val="9"/>
-              </w:numPr>
-            </w:pPr>
-            <w:r>
-              <w:t>Producers can remove products that are no longer available.</w:t>
-            </w:r>
-          </w:p>
-          <w:p>
-            <w:pPr>
-              <w:pStyle w:val="ListParagraph"/>
-              <w:numPr>
-                <w:ilvl w:val="0"/>
-                <w:numId w:val="9"/>
-              </w:numPr>
-            </w:pPr>
-            <w:r>
-              <w:t>The system must update product availability when stock levels change.</w:t>
-            </w:r>
-          </w:p>
-          <w:p>
-            <w:pPr>
-              <w:pStyle w:val="ListParagraph"/>
-              <w:numPr>
-                <w:ilvl w:val="0"/>
-                <w:numId w:val="9"/>
-              </w:numPr>
-            </w:pPr>
-            <w:r>
-              <w:t>Producers can view customer orders related to their products.</w:t>
-            </w:r>
-          </w:p>
-          <w:p>
-            <w:pPr>
-              <w:pStyle w:val="ListParagraph"/>
-              <w:numPr>
-                <w:ilvl w:val="0"/>
-                <w:numId w:val="9"/>
-              </w:numPr>
-            </w:pPr>
-            <w:r>
-              <w:t>Producers can view order details such as products ordered, quantities and order date.</w:t>
-            </w:r>
-          </w:p>
-          <w:p>
-            <w:pPr>
-              <w:pStyle w:val="ListParagraph"/>
-              <w:numPr>
-                <w:ilvl w:val="0"/>
-                <w:numId w:val="9"/>
-              </w:numPr>
-            </w:pPr>
-            <w:r>
-              <w:t>Producers should be able to update the status of orders</w:t>
-            </w:r>
-          </w:p>
-          <w:p>
-            <w:pPr>
-              <w:pStyle w:val="ListParagraph"/>
-              <w:numPr>
-                <w:ilvl w:val="0"/>
-                <w:numId w:val="9"/>
-              </w:numPr>
-            </w:pPr>
-            <w:r>
-              <w:t>Admins should be able to view all products and orders across the system.</w:t>
-            </w:r>
-          </w:p>
-          <w:p>
-            <w:pPr>
-              <w:pStyle w:val="ListParagraph"/>
-              <w:numPr>
-                <w:ilvl w:val="0"/>
-                <w:numId w:val="9"/>
-              </w:numPr>
-            </w:pPr>
-            <w:r>
-              <w:t>The system must only allow producers to manage their own products.</w:t>
-            </w:r>
-          </w:p>
-          <w:p>
-            <w:pPr>
-              <w:pStyle w:val="ListParagraph"/>
-              <w:numPr>
-                <w:ilvl w:val="0"/>
-                <w:numId w:val="9"/>
-              </w:numPr>
-            </w:pPr>
-            <w:r>
-              <w:t>The system must only allow admins to manage all products and orders.</w:t>
-            </w:r>
-          </w:p>
-          <w:p>
-            <w:pPr>
-              <w:pStyle w:val="ListParagraph"/>
-              <w:numPr>
-                <w:ilvl w:val="0"/>
-                <w:numId w:val="9"/>
-              </w:numPr>
-            </w:pPr>
-            <w:r>
-              <w:t>Product and order data must be stored securely.</w:t>
-            </w:r>
-          </w:p>
-          <w:p>
-            <w:pPr>
-              <w:pStyle w:val="ListParagraph"/>
-              <w:numPr>
-                <w:ilvl w:val="0"/>
-                <w:numId w:val="9"/>
-              </w:numPr>
-            </w:pPr>
-            <w:r>
               <w:t>The page must comply with the Web Accessibility Guidelines (WCAG)</w:t>
             </w:r>
           </w:p>
@@ -2850,7 +3088,18 @@
           <w:tcPr>
             <w:tcW w:w="2234" w:type="dxa"/>
           </w:tcPr>
-          <w:p/>
+          <w:p>
+            <w:r>
+              <w:lastRenderedPageBreak/>
+              <w:t xml:space="preserve">Producers need a management dashboard so that they can access and control their products and orders within the system. </w:t>
+            </w:r>
+            <w:r>
+              <w:t xml:space="preserve">The dashboard helps producers manage information such as product listings, availability, pricing and orders efficiently. Providing a centralised system </w:t>
+            </w:r>
+            <w:r>
+              <w:t>simplifies the management process and allows the producers to save time and effort. This help producers to keep their product information accurate and up to date. Accurate product information helps improve trust within the system and provides a better user experience.</w:t>
+            </w:r>
+          </w:p>
         </w:tc>
       </w:tr>
       <w:tr>
@@ -2860,17 +3109,14 @@
           </w:tcPr>
           <w:p>
             <w:r>
+              <w:lastRenderedPageBreak/>
               <w:t xml:space="preserve">The system </w:t>
             </w:r>
             <w:r>
               <w:t>must</w:t>
             </w:r>
             <w:r>
-              <w:t xml:space="preserve"> support order </w:t>
-            </w:r>
-            <w:r>
-              <w:lastRenderedPageBreak/>
-              <w:t>management and order status tracking.</w:t>
+              <w:t xml:space="preserve"> support order management and order status tracking.</w:t>
             </w:r>
           </w:p>
         </w:tc>
@@ -2878,7 +3124,17 @@
           <w:tcPr>
             <w:tcW w:w="2221" w:type="dxa"/>
           </w:tcPr>
-          <w:p/>
+          <w:p>
+            <w:r>
+              <w:t xml:space="preserve">As a customer, I Noah </w:t>
+            </w:r>
+            <w:r>
+              <w:t>wants</w:t>
+            </w:r>
+            <w:r>
+              <w:t xml:space="preserve"> to track my orders so that I’ll know where my order is and when is it arriving</w:t>
+            </w:r>
+          </w:p>
         </w:tc>
         <w:tc>
           <w:tcPr>
@@ -2893,11 +3149,152 @@
               </w:numPr>
             </w:pPr>
             <w:r>
-              <w:t xml:space="preserve">Users can easily access the Orders </w:t>
-            </w:r>
+              <w:t>Users can easily access the Orders page from their account.</w:t>
+            </w:r>
+          </w:p>
+          <w:p>
+            <w:pPr>
+              <w:pStyle w:val="ListParagraph"/>
+              <w:numPr>
+                <w:ilvl w:val="0"/>
+                <w:numId w:val="10"/>
+              </w:numPr>
+            </w:pPr>
+            <w:r>
+              <w:t>Users can view a list of their current and past orders.</w:t>
+            </w:r>
+          </w:p>
+          <w:p>
+            <w:pPr>
+              <w:pStyle w:val="ListParagraph"/>
+              <w:numPr>
+                <w:ilvl w:val="0"/>
+                <w:numId w:val="10"/>
+              </w:numPr>
+            </w:pPr>
+            <w:r>
+              <w:t>Users can select an order to view more detailed information.</w:t>
+            </w:r>
+          </w:p>
+          <w:p>
+            <w:pPr>
+              <w:pStyle w:val="ListParagraph"/>
+              <w:numPr>
+                <w:ilvl w:val="0"/>
+                <w:numId w:val="10"/>
+              </w:numPr>
+            </w:pPr>
+            <w:r>
+              <w:t>Users can view order details including products ordered, quantities and total cost.</w:t>
+            </w:r>
+          </w:p>
+          <w:p>
+            <w:pPr>
+              <w:pStyle w:val="ListParagraph"/>
+              <w:numPr>
+                <w:ilvl w:val="0"/>
+                <w:numId w:val="10"/>
+              </w:numPr>
+            </w:pPr>
+            <w:r>
+              <w:t xml:space="preserve">Users can view the current status of their order </w:t>
+            </w:r>
+          </w:p>
+          <w:p>
+            <w:pPr>
+              <w:pStyle w:val="ListParagraph"/>
+              <w:numPr>
+                <w:ilvl w:val="0"/>
+                <w:numId w:val="10"/>
+              </w:numPr>
+            </w:pPr>
+            <w:r>
+              <w:t>Users can view the expected collection or delivery time.</w:t>
+            </w:r>
+          </w:p>
+          <w:p>
+            <w:pPr>
+              <w:pStyle w:val="ListParagraph"/>
+              <w:numPr>
+                <w:ilvl w:val="0"/>
+                <w:numId w:val="10"/>
+              </w:numPr>
+            </w:pPr>
+            <w:r>
+              <w:t>Users should receive an order confirmation after placing an order.</w:t>
+            </w:r>
+          </w:p>
+          <w:p>
+            <w:pPr>
+              <w:pStyle w:val="ListParagraph"/>
+              <w:numPr>
+                <w:ilvl w:val="0"/>
+                <w:numId w:val="10"/>
+              </w:numPr>
+            </w:pPr>
+            <w:r>
+              <w:t>The system must generate a unique order ID for each order.</w:t>
+            </w:r>
+          </w:p>
+          <w:p>
+            <w:pPr>
+              <w:pStyle w:val="ListParagraph"/>
+              <w:numPr>
+                <w:ilvl w:val="0"/>
+                <w:numId w:val="10"/>
+              </w:numPr>
+            </w:pPr>
+            <w:r>
+              <w:t>Producers should be able to view orders related to their products.</w:t>
+            </w:r>
+          </w:p>
+          <w:p>
+            <w:pPr>
+              <w:pStyle w:val="ListParagraph"/>
+              <w:numPr>
+                <w:ilvl w:val="0"/>
+                <w:numId w:val="10"/>
+              </w:numPr>
+            </w:pPr>
+            <w:r>
+              <w:t>Producers should be able to update the status of orders.</w:t>
+            </w:r>
+          </w:p>
+          <w:p>
+            <w:pPr>
+              <w:pStyle w:val="ListParagraph"/>
+              <w:numPr>
+                <w:ilvl w:val="0"/>
+                <w:numId w:val="10"/>
+              </w:numPr>
+            </w:pPr>
+            <w:r>
+              <w:t>Admins should be able to view and manage all orders in the system.</w:t>
+            </w:r>
+          </w:p>
+          <w:p>
+            <w:pPr>
+              <w:pStyle w:val="ListParagraph"/>
+              <w:numPr>
+                <w:ilvl w:val="0"/>
+                <w:numId w:val="10"/>
+              </w:numPr>
+            </w:pPr>
+            <w:r>
+              <w:t>Customers should only be able to view their own orders.</w:t>
+            </w:r>
+          </w:p>
+          <w:p>
+            <w:pPr>
+              <w:pStyle w:val="ListParagraph"/>
+              <w:numPr>
+                <w:ilvl w:val="0"/>
+                <w:numId w:val="10"/>
+              </w:numPr>
+            </w:pPr>
             <w:r>
               <w:lastRenderedPageBreak/>
-              <w:t>page from their account.</w:t>
+              <w:t>The system must store order data securely.</w:t>
             </w:r>
           </w:p>
           <w:p>
@@ -2909,155 +3306,7 @@
               </w:numPr>
             </w:pPr>
             <w:r>
-              <w:t>Users can view a list of their current and past orders.</w:t>
-            </w:r>
-          </w:p>
-          <w:p>
-            <w:pPr>
-              <w:pStyle w:val="ListParagraph"/>
-              <w:numPr>
-                <w:ilvl w:val="0"/>
-                <w:numId w:val="10"/>
-              </w:numPr>
-            </w:pPr>
-            <w:r>
-              <w:t>Users can select an order to view more detailed information.</w:t>
-            </w:r>
-          </w:p>
-          <w:p>
-            <w:pPr>
-              <w:pStyle w:val="ListParagraph"/>
-              <w:numPr>
-                <w:ilvl w:val="0"/>
-                <w:numId w:val="10"/>
-              </w:numPr>
-            </w:pPr>
-            <w:r>
-              <w:t>Users can view order details including products ordered, quantities and total cost.</w:t>
-            </w:r>
-          </w:p>
-          <w:p>
-            <w:pPr>
-              <w:pStyle w:val="ListParagraph"/>
-              <w:numPr>
-                <w:ilvl w:val="0"/>
-                <w:numId w:val="10"/>
-              </w:numPr>
-            </w:pPr>
-            <w:r>
-              <w:t xml:space="preserve">Users can view the current status of their order </w:t>
-            </w:r>
-          </w:p>
-          <w:p>
-            <w:pPr>
-              <w:pStyle w:val="ListParagraph"/>
-              <w:numPr>
-                <w:ilvl w:val="0"/>
-                <w:numId w:val="10"/>
-              </w:numPr>
-            </w:pPr>
-            <w:r>
-              <w:t>Users can view the expected collection or delivery time.</w:t>
-            </w:r>
-          </w:p>
-          <w:p>
-            <w:pPr>
-              <w:pStyle w:val="ListParagraph"/>
-              <w:numPr>
-                <w:ilvl w:val="0"/>
-                <w:numId w:val="10"/>
-              </w:numPr>
-            </w:pPr>
-            <w:r>
-              <w:t>Users should receive an order confirmation after placing an order.</w:t>
-            </w:r>
-          </w:p>
-          <w:p>
-            <w:pPr>
-              <w:pStyle w:val="ListParagraph"/>
-              <w:numPr>
-                <w:ilvl w:val="0"/>
-                <w:numId w:val="10"/>
-              </w:numPr>
-            </w:pPr>
-            <w:r>
-              <w:t>The system must generate a unique order ID for each order.</w:t>
-            </w:r>
-          </w:p>
-          <w:p>
-            <w:pPr>
-              <w:pStyle w:val="ListParagraph"/>
-              <w:numPr>
-                <w:ilvl w:val="0"/>
-                <w:numId w:val="10"/>
-              </w:numPr>
-            </w:pPr>
-            <w:r>
-              <w:t>Producers should be able to view orders related to their products.</w:t>
-            </w:r>
-          </w:p>
-          <w:p>
-            <w:pPr>
-              <w:pStyle w:val="ListParagraph"/>
-              <w:numPr>
-                <w:ilvl w:val="0"/>
-                <w:numId w:val="10"/>
-              </w:numPr>
-            </w:pPr>
-            <w:r>
-              <w:t>Producers should be able to update the status of orders.</w:t>
-            </w:r>
-          </w:p>
-          <w:p>
-            <w:pPr>
-              <w:pStyle w:val="ListParagraph"/>
-              <w:numPr>
-                <w:ilvl w:val="0"/>
-                <w:numId w:val="10"/>
-              </w:numPr>
-            </w:pPr>
-            <w:r>
-              <w:t>Admins should be able to view and manage all orders in the system.</w:t>
-            </w:r>
-          </w:p>
-          <w:p>
-            <w:pPr>
-              <w:pStyle w:val="ListParagraph"/>
-              <w:numPr>
-                <w:ilvl w:val="0"/>
-                <w:numId w:val="10"/>
-              </w:numPr>
-            </w:pPr>
-            <w:r>
-              <w:t>Customers should only be able to view their own orders.</w:t>
-            </w:r>
-          </w:p>
-          <w:p>
-            <w:pPr>
-              <w:pStyle w:val="ListParagraph"/>
-              <w:numPr>
-                <w:ilvl w:val="0"/>
-                <w:numId w:val="10"/>
-              </w:numPr>
-            </w:pPr>
-            <w:r>
-              <w:t>The system must store order data securely.</w:t>
-            </w:r>
-          </w:p>
-          <w:p>
-            <w:pPr>
-              <w:pStyle w:val="ListParagraph"/>
-              <w:numPr>
-                <w:ilvl w:val="0"/>
-                <w:numId w:val="10"/>
-              </w:numPr>
-            </w:pPr>
-            <w:r>
-              <w:t xml:space="preserve">The system must update order statuses in real </w:t>
-            </w:r>
-            <w:r>
-              <w:lastRenderedPageBreak/>
-              <w:t>time when changes are made.</w:t>
+              <w:t>The system must update order statuses in real time when changes are made.</w:t>
             </w:r>
           </w:p>
           <w:p>
@@ -3080,7 +3329,12 @@
           <w:tcPr>
             <w:tcW w:w="2234" w:type="dxa"/>
           </w:tcPr>
-          <w:p/>
+          <w:p>
+            <w:r>
+              <w:lastRenderedPageBreak/>
+              <w:t>Order management and status tracking allows customers and producers to monitor the progress of their orders. Providing clear order updates reduces uncertainty and helps users understand when their order will be ready for collection ore delivery. This improves communication between customers and producers and reduces the need for manual inquiries or support request. Improving communication ensures a more reliable and efficient ordering process overall improving the user experience.</w:t>
+            </w:r>
+          </w:p>
         </w:tc>
       </w:tr>
       <w:tr>
@@ -3090,7 +3344,6 @@
           </w:tcPr>
           <w:p>
             <w:r>
-              <w:lastRenderedPageBreak/>
               <w:t xml:space="preserve">The system </w:t>
             </w:r>
             <w:r>
@@ -3103,7 +3356,10 @@
               <w:t xml:space="preserve"> </w:t>
             </w:r>
             <w:r>
-              <w:t>scheme to reward repeat customers.</w:t>
+              <w:t>feature</w:t>
+            </w:r>
+            <w:r>
+              <w:t xml:space="preserve"> to reward repeat customers.</w:t>
             </w:r>
           </w:p>
         </w:tc>
@@ -3111,7 +3367,11 @@
           <w:tcPr>
             <w:tcW w:w="2221" w:type="dxa"/>
           </w:tcPr>
-          <w:p/>
+          <w:p>
+            <w:r>
+              <w:t xml:space="preserve">As a regular customer, I Leo wants to have the loyalty feature so that I can get discounts or offers based on the points that I accumulate. </w:t>
+            </w:r>
+          </w:p>
         </w:tc>
         <w:tc>
           <w:tcPr>
@@ -3222,7 +3482,11 @@
               </w:numPr>
             </w:pPr>
             <w:r>
-              <w:t>The system must apply the selected discount to the order during checkout.</w:t>
+              <w:t xml:space="preserve">The system must apply the selected discount to the </w:t>
+            </w:r>
+            <w:r>
+              <w:lastRenderedPageBreak/>
+              <w:t>order during checkout.</w:t>
             </w:r>
           </w:p>
           <w:p>
@@ -3234,11 +3498,7 @@
               </w:numPr>
             </w:pPr>
             <w:r>
-              <w:t xml:space="preserve">The system must validate that users have enough loyalty points </w:t>
-            </w:r>
-            <w:r>
-              <w:lastRenderedPageBreak/>
-              <w:t>before allowing redemption.</w:t>
+              <w:t>The system must validate that users have enough loyalty points before allowing redemption.</w:t>
             </w:r>
           </w:p>
           <w:p>
@@ -3309,7 +3569,12 @@
           <w:tcPr>
             <w:tcW w:w="2234" w:type="dxa"/>
           </w:tcPr>
-          <w:p/>
+          <w:p>
+            <w:r>
+              <w:lastRenderedPageBreak/>
+              <w:t>The loyalty feature allows customers to receive rewards for their purchases doing so improves user retention. Rewarding repeat customers encourages them to continue purchasing through the platform. Strong customer relationships can lead to higher customer retention and consistent sales for producers. Improving customer retention supports the sustainability and the growth of the platform while both customers and producers benefit from it.</w:t>
+            </w:r>
+          </w:p>
         </w:tc>
       </w:tr>
       <w:tr>
@@ -3333,7 +3598,11 @@
           <w:tcPr>
             <w:tcW w:w="2221" w:type="dxa"/>
           </w:tcPr>
-          <w:p/>
+          <w:p>
+            <w:r>
+              <w:t>As a user with visual impairments, I Manny wants to increase or decrease text size so that I can browse the website comfortably</w:t>
+            </w:r>
+          </w:p>
         </w:tc>
         <w:tc>
           <w:tcPr>
@@ -3408,6 +3677,7 @@
               </w:numPr>
             </w:pPr>
             <w:r>
+              <w:lastRenderedPageBreak/>
               <w:t>The website must use clear and readable fonts.</w:t>
             </w:r>
           </w:p>
@@ -3432,7 +3702,6 @@
               </w:numPr>
             </w:pPr>
             <w:r>
-              <w:lastRenderedPageBreak/>
               <w:t>The system must ensure that all interactive elements are easy to identify.</w:t>
             </w:r>
           </w:p>
@@ -3501,15 +3770,1822 @@
           <w:tcPr>
             <w:tcW w:w="2234" w:type="dxa"/>
           </w:tcPr>
-          <w:p/>
+          <w:p>
+            <w:r>
+              <w:lastRenderedPageBreak/>
+              <w:t xml:space="preserve">The system must include accessibility features so that users with different abilities can effectively use the system. Some users may have </w:t>
+            </w:r>
+            <w:r>
+              <w:t xml:space="preserve">disabilities making the system hard to use. Accessibility features such as text to speech, increase font size and light/dark mode help remove these barriers. Ensuring </w:t>
+            </w:r>
+            <w:r>
+              <w:t>accessibility promotes</w:t>
+            </w:r>
+            <w:r>
+              <w:t xml:space="preserve"> inclusivity and allows the users to access the system equally, allowing a wider audience to use the system independently.</w:t>
+            </w:r>
+          </w:p>
         </w:tc>
       </w:tr>
     </w:tbl>
     <w:p/>
     <w:p>
       <w:pPr>
-        <w:pStyle w:val="Heading2"/>
-      </w:pPr>
+        <w:pStyle w:val="Heading1"/>
+        <w:rPr>
+          <w:sz w:val="40"/>
+          <w:szCs w:val="40"/>
+        </w:rPr>
+      </w:pPr>
+      <w:r>
+        <w:rPr>
+          <w:sz w:val="40"/>
+          <w:szCs w:val="40"/>
+        </w:rPr>
+        <w:t>Non-Functional Requirements</w:t>
+      </w:r>
+    </w:p>
+    <w:tbl>
+      <w:tblPr>
+        <w:tblStyle w:val="TableGrid"/>
+        <w:tblW w:w="9345" w:type="dxa"/>
+        <w:tblLayout w:type="fixed"/>
+        <w:tblLook w:val="04A0" w:firstRow="1" w:lastRow="0" w:firstColumn="1" w:lastColumn="0" w:noHBand="0" w:noVBand="1"/>
+      </w:tblPr>
+      <w:tblGrid>
+        <w:gridCol w:w="3112"/>
+        <w:gridCol w:w="3113"/>
+        <w:gridCol w:w="3120"/>
+      </w:tblGrid>
+      <w:tr>
+        <w:trPr>
+          <w:trHeight w:val="12"/>
+        </w:trPr>
+        <w:tc>
+          <w:tcPr>
+            <w:tcW w:w="9346" w:type="dxa"/>
+            <w:gridSpan w:val="3"/>
+            <w:tcBorders>
+              <w:top w:val="single" w:sz="8" w:space="0" w:color="auto"/>
+              <w:left w:val="single" w:sz="8" w:space="0" w:color="auto"/>
+              <w:bottom w:val="single" w:sz="8" w:space="0" w:color="auto"/>
+              <w:right w:val="single" w:sz="8" w:space="0" w:color="auto"/>
+            </w:tcBorders>
+            <w:hideMark/>
+          </w:tcPr>
+          <w:p>
+            <w:pPr>
+              <w:jc w:val="center"/>
+            </w:pPr>
+            <w:r>
+              <w:rPr>
+                <w:b/>
+                <w:bCs/>
+              </w:rPr>
+              <w:t>Performance</w:t>
+            </w:r>
+          </w:p>
+        </w:tc>
+      </w:tr>
+      <w:tr>
+        <w:trPr>
+          <w:trHeight w:val="12"/>
+        </w:trPr>
+        <w:tc>
+          <w:tcPr>
+            <w:tcW w:w="3113" w:type="dxa"/>
+            <w:tcBorders>
+              <w:top w:val="single" w:sz="8" w:space="0" w:color="auto"/>
+              <w:left w:val="single" w:sz="8" w:space="0" w:color="auto"/>
+              <w:bottom w:val="single" w:sz="8" w:space="0" w:color="auto"/>
+              <w:right w:val="single" w:sz="8" w:space="0" w:color="auto"/>
+            </w:tcBorders>
+            <w:hideMark/>
+          </w:tcPr>
+          <w:p>
+            <w:r>
+              <w:t>Non-Functional Requirement</w:t>
+            </w:r>
+          </w:p>
+        </w:tc>
+        <w:tc>
+          <w:tcPr>
+            <w:tcW w:w="3113" w:type="dxa"/>
+            <w:tcBorders>
+              <w:top w:val="nil"/>
+              <w:left w:val="single" w:sz="8" w:space="0" w:color="auto"/>
+              <w:bottom w:val="single" w:sz="8" w:space="0" w:color="auto"/>
+              <w:right w:val="single" w:sz="8" w:space="0" w:color="auto"/>
+            </w:tcBorders>
+            <w:hideMark/>
+          </w:tcPr>
+          <w:p>
+            <w:r>
+              <w:t>Justification</w:t>
+            </w:r>
+          </w:p>
+        </w:tc>
+        <w:tc>
+          <w:tcPr>
+            <w:tcW w:w="3118" w:type="dxa"/>
+            <w:tcBorders>
+              <w:top w:val="nil"/>
+              <w:left w:val="single" w:sz="8" w:space="0" w:color="auto"/>
+              <w:bottom w:val="single" w:sz="8" w:space="0" w:color="auto"/>
+              <w:right w:val="single" w:sz="8" w:space="0" w:color="auto"/>
+            </w:tcBorders>
+            <w:hideMark/>
+          </w:tcPr>
+          <w:p>
+            <w:r>
+              <w:t>KPI</w:t>
+            </w:r>
+          </w:p>
+        </w:tc>
+      </w:tr>
+      <w:tr>
+        <w:trPr>
+          <w:trHeight w:val="12"/>
+        </w:trPr>
+        <w:tc>
+          <w:tcPr>
+            <w:tcW w:w="3113" w:type="dxa"/>
+            <w:tcBorders>
+              <w:top w:val="single" w:sz="8" w:space="0" w:color="auto"/>
+              <w:left w:val="single" w:sz="8" w:space="0" w:color="auto"/>
+              <w:bottom w:val="single" w:sz="8" w:space="0" w:color="auto"/>
+              <w:right w:val="single" w:sz="8" w:space="0" w:color="auto"/>
+            </w:tcBorders>
+            <w:hideMark/>
+          </w:tcPr>
+          <w:p>
+            <w:pPr>
+              <w:pStyle w:val="ListParagraph"/>
+              <w:numPr>
+                <w:ilvl w:val="0"/>
+                <w:numId w:val="13"/>
+              </w:numPr>
+            </w:pPr>
+            <w:r>
+              <w:t>The app must load within a modern professional standard.</w:t>
+            </w:r>
+          </w:p>
+          <w:p>
+            <w:pPr>
+              <w:pStyle w:val="ListParagraph"/>
+              <w:numPr>
+                <w:ilvl w:val="0"/>
+                <w:numId w:val="13"/>
+              </w:numPr>
+            </w:pPr>
+            <w:r>
+              <w:t>Order</w:t>
+            </w:r>
+            <w:r>
+              <w:t xml:space="preserve"> confirmations must update quickly</w:t>
+            </w:r>
+          </w:p>
+          <w:p>
+            <w:pPr>
+              <w:pStyle w:val="ListParagraph"/>
+              <w:numPr>
+                <w:ilvl w:val="0"/>
+                <w:numId w:val="13"/>
+              </w:numPr>
+            </w:pPr>
+            <w:r>
+              <w:t>Any changes or updates to user and products information must save quickly</w:t>
+            </w:r>
+          </w:p>
+          <w:p>
+            <w:pPr>
+              <w:pStyle w:val="ListParagraph"/>
+            </w:pPr>
+          </w:p>
+        </w:tc>
+        <w:tc>
+          <w:tcPr>
+            <w:tcW w:w="3113" w:type="dxa"/>
+            <w:tcBorders>
+              <w:top w:val="single" w:sz="8" w:space="0" w:color="auto"/>
+              <w:left w:val="single" w:sz="8" w:space="0" w:color="auto"/>
+              <w:bottom w:val="single" w:sz="8" w:space="0" w:color="auto"/>
+              <w:right w:val="single" w:sz="8" w:space="0" w:color="auto"/>
+            </w:tcBorders>
+            <w:hideMark/>
+          </w:tcPr>
+          <w:p>
+            <w:pPr>
+              <w:numPr>
+                <w:ilvl w:val="0"/>
+                <w:numId w:val="14"/>
+              </w:numPr>
+              <w:spacing w:line="256" w:lineRule="auto"/>
+            </w:pPr>
+            <w:r>
+              <w:t xml:space="preserve"> Ensures the application feels responsive and professional to customers.</w:t>
+            </w:r>
+            <w:r>
+              <w:t xml:space="preserve"> Reduces customer frustration overall improving the users experience and retention rate. </w:t>
+            </w:r>
+          </w:p>
+          <w:p>
+            <w:pPr>
+              <w:numPr>
+                <w:ilvl w:val="0"/>
+                <w:numId w:val="14"/>
+              </w:numPr>
+              <w:spacing w:line="256" w:lineRule="auto"/>
+            </w:pPr>
+            <w:r>
+              <w:lastRenderedPageBreak/>
+              <w:t>Saving orders quickly helps reduce customer anxiety for their orders, improving the user experience</w:t>
+            </w:r>
+          </w:p>
+          <w:p>
+            <w:pPr>
+              <w:numPr>
+                <w:ilvl w:val="0"/>
+                <w:numId w:val="14"/>
+              </w:numPr>
+              <w:spacing w:line="256" w:lineRule="auto"/>
+            </w:pPr>
+            <w:r>
+              <w:t>Any changes or updates made save quickly improves the user experience helping in improving the user retention.</w:t>
+            </w:r>
+          </w:p>
+        </w:tc>
+        <w:tc>
+          <w:tcPr>
+            <w:tcW w:w="3118" w:type="dxa"/>
+            <w:tcBorders>
+              <w:top w:val="single" w:sz="8" w:space="0" w:color="auto"/>
+              <w:left w:val="single" w:sz="8" w:space="0" w:color="auto"/>
+              <w:bottom w:val="single" w:sz="8" w:space="0" w:color="auto"/>
+              <w:right w:val="single" w:sz="8" w:space="0" w:color="auto"/>
+            </w:tcBorders>
+            <w:hideMark/>
+          </w:tcPr>
+          <w:p>
+            <w:pPr>
+              <w:pStyle w:val="ListParagraph"/>
+              <w:numPr>
+                <w:ilvl w:val="0"/>
+                <w:numId w:val="14"/>
+              </w:numPr>
+            </w:pPr>
+            <w:r>
+              <w:lastRenderedPageBreak/>
+              <w:t xml:space="preserve">Pages must load within </w:t>
+            </w:r>
+            <w:r>
+              <w:t xml:space="preserve">3 seconds </w:t>
+            </w:r>
+            <w:r>
+              <w:t>on average internet speeds.</w:t>
+            </w:r>
+          </w:p>
+          <w:p>
+            <w:pPr>
+              <w:pStyle w:val="ListParagraph"/>
+              <w:numPr>
+                <w:ilvl w:val="0"/>
+                <w:numId w:val="14"/>
+              </w:numPr>
+            </w:pPr>
+            <w:r>
+              <w:t>Order confirmation must be delivered within 2 seconds</w:t>
+            </w:r>
+          </w:p>
+          <w:p>
+            <w:pPr>
+              <w:pStyle w:val="ListParagraph"/>
+              <w:numPr>
+                <w:ilvl w:val="0"/>
+                <w:numId w:val="14"/>
+              </w:numPr>
+            </w:pPr>
+            <w:r>
+              <w:t>Saving changes must update</w:t>
+            </w:r>
+            <w:r>
+              <w:t xml:space="preserve"> within 5 seconds</w:t>
+            </w:r>
+          </w:p>
+        </w:tc>
+      </w:tr>
+      <w:tr>
+        <w:trPr>
+          <w:trHeight w:val="12"/>
+        </w:trPr>
+        <w:tc>
+          <w:tcPr>
+            <w:tcW w:w="9346" w:type="dxa"/>
+            <w:gridSpan w:val="3"/>
+            <w:tcBorders>
+              <w:top w:val="single" w:sz="8" w:space="0" w:color="auto"/>
+              <w:left w:val="single" w:sz="8" w:space="0" w:color="auto"/>
+              <w:bottom w:val="single" w:sz="8" w:space="0" w:color="auto"/>
+              <w:right w:val="single" w:sz="8" w:space="0" w:color="auto"/>
+            </w:tcBorders>
+            <w:hideMark/>
+          </w:tcPr>
+          <w:p>
+            <w:pPr>
+              <w:jc w:val="center"/>
+            </w:pPr>
+            <w:r>
+              <w:rPr>
+                <w:b/>
+                <w:bCs/>
+              </w:rPr>
+              <w:t>Security</w:t>
+            </w:r>
+          </w:p>
+        </w:tc>
+      </w:tr>
+      <w:tr>
+        <w:trPr>
+          <w:trHeight w:val="12"/>
+        </w:trPr>
+        <w:tc>
+          <w:tcPr>
+            <w:tcW w:w="3113" w:type="dxa"/>
+            <w:tcBorders>
+              <w:top w:val="single" w:sz="8" w:space="0" w:color="auto"/>
+              <w:left w:val="single" w:sz="8" w:space="0" w:color="auto"/>
+              <w:bottom w:val="single" w:sz="8" w:space="0" w:color="auto"/>
+              <w:right w:val="single" w:sz="8" w:space="0" w:color="auto"/>
+            </w:tcBorders>
+            <w:hideMark/>
+          </w:tcPr>
+          <w:p>
+            <w:r>
+              <w:t>Non-Functional Requirement</w:t>
+            </w:r>
+          </w:p>
+        </w:tc>
+        <w:tc>
+          <w:tcPr>
+            <w:tcW w:w="3113" w:type="dxa"/>
+            <w:tcBorders>
+              <w:top w:val="nil"/>
+              <w:left w:val="single" w:sz="8" w:space="0" w:color="auto"/>
+              <w:bottom w:val="single" w:sz="8" w:space="0" w:color="auto"/>
+              <w:right w:val="single" w:sz="8" w:space="0" w:color="auto"/>
+            </w:tcBorders>
+            <w:hideMark/>
+          </w:tcPr>
+          <w:p>
+            <w:r>
+              <w:t>Justification</w:t>
+            </w:r>
+          </w:p>
+        </w:tc>
+        <w:tc>
+          <w:tcPr>
+            <w:tcW w:w="3118" w:type="dxa"/>
+            <w:tcBorders>
+              <w:top w:val="nil"/>
+              <w:left w:val="single" w:sz="8" w:space="0" w:color="auto"/>
+              <w:bottom w:val="single" w:sz="8" w:space="0" w:color="auto"/>
+              <w:right w:val="single" w:sz="8" w:space="0" w:color="auto"/>
+            </w:tcBorders>
+            <w:hideMark/>
+          </w:tcPr>
+          <w:p>
+            <w:r>
+              <w:t>KPI</w:t>
+            </w:r>
+          </w:p>
+        </w:tc>
+      </w:tr>
+      <w:tr>
+        <w:trPr>
+          <w:trHeight w:val="12"/>
+        </w:trPr>
+        <w:tc>
+          <w:tcPr>
+            <w:tcW w:w="3113" w:type="dxa"/>
+            <w:tcBorders>
+              <w:top w:val="single" w:sz="8" w:space="0" w:color="auto"/>
+              <w:left w:val="single" w:sz="8" w:space="0" w:color="auto"/>
+              <w:bottom w:val="single" w:sz="8" w:space="0" w:color="auto"/>
+              <w:right w:val="single" w:sz="8" w:space="0" w:color="auto"/>
+            </w:tcBorders>
+            <w:hideMark/>
+          </w:tcPr>
+          <w:p>
+            <w:pPr>
+              <w:pStyle w:val="ListParagraph"/>
+              <w:numPr>
+                <w:ilvl w:val="0"/>
+                <w:numId w:val="15"/>
+              </w:numPr>
+            </w:pPr>
+            <w:r>
+              <w:t>The system must protect all customer and business data from unauthorised access.</w:t>
+            </w:r>
+          </w:p>
+          <w:p>
+            <w:pPr>
+              <w:pStyle w:val="ListParagraph"/>
+              <w:numPr>
+                <w:ilvl w:val="0"/>
+                <w:numId w:val="16"/>
+              </w:numPr>
+            </w:pPr>
+            <w:r>
+              <w:t>User sessions must automatically time out after inactivity.</w:t>
+            </w:r>
+          </w:p>
+          <w:p>
+            <w:pPr>
+              <w:pStyle w:val="ListParagraph"/>
+              <w:numPr>
+                <w:ilvl w:val="0"/>
+                <w:numId w:val="16"/>
+              </w:numPr>
+            </w:pPr>
+            <w:r>
+              <w:t>Sensitive data such as passwords and payment tokens must be encrypted.</w:t>
+            </w:r>
+          </w:p>
+        </w:tc>
+        <w:tc>
+          <w:tcPr>
+            <w:tcW w:w="3113" w:type="dxa"/>
+            <w:tcBorders>
+              <w:top w:val="single" w:sz="8" w:space="0" w:color="auto"/>
+              <w:left w:val="single" w:sz="8" w:space="0" w:color="auto"/>
+              <w:bottom w:val="single" w:sz="8" w:space="0" w:color="auto"/>
+              <w:right w:val="single" w:sz="8" w:space="0" w:color="auto"/>
+            </w:tcBorders>
+            <w:hideMark/>
+          </w:tcPr>
+          <w:p>
+            <w:pPr>
+              <w:pStyle w:val="ListParagraph"/>
+              <w:numPr>
+                <w:ilvl w:val="0"/>
+                <w:numId w:val="16"/>
+              </w:numPr>
+            </w:pPr>
+            <w:r>
+              <w:t>Protects customer trust and prevents data breaches.</w:t>
+            </w:r>
+          </w:p>
+          <w:p>
+            <w:pPr>
+              <w:pStyle w:val="ListParagraph"/>
+              <w:numPr>
+                <w:ilvl w:val="0"/>
+                <w:numId w:val="16"/>
+              </w:numPr>
+            </w:pPr>
+            <w:r>
+              <w:t>Reduces the risk of unauthorised access on shared or public devices.</w:t>
+            </w:r>
+          </w:p>
+          <w:p>
+            <w:pPr>
+              <w:pStyle w:val="ListParagraph"/>
+              <w:numPr>
+                <w:ilvl w:val="0"/>
+                <w:numId w:val="16"/>
+              </w:numPr>
+            </w:pPr>
+            <w:r>
+              <w:t>Encryption ensures compliance with data protection regulations and industry standards</w:t>
+            </w:r>
+            <w:r>
+              <w:t xml:space="preserve"> while reducing the risk of hackers gaining unauthorised access to users’ private data. Making the system more reliable and build trust with the users</w:t>
+            </w:r>
+            <w:r>
+              <w:t>.</w:t>
+            </w:r>
+          </w:p>
+        </w:tc>
+        <w:tc>
+          <w:tcPr>
+            <w:tcW w:w="3118" w:type="dxa"/>
+            <w:tcBorders>
+              <w:top w:val="single" w:sz="8" w:space="0" w:color="auto"/>
+              <w:left w:val="single" w:sz="8" w:space="0" w:color="auto"/>
+              <w:bottom w:val="single" w:sz="8" w:space="0" w:color="auto"/>
+              <w:right w:val="single" w:sz="8" w:space="0" w:color="auto"/>
+            </w:tcBorders>
+            <w:hideMark/>
+          </w:tcPr>
+          <w:p>
+            <w:pPr>
+              <w:numPr>
+                <w:ilvl w:val="0"/>
+                <w:numId w:val="17"/>
+              </w:numPr>
+              <w:spacing w:line="256" w:lineRule="auto"/>
+            </w:pPr>
+            <w:r>
+              <w:t>Zero reported data breaches within a 12-month period.</w:t>
+            </w:r>
+          </w:p>
+          <w:p>
+            <w:pPr>
+              <w:numPr>
+                <w:ilvl w:val="0"/>
+                <w:numId w:val="17"/>
+              </w:numPr>
+              <w:spacing w:line="256" w:lineRule="auto"/>
+            </w:pPr>
+            <w:r>
+              <w:t>Users are logged out after 10 minutes of inactivity.</w:t>
+            </w:r>
+          </w:p>
+          <w:p>
+            <w:pPr>
+              <w:numPr>
+                <w:ilvl w:val="0"/>
+                <w:numId w:val="17"/>
+              </w:numPr>
+              <w:spacing w:line="256" w:lineRule="auto"/>
+            </w:pPr>
+            <w:r>
+              <w:t>100% of passwords are hashed and encrypted using industry-standard algorithms.</w:t>
+            </w:r>
+          </w:p>
+        </w:tc>
+      </w:tr>
+      <w:tr>
+        <w:trPr>
+          <w:trHeight w:val="12"/>
+        </w:trPr>
+        <w:tc>
+          <w:tcPr>
+            <w:tcW w:w="9346" w:type="dxa"/>
+            <w:gridSpan w:val="3"/>
+            <w:tcBorders>
+              <w:top w:val="single" w:sz="8" w:space="0" w:color="auto"/>
+              <w:left w:val="single" w:sz="8" w:space="0" w:color="auto"/>
+              <w:bottom w:val="single" w:sz="8" w:space="0" w:color="auto"/>
+              <w:right w:val="single" w:sz="8" w:space="0" w:color="auto"/>
+            </w:tcBorders>
+            <w:hideMark/>
+          </w:tcPr>
+          <w:p>
+            <w:pPr>
+              <w:jc w:val="center"/>
+            </w:pPr>
+            <w:r>
+              <w:rPr>
+                <w:b/>
+                <w:bCs/>
+              </w:rPr>
+              <w:t>Scalability</w:t>
+            </w:r>
+          </w:p>
+        </w:tc>
+      </w:tr>
+      <w:tr>
+        <w:trPr>
+          <w:trHeight w:val="12"/>
+        </w:trPr>
+        <w:tc>
+          <w:tcPr>
+            <w:tcW w:w="3113" w:type="dxa"/>
+            <w:tcBorders>
+              <w:top w:val="single" w:sz="8" w:space="0" w:color="auto"/>
+              <w:left w:val="single" w:sz="8" w:space="0" w:color="auto"/>
+              <w:bottom w:val="single" w:sz="8" w:space="0" w:color="auto"/>
+              <w:right w:val="single" w:sz="8" w:space="0" w:color="auto"/>
+            </w:tcBorders>
+            <w:hideMark/>
+          </w:tcPr>
+          <w:p>
+            <w:r>
+              <w:t>Non-Functional Requirement</w:t>
+            </w:r>
+          </w:p>
+        </w:tc>
+        <w:tc>
+          <w:tcPr>
+            <w:tcW w:w="3113" w:type="dxa"/>
+            <w:tcBorders>
+              <w:top w:val="nil"/>
+              <w:left w:val="single" w:sz="8" w:space="0" w:color="auto"/>
+              <w:bottom w:val="single" w:sz="8" w:space="0" w:color="auto"/>
+              <w:right w:val="single" w:sz="8" w:space="0" w:color="auto"/>
+            </w:tcBorders>
+            <w:hideMark/>
+          </w:tcPr>
+          <w:p>
+            <w:r>
+              <w:t>Justification</w:t>
+            </w:r>
+          </w:p>
+        </w:tc>
+        <w:tc>
+          <w:tcPr>
+            <w:tcW w:w="3118" w:type="dxa"/>
+            <w:tcBorders>
+              <w:top w:val="nil"/>
+              <w:left w:val="single" w:sz="8" w:space="0" w:color="auto"/>
+              <w:bottom w:val="single" w:sz="8" w:space="0" w:color="auto"/>
+              <w:right w:val="single" w:sz="8" w:space="0" w:color="auto"/>
+            </w:tcBorders>
+            <w:hideMark/>
+          </w:tcPr>
+          <w:p>
+            <w:r>
+              <w:t>KPI</w:t>
+            </w:r>
+          </w:p>
+        </w:tc>
+      </w:tr>
+      <w:tr>
+        <w:trPr>
+          <w:trHeight w:val="12"/>
+        </w:trPr>
+        <w:tc>
+          <w:tcPr>
+            <w:tcW w:w="3113" w:type="dxa"/>
+            <w:tcBorders>
+              <w:top w:val="single" w:sz="8" w:space="0" w:color="auto"/>
+              <w:left w:val="single" w:sz="8" w:space="0" w:color="auto"/>
+              <w:bottom w:val="single" w:sz="8" w:space="0" w:color="auto"/>
+              <w:right w:val="single" w:sz="8" w:space="0" w:color="auto"/>
+            </w:tcBorders>
+            <w:hideMark/>
+          </w:tcPr>
+          <w:p>
+            <w:pPr>
+              <w:numPr>
+                <w:ilvl w:val="0"/>
+                <w:numId w:val="18"/>
+              </w:numPr>
+              <w:spacing w:line="256" w:lineRule="auto"/>
+            </w:pPr>
+            <w:r>
+              <w:t>The system must scale as the number of users</w:t>
+            </w:r>
+            <w:r>
+              <w:t xml:space="preserve"> and</w:t>
+            </w:r>
+            <w:r>
+              <w:t xml:space="preserve"> orders increases.</w:t>
+            </w:r>
+          </w:p>
+          <w:p>
+            <w:pPr>
+              <w:numPr>
+                <w:ilvl w:val="0"/>
+                <w:numId w:val="18"/>
+              </w:numPr>
+              <w:spacing w:line="256" w:lineRule="auto"/>
+            </w:pPr>
+            <w:r>
+              <w:t>The database must handle growth in</w:t>
+            </w:r>
+            <w:r>
+              <w:t xml:space="preserve"> products</w:t>
+            </w:r>
+            <w:r>
+              <w:t>, orders</w:t>
+            </w:r>
+            <w:r>
+              <w:t xml:space="preserve"> and</w:t>
+            </w:r>
+            <w:r>
+              <w:t xml:space="preserve"> accounts</w:t>
+            </w:r>
+            <w:r>
+              <w:t>.</w:t>
+            </w:r>
+          </w:p>
+          <w:p>
+            <w:pPr>
+              <w:numPr>
+                <w:ilvl w:val="0"/>
+                <w:numId w:val="18"/>
+              </w:numPr>
+              <w:spacing w:line="256" w:lineRule="auto"/>
+            </w:pPr>
+            <w:r>
+              <w:t>The code should be easily maintained and understandable by others</w:t>
+            </w:r>
+          </w:p>
+        </w:tc>
+        <w:tc>
+          <w:tcPr>
+            <w:tcW w:w="3113" w:type="dxa"/>
+            <w:tcBorders>
+              <w:top w:val="single" w:sz="8" w:space="0" w:color="auto"/>
+              <w:left w:val="single" w:sz="8" w:space="0" w:color="auto"/>
+              <w:bottom w:val="single" w:sz="8" w:space="0" w:color="auto"/>
+              <w:right w:val="single" w:sz="8" w:space="0" w:color="auto"/>
+            </w:tcBorders>
+            <w:hideMark/>
+          </w:tcPr>
+          <w:p>
+            <w:pPr>
+              <w:pStyle w:val="ListParagraph"/>
+              <w:numPr>
+                <w:ilvl w:val="0"/>
+                <w:numId w:val="18"/>
+              </w:numPr>
+            </w:pPr>
+            <w:r>
+              <w:t xml:space="preserve">Allows </w:t>
+            </w:r>
+            <w:r>
+              <w:t>GLH</w:t>
+            </w:r>
+            <w:r>
+              <w:t xml:space="preserve"> to grow without needing major system redesigns.</w:t>
+            </w:r>
+          </w:p>
+          <w:p>
+            <w:pPr>
+              <w:pStyle w:val="ListParagraph"/>
+              <w:numPr>
+                <w:ilvl w:val="0"/>
+                <w:numId w:val="18"/>
+              </w:numPr>
+            </w:pPr>
+            <w:r>
+              <w:t xml:space="preserve">Ensures smooth performance as the </w:t>
+            </w:r>
+            <w:r>
+              <w:t>business</w:t>
+            </w:r>
+            <w:r>
+              <w:t xml:space="preserve"> becomes more popular or expands services</w:t>
+            </w:r>
+          </w:p>
+          <w:p>
+            <w:pPr>
+              <w:pStyle w:val="ListParagraph"/>
+              <w:numPr>
+                <w:ilvl w:val="0"/>
+                <w:numId w:val="18"/>
+              </w:numPr>
+            </w:pPr>
+            <w:r>
+              <w:t>This allows for fast and efficient updates and maintenance by other programmers not familiar with the code</w:t>
+            </w:r>
+            <w:r>
+              <w:t>. Code that is easy to maintain and update reduces downtime when changes are being made</w:t>
+            </w:r>
+          </w:p>
+        </w:tc>
+        <w:tc>
+          <w:tcPr>
+            <w:tcW w:w="3118" w:type="dxa"/>
+            <w:tcBorders>
+              <w:top w:val="single" w:sz="8" w:space="0" w:color="auto"/>
+              <w:left w:val="single" w:sz="8" w:space="0" w:color="auto"/>
+              <w:bottom w:val="single" w:sz="8" w:space="0" w:color="auto"/>
+              <w:right w:val="single" w:sz="8" w:space="0" w:color="auto"/>
+            </w:tcBorders>
+            <w:hideMark/>
+          </w:tcPr>
+          <w:p>
+            <w:pPr>
+              <w:pStyle w:val="ListParagraph"/>
+              <w:numPr>
+                <w:ilvl w:val="0"/>
+                <w:numId w:val="18"/>
+              </w:numPr>
+            </w:pPr>
+            <w:r>
+              <w:t>System maintains 99.9% uptime while scaling.</w:t>
+            </w:r>
+          </w:p>
+          <w:p>
+            <w:pPr>
+              <w:pStyle w:val="ListParagraph"/>
+              <w:numPr>
+                <w:ilvl w:val="0"/>
+                <w:numId w:val="18"/>
+              </w:numPr>
+            </w:pPr>
+            <w:r>
+              <w:t xml:space="preserve">Database handles a 5× increase in records while keeping average response times under 300 </w:t>
+            </w:r>
+            <w:proofErr w:type="spellStart"/>
+            <w:r>
+              <w:t>ms</w:t>
+            </w:r>
+            <w:proofErr w:type="spellEnd"/>
+          </w:p>
+          <w:p>
+            <w:pPr>
+              <w:pStyle w:val="ListParagraph"/>
+              <w:numPr>
+                <w:ilvl w:val="0"/>
+                <w:numId w:val="18"/>
+              </w:numPr>
+            </w:pPr>
+            <w:r>
+              <w:t>A third party should be able to understand and maintain the code after a week of review</w:t>
+            </w:r>
+          </w:p>
+        </w:tc>
+      </w:tr>
+      <w:tr>
+        <w:trPr>
+          <w:trHeight w:val="12"/>
+        </w:trPr>
+        <w:tc>
+          <w:tcPr>
+            <w:tcW w:w="9346" w:type="dxa"/>
+            <w:gridSpan w:val="3"/>
+            <w:tcBorders>
+              <w:top w:val="single" w:sz="8" w:space="0" w:color="auto"/>
+              <w:left w:val="single" w:sz="8" w:space="0" w:color="auto"/>
+              <w:bottom w:val="single" w:sz="8" w:space="0" w:color="auto"/>
+              <w:right w:val="single" w:sz="8" w:space="0" w:color="auto"/>
+            </w:tcBorders>
+            <w:hideMark/>
+          </w:tcPr>
+          <w:p>
+            <w:pPr>
+              <w:jc w:val="center"/>
+            </w:pPr>
+            <w:r>
+              <w:rPr>
+                <w:b/>
+                <w:bCs/>
+              </w:rPr>
+              <w:t>Capacity</w:t>
+            </w:r>
+          </w:p>
+        </w:tc>
+      </w:tr>
+      <w:tr>
+        <w:trPr>
+          <w:trHeight w:val="12"/>
+        </w:trPr>
+        <w:tc>
+          <w:tcPr>
+            <w:tcW w:w="3113" w:type="dxa"/>
+            <w:tcBorders>
+              <w:top w:val="single" w:sz="8" w:space="0" w:color="auto"/>
+              <w:left w:val="single" w:sz="8" w:space="0" w:color="auto"/>
+              <w:bottom w:val="single" w:sz="8" w:space="0" w:color="auto"/>
+              <w:right w:val="single" w:sz="8" w:space="0" w:color="auto"/>
+            </w:tcBorders>
+            <w:hideMark/>
+          </w:tcPr>
+          <w:p>
+            <w:r>
+              <w:t>Non-Functional Requirement</w:t>
+            </w:r>
+          </w:p>
+        </w:tc>
+        <w:tc>
+          <w:tcPr>
+            <w:tcW w:w="3113" w:type="dxa"/>
+            <w:tcBorders>
+              <w:top w:val="nil"/>
+              <w:left w:val="single" w:sz="8" w:space="0" w:color="auto"/>
+              <w:bottom w:val="single" w:sz="8" w:space="0" w:color="auto"/>
+              <w:right w:val="single" w:sz="8" w:space="0" w:color="auto"/>
+            </w:tcBorders>
+            <w:hideMark/>
+          </w:tcPr>
+          <w:p>
+            <w:r>
+              <w:t>Justification</w:t>
+            </w:r>
+          </w:p>
+        </w:tc>
+        <w:tc>
+          <w:tcPr>
+            <w:tcW w:w="3118" w:type="dxa"/>
+            <w:tcBorders>
+              <w:top w:val="nil"/>
+              <w:left w:val="single" w:sz="8" w:space="0" w:color="auto"/>
+              <w:bottom w:val="single" w:sz="8" w:space="0" w:color="auto"/>
+              <w:right w:val="single" w:sz="8" w:space="0" w:color="auto"/>
+            </w:tcBorders>
+            <w:hideMark/>
+          </w:tcPr>
+          <w:p>
+            <w:r>
+              <w:t>KPI</w:t>
+            </w:r>
+          </w:p>
+        </w:tc>
+      </w:tr>
+      <w:tr>
+        <w:trPr>
+          <w:trHeight w:val="12"/>
+        </w:trPr>
+        <w:tc>
+          <w:tcPr>
+            <w:tcW w:w="3113" w:type="dxa"/>
+            <w:tcBorders>
+              <w:top w:val="single" w:sz="8" w:space="0" w:color="auto"/>
+              <w:left w:val="single" w:sz="8" w:space="0" w:color="auto"/>
+              <w:bottom w:val="single" w:sz="8" w:space="0" w:color="auto"/>
+              <w:right w:val="single" w:sz="8" w:space="0" w:color="auto"/>
+            </w:tcBorders>
+            <w:hideMark/>
+          </w:tcPr>
+          <w:p>
+            <w:pPr>
+              <w:numPr>
+                <w:ilvl w:val="0"/>
+                <w:numId w:val="19"/>
+              </w:numPr>
+              <w:spacing w:line="256" w:lineRule="auto"/>
+            </w:pPr>
+            <w:r>
+              <w:t>The system must support many users accessing the platform simultaneously.</w:t>
+            </w:r>
+          </w:p>
+          <w:p>
+            <w:pPr>
+              <w:numPr>
+                <w:ilvl w:val="0"/>
+                <w:numId w:val="19"/>
+              </w:numPr>
+              <w:spacing w:line="256" w:lineRule="auto"/>
+            </w:pPr>
+            <w:r>
+              <w:lastRenderedPageBreak/>
+              <w:t>The system must allow multiple users to place orders or register accounts at the same time.</w:t>
+            </w:r>
+          </w:p>
+          <w:p>
+            <w:pPr>
+              <w:numPr>
+                <w:ilvl w:val="0"/>
+                <w:numId w:val="19"/>
+              </w:numPr>
+              <w:spacing w:line="256" w:lineRule="auto"/>
+            </w:pPr>
+            <w:r>
+              <w:t xml:space="preserve">The system must allow producers to be able to list out products simultaneously. </w:t>
+            </w:r>
+          </w:p>
+        </w:tc>
+        <w:tc>
+          <w:tcPr>
+            <w:tcW w:w="3113" w:type="dxa"/>
+            <w:tcBorders>
+              <w:top w:val="single" w:sz="8" w:space="0" w:color="auto"/>
+              <w:left w:val="single" w:sz="8" w:space="0" w:color="auto"/>
+              <w:bottom w:val="single" w:sz="8" w:space="0" w:color="auto"/>
+              <w:right w:val="single" w:sz="8" w:space="0" w:color="auto"/>
+            </w:tcBorders>
+            <w:hideMark/>
+          </w:tcPr>
+          <w:p>
+            <w:pPr>
+              <w:pStyle w:val="ListParagraph"/>
+              <w:numPr>
+                <w:ilvl w:val="0"/>
+                <w:numId w:val="19"/>
+              </w:numPr>
+            </w:pPr>
+            <w:r>
+              <w:lastRenderedPageBreak/>
+              <w:t>Prevents system crashes during peak hours such as evenings, weekends, and special events.</w:t>
+            </w:r>
+          </w:p>
+          <w:p>
+            <w:pPr>
+              <w:pStyle w:val="ListParagraph"/>
+              <w:numPr>
+                <w:ilvl w:val="0"/>
+                <w:numId w:val="19"/>
+              </w:numPr>
+            </w:pPr>
+            <w:r>
+              <w:lastRenderedPageBreak/>
+              <w:t xml:space="preserve">Ensures smooth </w:t>
+            </w:r>
+            <w:r>
+              <w:t xml:space="preserve">registration or </w:t>
+            </w:r>
+            <w:r>
+              <w:t>ordering during promotions or high-traffic periods.</w:t>
+            </w:r>
+          </w:p>
+          <w:p>
+            <w:pPr>
+              <w:pStyle w:val="ListParagraph"/>
+              <w:numPr>
+                <w:ilvl w:val="0"/>
+                <w:numId w:val="19"/>
+              </w:numPr>
+            </w:pPr>
+            <w:r>
+              <w:t xml:space="preserve">Ensures that the system can handle bulk operations efficiently without performance degradation. </w:t>
+            </w:r>
+            <w:r>
+              <w:t>This improves producer productivity by reducing time spent listing products individually overall enhancing user experience.</w:t>
+            </w:r>
+          </w:p>
+        </w:tc>
+        <w:tc>
+          <w:tcPr>
+            <w:tcW w:w="3118" w:type="dxa"/>
+            <w:tcBorders>
+              <w:top w:val="single" w:sz="8" w:space="0" w:color="auto"/>
+              <w:left w:val="single" w:sz="8" w:space="0" w:color="auto"/>
+              <w:bottom w:val="single" w:sz="8" w:space="0" w:color="auto"/>
+              <w:right w:val="single" w:sz="8" w:space="0" w:color="auto"/>
+            </w:tcBorders>
+            <w:hideMark/>
+          </w:tcPr>
+          <w:p>
+            <w:pPr>
+              <w:numPr>
+                <w:ilvl w:val="0"/>
+                <w:numId w:val="20"/>
+              </w:numPr>
+              <w:spacing w:line="256" w:lineRule="auto"/>
+            </w:pPr>
+            <w:r>
+              <w:lastRenderedPageBreak/>
+              <w:t>The system supports 300 simultaneous active users.</w:t>
+            </w:r>
+          </w:p>
+          <w:p>
+            <w:pPr>
+              <w:numPr>
+                <w:ilvl w:val="0"/>
+                <w:numId w:val="20"/>
+              </w:numPr>
+              <w:spacing w:line="256" w:lineRule="auto"/>
+            </w:pPr>
+            <w:r>
+              <w:lastRenderedPageBreak/>
+              <w:t>The system handles 20 concurrent user registrations or checkouts without errors.</w:t>
+            </w:r>
+          </w:p>
+          <w:p>
+            <w:pPr>
+              <w:numPr>
+                <w:ilvl w:val="0"/>
+                <w:numId w:val="20"/>
+              </w:numPr>
+              <w:spacing w:line="256" w:lineRule="auto"/>
+            </w:pPr>
+            <w:r>
+              <w:t>The system should support listing at least 10 products in a single upload.</w:t>
+            </w:r>
+          </w:p>
+        </w:tc>
+      </w:tr>
+      <w:tr>
+        <w:trPr>
+          <w:trHeight w:val="12"/>
+        </w:trPr>
+        <w:tc>
+          <w:tcPr>
+            <w:tcW w:w="9346" w:type="dxa"/>
+            <w:gridSpan w:val="3"/>
+            <w:tcBorders>
+              <w:top w:val="single" w:sz="8" w:space="0" w:color="auto"/>
+              <w:left w:val="single" w:sz="8" w:space="0" w:color="auto"/>
+              <w:bottom w:val="single" w:sz="8" w:space="0" w:color="auto"/>
+              <w:right w:val="single" w:sz="8" w:space="0" w:color="auto"/>
+            </w:tcBorders>
+            <w:hideMark/>
+          </w:tcPr>
+          <w:p>
+            <w:pPr>
+              <w:jc w:val="center"/>
+            </w:pPr>
+            <w:r>
+              <w:rPr>
+                <w:b/>
+                <w:bCs/>
+              </w:rPr>
+              <w:t>Reliability</w:t>
+            </w:r>
+          </w:p>
+        </w:tc>
+      </w:tr>
+      <w:tr>
+        <w:trPr>
+          <w:trHeight w:val="12"/>
+        </w:trPr>
+        <w:tc>
+          <w:tcPr>
+            <w:tcW w:w="3113" w:type="dxa"/>
+            <w:tcBorders>
+              <w:top w:val="single" w:sz="8" w:space="0" w:color="auto"/>
+              <w:left w:val="single" w:sz="8" w:space="0" w:color="auto"/>
+              <w:bottom w:val="single" w:sz="8" w:space="0" w:color="auto"/>
+              <w:right w:val="single" w:sz="8" w:space="0" w:color="auto"/>
+            </w:tcBorders>
+            <w:hideMark/>
+          </w:tcPr>
+          <w:p>
+            <w:r>
+              <w:t>Non-Functional Requirement</w:t>
+            </w:r>
+          </w:p>
+        </w:tc>
+        <w:tc>
+          <w:tcPr>
+            <w:tcW w:w="3113" w:type="dxa"/>
+            <w:tcBorders>
+              <w:top w:val="nil"/>
+              <w:left w:val="single" w:sz="8" w:space="0" w:color="auto"/>
+              <w:bottom w:val="single" w:sz="8" w:space="0" w:color="auto"/>
+              <w:right w:val="single" w:sz="8" w:space="0" w:color="auto"/>
+            </w:tcBorders>
+            <w:hideMark/>
+          </w:tcPr>
+          <w:p>
+            <w:r>
+              <w:t>Justification</w:t>
+            </w:r>
+          </w:p>
+        </w:tc>
+        <w:tc>
+          <w:tcPr>
+            <w:tcW w:w="3118" w:type="dxa"/>
+            <w:tcBorders>
+              <w:top w:val="nil"/>
+              <w:left w:val="single" w:sz="8" w:space="0" w:color="auto"/>
+              <w:bottom w:val="single" w:sz="8" w:space="0" w:color="auto"/>
+              <w:right w:val="single" w:sz="8" w:space="0" w:color="auto"/>
+            </w:tcBorders>
+            <w:hideMark/>
+          </w:tcPr>
+          <w:p>
+            <w:r>
+              <w:t>KPI</w:t>
+            </w:r>
+          </w:p>
+        </w:tc>
+      </w:tr>
+      <w:tr>
+        <w:trPr>
+          <w:trHeight w:val="337"/>
+        </w:trPr>
+        <w:tc>
+          <w:tcPr>
+            <w:tcW w:w="3113" w:type="dxa"/>
+            <w:tcBorders>
+              <w:top w:val="single" w:sz="8" w:space="0" w:color="auto"/>
+              <w:left w:val="single" w:sz="8" w:space="0" w:color="auto"/>
+              <w:bottom w:val="single" w:sz="8" w:space="0" w:color="auto"/>
+              <w:right w:val="single" w:sz="8" w:space="0" w:color="auto"/>
+            </w:tcBorders>
+            <w:hideMark/>
+          </w:tcPr>
+          <w:p>
+            <w:pPr>
+              <w:numPr>
+                <w:ilvl w:val="0"/>
+                <w:numId w:val="21"/>
+              </w:numPr>
+              <w:spacing w:line="256" w:lineRule="auto"/>
+            </w:pPr>
+            <w:r>
+              <w:t>The system should operate continuously without unexpected crashes.</w:t>
+            </w:r>
+          </w:p>
+          <w:p>
+            <w:pPr>
+              <w:numPr>
+                <w:ilvl w:val="0"/>
+                <w:numId w:val="21"/>
+              </w:numPr>
+              <w:spacing w:line="256" w:lineRule="auto"/>
+            </w:pPr>
+            <w:r>
+              <w:t>The system must perform regular backups of data and application code.</w:t>
+            </w:r>
+          </w:p>
+          <w:p>
+            <w:pPr>
+              <w:numPr>
+                <w:ilvl w:val="0"/>
+                <w:numId w:val="21"/>
+              </w:numPr>
+              <w:spacing w:line="256" w:lineRule="auto"/>
+            </w:pPr>
+            <w:r>
+              <w:t>The solution should always provide up to date information ensuring the validity and reliability of the information on the website</w:t>
+            </w:r>
+          </w:p>
+        </w:tc>
+        <w:tc>
+          <w:tcPr>
+            <w:tcW w:w="3113" w:type="dxa"/>
+            <w:tcBorders>
+              <w:top w:val="single" w:sz="8" w:space="0" w:color="auto"/>
+              <w:left w:val="single" w:sz="8" w:space="0" w:color="auto"/>
+              <w:bottom w:val="single" w:sz="8" w:space="0" w:color="auto"/>
+              <w:right w:val="single" w:sz="8" w:space="0" w:color="auto"/>
+            </w:tcBorders>
+            <w:hideMark/>
+          </w:tcPr>
+          <w:p>
+            <w:pPr>
+              <w:pStyle w:val="ListParagraph"/>
+              <w:numPr>
+                <w:ilvl w:val="0"/>
+                <w:numId w:val="21"/>
+              </w:numPr>
+            </w:pPr>
+            <w:r>
+              <w:t>Reliable systems prevent lost orders, and revenue.</w:t>
+            </w:r>
+          </w:p>
+          <w:p>
+            <w:pPr>
+              <w:pStyle w:val="ListParagraph"/>
+              <w:numPr>
+                <w:ilvl w:val="0"/>
+                <w:numId w:val="21"/>
+              </w:numPr>
+            </w:pPr>
+            <w:r>
+              <w:t>Backups ensure recovery in case of technical failure or data corruption.</w:t>
+            </w:r>
+          </w:p>
+          <w:p>
+            <w:pPr>
+              <w:pStyle w:val="ListParagraph"/>
+              <w:numPr>
+                <w:ilvl w:val="0"/>
+                <w:numId w:val="21"/>
+              </w:numPr>
+            </w:pPr>
+            <w:r>
+              <w:t>This ensures all the information on the website is correct and up to date which prevents the site form presenting misinformation. This prevents damage to the companies’ reputation and trustworthiness.</w:t>
+            </w:r>
+          </w:p>
+        </w:tc>
+        <w:tc>
+          <w:tcPr>
+            <w:tcW w:w="3118" w:type="dxa"/>
+            <w:tcBorders>
+              <w:top w:val="single" w:sz="8" w:space="0" w:color="auto"/>
+              <w:left w:val="single" w:sz="8" w:space="0" w:color="auto"/>
+              <w:bottom w:val="single" w:sz="8" w:space="0" w:color="auto"/>
+              <w:right w:val="single" w:sz="8" w:space="0" w:color="auto"/>
+            </w:tcBorders>
+            <w:hideMark/>
+          </w:tcPr>
+          <w:p>
+            <w:pPr>
+              <w:numPr>
+                <w:ilvl w:val="0"/>
+                <w:numId w:val="22"/>
+              </w:numPr>
+              <w:spacing w:line="256" w:lineRule="auto"/>
+            </w:pPr>
+            <w:r>
+              <w:t>No downtime longer than 5 minutes per month.</w:t>
+            </w:r>
+          </w:p>
+          <w:p>
+            <w:pPr>
+              <w:numPr>
+                <w:ilvl w:val="0"/>
+                <w:numId w:val="22"/>
+              </w:numPr>
+              <w:spacing w:line="256" w:lineRule="auto"/>
+            </w:pPr>
+            <w:r>
+              <w:t>Full system and database backups completed daily and tested weekly.</w:t>
+            </w:r>
+          </w:p>
+          <w:p>
+            <w:pPr>
+              <w:numPr>
+                <w:ilvl w:val="0"/>
+                <w:numId w:val="22"/>
+              </w:numPr>
+              <w:spacing w:line="256" w:lineRule="auto"/>
+            </w:pPr>
+            <w:r>
+              <w:t>The systems information should be checked and updated weekly</w:t>
+            </w:r>
+          </w:p>
+        </w:tc>
+      </w:tr>
+      <w:tr>
+        <w:trPr>
+          <w:trHeight w:val="12"/>
+        </w:trPr>
+        <w:tc>
+          <w:tcPr>
+            <w:tcW w:w="9346" w:type="dxa"/>
+            <w:gridSpan w:val="3"/>
+            <w:tcBorders>
+              <w:top w:val="single" w:sz="8" w:space="0" w:color="auto"/>
+              <w:left w:val="single" w:sz="8" w:space="0" w:color="auto"/>
+              <w:bottom w:val="single" w:sz="8" w:space="0" w:color="auto"/>
+              <w:right w:val="single" w:sz="8" w:space="0" w:color="auto"/>
+            </w:tcBorders>
+            <w:hideMark/>
+          </w:tcPr>
+          <w:p>
+            <w:pPr>
+              <w:jc w:val="center"/>
+            </w:pPr>
+            <w:r>
+              <w:rPr>
+                <w:b/>
+                <w:bCs/>
+              </w:rPr>
+              <w:t>Usability</w:t>
+            </w:r>
+          </w:p>
+        </w:tc>
+      </w:tr>
+      <w:tr>
+        <w:trPr>
+          <w:trHeight w:val="12"/>
+        </w:trPr>
+        <w:tc>
+          <w:tcPr>
+            <w:tcW w:w="3113" w:type="dxa"/>
+            <w:tcBorders>
+              <w:top w:val="single" w:sz="8" w:space="0" w:color="auto"/>
+              <w:left w:val="single" w:sz="8" w:space="0" w:color="auto"/>
+              <w:bottom w:val="single" w:sz="8" w:space="0" w:color="auto"/>
+              <w:right w:val="single" w:sz="8" w:space="0" w:color="auto"/>
+            </w:tcBorders>
+            <w:hideMark/>
+          </w:tcPr>
+          <w:p>
+            <w:r>
+              <w:t>Non-Functional Requirement</w:t>
+            </w:r>
+          </w:p>
+        </w:tc>
+        <w:tc>
+          <w:tcPr>
+            <w:tcW w:w="3113" w:type="dxa"/>
+            <w:tcBorders>
+              <w:top w:val="nil"/>
+              <w:left w:val="single" w:sz="8" w:space="0" w:color="auto"/>
+              <w:bottom w:val="single" w:sz="8" w:space="0" w:color="auto"/>
+              <w:right w:val="single" w:sz="8" w:space="0" w:color="auto"/>
+            </w:tcBorders>
+            <w:hideMark/>
+          </w:tcPr>
+          <w:p>
+            <w:r>
+              <w:t>Justification</w:t>
+            </w:r>
+          </w:p>
+        </w:tc>
+        <w:tc>
+          <w:tcPr>
+            <w:tcW w:w="3118" w:type="dxa"/>
+            <w:tcBorders>
+              <w:top w:val="nil"/>
+              <w:left w:val="single" w:sz="8" w:space="0" w:color="auto"/>
+              <w:bottom w:val="single" w:sz="8" w:space="0" w:color="auto"/>
+              <w:right w:val="single" w:sz="8" w:space="0" w:color="auto"/>
+            </w:tcBorders>
+            <w:hideMark/>
+          </w:tcPr>
+          <w:p>
+            <w:r>
+              <w:t>KPI</w:t>
+            </w:r>
+          </w:p>
+        </w:tc>
+      </w:tr>
+      <w:tr>
+        <w:trPr>
+          <w:trHeight w:val="12"/>
+        </w:trPr>
+        <w:tc>
+          <w:tcPr>
+            <w:tcW w:w="3113" w:type="dxa"/>
+            <w:tcBorders>
+              <w:top w:val="single" w:sz="8" w:space="0" w:color="auto"/>
+              <w:left w:val="single" w:sz="8" w:space="0" w:color="auto"/>
+              <w:bottom w:val="single" w:sz="8" w:space="0" w:color="auto"/>
+              <w:right w:val="single" w:sz="8" w:space="0" w:color="auto"/>
+            </w:tcBorders>
+            <w:hideMark/>
+          </w:tcPr>
+          <w:p>
+            <w:pPr>
+              <w:numPr>
+                <w:ilvl w:val="0"/>
+                <w:numId w:val="23"/>
+              </w:numPr>
+              <w:spacing w:line="256" w:lineRule="auto"/>
+            </w:pPr>
+            <w:r>
+              <w:t>The system must have an intuitive and easy-to-navigate interface.</w:t>
+            </w:r>
+          </w:p>
+          <w:p>
+            <w:pPr>
+              <w:numPr>
+                <w:ilvl w:val="0"/>
+                <w:numId w:val="23"/>
+              </w:numPr>
+              <w:spacing w:line="256" w:lineRule="auto"/>
+            </w:pPr>
+            <w:r>
+              <w:t>The ordering proces</w:t>
+            </w:r>
+            <w:r>
+              <w:t>s</w:t>
+            </w:r>
+            <w:r>
+              <w:t xml:space="preserve"> must require minimal steps</w:t>
+            </w:r>
+          </w:p>
+          <w:p>
+            <w:pPr>
+              <w:numPr>
+                <w:ilvl w:val="0"/>
+                <w:numId w:val="23"/>
+              </w:numPr>
+              <w:spacing w:line="256" w:lineRule="auto"/>
+            </w:pPr>
+            <w:r>
+              <w:t>The system must handle errors in an informative and easy to understand.</w:t>
+            </w:r>
+          </w:p>
+        </w:tc>
+        <w:tc>
+          <w:tcPr>
+            <w:tcW w:w="3113" w:type="dxa"/>
+            <w:tcBorders>
+              <w:top w:val="single" w:sz="8" w:space="0" w:color="auto"/>
+              <w:left w:val="single" w:sz="8" w:space="0" w:color="auto"/>
+              <w:bottom w:val="single" w:sz="8" w:space="0" w:color="auto"/>
+              <w:right w:val="single" w:sz="8" w:space="0" w:color="auto"/>
+            </w:tcBorders>
+            <w:hideMark/>
+          </w:tcPr>
+          <w:p>
+            <w:pPr>
+              <w:pStyle w:val="ListParagraph"/>
+              <w:numPr>
+                <w:ilvl w:val="0"/>
+                <w:numId w:val="23"/>
+              </w:numPr>
+            </w:pPr>
+            <w:r>
+              <w:t>Improves customer satisfaction and reduces the chance of abandoned orders.</w:t>
+            </w:r>
+          </w:p>
+          <w:p>
+            <w:pPr>
+              <w:pStyle w:val="ListParagraph"/>
+              <w:numPr>
+                <w:ilvl w:val="0"/>
+                <w:numId w:val="23"/>
+              </w:numPr>
+            </w:pPr>
+            <w:r>
+              <w:t>Allows users of all technical skill levels to complete tasks easily</w:t>
+            </w:r>
+          </w:p>
+          <w:p>
+            <w:pPr>
+              <w:pStyle w:val="ListParagraph"/>
+              <w:numPr>
+                <w:ilvl w:val="0"/>
+                <w:numId w:val="23"/>
+              </w:numPr>
+            </w:pPr>
+            <w:r>
+              <w:t xml:space="preserve">By implementing proper error handling to the system users will have a better user experience and improving accuracy of their data. </w:t>
+            </w:r>
+          </w:p>
+        </w:tc>
+        <w:tc>
+          <w:tcPr>
+            <w:tcW w:w="3118" w:type="dxa"/>
+            <w:tcBorders>
+              <w:top w:val="single" w:sz="8" w:space="0" w:color="auto"/>
+              <w:left w:val="single" w:sz="8" w:space="0" w:color="auto"/>
+              <w:bottom w:val="single" w:sz="8" w:space="0" w:color="auto"/>
+              <w:right w:val="single" w:sz="8" w:space="0" w:color="auto"/>
+            </w:tcBorders>
+            <w:hideMark/>
+          </w:tcPr>
+          <w:p>
+            <w:pPr>
+              <w:numPr>
+                <w:ilvl w:val="0"/>
+                <w:numId w:val="24"/>
+              </w:numPr>
+              <w:spacing w:line="256" w:lineRule="auto"/>
+            </w:pPr>
+            <w:r>
+              <w:t>85% of users can complete an order or without assistance.</w:t>
+            </w:r>
+          </w:p>
+          <w:p>
+            <w:pPr>
+              <w:numPr>
+                <w:ilvl w:val="0"/>
+                <w:numId w:val="24"/>
+              </w:numPr>
+              <w:spacing w:line="256" w:lineRule="auto"/>
+            </w:pPr>
+            <w:r>
+              <w:t>Average order completion time is under 3 minutes</w:t>
+            </w:r>
+          </w:p>
+          <w:p>
+            <w:pPr>
+              <w:numPr>
+                <w:ilvl w:val="0"/>
+                <w:numId w:val="24"/>
+              </w:numPr>
+              <w:spacing w:line="256" w:lineRule="auto"/>
+            </w:pPr>
+            <w:r>
+              <w:t>There should be no complaints of users being confused or unable to resolve errors</w:t>
+            </w:r>
+          </w:p>
+        </w:tc>
+      </w:tr>
+      <w:tr>
+        <w:trPr>
+          <w:trHeight w:val="12"/>
+        </w:trPr>
+        <w:tc>
+          <w:tcPr>
+            <w:tcW w:w="9346" w:type="dxa"/>
+            <w:gridSpan w:val="3"/>
+            <w:tcBorders>
+              <w:top w:val="single" w:sz="8" w:space="0" w:color="auto"/>
+              <w:left w:val="single" w:sz="8" w:space="0" w:color="auto"/>
+              <w:bottom w:val="single" w:sz="8" w:space="0" w:color="auto"/>
+              <w:right w:val="single" w:sz="8" w:space="0" w:color="auto"/>
+            </w:tcBorders>
+            <w:hideMark/>
+          </w:tcPr>
+          <w:p>
+            <w:pPr>
+              <w:jc w:val="center"/>
+            </w:pPr>
+            <w:r>
+              <w:rPr>
+                <w:b/>
+                <w:bCs/>
+              </w:rPr>
+              <w:t>Accessibility</w:t>
+            </w:r>
+          </w:p>
+        </w:tc>
+      </w:tr>
+      <w:tr>
+        <w:trPr>
+          <w:trHeight w:val="12"/>
+        </w:trPr>
+        <w:tc>
+          <w:tcPr>
+            <w:tcW w:w="3113" w:type="dxa"/>
+            <w:tcBorders>
+              <w:top w:val="single" w:sz="8" w:space="0" w:color="auto"/>
+              <w:left w:val="single" w:sz="8" w:space="0" w:color="auto"/>
+              <w:bottom w:val="single" w:sz="8" w:space="0" w:color="auto"/>
+              <w:right w:val="single" w:sz="8" w:space="0" w:color="auto"/>
+            </w:tcBorders>
+            <w:hideMark/>
+          </w:tcPr>
+          <w:p>
+            <w:r>
+              <w:t>Non-Functional Requirement</w:t>
+            </w:r>
+          </w:p>
+        </w:tc>
+        <w:tc>
+          <w:tcPr>
+            <w:tcW w:w="3113" w:type="dxa"/>
+            <w:tcBorders>
+              <w:top w:val="nil"/>
+              <w:left w:val="single" w:sz="8" w:space="0" w:color="auto"/>
+              <w:bottom w:val="single" w:sz="8" w:space="0" w:color="auto"/>
+              <w:right w:val="single" w:sz="8" w:space="0" w:color="auto"/>
+            </w:tcBorders>
+            <w:hideMark/>
+          </w:tcPr>
+          <w:p>
+            <w:r>
+              <w:t>Justification</w:t>
+            </w:r>
+          </w:p>
+        </w:tc>
+        <w:tc>
+          <w:tcPr>
+            <w:tcW w:w="3118" w:type="dxa"/>
+            <w:tcBorders>
+              <w:top w:val="nil"/>
+              <w:left w:val="single" w:sz="8" w:space="0" w:color="auto"/>
+              <w:bottom w:val="single" w:sz="8" w:space="0" w:color="auto"/>
+              <w:right w:val="single" w:sz="8" w:space="0" w:color="auto"/>
+            </w:tcBorders>
+            <w:hideMark/>
+          </w:tcPr>
+          <w:p>
+            <w:r>
+              <w:t>KPI</w:t>
+            </w:r>
+          </w:p>
+        </w:tc>
+      </w:tr>
+      <w:tr>
+        <w:trPr>
+          <w:trHeight w:val="12"/>
+        </w:trPr>
+        <w:tc>
+          <w:tcPr>
+            <w:tcW w:w="3113" w:type="dxa"/>
+            <w:tcBorders>
+              <w:top w:val="single" w:sz="8" w:space="0" w:color="auto"/>
+              <w:left w:val="single" w:sz="8" w:space="0" w:color="auto"/>
+              <w:bottom w:val="single" w:sz="8" w:space="0" w:color="auto"/>
+              <w:right w:val="single" w:sz="8" w:space="0" w:color="auto"/>
+            </w:tcBorders>
+            <w:hideMark/>
+          </w:tcPr>
+          <w:p>
+            <w:pPr>
+              <w:numPr>
+                <w:ilvl w:val="0"/>
+                <w:numId w:val="25"/>
+              </w:numPr>
+              <w:spacing w:line="256" w:lineRule="auto"/>
+            </w:pPr>
+            <w:r>
+              <w:t>The system must support adjustabl</w:t>
+            </w:r>
+            <w:r>
+              <w:t>e</w:t>
+            </w:r>
+            <w:r>
+              <w:t xml:space="preserve"> font sizes.</w:t>
+            </w:r>
+          </w:p>
+          <w:p>
+            <w:pPr>
+              <w:numPr>
+                <w:ilvl w:val="0"/>
+                <w:numId w:val="25"/>
+              </w:numPr>
+              <w:spacing w:line="256" w:lineRule="auto"/>
+            </w:pPr>
+            <w:r>
+              <w:lastRenderedPageBreak/>
+              <w:t>The system must provide high-contrast mode and dark mode options.</w:t>
+            </w:r>
+          </w:p>
+          <w:p>
+            <w:pPr>
+              <w:numPr>
+                <w:ilvl w:val="0"/>
+                <w:numId w:val="25"/>
+              </w:numPr>
+              <w:spacing w:line="256" w:lineRule="auto"/>
+            </w:pPr>
+            <w:r>
+              <w:t>The system must support screen readers and keyboard navigation.</w:t>
+            </w:r>
+          </w:p>
+        </w:tc>
+        <w:tc>
+          <w:tcPr>
+            <w:tcW w:w="3113" w:type="dxa"/>
+            <w:tcBorders>
+              <w:top w:val="single" w:sz="8" w:space="0" w:color="auto"/>
+              <w:left w:val="single" w:sz="8" w:space="0" w:color="auto"/>
+              <w:bottom w:val="single" w:sz="8" w:space="0" w:color="auto"/>
+              <w:right w:val="single" w:sz="8" w:space="0" w:color="auto"/>
+            </w:tcBorders>
+          </w:tcPr>
+          <w:p>
+            <w:pPr>
+              <w:pStyle w:val="ListParagraph"/>
+              <w:numPr>
+                <w:ilvl w:val="0"/>
+                <w:numId w:val="25"/>
+              </w:numPr>
+            </w:pPr>
+            <w:r>
+              <w:lastRenderedPageBreak/>
+              <w:t>Ensures the application is usable by users with visual or motor impairments.</w:t>
+            </w:r>
+          </w:p>
+          <w:p>
+            <w:pPr>
+              <w:pStyle w:val="ListParagraph"/>
+              <w:numPr>
+                <w:ilvl w:val="0"/>
+                <w:numId w:val="25"/>
+              </w:numPr>
+            </w:pPr>
+            <w:r>
+              <w:lastRenderedPageBreak/>
+              <w:t>Improves inclusivity and meets accessibility standards.</w:t>
+            </w:r>
+          </w:p>
+          <w:p>
+            <w:pPr>
+              <w:pStyle w:val="ListParagraph"/>
+              <w:numPr>
+                <w:ilvl w:val="0"/>
+                <w:numId w:val="25"/>
+              </w:numPr>
+            </w:pPr>
+            <w:r>
+              <w:t>Reduces legal and ethical risks related to accessibility compliance.</w:t>
+            </w:r>
+          </w:p>
+        </w:tc>
+        <w:tc>
+          <w:tcPr>
+            <w:tcW w:w="3118" w:type="dxa"/>
+            <w:tcBorders>
+              <w:top w:val="single" w:sz="8" w:space="0" w:color="auto"/>
+              <w:left w:val="single" w:sz="8" w:space="0" w:color="auto"/>
+              <w:bottom w:val="single" w:sz="8" w:space="0" w:color="auto"/>
+              <w:right w:val="single" w:sz="8" w:space="0" w:color="auto"/>
+            </w:tcBorders>
+            <w:hideMark/>
+          </w:tcPr>
+          <w:p>
+            <w:pPr>
+              <w:numPr>
+                <w:ilvl w:val="0"/>
+                <w:numId w:val="26"/>
+              </w:numPr>
+              <w:spacing w:line="256" w:lineRule="auto"/>
+            </w:pPr>
+            <w:r>
+              <w:lastRenderedPageBreak/>
+              <w:t>90% of users can adjust font size without layout issues.</w:t>
+            </w:r>
+          </w:p>
+          <w:p>
+            <w:pPr>
+              <w:numPr>
+                <w:ilvl w:val="0"/>
+                <w:numId w:val="26"/>
+              </w:numPr>
+              <w:spacing w:line="256" w:lineRule="auto"/>
+            </w:pPr>
+            <w:r>
+              <w:lastRenderedPageBreak/>
+              <w:t>95% of pages remain usable in high-contrast and dark mode.</w:t>
+            </w:r>
+          </w:p>
+          <w:p>
+            <w:pPr>
+              <w:numPr>
+                <w:ilvl w:val="0"/>
+                <w:numId w:val="26"/>
+              </w:numPr>
+              <w:spacing w:line="256" w:lineRule="auto"/>
+            </w:pPr>
+            <w:r>
+              <w:t>The system meets WCAG 2.1 AA accessibility guidelines</w:t>
+            </w:r>
+          </w:p>
+        </w:tc>
+      </w:tr>
+    </w:tbl>
+    <w:p/>
+    <w:p>
+      <w:pPr>
+        <w:pStyle w:val="Heading1"/>
+        <w:rPr>
+          <w:sz w:val="40"/>
+          <w:szCs w:val="40"/>
+        </w:rPr>
+      </w:pPr>
+      <w:r>
+        <w:rPr>
+          <w:sz w:val="40"/>
+          <w:szCs w:val="40"/>
+        </w:rPr>
+        <w:t>UI Considerations</w:t>
+      </w:r>
+    </w:p>
+    <w:p>
+      <w:r>
+        <w:t xml:space="preserve">When designing the user interface for Greenfield Local Hub web application, it is important to consider the needs of the customers, </w:t>
+      </w:r>
+      <w:r>
+        <w:t>staffs and producers. The main focus for the website is to list products and order</w:t>
+      </w:r>
     </w:p>
     <w:p/>
     <w:p/>
@@ -3526,7 +5602,7 @@
 </file>
 
 <file path=word/numbering.xml><?xml version="1.0" encoding="utf-8"?>
-<w:numbering xmlns:wpc="http://schemas.microsoft.com/office/word/2010/wordprocessingCanvas" xmlns:cx="http://schemas.microsoft.com/office/drawing/2014/chartex" xmlns:cx1="http://schemas.microsoft.com/office/drawing/2015/9/8/chartex" xmlns:cx2="http://schemas.microsoft.com/office/drawing/2015/10/21/chartex" xmlns:cx3="http://schemas.microsoft.com/office/drawing/2016/5/9/chartex" xmlns:cx4="http://schemas.microsoft.com/office/drawing/2016/5/10/chartex" xmlns:cx5="http://schemas.microsoft.com/office/drawing/2016/5/11/chartex" xmlns:cx6="http://schemas.microsoft.com/office/drawing/2016/5/12/chartex" xmlns:cx7="http://schemas.microsoft.com/office/drawing/2016/5/13/chartex" xmlns:cx8="http://schemas.microsoft.com/office/drawing/2016/5/14/chartex" xmlns:mc="http://schemas.openxmlformats.org/markup-compatibility/2006" xmlns:aink="http://schemas.microsoft.com/office/drawing/2016/ink" xmlns:am3d="http://schemas.microsoft.com/office/drawing/2017/model3d" xmlns:o="urn:schemas-microsoft-com:office:office" xmlns:oel="http://schemas.microsoft.com/office/2019/extlst" xmlns:r="http://schemas.openxmlformats.org/officeDocument/2006/relationships" xmlns:m="http://schemas.openxmlformats.org/officeDocument/2006/math" xmlns:v="urn:schemas-microsoft-com:vml" xmlns:wp14="http://schemas.microsoft.com/office/word/2010/wordprocessingDrawing" xmlns:wp="http://schemas.openxmlformats.org/drawingml/2006/wordprocessingDrawing" xmlns:w10="urn:schemas-microsoft-com:office:word" xmlns:w="http://schemas.openxmlformats.org/wordprocessingml/2006/main" xmlns:w14="http://schemas.microsoft.com/office/word/2010/wordml" xmlns:w15="http://schemas.microsoft.com/office/word/2012/wordml" xmlns:w16cex="http://schemas.microsoft.com/office/word/2018/wordml/cex" xmlns:w16cid="http://schemas.microsoft.com/office/word/2016/wordml/cid" xmlns:w16="http://schemas.microsoft.com/office/word/2018/wordml" xmlns:w16du="http://schemas.microsoft.com/office/word/2023/wordml/word16du" xmlns:w16sdtdh="http://schemas.microsoft.com/office/word/2020/wordml/sdtdatahash" xmlns:w16sdtfl="http://schemas.microsoft.com/office/word/2024/wordml/sdtformatlock" xmlns:w16se="http://schemas.microsoft.com/office/word/2015/wordml/symex" xmlns:wpg="http://schemas.microsoft.com/office/word/2010/wordprocessingGroup" xmlns:wpi="http://schemas.microsoft.com/office/word/2010/wordprocessingInk" xmlns:wne="http://schemas.microsoft.com/office/word/2006/wordml" xmlns:wps="http://schemas.microsoft.com/office/word/2010/wordprocessingShape" mc:Ignorable="w14 w15 w16se w16cid w16 w16cex w16sdtdh w16sdtfl w16du wp14">
+<w:numbering xmlns:wpc="http://schemas.microsoft.com/office/word/2010/wordprocessingCanvas" xmlns:cx="http://schemas.microsoft.com/office/drawing/2014/chartex" xmlns:cx1="http://schemas.microsoft.com/office/drawing/2015/9/8/chartex" xmlns:cx2="http://schemas.microsoft.com/office/drawing/2015/10/21/chartex" xmlns:cx3="http://schemas.microsoft.com/office/drawing/2016/5/9/chartex" xmlns:cx4="http://schemas.microsoft.com/office/drawing/2016/5/10/chartex" xmlns:cx5="http://schemas.microsoft.com/office/drawing/2016/5/11/chartex" xmlns:cx6="http://schemas.microsoft.com/office/drawing/2016/5/12/chartex" xmlns:cx7="http://schemas.microsoft.com/office/drawing/2016/5/13/chartex" xmlns:cx8="http://schemas.microsoft.com/office/drawing/2016/5/14/chartex" xmlns:mc="http://schemas.openxmlformats.org/markup-compatibility/2006" xmlns:aink="http://schemas.microsoft.com/office/drawing/2016/ink" xmlns:am3d="http://schemas.microsoft.com/office/drawing/2017/model3d" xmlns:o="urn:schemas-microsoft-com:office:office" xmlns:r="http://schemas.openxmlformats.org/officeDocument/2006/relationships" xmlns:m="http://schemas.openxmlformats.org/officeDocument/2006/math" xmlns:v="urn:schemas-microsoft-com:vml" xmlns:wp14="http://schemas.microsoft.com/office/word/2010/wordprocessingDrawing" xmlns:wp="http://schemas.openxmlformats.org/drawingml/2006/wordprocessingDrawing" xmlns:w10="urn:schemas-microsoft-com:office:word" xmlns:w="http://schemas.openxmlformats.org/wordprocessingml/2006/main" xmlns:w14="http://schemas.microsoft.com/office/word/2010/wordml" xmlns:w15="http://schemas.microsoft.com/office/word/2012/wordml" xmlns:w16cex="http://schemas.microsoft.com/office/word/2018/wordml/cex" xmlns:w16cid="http://schemas.microsoft.com/office/word/2016/wordml/cid" xmlns:w16="http://schemas.microsoft.com/office/word/2018/wordml" xmlns:w16sdtdh="http://schemas.microsoft.com/office/word/2020/wordml/sdtdatahash" xmlns:w16se="http://schemas.microsoft.com/office/word/2015/wordml/symex" xmlns:wpg="http://schemas.microsoft.com/office/word/2010/wordprocessingGroup" xmlns:wpi="http://schemas.microsoft.com/office/word/2010/wordprocessingInk" xmlns:wne="http://schemas.microsoft.com/office/word/2006/wordml" xmlns:wps="http://schemas.microsoft.com/office/word/2010/wordprocessingShape" mc:Ignorable="w14 w15 w16se w16cid w16 w16cex w16sdtdh wp14">
   <w:abstractNum w:abstractNumId="0" w15:restartNumberingAfterBreak="0">
     <w:nsid w:val="023C793C"/>
     <w:multiLevelType w:val="hybridMultilevel"/>
@@ -3754,6 +5830,232 @@
     </w:lvl>
   </w:abstractNum>
   <w:abstractNum w:abstractNumId="2" w15:restartNumberingAfterBreak="0">
+    <w:nsid w:val="06C8503C"/>
+    <w:multiLevelType w:val="hybridMultilevel"/>
+    <w:tmpl w:val="927AD174"/>
+    <w:lvl w:ilvl="0" w:tplc="CD468E7E">
+      <w:start w:val="1"/>
+      <w:numFmt w:val="bullet"/>
+      <w:lvlText w:val=""/>
+      <w:lvlJc w:val="left"/>
+      <w:pPr>
+        <w:ind w:left="360" w:hanging="360"/>
+      </w:pPr>
+      <w:rPr>
+        <w:rFonts w:ascii="Symbol" w:hAnsi="Symbol" w:hint="default"/>
+      </w:rPr>
+    </w:lvl>
+    <w:lvl w:ilvl="1" w:tplc="132A733A">
+      <w:start w:val="1"/>
+      <w:numFmt w:val="bullet"/>
+      <w:lvlText w:val="o"/>
+      <w:lvlJc w:val="left"/>
+      <w:pPr>
+        <w:ind w:left="1080" w:hanging="360"/>
+      </w:pPr>
+      <w:rPr>
+        <w:rFonts w:ascii="Courier New" w:hAnsi="Courier New" w:cs="Times New Roman" w:hint="default"/>
+      </w:rPr>
+    </w:lvl>
+    <w:lvl w:ilvl="2" w:tplc="E4F2C2B4">
+      <w:start w:val="1"/>
+      <w:numFmt w:val="bullet"/>
+      <w:lvlText w:val=""/>
+      <w:lvlJc w:val="left"/>
+      <w:pPr>
+        <w:ind w:left="1800" w:hanging="360"/>
+      </w:pPr>
+      <w:rPr>
+        <w:rFonts w:ascii="Wingdings" w:hAnsi="Wingdings" w:hint="default"/>
+      </w:rPr>
+    </w:lvl>
+    <w:lvl w:ilvl="3" w:tplc="28D038E8">
+      <w:start w:val="1"/>
+      <w:numFmt w:val="bullet"/>
+      <w:lvlText w:val=""/>
+      <w:lvlJc w:val="left"/>
+      <w:pPr>
+        <w:ind w:left="2520" w:hanging="360"/>
+      </w:pPr>
+      <w:rPr>
+        <w:rFonts w:ascii="Symbol" w:hAnsi="Symbol" w:hint="default"/>
+      </w:rPr>
+    </w:lvl>
+    <w:lvl w:ilvl="4" w:tplc="7B641E68">
+      <w:start w:val="1"/>
+      <w:numFmt w:val="bullet"/>
+      <w:lvlText w:val="o"/>
+      <w:lvlJc w:val="left"/>
+      <w:pPr>
+        <w:ind w:left="3240" w:hanging="360"/>
+      </w:pPr>
+      <w:rPr>
+        <w:rFonts w:ascii="Courier New" w:hAnsi="Courier New" w:cs="Times New Roman" w:hint="default"/>
+      </w:rPr>
+    </w:lvl>
+    <w:lvl w:ilvl="5" w:tplc="D79AB170">
+      <w:start w:val="1"/>
+      <w:numFmt w:val="bullet"/>
+      <w:lvlText w:val=""/>
+      <w:lvlJc w:val="left"/>
+      <w:pPr>
+        <w:ind w:left="3960" w:hanging="360"/>
+      </w:pPr>
+      <w:rPr>
+        <w:rFonts w:ascii="Wingdings" w:hAnsi="Wingdings" w:hint="default"/>
+      </w:rPr>
+    </w:lvl>
+    <w:lvl w:ilvl="6" w:tplc="C1D82878">
+      <w:start w:val="1"/>
+      <w:numFmt w:val="bullet"/>
+      <w:lvlText w:val=""/>
+      <w:lvlJc w:val="left"/>
+      <w:pPr>
+        <w:ind w:left="4680" w:hanging="360"/>
+      </w:pPr>
+      <w:rPr>
+        <w:rFonts w:ascii="Symbol" w:hAnsi="Symbol" w:hint="default"/>
+      </w:rPr>
+    </w:lvl>
+    <w:lvl w:ilvl="7" w:tplc="008075A8">
+      <w:start w:val="1"/>
+      <w:numFmt w:val="bullet"/>
+      <w:lvlText w:val="o"/>
+      <w:lvlJc w:val="left"/>
+      <w:pPr>
+        <w:ind w:left="5400" w:hanging="360"/>
+      </w:pPr>
+      <w:rPr>
+        <w:rFonts w:ascii="Courier New" w:hAnsi="Courier New" w:cs="Times New Roman" w:hint="default"/>
+      </w:rPr>
+    </w:lvl>
+    <w:lvl w:ilvl="8" w:tplc="2040836C">
+      <w:start w:val="1"/>
+      <w:numFmt w:val="bullet"/>
+      <w:lvlText w:val=""/>
+      <w:lvlJc w:val="left"/>
+      <w:pPr>
+        <w:ind w:left="6120" w:hanging="360"/>
+      </w:pPr>
+      <w:rPr>
+        <w:rFonts w:ascii="Wingdings" w:hAnsi="Wingdings" w:hint="default"/>
+      </w:rPr>
+    </w:lvl>
+  </w:abstractNum>
+  <w:abstractNum w:abstractNumId="3" w15:restartNumberingAfterBreak="0">
+    <w:nsid w:val="07223FDC"/>
+    <w:multiLevelType w:val="hybridMultilevel"/>
+    <w:tmpl w:val="FC94444A"/>
+    <w:lvl w:ilvl="0" w:tplc="254659B2">
+      <w:start w:val="1"/>
+      <w:numFmt w:val="bullet"/>
+      <w:lvlText w:val=""/>
+      <w:lvlJc w:val="left"/>
+      <w:pPr>
+        <w:ind w:left="360" w:hanging="360"/>
+      </w:pPr>
+      <w:rPr>
+        <w:rFonts w:ascii="Symbol" w:hAnsi="Symbol" w:hint="default"/>
+      </w:rPr>
+    </w:lvl>
+    <w:lvl w:ilvl="1" w:tplc="7F8A3EDC">
+      <w:start w:val="1"/>
+      <w:numFmt w:val="bullet"/>
+      <w:lvlText w:val="o"/>
+      <w:lvlJc w:val="left"/>
+      <w:pPr>
+        <w:ind w:left="1080" w:hanging="360"/>
+      </w:pPr>
+      <w:rPr>
+        <w:rFonts w:ascii="Courier New" w:hAnsi="Courier New" w:cs="Times New Roman" w:hint="default"/>
+      </w:rPr>
+    </w:lvl>
+    <w:lvl w:ilvl="2" w:tplc="F87C71EC">
+      <w:start w:val="1"/>
+      <w:numFmt w:val="bullet"/>
+      <w:lvlText w:val=""/>
+      <w:lvlJc w:val="left"/>
+      <w:pPr>
+        <w:ind w:left="1800" w:hanging="360"/>
+      </w:pPr>
+      <w:rPr>
+        <w:rFonts w:ascii="Wingdings" w:hAnsi="Wingdings" w:hint="default"/>
+      </w:rPr>
+    </w:lvl>
+    <w:lvl w:ilvl="3" w:tplc="C7823A02">
+      <w:start w:val="1"/>
+      <w:numFmt w:val="bullet"/>
+      <w:lvlText w:val=""/>
+      <w:lvlJc w:val="left"/>
+      <w:pPr>
+        <w:ind w:left="2520" w:hanging="360"/>
+      </w:pPr>
+      <w:rPr>
+        <w:rFonts w:ascii="Symbol" w:hAnsi="Symbol" w:hint="default"/>
+      </w:rPr>
+    </w:lvl>
+    <w:lvl w:ilvl="4" w:tplc="E542A6CA">
+      <w:start w:val="1"/>
+      <w:numFmt w:val="bullet"/>
+      <w:lvlText w:val="o"/>
+      <w:lvlJc w:val="left"/>
+      <w:pPr>
+        <w:ind w:left="3240" w:hanging="360"/>
+      </w:pPr>
+      <w:rPr>
+        <w:rFonts w:ascii="Courier New" w:hAnsi="Courier New" w:cs="Times New Roman" w:hint="default"/>
+      </w:rPr>
+    </w:lvl>
+    <w:lvl w:ilvl="5" w:tplc="FD7C42C2">
+      <w:start w:val="1"/>
+      <w:numFmt w:val="bullet"/>
+      <w:lvlText w:val=""/>
+      <w:lvlJc w:val="left"/>
+      <w:pPr>
+        <w:ind w:left="3960" w:hanging="360"/>
+      </w:pPr>
+      <w:rPr>
+        <w:rFonts w:ascii="Wingdings" w:hAnsi="Wingdings" w:hint="default"/>
+      </w:rPr>
+    </w:lvl>
+    <w:lvl w:ilvl="6" w:tplc="9D181B9E">
+      <w:start w:val="1"/>
+      <w:numFmt w:val="bullet"/>
+      <w:lvlText w:val=""/>
+      <w:lvlJc w:val="left"/>
+      <w:pPr>
+        <w:ind w:left="4680" w:hanging="360"/>
+      </w:pPr>
+      <w:rPr>
+        <w:rFonts w:ascii="Symbol" w:hAnsi="Symbol" w:hint="default"/>
+      </w:rPr>
+    </w:lvl>
+    <w:lvl w:ilvl="7" w:tplc="C24C6F64">
+      <w:start w:val="1"/>
+      <w:numFmt w:val="bullet"/>
+      <w:lvlText w:val="o"/>
+      <w:lvlJc w:val="left"/>
+      <w:pPr>
+        <w:ind w:left="5400" w:hanging="360"/>
+      </w:pPr>
+      <w:rPr>
+        <w:rFonts w:ascii="Courier New" w:hAnsi="Courier New" w:cs="Times New Roman" w:hint="default"/>
+      </w:rPr>
+    </w:lvl>
+    <w:lvl w:ilvl="8" w:tplc="C5B43290">
+      <w:start w:val="1"/>
+      <w:numFmt w:val="bullet"/>
+      <w:lvlText w:val=""/>
+      <w:lvlJc w:val="left"/>
+      <w:pPr>
+        <w:ind w:left="6120" w:hanging="360"/>
+      </w:pPr>
+      <w:rPr>
+        <w:rFonts w:ascii="Wingdings" w:hAnsi="Wingdings" w:hint="default"/>
+      </w:rPr>
+    </w:lvl>
+  </w:abstractNum>
+  <w:abstractNum w:abstractNumId="4" w15:restartNumberingAfterBreak="0">
     <w:nsid w:val="11483256"/>
     <w:multiLevelType w:val="hybridMultilevel"/>
     <w:tmpl w:val="7814003A"/>
@@ -3866,7 +6168,120 @@
       </w:rPr>
     </w:lvl>
   </w:abstractNum>
-  <w:abstractNum w:abstractNumId="3" w15:restartNumberingAfterBreak="0">
+  <w:abstractNum w:abstractNumId="5" w15:restartNumberingAfterBreak="0">
+    <w:nsid w:val="11D347D8"/>
+    <w:multiLevelType w:val="hybridMultilevel"/>
+    <w:tmpl w:val="6E5C2490"/>
+    <w:lvl w:ilvl="0" w:tplc="026E98EC">
+      <w:start w:val="1"/>
+      <w:numFmt w:val="bullet"/>
+      <w:lvlText w:val=""/>
+      <w:lvlJc w:val="left"/>
+      <w:pPr>
+        <w:ind w:left="360" w:hanging="360"/>
+      </w:pPr>
+      <w:rPr>
+        <w:rFonts w:ascii="Symbol" w:hAnsi="Symbol" w:hint="default"/>
+      </w:rPr>
+    </w:lvl>
+    <w:lvl w:ilvl="1" w:tplc="367ECCC4">
+      <w:start w:val="1"/>
+      <w:numFmt w:val="bullet"/>
+      <w:lvlText w:val="o"/>
+      <w:lvlJc w:val="left"/>
+      <w:pPr>
+        <w:ind w:left="1080" w:hanging="360"/>
+      </w:pPr>
+      <w:rPr>
+        <w:rFonts w:ascii="Courier New" w:hAnsi="Courier New" w:cs="Times New Roman" w:hint="default"/>
+      </w:rPr>
+    </w:lvl>
+    <w:lvl w:ilvl="2" w:tplc="0FA225A0">
+      <w:start w:val="1"/>
+      <w:numFmt w:val="bullet"/>
+      <w:lvlText w:val=""/>
+      <w:lvlJc w:val="left"/>
+      <w:pPr>
+        <w:ind w:left="1800" w:hanging="360"/>
+      </w:pPr>
+      <w:rPr>
+        <w:rFonts w:ascii="Wingdings" w:hAnsi="Wingdings" w:hint="default"/>
+      </w:rPr>
+    </w:lvl>
+    <w:lvl w:ilvl="3" w:tplc="B37C0ADC">
+      <w:start w:val="1"/>
+      <w:numFmt w:val="bullet"/>
+      <w:lvlText w:val=""/>
+      <w:lvlJc w:val="left"/>
+      <w:pPr>
+        <w:ind w:left="2520" w:hanging="360"/>
+      </w:pPr>
+      <w:rPr>
+        <w:rFonts w:ascii="Symbol" w:hAnsi="Symbol" w:hint="default"/>
+      </w:rPr>
+    </w:lvl>
+    <w:lvl w:ilvl="4" w:tplc="17D4990C">
+      <w:start w:val="1"/>
+      <w:numFmt w:val="bullet"/>
+      <w:lvlText w:val="o"/>
+      <w:lvlJc w:val="left"/>
+      <w:pPr>
+        <w:ind w:left="3240" w:hanging="360"/>
+      </w:pPr>
+      <w:rPr>
+        <w:rFonts w:ascii="Courier New" w:hAnsi="Courier New" w:cs="Times New Roman" w:hint="default"/>
+      </w:rPr>
+    </w:lvl>
+    <w:lvl w:ilvl="5" w:tplc="09541754">
+      <w:start w:val="1"/>
+      <w:numFmt w:val="bullet"/>
+      <w:lvlText w:val=""/>
+      <w:lvlJc w:val="left"/>
+      <w:pPr>
+        <w:ind w:left="3960" w:hanging="360"/>
+      </w:pPr>
+      <w:rPr>
+        <w:rFonts w:ascii="Wingdings" w:hAnsi="Wingdings" w:hint="default"/>
+      </w:rPr>
+    </w:lvl>
+    <w:lvl w:ilvl="6" w:tplc="69067FB8">
+      <w:start w:val="1"/>
+      <w:numFmt w:val="bullet"/>
+      <w:lvlText w:val=""/>
+      <w:lvlJc w:val="left"/>
+      <w:pPr>
+        <w:ind w:left="4680" w:hanging="360"/>
+      </w:pPr>
+      <w:rPr>
+        <w:rFonts w:ascii="Symbol" w:hAnsi="Symbol" w:hint="default"/>
+      </w:rPr>
+    </w:lvl>
+    <w:lvl w:ilvl="7" w:tplc="1FC4F854">
+      <w:start w:val="1"/>
+      <w:numFmt w:val="bullet"/>
+      <w:lvlText w:val="o"/>
+      <w:lvlJc w:val="left"/>
+      <w:pPr>
+        <w:ind w:left="5400" w:hanging="360"/>
+      </w:pPr>
+      <w:rPr>
+        <w:rFonts w:ascii="Courier New" w:hAnsi="Courier New" w:cs="Times New Roman" w:hint="default"/>
+      </w:rPr>
+    </w:lvl>
+    <w:lvl w:ilvl="8" w:tplc="608C51CC">
+      <w:start w:val="1"/>
+      <w:numFmt w:val="bullet"/>
+      <w:lvlText w:val=""/>
+      <w:lvlJc w:val="left"/>
+      <w:pPr>
+        <w:ind w:left="6120" w:hanging="360"/>
+      </w:pPr>
+      <w:rPr>
+        <w:rFonts w:ascii="Wingdings" w:hAnsi="Wingdings" w:hint="default"/>
+      </w:rPr>
+    </w:lvl>
+  </w:abstractNum>
+  <w:abstractNum w:abstractNumId="6" w15:restartNumberingAfterBreak="0">
     <w:nsid w:val="1695175A"/>
     <w:multiLevelType w:val="hybridMultilevel"/>
     <w:tmpl w:val="3EACA9CE"/>
@@ -3979,7 +6394,459 @@
       </w:rPr>
     </w:lvl>
   </w:abstractNum>
-  <w:abstractNum w:abstractNumId="4" w15:restartNumberingAfterBreak="0">
+  <w:abstractNum w:abstractNumId="7" w15:restartNumberingAfterBreak="0">
+    <w:nsid w:val="16D13633"/>
+    <w:multiLevelType w:val="hybridMultilevel"/>
+    <w:tmpl w:val="5218E2F2"/>
+    <w:lvl w:ilvl="0" w:tplc="81B44222">
+      <w:start w:val="1"/>
+      <w:numFmt w:val="bullet"/>
+      <w:lvlText w:val=""/>
+      <w:lvlJc w:val="left"/>
+      <w:pPr>
+        <w:ind w:left="360" w:hanging="360"/>
+      </w:pPr>
+      <w:rPr>
+        <w:rFonts w:ascii="Symbol" w:hAnsi="Symbol" w:hint="default"/>
+      </w:rPr>
+    </w:lvl>
+    <w:lvl w:ilvl="1" w:tplc="8D162558">
+      <w:start w:val="1"/>
+      <w:numFmt w:val="bullet"/>
+      <w:lvlText w:val="o"/>
+      <w:lvlJc w:val="left"/>
+      <w:pPr>
+        <w:ind w:left="1080" w:hanging="360"/>
+      </w:pPr>
+      <w:rPr>
+        <w:rFonts w:ascii="Courier New" w:hAnsi="Courier New" w:cs="Times New Roman" w:hint="default"/>
+      </w:rPr>
+    </w:lvl>
+    <w:lvl w:ilvl="2" w:tplc="222AE5E2">
+      <w:start w:val="1"/>
+      <w:numFmt w:val="bullet"/>
+      <w:lvlText w:val=""/>
+      <w:lvlJc w:val="left"/>
+      <w:pPr>
+        <w:ind w:left="1800" w:hanging="360"/>
+      </w:pPr>
+      <w:rPr>
+        <w:rFonts w:ascii="Wingdings" w:hAnsi="Wingdings" w:hint="default"/>
+      </w:rPr>
+    </w:lvl>
+    <w:lvl w:ilvl="3" w:tplc="B70CFAF8">
+      <w:start w:val="1"/>
+      <w:numFmt w:val="bullet"/>
+      <w:lvlText w:val=""/>
+      <w:lvlJc w:val="left"/>
+      <w:pPr>
+        <w:ind w:left="2520" w:hanging="360"/>
+      </w:pPr>
+      <w:rPr>
+        <w:rFonts w:ascii="Symbol" w:hAnsi="Symbol" w:hint="default"/>
+      </w:rPr>
+    </w:lvl>
+    <w:lvl w:ilvl="4" w:tplc="B5786938">
+      <w:start w:val="1"/>
+      <w:numFmt w:val="bullet"/>
+      <w:lvlText w:val="o"/>
+      <w:lvlJc w:val="left"/>
+      <w:pPr>
+        <w:ind w:left="3240" w:hanging="360"/>
+      </w:pPr>
+      <w:rPr>
+        <w:rFonts w:ascii="Courier New" w:hAnsi="Courier New" w:cs="Times New Roman" w:hint="default"/>
+      </w:rPr>
+    </w:lvl>
+    <w:lvl w:ilvl="5" w:tplc="F30E262C">
+      <w:start w:val="1"/>
+      <w:numFmt w:val="bullet"/>
+      <w:lvlText w:val=""/>
+      <w:lvlJc w:val="left"/>
+      <w:pPr>
+        <w:ind w:left="3960" w:hanging="360"/>
+      </w:pPr>
+      <w:rPr>
+        <w:rFonts w:ascii="Wingdings" w:hAnsi="Wingdings" w:hint="default"/>
+      </w:rPr>
+    </w:lvl>
+    <w:lvl w:ilvl="6" w:tplc="C818FF52">
+      <w:start w:val="1"/>
+      <w:numFmt w:val="bullet"/>
+      <w:lvlText w:val=""/>
+      <w:lvlJc w:val="left"/>
+      <w:pPr>
+        <w:ind w:left="4680" w:hanging="360"/>
+      </w:pPr>
+      <w:rPr>
+        <w:rFonts w:ascii="Symbol" w:hAnsi="Symbol" w:hint="default"/>
+      </w:rPr>
+    </w:lvl>
+    <w:lvl w:ilvl="7" w:tplc="A9F24750">
+      <w:start w:val="1"/>
+      <w:numFmt w:val="bullet"/>
+      <w:lvlText w:val="o"/>
+      <w:lvlJc w:val="left"/>
+      <w:pPr>
+        <w:ind w:left="5400" w:hanging="360"/>
+      </w:pPr>
+      <w:rPr>
+        <w:rFonts w:ascii="Courier New" w:hAnsi="Courier New" w:cs="Times New Roman" w:hint="default"/>
+      </w:rPr>
+    </w:lvl>
+    <w:lvl w:ilvl="8" w:tplc="2370EE50">
+      <w:start w:val="1"/>
+      <w:numFmt w:val="bullet"/>
+      <w:lvlText w:val=""/>
+      <w:lvlJc w:val="left"/>
+      <w:pPr>
+        <w:ind w:left="6120" w:hanging="360"/>
+      </w:pPr>
+      <w:rPr>
+        <w:rFonts w:ascii="Wingdings" w:hAnsi="Wingdings" w:hint="default"/>
+      </w:rPr>
+    </w:lvl>
+  </w:abstractNum>
+  <w:abstractNum w:abstractNumId="8" w15:restartNumberingAfterBreak="0">
+    <w:nsid w:val="1FC1659D"/>
+    <w:multiLevelType w:val="hybridMultilevel"/>
+    <w:tmpl w:val="1FD6DBEA"/>
+    <w:lvl w:ilvl="0" w:tplc="08090001">
+      <w:start w:val="1"/>
+      <w:numFmt w:val="bullet"/>
+      <w:lvlText w:val=""/>
+      <w:lvlJc w:val="left"/>
+      <w:pPr>
+        <w:ind w:left="360" w:hanging="360"/>
+      </w:pPr>
+      <w:rPr>
+        <w:rFonts w:ascii="Symbol" w:hAnsi="Symbol" w:hint="default"/>
+      </w:rPr>
+    </w:lvl>
+    <w:lvl w:ilvl="1" w:tplc="08090003">
+      <w:start w:val="1"/>
+      <w:numFmt w:val="bullet"/>
+      <w:lvlText w:val="o"/>
+      <w:lvlJc w:val="left"/>
+      <w:pPr>
+        <w:ind w:left="1080" w:hanging="360"/>
+      </w:pPr>
+      <w:rPr>
+        <w:rFonts w:ascii="Courier New" w:hAnsi="Courier New" w:cs="Courier New" w:hint="default"/>
+      </w:rPr>
+    </w:lvl>
+    <w:lvl w:ilvl="2" w:tplc="08090005">
+      <w:start w:val="1"/>
+      <w:numFmt w:val="bullet"/>
+      <w:lvlText w:val=""/>
+      <w:lvlJc w:val="left"/>
+      <w:pPr>
+        <w:ind w:left="1800" w:hanging="360"/>
+      </w:pPr>
+      <w:rPr>
+        <w:rFonts w:ascii="Wingdings" w:hAnsi="Wingdings" w:hint="default"/>
+      </w:rPr>
+    </w:lvl>
+    <w:lvl w:ilvl="3" w:tplc="08090001">
+      <w:start w:val="1"/>
+      <w:numFmt w:val="bullet"/>
+      <w:lvlText w:val=""/>
+      <w:lvlJc w:val="left"/>
+      <w:pPr>
+        <w:ind w:left="2520" w:hanging="360"/>
+      </w:pPr>
+      <w:rPr>
+        <w:rFonts w:ascii="Symbol" w:hAnsi="Symbol" w:hint="default"/>
+      </w:rPr>
+    </w:lvl>
+    <w:lvl w:ilvl="4" w:tplc="08090003">
+      <w:start w:val="1"/>
+      <w:numFmt w:val="bullet"/>
+      <w:lvlText w:val="o"/>
+      <w:lvlJc w:val="left"/>
+      <w:pPr>
+        <w:ind w:left="3240" w:hanging="360"/>
+      </w:pPr>
+      <w:rPr>
+        <w:rFonts w:ascii="Courier New" w:hAnsi="Courier New" w:cs="Courier New" w:hint="default"/>
+      </w:rPr>
+    </w:lvl>
+    <w:lvl w:ilvl="5" w:tplc="08090005">
+      <w:start w:val="1"/>
+      <w:numFmt w:val="bullet"/>
+      <w:lvlText w:val=""/>
+      <w:lvlJc w:val="left"/>
+      <w:pPr>
+        <w:ind w:left="3960" w:hanging="360"/>
+      </w:pPr>
+      <w:rPr>
+        <w:rFonts w:ascii="Wingdings" w:hAnsi="Wingdings" w:hint="default"/>
+      </w:rPr>
+    </w:lvl>
+    <w:lvl w:ilvl="6" w:tplc="08090001">
+      <w:start w:val="1"/>
+      <w:numFmt w:val="bullet"/>
+      <w:lvlText w:val=""/>
+      <w:lvlJc w:val="left"/>
+      <w:pPr>
+        <w:ind w:left="4680" w:hanging="360"/>
+      </w:pPr>
+      <w:rPr>
+        <w:rFonts w:ascii="Symbol" w:hAnsi="Symbol" w:hint="default"/>
+      </w:rPr>
+    </w:lvl>
+    <w:lvl w:ilvl="7" w:tplc="08090003">
+      <w:start w:val="1"/>
+      <w:numFmt w:val="bullet"/>
+      <w:lvlText w:val="o"/>
+      <w:lvlJc w:val="left"/>
+      <w:pPr>
+        <w:ind w:left="5400" w:hanging="360"/>
+      </w:pPr>
+      <w:rPr>
+        <w:rFonts w:ascii="Courier New" w:hAnsi="Courier New" w:cs="Courier New" w:hint="default"/>
+      </w:rPr>
+    </w:lvl>
+    <w:lvl w:ilvl="8" w:tplc="08090005">
+      <w:start w:val="1"/>
+      <w:numFmt w:val="bullet"/>
+      <w:lvlText w:val=""/>
+      <w:lvlJc w:val="left"/>
+      <w:pPr>
+        <w:ind w:left="6120" w:hanging="360"/>
+      </w:pPr>
+      <w:rPr>
+        <w:rFonts w:ascii="Wingdings" w:hAnsi="Wingdings" w:hint="default"/>
+      </w:rPr>
+    </w:lvl>
+  </w:abstractNum>
+  <w:abstractNum w:abstractNumId="9" w15:restartNumberingAfterBreak="0">
+    <w:nsid w:val="202795EE"/>
+    <w:multiLevelType w:val="hybridMultilevel"/>
+    <w:tmpl w:val="44BE7D94"/>
+    <w:lvl w:ilvl="0" w:tplc="3EB0300E">
+      <w:start w:val="1"/>
+      <w:numFmt w:val="bullet"/>
+      <w:lvlText w:val=""/>
+      <w:lvlJc w:val="left"/>
+      <w:pPr>
+        <w:ind w:left="360" w:hanging="360"/>
+      </w:pPr>
+      <w:rPr>
+        <w:rFonts w:ascii="Symbol" w:hAnsi="Symbol" w:hint="default"/>
+      </w:rPr>
+    </w:lvl>
+    <w:lvl w:ilvl="1" w:tplc="EC3C7DC6">
+      <w:start w:val="1"/>
+      <w:numFmt w:val="bullet"/>
+      <w:lvlText w:val="o"/>
+      <w:lvlJc w:val="left"/>
+      <w:pPr>
+        <w:ind w:left="1080" w:hanging="360"/>
+      </w:pPr>
+      <w:rPr>
+        <w:rFonts w:ascii="Courier New" w:hAnsi="Courier New" w:cs="Times New Roman" w:hint="default"/>
+      </w:rPr>
+    </w:lvl>
+    <w:lvl w:ilvl="2" w:tplc="A7A4E448">
+      <w:start w:val="1"/>
+      <w:numFmt w:val="bullet"/>
+      <w:lvlText w:val=""/>
+      <w:lvlJc w:val="left"/>
+      <w:pPr>
+        <w:ind w:left="1800" w:hanging="360"/>
+      </w:pPr>
+      <w:rPr>
+        <w:rFonts w:ascii="Wingdings" w:hAnsi="Wingdings" w:hint="default"/>
+      </w:rPr>
+    </w:lvl>
+    <w:lvl w:ilvl="3" w:tplc="53207892">
+      <w:start w:val="1"/>
+      <w:numFmt w:val="bullet"/>
+      <w:lvlText w:val=""/>
+      <w:lvlJc w:val="left"/>
+      <w:pPr>
+        <w:ind w:left="2520" w:hanging="360"/>
+      </w:pPr>
+      <w:rPr>
+        <w:rFonts w:ascii="Symbol" w:hAnsi="Symbol" w:hint="default"/>
+      </w:rPr>
+    </w:lvl>
+    <w:lvl w:ilvl="4" w:tplc="DF64B092">
+      <w:start w:val="1"/>
+      <w:numFmt w:val="bullet"/>
+      <w:lvlText w:val="o"/>
+      <w:lvlJc w:val="left"/>
+      <w:pPr>
+        <w:ind w:left="3240" w:hanging="360"/>
+      </w:pPr>
+      <w:rPr>
+        <w:rFonts w:ascii="Courier New" w:hAnsi="Courier New" w:cs="Times New Roman" w:hint="default"/>
+      </w:rPr>
+    </w:lvl>
+    <w:lvl w:ilvl="5" w:tplc="77F46FFE">
+      <w:start w:val="1"/>
+      <w:numFmt w:val="bullet"/>
+      <w:lvlText w:val=""/>
+      <w:lvlJc w:val="left"/>
+      <w:pPr>
+        <w:ind w:left="3960" w:hanging="360"/>
+      </w:pPr>
+      <w:rPr>
+        <w:rFonts w:ascii="Wingdings" w:hAnsi="Wingdings" w:hint="default"/>
+      </w:rPr>
+    </w:lvl>
+    <w:lvl w:ilvl="6" w:tplc="D3B20AA4">
+      <w:start w:val="1"/>
+      <w:numFmt w:val="bullet"/>
+      <w:lvlText w:val=""/>
+      <w:lvlJc w:val="left"/>
+      <w:pPr>
+        <w:ind w:left="4680" w:hanging="360"/>
+      </w:pPr>
+      <w:rPr>
+        <w:rFonts w:ascii="Symbol" w:hAnsi="Symbol" w:hint="default"/>
+      </w:rPr>
+    </w:lvl>
+    <w:lvl w:ilvl="7" w:tplc="B1629E2E">
+      <w:start w:val="1"/>
+      <w:numFmt w:val="bullet"/>
+      <w:lvlText w:val="o"/>
+      <w:lvlJc w:val="left"/>
+      <w:pPr>
+        <w:ind w:left="5400" w:hanging="360"/>
+      </w:pPr>
+      <w:rPr>
+        <w:rFonts w:ascii="Courier New" w:hAnsi="Courier New" w:cs="Times New Roman" w:hint="default"/>
+      </w:rPr>
+    </w:lvl>
+    <w:lvl w:ilvl="8" w:tplc="E982E566">
+      <w:start w:val="1"/>
+      <w:numFmt w:val="bullet"/>
+      <w:lvlText w:val=""/>
+      <w:lvlJc w:val="left"/>
+      <w:pPr>
+        <w:ind w:left="6120" w:hanging="360"/>
+      </w:pPr>
+      <w:rPr>
+        <w:rFonts w:ascii="Wingdings" w:hAnsi="Wingdings" w:hint="default"/>
+      </w:rPr>
+    </w:lvl>
+  </w:abstractNum>
+  <w:abstractNum w:abstractNumId="10" w15:restartNumberingAfterBreak="0">
+    <w:nsid w:val="20729E9D"/>
+    <w:multiLevelType w:val="hybridMultilevel"/>
+    <w:tmpl w:val="0F6E67D6"/>
+    <w:lvl w:ilvl="0" w:tplc="10F2735C">
+      <w:start w:val="1"/>
+      <w:numFmt w:val="bullet"/>
+      <w:lvlText w:val=""/>
+      <w:lvlJc w:val="left"/>
+      <w:pPr>
+        <w:ind w:left="360" w:hanging="360"/>
+      </w:pPr>
+      <w:rPr>
+        <w:rFonts w:ascii="Symbol" w:hAnsi="Symbol" w:hint="default"/>
+      </w:rPr>
+    </w:lvl>
+    <w:lvl w:ilvl="1" w:tplc="2BBAC762">
+      <w:start w:val="1"/>
+      <w:numFmt w:val="bullet"/>
+      <w:lvlText w:val="o"/>
+      <w:lvlJc w:val="left"/>
+      <w:pPr>
+        <w:ind w:left="1080" w:hanging="360"/>
+      </w:pPr>
+      <w:rPr>
+        <w:rFonts w:ascii="Courier New" w:hAnsi="Courier New" w:cs="Times New Roman" w:hint="default"/>
+      </w:rPr>
+    </w:lvl>
+    <w:lvl w:ilvl="2" w:tplc="AF2A91BA">
+      <w:start w:val="1"/>
+      <w:numFmt w:val="bullet"/>
+      <w:lvlText w:val=""/>
+      <w:lvlJc w:val="left"/>
+      <w:pPr>
+        <w:ind w:left="1800" w:hanging="360"/>
+      </w:pPr>
+      <w:rPr>
+        <w:rFonts w:ascii="Wingdings" w:hAnsi="Wingdings" w:hint="default"/>
+      </w:rPr>
+    </w:lvl>
+    <w:lvl w:ilvl="3" w:tplc="0460307E">
+      <w:start w:val="1"/>
+      <w:numFmt w:val="bullet"/>
+      <w:lvlText w:val=""/>
+      <w:lvlJc w:val="left"/>
+      <w:pPr>
+        <w:ind w:left="2520" w:hanging="360"/>
+      </w:pPr>
+      <w:rPr>
+        <w:rFonts w:ascii="Symbol" w:hAnsi="Symbol" w:hint="default"/>
+      </w:rPr>
+    </w:lvl>
+    <w:lvl w:ilvl="4" w:tplc="BD0E51B2">
+      <w:start w:val="1"/>
+      <w:numFmt w:val="bullet"/>
+      <w:lvlText w:val="o"/>
+      <w:lvlJc w:val="left"/>
+      <w:pPr>
+        <w:ind w:left="3240" w:hanging="360"/>
+      </w:pPr>
+      <w:rPr>
+        <w:rFonts w:ascii="Courier New" w:hAnsi="Courier New" w:cs="Times New Roman" w:hint="default"/>
+      </w:rPr>
+    </w:lvl>
+    <w:lvl w:ilvl="5" w:tplc="A34E90E8">
+      <w:start w:val="1"/>
+      <w:numFmt w:val="bullet"/>
+      <w:lvlText w:val=""/>
+      <w:lvlJc w:val="left"/>
+      <w:pPr>
+        <w:ind w:left="3960" w:hanging="360"/>
+      </w:pPr>
+      <w:rPr>
+        <w:rFonts w:ascii="Wingdings" w:hAnsi="Wingdings" w:hint="default"/>
+      </w:rPr>
+    </w:lvl>
+    <w:lvl w:ilvl="6" w:tplc="9CA6FFE2">
+      <w:start w:val="1"/>
+      <w:numFmt w:val="bullet"/>
+      <w:lvlText w:val=""/>
+      <w:lvlJc w:val="left"/>
+      <w:pPr>
+        <w:ind w:left="4680" w:hanging="360"/>
+      </w:pPr>
+      <w:rPr>
+        <w:rFonts w:ascii="Symbol" w:hAnsi="Symbol" w:hint="default"/>
+      </w:rPr>
+    </w:lvl>
+    <w:lvl w:ilvl="7" w:tplc="20A0EDB2">
+      <w:start w:val="1"/>
+      <w:numFmt w:val="bullet"/>
+      <w:lvlText w:val="o"/>
+      <w:lvlJc w:val="left"/>
+      <w:pPr>
+        <w:ind w:left="5400" w:hanging="360"/>
+      </w:pPr>
+      <w:rPr>
+        <w:rFonts w:ascii="Courier New" w:hAnsi="Courier New" w:cs="Times New Roman" w:hint="default"/>
+      </w:rPr>
+    </w:lvl>
+    <w:lvl w:ilvl="8" w:tplc="481258E6">
+      <w:start w:val="1"/>
+      <w:numFmt w:val="bullet"/>
+      <w:lvlText w:val=""/>
+      <w:lvlJc w:val="left"/>
+      <w:pPr>
+        <w:ind w:left="6120" w:hanging="360"/>
+      </w:pPr>
+      <w:rPr>
+        <w:rFonts w:ascii="Wingdings" w:hAnsi="Wingdings" w:hint="default"/>
+      </w:rPr>
+    </w:lvl>
+  </w:abstractNum>
+  <w:abstractNum w:abstractNumId="11" w15:restartNumberingAfterBreak="0">
     <w:nsid w:val="219C0D7C"/>
     <w:multiLevelType w:val="hybridMultilevel"/>
     <w:tmpl w:val="DD74500E"/>
@@ -4092,7 +6959,7 @@
       </w:rPr>
     </w:lvl>
   </w:abstractNum>
-  <w:abstractNum w:abstractNumId="5" w15:restartNumberingAfterBreak="0">
+  <w:abstractNum w:abstractNumId="12" w15:restartNumberingAfterBreak="0">
     <w:nsid w:val="2D8A3DD0"/>
     <w:multiLevelType w:val="hybridMultilevel"/>
     <w:tmpl w:val="0E58BC5A"/>
@@ -4205,7 +7072,7 @@
       </w:rPr>
     </w:lvl>
   </w:abstractNum>
-  <w:abstractNum w:abstractNumId="6" w15:restartNumberingAfterBreak="0">
+  <w:abstractNum w:abstractNumId="13" w15:restartNumberingAfterBreak="0">
     <w:nsid w:val="2E5533FA"/>
     <w:multiLevelType w:val="hybridMultilevel"/>
     <w:tmpl w:val="92F44268"/>
@@ -4318,7 +7185,7 @@
       </w:rPr>
     </w:lvl>
   </w:abstractNum>
-  <w:abstractNum w:abstractNumId="7" w15:restartNumberingAfterBreak="0">
+  <w:abstractNum w:abstractNumId="14" w15:restartNumberingAfterBreak="0">
     <w:nsid w:val="34224ABA"/>
     <w:multiLevelType w:val="hybridMultilevel"/>
     <w:tmpl w:val="872E78E0"/>
@@ -4431,7 +7298,120 @@
       </w:rPr>
     </w:lvl>
   </w:abstractNum>
-  <w:abstractNum w:abstractNumId="8" w15:restartNumberingAfterBreak="0">
+  <w:abstractNum w:abstractNumId="15" w15:restartNumberingAfterBreak="0">
+    <w:nsid w:val="3998FE1C"/>
+    <w:multiLevelType w:val="hybridMultilevel"/>
+    <w:tmpl w:val="CABAFF68"/>
+    <w:lvl w:ilvl="0" w:tplc="06BCDD6E">
+      <w:start w:val="1"/>
+      <w:numFmt w:val="bullet"/>
+      <w:lvlText w:val=""/>
+      <w:lvlJc w:val="left"/>
+      <w:pPr>
+        <w:ind w:left="360" w:hanging="360"/>
+      </w:pPr>
+      <w:rPr>
+        <w:rFonts w:ascii="Symbol" w:hAnsi="Symbol" w:hint="default"/>
+      </w:rPr>
+    </w:lvl>
+    <w:lvl w:ilvl="1" w:tplc="7494B33E">
+      <w:start w:val="1"/>
+      <w:numFmt w:val="bullet"/>
+      <w:lvlText w:val="o"/>
+      <w:lvlJc w:val="left"/>
+      <w:pPr>
+        <w:ind w:left="1080" w:hanging="360"/>
+      </w:pPr>
+      <w:rPr>
+        <w:rFonts w:ascii="Courier New" w:hAnsi="Courier New" w:cs="Times New Roman" w:hint="default"/>
+      </w:rPr>
+    </w:lvl>
+    <w:lvl w:ilvl="2" w:tplc="DE6C795C">
+      <w:start w:val="1"/>
+      <w:numFmt w:val="bullet"/>
+      <w:lvlText w:val=""/>
+      <w:lvlJc w:val="left"/>
+      <w:pPr>
+        <w:ind w:left="1800" w:hanging="360"/>
+      </w:pPr>
+      <w:rPr>
+        <w:rFonts w:ascii="Wingdings" w:hAnsi="Wingdings" w:hint="default"/>
+      </w:rPr>
+    </w:lvl>
+    <w:lvl w:ilvl="3" w:tplc="6420AEC0">
+      <w:start w:val="1"/>
+      <w:numFmt w:val="bullet"/>
+      <w:lvlText w:val=""/>
+      <w:lvlJc w:val="left"/>
+      <w:pPr>
+        <w:ind w:left="2520" w:hanging="360"/>
+      </w:pPr>
+      <w:rPr>
+        <w:rFonts w:ascii="Symbol" w:hAnsi="Symbol" w:hint="default"/>
+      </w:rPr>
+    </w:lvl>
+    <w:lvl w:ilvl="4" w:tplc="A63CB400">
+      <w:start w:val="1"/>
+      <w:numFmt w:val="bullet"/>
+      <w:lvlText w:val="o"/>
+      <w:lvlJc w:val="left"/>
+      <w:pPr>
+        <w:ind w:left="3240" w:hanging="360"/>
+      </w:pPr>
+      <w:rPr>
+        <w:rFonts w:ascii="Courier New" w:hAnsi="Courier New" w:cs="Times New Roman" w:hint="default"/>
+      </w:rPr>
+    </w:lvl>
+    <w:lvl w:ilvl="5" w:tplc="DA0A5A28">
+      <w:start w:val="1"/>
+      <w:numFmt w:val="bullet"/>
+      <w:lvlText w:val=""/>
+      <w:lvlJc w:val="left"/>
+      <w:pPr>
+        <w:ind w:left="3960" w:hanging="360"/>
+      </w:pPr>
+      <w:rPr>
+        <w:rFonts w:ascii="Wingdings" w:hAnsi="Wingdings" w:hint="default"/>
+      </w:rPr>
+    </w:lvl>
+    <w:lvl w:ilvl="6" w:tplc="1FA66EB8">
+      <w:start w:val="1"/>
+      <w:numFmt w:val="bullet"/>
+      <w:lvlText w:val=""/>
+      <w:lvlJc w:val="left"/>
+      <w:pPr>
+        <w:ind w:left="4680" w:hanging="360"/>
+      </w:pPr>
+      <w:rPr>
+        <w:rFonts w:ascii="Symbol" w:hAnsi="Symbol" w:hint="default"/>
+      </w:rPr>
+    </w:lvl>
+    <w:lvl w:ilvl="7" w:tplc="FDD0AF08">
+      <w:start w:val="1"/>
+      <w:numFmt w:val="bullet"/>
+      <w:lvlText w:val="o"/>
+      <w:lvlJc w:val="left"/>
+      <w:pPr>
+        <w:ind w:left="5400" w:hanging="360"/>
+      </w:pPr>
+      <w:rPr>
+        <w:rFonts w:ascii="Courier New" w:hAnsi="Courier New" w:cs="Times New Roman" w:hint="default"/>
+      </w:rPr>
+    </w:lvl>
+    <w:lvl w:ilvl="8" w:tplc="4A503120">
+      <w:start w:val="1"/>
+      <w:numFmt w:val="bullet"/>
+      <w:lvlText w:val=""/>
+      <w:lvlJc w:val="left"/>
+      <w:pPr>
+        <w:ind w:left="6120" w:hanging="360"/>
+      </w:pPr>
+      <w:rPr>
+        <w:rFonts w:ascii="Wingdings" w:hAnsi="Wingdings" w:hint="default"/>
+      </w:rPr>
+    </w:lvl>
+  </w:abstractNum>
+  <w:abstractNum w:abstractNumId="16" w15:restartNumberingAfterBreak="0">
     <w:nsid w:val="430D1DD5"/>
     <w:multiLevelType w:val="hybridMultilevel"/>
     <w:tmpl w:val="4A006706"/>
@@ -4544,7 +7524,120 @@
       </w:rPr>
     </w:lvl>
   </w:abstractNum>
-  <w:abstractNum w:abstractNumId="9" w15:restartNumberingAfterBreak="0">
+  <w:abstractNum w:abstractNumId="17" w15:restartNumberingAfterBreak="0">
+    <w:nsid w:val="47C90118"/>
+    <w:multiLevelType w:val="hybridMultilevel"/>
+    <w:tmpl w:val="27B6F5E2"/>
+    <w:lvl w:ilvl="0" w:tplc="9F087612">
+      <w:start w:val="1"/>
+      <w:numFmt w:val="bullet"/>
+      <w:lvlText w:val=""/>
+      <w:lvlJc w:val="left"/>
+      <w:pPr>
+        <w:ind w:left="360" w:hanging="360"/>
+      </w:pPr>
+      <w:rPr>
+        <w:rFonts w:ascii="Symbol" w:hAnsi="Symbol" w:hint="default"/>
+      </w:rPr>
+    </w:lvl>
+    <w:lvl w:ilvl="1" w:tplc="183039D6">
+      <w:start w:val="1"/>
+      <w:numFmt w:val="bullet"/>
+      <w:lvlText w:val="o"/>
+      <w:lvlJc w:val="left"/>
+      <w:pPr>
+        <w:ind w:left="1080" w:hanging="360"/>
+      </w:pPr>
+      <w:rPr>
+        <w:rFonts w:ascii="Courier New" w:hAnsi="Courier New" w:cs="Times New Roman" w:hint="default"/>
+      </w:rPr>
+    </w:lvl>
+    <w:lvl w:ilvl="2" w:tplc="331877BE">
+      <w:start w:val="1"/>
+      <w:numFmt w:val="bullet"/>
+      <w:lvlText w:val=""/>
+      <w:lvlJc w:val="left"/>
+      <w:pPr>
+        <w:ind w:left="1800" w:hanging="360"/>
+      </w:pPr>
+      <w:rPr>
+        <w:rFonts w:ascii="Wingdings" w:hAnsi="Wingdings" w:hint="default"/>
+      </w:rPr>
+    </w:lvl>
+    <w:lvl w:ilvl="3" w:tplc="3030EBDE">
+      <w:start w:val="1"/>
+      <w:numFmt w:val="bullet"/>
+      <w:lvlText w:val=""/>
+      <w:lvlJc w:val="left"/>
+      <w:pPr>
+        <w:ind w:left="2520" w:hanging="360"/>
+      </w:pPr>
+      <w:rPr>
+        <w:rFonts w:ascii="Symbol" w:hAnsi="Symbol" w:hint="default"/>
+      </w:rPr>
+    </w:lvl>
+    <w:lvl w:ilvl="4" w:tplc="5100FA94">
+      <w:start w:val="1"/>
+      <w:numFmt w:val="bullet"/>
+      <w:lvlText w:val="o"/>
+      <w:lvlJc w:val="left"/>
+      <w:pPr>
+        <w:ind w:left="3240" w:hanging="360"/>
+      </w:pPr>
+      <w:rPr>
+        <w:rFonts w:ascii="Courier New" w:hAnsi="Courier New" w:cs="Times New Roman" w:hint="default"/>
+      </w:rPr>
+    </w:lvl>
+    <w:lvl w:ilvl="5" w:tplc="C9BA7FB6">
+      <w:start w:val="1"/>
+      <w:numFmt w:val="bullet"/>
+      <w:lvlText w:val=""/>
+      <w:lvlJc w:val="left"/>
+      <w:pPr>
+        <w:ind w:left="3960" w:hanging="360"/>
+      </w:pPr>
+      <w:rPr>
+        <w:rFonts w:ascii="Wingdings" w:hAnsi="Wingdings" w:hint="default"/>
+      </w:rPr>
+    </w:lvl>
+    <w:lvl w:ilvl="6" w:tplc="DAE89D5A">
+      <w:start w:val="1"/>
+      <w:numFmt w:val="bullet"/>
+      <w:lvlText w:val=""/>
+      <w:lvlJc w:val="left"/>
+      <w:pPr>
+        <w:ind w:left="4680" w:hanging="360"/>
+      </w:pPr>
+      <w:rPr>
+        <w:rFonts w:ascii="Symbol" w:hAnsi="Symbol" w:hint="default"/>
+      </w:rPr>
+    </w:lvl>
+    <w:lvl w:ilvl="7" w:tplc="35F418D8">
+      <w:start w:val="1"/>
+      <w:numFmt w:val="bullet"/>
+      <w:lvlText w:val="o"/>
+      <w:lvlJc w:val="left"/>
+      <w:pPr>
+        <w:ind w:left="5400" w:hanging="360"/>
+      </w:pPr>
+      <w:rPr>
+        <w:rFonts w:ascii="Courier New" w:hAnsi="Courier New" w:cs="Times New Roman" w:hint="default"/>
+      </w:rPr>
+    </w:lvl>
+    <w:lvl w:ilvl="8" w:tplc="64C2FBB2">
+      <w:start w:val="1"/>
+      <w:numFmt w:val="bullet"/>
+      <w:lvlText w:val=""/>
+      <w:lvlJc w:val="left"/>
+      <w:pPr>
+        <w:ind w:left="6120" w:hanging="360"/>
+      </w:pPr>
+      <w:rPr>
+        <w:rFonts w:ascii="Wingdings" w:hAnsi="Wingdings" w:hint="default"/>
+      </w:rPr>
+    </w:lvl>
+  </w:abstractNum>
+  <w:abstractNum w:abstractNumId="18" w15:restartNumberingAfterBreak="0">
     <w:nsid w:val="556C585B"/>
     <w:multiLevelType w:val="hybridMultilevel"/>
     <w:tmpl w:val="B4908A94"/>
@@ -4657,7 +7750,346 @@
       </w:rPr>
     </w:lvl>
   </w:abstractNum>
-  <w:abstractNum w:abstractNumId="10" w15:restartNumberingAfterBreak="0">
+  <w:abstractNum w:abstractNumId="19" w15:restartNumberingAfterBreak="0">
+    <w:nsid w:val="55CE0FBF"/>
+    <w:multiLevelType w:val="hybridMultilevel"/>
+    <w:tmpl w:val="8A901D9E"/>
+    <w:lvl w:ilvl="0" w:tplc="90BAD728">
+      <w:start w:val="1"/>
+      <w:numFmt w:val="bullet"/>
+      <w:lvlText w:val=""/>
+      <w:lvlJc w:val="left"/>
+      <w:pPr>
+        <w:ind w:left="360" w:hanging="360"/>
+      </w:pPr>
+      <w:rPr>
+        <w:rFonts w:ascii="Symbol" w:hAnsi="Symbol" w:hint="default"/>
+      </w:rPr>
+    </w:lvl>
+    <w:lvl w:ilvl="1" w:tplc="AF1C6736">
+      <w:start w:val="1"/>
+      <w:numFmt w:val="bullet"/>
+      <w:lvlText w:val="o"/>
+      <w:lvlJc w:val="left"/>
+      <w:pPr>
+        <w:ind w:left="1080" w:hanging="360"/>
+      </w:pPr>
+      <w:rPr>
+        <w:rFonts w:ascii="Courier New" w:hAnsi="Courier New" w:cs="Times New Roman" w:hint="default"/>
+      </w:rPr>
+    </w:lvl>
+    <w:lvl w:ilvl="2" w:tplc="128CF3CA">
+      <w:start w:val="1"/>
+      <w:numFmt w:val="bullet"/>
+      <w:lvlText w:val=""/>
+      <w:lvlJc w:val="left"/>
+      <w:pPr>
+        <w:ind w:left="1800" w:hanging="360"/>
+      </w:pPr>
+      <w:rPr>
+        <w:rFonts w:ascii="Wingdings" w:hAnsi="Wingdings" w:hint="default"/>
+      </w:rPr>
+    </w:lvl>
+    <w:lvl w:ilvl="3" w:tplc="0C8A57C8">
+      <w:start w:val="1"/>
+      <w:numFmt w:val="bullet"/>
+      <w:lvlText w:val=""/>
+      <w:lvlJc w:val="left"/>
+      <w:pPr>
+        <w:ind w:left="2520" w:hanging="360"/>
+      </w:pPr>
+      <w:rPr>
+        <w:rFonts w:ascii="Symbol" w:hAnsi="Symbol" w:hint="default"/>
+      </w:rPr>
+    </w:lvl>
+    <w:lvl w:ilvl="4" w:tplc="298AE0E2">
+      <w:start w:val="1"/>
+      <w:numFmt w:val="bullet"/>
+      <w:lvlText w:val="o"/>
+      <w:lvlJc w:val="left"/>
+      <w:pPr>
+        <w:ind w:left="3240" w:hanging="360"/>
+      </w:pPr>
+      <w:rPr>
+        <w:rFonts w:ascii="Courier New" w:hAnsi="Courier New" w:cs="Times New Roman" w:hint="default"/>
+      </w:rPr>
+    </w:lvl>
+    <w:lvl w:ilvl="5" w:tplc="C12AEE6C">
+      <w:start w:val="1"/>
+      <w:numFmt w:val="bullet"/>
+      <w:lvlText w:val=""/>
+      <w:lvlJc w:val="left"/>
+      <w:pPr>
+        <w:ind w:left="3960" w:hanging="360"/>
+      </w:pPr>
+      <w:rPr>
+        <w:rFonts w:ascii="Wingdings" w:hAnsi="Wingdings" w:hint="default"/>
+      </w:rPr>
+    </w:lvl>
+    <w:lvl w:ilvl="6" w:tplc="47446658">
+      <w:start w:val="1"/>
+      <w:numFmt w:val="bullet"/>
+      <w:lvlText w:val=""/>
+      <w:lvlJc w:val="left"/>
+      <w:pPr>
+        <w:ind w:left="4680" w:hanging="360"/>
+      </w:pPr>
+      <w:rPr>
+        <w:rFonts w:ascii="Symbol" w:hAnsi="Symbol" w:hint="default"/>
+      </w:rPr>
+    </w:lvl>
+    <w:lvl w:ilvl="7" w:tplc="BB80D50C">
+      <w:start w:val="1"/>
+      <w:numFmt w:val="bullet"/>
+      <w:lvlText w:val="o"/>
+      <w:lvlJc w:val="left"/>
+      <w:pPr>
+        <w:ind w:left="5400" w:hanging="360"/>
+      </w:pPr>
+      <w:rPr>
+        <w:rFonts w:ascii="Courier New" w:hAnsi="Courier New" w:cs="Times New Roman" w:hint="default"/>
+      </w:rPr>
+    </w:lvl>
+    <w:lvl w:ilvl="8" w:tplc="DA6ACAC2">
+      <w:start w:val="1"/>
+      <w:numFmt w:val="bullet"/>
+      <w:lvlText w:val=""/>
+      <w:lvlJc w:val="left"/>
+      <w:pPr>
+        <w:ind w:left="6120" w:hanging="360"/>
+      </w:pPr>
+      <w:rPr>
+        <w:rFonts w:ascii="Wingdings" w:hAnsi="Wingdings" w:hint="default"/>
+      </w:rPr>
+    </w:lvl>
+  </w:abstractNum>
+  <w:abstractNum w:abstractNumId="20" w15:restartNumberingAfterBreak="0">
+    <w:nsid w:val="5B0562E3"/>
+    <w:multiLevelType w:val="hybridMultilevel"/>
+    <w:tmpl w:val="AE600CB2"/>
+    <w:lvl w:ilvl="0" w:tplc="C102DC4A">
+      <w:start w:val="1"/>
+      <w:numFmt w:val="bullet"/>
+      <w:lvlText w:val=""/>
+      <w:lvlJc w:val="left"/>
+      <w:pPr>
+        <w:ind w:left="360" w:hanging="360"/>
+      </w:pPr>
+      <w:rPr>
+        <w:rFonts w:ascii="Symbol" w:hAnsi="Symbol" w:hint="default"/>
+      </w:rPr>
+    </w:lvl>
+    <w:lvl w:ilvl="1" w:tplc="9310618E">
+      <w:start w:val="1"/>
+      <w:numFmt w:val="bullet"/>
+      <w:lvlText w:val="o"/>
+      <w:lvlJc w:val="left"/>
+      <w:pPr>
+        <w:ind w:left="1080" w:hanging="360"/>
+      </w:pPr>
+      <w:rPr>
+        <w:rFonts w:ascii="Courier New" w:hAnsi="Courier New" w:cs="Times New Roman" w:hint="default"/>
+      </w:rPr>
+    </w:lvl>
+    <w:lvl w:ilvl="2" w:tplc="08064A8A">
+      <w:start w:val="1"/>
+      <w:numFmt w:val="bullet"/>
+      <w:lvlText w:val=""/>
+      <w:lvlJc w:val="left"/>
+      <w:pPr>
+        <w:ind w:left="1800" w:hanging="360"/>
+      </w:pPr>
+      <w:rPr>
+        <w:rFonts w:ascii="Wingdings" w:hAnsi="Wingdings" w:hint="default"/>
+      </w:rPr>
+    </w:lvl>
+    <w:lvl w:ilvl="3" w:tplc="020C00D8">
+      <w:start w:val="1"/>
+      <w:numFmt w:val="bullet"/>
+      <w:lvlText w:val=""/>
+      <w:lvlJc w:val="left"/>
+      <w:pPr>
+        <w:ind w:left="2520" w:hanging="360"/>
+      </w:pPr>
+      <w:rPr>
+        <w:rFonts w:ascii="Symbol" w:hAnsi="Symbol" w:hint="default"/>
+      </w:rPr>
+    </w:lvl>
+    <w:lvl w:ilvl="4" w:tplc="DFB25B96">
+      <w:start w:val="1"/>
+      <w:numFmt w:val="bullet"/>
+      <w:lvlText w:val="o"/>
+      <w:lvlJc w:val="left"/>
+      <w:pPr>
+        <w:ind w:left="3240" w:hanging="360"/>
+      </w:pPr>
+      <w:rPr>
+        <w:rFonts w:ascii="Courier New" w:hAnsi="Courier New" w:cs="Times New Roman" w:hint="default"/>
+      </w:rPr>
+    </w:lvl>
+    <w:lvl w:ilvl="5" w:tplc="F628224E">
+      <w:start w:val="1"/>
+      <w:numFmt w:val="bullet"/>
+      <w:lvlText w:val=""/>
+      <w:lvlJc w:val="left"/>
+      <w:pPr>
+        <w:ind w:left="3960" w:hanging="360"/>
+      </w:pPr>
+      <w:rPr>
+        <w:rFonts w:ascii="Wingdings" w:hAnsi="Wingdings" w:hint="default"/>
+      </w:rPr>
+    </w:lvl>
+    <w:lvl w:ilvl="6" w:tplc="6910FC08">
+      <w:start w:val="1"/>
+      <w:numFmt w:val="bullet"/>
+      <w:lvlText w:val=""/>
+      <w:lvlJc w:val="left"/>
+      <w:pPr>
+        <w:ind w:left="4680" w:hanging="360"/>
+      </w:pPr>
+      <w:rPr>
+        <w:rFonts w:ascii="Symbol" w:hAnsi="Symbol" w:hint="default"/>
+      </w:rPr>
+    </w:lvl>
+    <w:lvl w:ilvl="7" w:tplc="49F48300">
+      <w:start w:val="1"/>
+      <w:numFmt w:val="bullet"/>
+      <w:lvlText w:val="o"/>
+      <w:lvlJc w:val="left"/>
+      <w:pPr>
+        <w:ind w:left="5400" w:hanging="360"/>
+      </w:pPr>
+      <w:rPr>
+        <w:rFonts w:ascii="Courier New" w:hAnsi="Courier New" w:cs="Times New Roman" w:hint="default"/>
+      </w:rPr>
+    </w:lvl>
+    <w:lvl w:ilvl="8" w:tplc="366E789C">
+      <w:start w:val="1"/>
+      <w:numFmt w:val="bullet"/>
+      <w:lvlText w:val=""/>
+      <w:lvlJc w:val="left"/>
+      <w:pPr>
+        <w:ind w:left="6120" w:hanging="360"/>
+      </w:pPr>
+      <w:rPr>
+        <w:rFonts w:ascii="Wingdings" w:hAnsi="Wingdings" w:hint="default"/>
+      </w:rPr>
+    </w:lvl>
+  </w:abstractNum>
+  <w:abstractNum w:abstractNumId="21" w15:restartNumberingAfterBreak="0">
+    <w:nsid w:val="5C614126"/>
+    <w:multiLevelType w:val="hybridMultilevel"/>
+    <w:tmpl w:val="2758C9FC"/>
+    <w:lvl w:ilvl="0" w:tplc="453A3EEC">
+      <w:start w:val="1"/>
+      <w:numFmt w:val="bullet"/>
+      <w:lvlText w:val=""/>
+      <w:lvlJc w:val="left"/>
+      <w:pPr>
+        <w:ind w:left="360" w:hanging="360"/>
+      </w:pPr>
+      <w:rPr>
+        <w:rFonts w:ascii="Symbol" w:hAnsi="Symbol" w:hint="default"/>
+      </w:rPr>
+    </w:lvl>
+    <w:lvl w:ilvl="1" w:tplc="08090003">
+      <w:start w:val="1"/>
+      <w:numFmt w:val="bullet"/>
+      <w:lvlText w:val="o"/>
+      <w:lvlJc w:val="left"/>
+      <w:pPr>
+        <w:ind w:left="1440" w:hanging="360"/>
+      </w:pPr>
+      <w:rPr>
+        <w:rFonts w:ascii="Courier New" w:hAnsi="Courier New" w:cs="Courier New" w:hint="default"/>
+      </w:rPr>
+    </w:lvl>
+    <w:lvl w:ilvl="2" w:tplc="08090005">
+      <w:start w:val="1"/>
+      <w:numFmt w:val="bullet"/>
+      <w:lvlText w:val=""/>
+      <w:lvlJc w:val="left"/>
+      <w:pPr>
+        <w:ind w:left="2160" w:hanging="360"/>
+      </w:pPr>
+      <w:rPr>
+        <w:rFonts w:ascii="Wingdings" w:hAnsi="Wingdings" w:hint="default"/>
+      </w:rPr>
+    </w:lvl>
+    <w:lvl w:ilvl="3" w:tplc="08090001">
+      <w:start w:val="1"/>
+      <w:numFmt w:val="bullet"/>
+      <w:lvlText w:val=""/>
+      <w:lvlJc w:val="left"/>
+      <w:pPr>
+        <w:ind w:left="2880" w:hanging="360"/>
+      </w:pPr>
+      <w:rPr>
+        <w:rFonts w:ascii="Symbol" w:hAnsi="Symbol" w:hint="default"/>
+      </w:rPr>
+    </w:lvl>
+    <w:lvl w:ilvl="4" w:tplc="08090003">
+      <w:start w:val="1"/>
+      <w:numFmt w:val="bullet"/>
+      <w:lvlText w:val="o"/>
+      <w:lvlJc w:val="left"/>
+      <w:pPr>
+        <w:ind w:left="3600" w:hanging="360"/>
+      </w:pPr>
+      <w:rPr>
+        <w:rFonts w:ascii="Courier New" w:hAnsi="Courier New" w:cs="Courier New" w:hint="default"/>
+      </w:rPr>
+    </w:lvl>
+    <w:lvl w:ilvl="5" w:tplc="08090005">
+      <w:start w:val="1"/>
+      <w:numFmt w:val="bullet"/>
+      <w:lvlText w:val=""/>
+      <w:lvlJc w:val="left"/>
+      <w:pPr>
+        <w:ind w:left="4320" w:hanging="360"/>
+      </w:pPr>
+      <w:rPr>
+        <w:rFonts w:ascii="Wingdings" w:hAnsi="Wingdings" w:hint="default"/>
+      </w:rPr>
+    </w:lvl>
+    <w:lvl w:ilvl="6" w:tplc="08090001">
+      <w:start w:val="1"/>
+      <w:numFmt w:val="bullet"/>
+      <w:lvlText w:val=""/>
+      <w:lvlJc w:val="left"/>
+      <w:pPr>
+        <w:ind w:left="5040" w:hanging="360"/>
+      </w:pPr>
+      <w:rPr>
+        <w:rFonts w:ascii="Symbol" w:hAnsi="Symbol" w:hint="default"/>
+      </w:rPr>
+    </w:lvl>
+    <w:lvl w:ilvl="7" w:tplc="08090003">
+      <w:start w:val="1"/>
+      <w:numFmt w:val="bullet"/>
+      <w:lvlText w:val="o"/>
+      <w:lvlJc w:val="left"/>
+      <w:pPr>
+        <w:ind w:left="5760" w:hanging="360"/>
+      </w:pPr>
+      <w:rPr>
+        <w:rFonts w:ascii="Courier New" w:hAnsi="Courier New" w:cs="Courier New" w:hint="default"/>
+      </w:rPr>
+    </w:lvl>
+    <w:lvl w:ilvl="8" w:tplc="08090005">
+      <w:start w:val="1"/>
+      <w:numFmt w:val="bullet"/>
+      <w:lvlText w:val=""/>
+      <w:lvlJc w:val="left"/>
+      <w:pPr>
+        <w:ind w:left="6480" w:hanging="360"/>
+      </w:pPr>
+      <w:rPr>
+        <w:rFonts w:ascii="Wingdings" w:hAnsi="Wingdings" w:hint="default"/>
+      </w:rPr>
+    </w:lvl>
+  </w:abstractNum>
+  <w:abstractNum w:abstractNumId="22" w15:restartNumberingAfterBreak="0">
     <w:nsid w:val="60782B1A"/>
     <w:multiLevelType w:val="hybridMultilevel"/>
     <w:tmpl w:val="436273E4"/>
@@ -4770,7 +8202,233 @@
       </w:rPr>
     </w:lvl>
   </w:abstractNum>
-  <w:abstractNum w:abstractNumId="11" w15:restartNumberingAfterBreak="0">
+  <w:abstractNum w:abstractNumId="23" w15:restartNumberingAfterBreak="0">
+    <w:nsid w:val="63852972"/>
+    <w:multiLevelType w:val="hybridMultilevel"/>
+    <w:tmpl w:val="48EA9ECA"/>
+    <w:lvl w:ilvl="0" w:tplc="453A3EEC">
+      <w:start w:val="1"/>
+      <w:numFmt w:val="bullet"/>
+      <w:lvlText w:val=""/>
+      <w:lvlJc w:val="left"/>
+      <w:pPr>
+        <w:ind w:left="360" w:hanging="360"/>
+      </w:pPr>
+      <w:rPr>
+        <w:rFonts w:ascii="Symbol" w:hAnsi="Symbol" w:hint="default"/>
+      </w:rPr>
+    </w:lvl>
+    <w:lvl w:ilvl="1" w:tplc="08090003">
+      <w:start w:val="1"/>
+      <w:numFmt w:val="bullet"/>
+      <w:lvlText w:val="o"/>
+      <w:lvlJc w:val="left"/>
+      <w:pPr>
+        <w:ind w:left="1440" w:hanging="360"/>
+      </w:pPr>
+      <w:rPr>
+        <w:rFonts w:ascii="Courier New" w:hAnsi="Courier New" w:cs="Courier New" w:hint="default"/>
+      </w:rPr>
+    </w:lvl>
+    <w:lvl w:ilvl="2" w:tplc="08090005">
+      <w:start w:val="1"/>
+      <w:numFmt w:val="bullet"/>
+      <w:lvlText w:val=""/>
+      <w:lvlJc w:val="left"/>
+      <w:pPr>
+        <w:ind w:left="2160" w:hanging="360"/>
+      </w:pPr>
+      <w:rPr>
+        <w:rFonts w:ascii="Wingdings" w:hAnsi="Wingdings" w:hint="default"/>
+      </w:rPr>
+    </w:lvl>
+    <w:lvl w:ilvl="3" w:tplc="08090001">
+      <w:start w:val="1"/>
+      <w:numFmt w:val="bullet"/>
+      <w:lvlText w:val=""/>
+      <w:lvlJc w:val="left"/>
+      <w:pPr>
+        <w:ind w:left="2880" w:hanging="360"/>
+      </w:pPr>
+      <w:rPr>
+        <w:rFonts w:ascii="Symbol" w:hAnsi="Symbol" w:hint="default"/>
+      </w:rPr>
+    </w:lvl>
+    <w:lvl w:ilvl="4" w:tplc="08090003">
+      <w:start w:val="1"/>
+      <w:numFmt w:val="bullet"/>
+      <w:lvlText w:val="o"/>
+      <w:lvlJc w:val="left"/>
+      <w:pPr>
+        <w:ind w:left="3600" w:hanging="360"/>
+      </w:pPr>
+      <w:rPr>
+        <w:rFonts w:ascii="Courier New" w:hAnsi="Courier New" w:cs="Courier New" w:hint="default"/>
+      </w:rPr>
+    </w:lvl>
+    <w:lvl w:ilvl="5" w:tplc="08090005">
+      <w:start w:val="1"/>
+      <w:numFmt w:val="bullet"/>
+      <w:lvlText w:val=""/>
+      <w:lvlJc w:val="left"/>
+      <w:pPr>
+        <w:ind w:left="4320" w:hanging="360"/>
+      </w:pPr>
+      <w:rPr>
+        <w:rFonts w:ascii="Wingdings" w:hAnsi="Wingdings" w:hint="default"/>
+      </w:rPr>
+    </w:lvl>
+    <w:lvl w:ilvl="6" w:tplc="08090001">
+      <w:start w:val="1"/>
+      <w:numFmt w:val="bullet"/>
+      <w:lvlText w:val=""/>
+      <w:lvlJc w:val="left"/>
+      <w:pPr>
+        <w:ind w:left="5040" w:hanging="360"/>
+      </w:pPr>
+      <w:rPr>
+        <w:rFonts w:ascii="Symbol" w:hAnsi="Symbol" w:hint="default"/>
+      </w:rPr>
+    </w:lvl>
+    <w:lvl w:ilvl="7" w:tplc="08090003">
+      <w:start w:val="1"/>
+      <w:numFmt w:val="bullet"/>
+      <w:lvlText w:val="o"/>
+      <w:lvlJc w:val="left"/>
+      <w:pPr>
+        <w:ind w:left="5760" w:hanging="360"/>
+      </w:pPr>
+      <w:rPr>
+        <w:rFonts w:ascii="Courier New" w:hAnsi="Courier New" w:cs="Courier New" w:hint="default"/>
+      </w:rPr>
+    </w:lvl>
+    <w:lvl w:ilvl="8" w:tplc="08090005">
+      <w:start w:val="1"/>
+      <w:numFmt w:val="bullet"/>
+      <w:lvlText w:val=""/>
+      <w:lvlJc w:val="left"/>
+      <w:pPr>
+        <w:ind w:left="6480" w:hanging="360"/>
+      </w:pPr>
+      <w:rPr>
+        <w:rFonts w:ascii="Wingdings" w:hAnsi="Wingdings" w:hint="default"/>
+      </w:rPr>
+    </w:lvl>
+  </w:abstractNum>
+  <w:abstractNum w:abstractNumId="24" w15:restartNumberingAfterBreak="0">
+    <w:nsid w:val="6529C45E"/>
+    <w:multiLevelType w:val="hybridMultilevel"/>
+    <w:tmpl w:val="79C4C9B4"/>
+    <w:lvl w:ilvl="0" w:tplc="453A3EEC">
+      <w:start w:val="1"/>
+      <w:numFmt w:val="bullet"/>
+      <w:lvlText w:val=""/>
+      <w:lvlJc w:val="left"/>
+      <w:pPr>
+        <w:ind w:left="360" w:hanging="360"/>
+      </w:pPr>
+      <w:rPr>
+        <w:rFonts w:ascii="Symbol" w:hAnsi="Symbol" w:hint="default"/>
+      </w:rPr>
+    </w:lvl>
+    <w:lvl w:ilvl="1" w:tplc="304EAC42">
+      <w:start w:val="1"/>
+      <w:numFmt w:val="bullet"/>
+      <w:lvlText w:val="o"/>
+      <w:lvlJc w:val="left"/>
+      <w:pPr>
+        <w:ind w:left="1080" w:hanging="360"/>
+      </w:pPr>
+      <w:rPr>
+        <w:rFonts w:ascii="Courier New" w:hAnsi="Courier New" w:cs="Times New Roman" w:hint="default"/>
+      </w:rPr>
+    </w:lvl>
+    <w:lvl w:ilvl="2" w:tplc="06D44742">
+      <w:start w:val="1"/>
+      <w:numFmt w:val="bullet"/>
+      <w:lvlText w:val=""/>
+      <w:lvlJc w:val="left"/>
+      <w:pPr>
+        <w:ind w:left="1800" w:hanging="360"/>
+      </w:pPr>
+      <w:rPr>
+        <w:rFonts w:ascii="Wingdings" w:hAnsi="Wingdings" w:hint="default"/>
+      </w:rPr>
+    </w:lvl>
+    <w:lvl w:ilvl="3" w:tplc="27DA26D4">
+      <w:start w:val="1"/>
+      <w:numFmt w:val="bullet"/>
+      <w:lvlText w:val=""/>
+      <w:lvlJc w:val="left"/>
+      <w:pPr>
+        <w:ind w:left="2520" w:hanging="360"/>
+      </w:pPr>
+      <w:rPr>
+        <w:rFonts w:ascii="Symbol" w:hAnsi="Symbol" w:hint="default"/>
+      </w:rPr>
+    </w:lvl>
+    <w:lvl w:ilvl="4" w:tplc="D73A83D8">
+      <w:start w:val="1"/>
+      <w:numFmt w:val="bullet"/>
+      <w:lvlText w:val="o"/>
+      <w:lvlJc w:val="left"/>
+      <w:pPr>
+        <w:ind w:left="3240" w:hanging="360"/>
+      </w:pPr>
+      <w:rPr>
+        <w:rFonts w:ascii="Courier New" w:hAnsi="Courier New" w:cs="Times New Roman" w:hint="default"/>
+      </w:rPr>
+    </w:lvl>
+    <w:lvl w:ilvl="5" w:tplc="55A06EFA">
+      <w:start w:val="1"/>
+      <w:numFmt w:val="bullet"/>
+      <w:lvlText w:val=""/>
+      <w:lvlJc w:val="left"/>
+      <w:pPr>
+        <w:ind w:left="3960" w:hanging="360"/>
+      </w:pPr>
+      <w:rPr>
+        <w:rFonts w:ascii="Wingdings" w:hAnsi="Wingdings" w:hint="default"/>
+      </w:rPr>
+    </w:lvl>
+    <w:lvl w:ilvl="6" w:tplc="ED6A8766">
+      <w:start w:val="1"/>
+      <w:numFmt w:val="bullet"/>
+      <w:lvlText w:val=""/>
+      <w:lvlJc w:val="left"/>
+      <w:pPr>
+        <w:ind w:left="4680" w:hanging="360"/>
+      </w:pPr>
+      <w:rPr>
+        <w:rFonts w:ascii="Symbol" w:hAnsi="Symbol" w:hint="default"/>
+      </w:rPr>
+    </w:lvl>
+    <w:lvl w:ilvl="7" w:tplc="B5B20BA0">
+      <w:start w:val="1"/>
+      <w:numFmt w:val="bullet"/>
+      <w:lvlText w:val="o"/>
+      <w:lvlJc w:val="left"/>
+      <w:pPr>
+        <w:ind w:left="5400" w:hanging="360"/>
+      </w:pPr>
+      <w:rPr>
+        <w:rFonts w:ascii="Courier New" w:hAnsi="Courier New" w:cs="Times New Roman" w:hint="default"/>
+      </w:rPr>
+    </w:lvl>
+    <w:lvl w:ilvl="8" w:tplc="469884AA">
+      <w:start w:val="1"/>
+      <w:numFmt w:val="bullet"/>
+      <w:lvlText w:val=""/>
+      <w:lvlJc w:val="left"/>
+      <w:pPr>
+        <w:ind w:left="6120" w:hanging="360"/>
+      </w:pPr>
+      <w:rPr>
+        <w:rFonts w:ascii="Wingdings" w:hAnsi="Wingdings" w:hint="default"/>
+      </w:rPr>
+    </w:lvl>
+  </w:abstractNum>
+  <w:abstractNum w:abstractNumId="25" w15:restartNumberingAfterBreak="0">
     <w:nsid w:val="68DA3E38"/>
     <w:multiLevelType w:val="hybridMultilevel"/>
     <w:tmpl w:val="77C8C6C6"/>
@@ -4883,47 +8541,215 @@
       </w:rPr>
     </w:lvl>
   </w:abstractNum>
-  <w:num w:numId="1" w16cid:durableId="1587761922">
-    <w:abstractNumId w:val="10"/>
+  <w:num w:numId="1">
+    <w:abstractNumId w:val="22"/>
   </w:num>
-  <w:num w:numId="2" w16cid:durableId="1339231031">
-    <w:abstractNumId w:val="7"/>
+  <w:num w:numId="2">
+    <w:abstractNumId w:val="14"/>
   </w:num>
-  <w:num w:numId="3" w16cid:durableId="1630934405">
+  <w:num w:numId="3">
     <w:abstractNumId w:val="0"/>
   </w:num>
-  <w:num w:numId="4" w16cid:durableId="485241090">
-    <w:abstractNumId w:val="8"/>
+  <w:num w:numId="4">
+    <w:abstractNumId w:val="16"/>
   </w:num>
-  <w:num w:numId="5" w16cid:durableId="1187332037">
+  <w:num w:numId="5">
+    <w:abstractNumId w:val="13"/>
+  </w:num>
+  <w:num w:numId="6">
+    <w:abstractNumId w:val="11"/>
+  </w:num>
+  <w:num w:numId="7">
     <w:abstractNumId w:val="6"/>
   </w:num>
-  <w:num w:numId="6" w16cid:durableId="244270735">
+  <w:num w:numId="8">
+    <w:abstractNumId w:val="1"/>
+  </w:num>
+  <w:num w:numId="9">
     <w:abstractNumId w:val="4"/>
   </w:num>
-  <w:num w:numId="7" w16cid:durableId="64306927">
+  <w:num w:numId="10">
+    <w:abstractNumId w:val="25"/>
+  </w:num>
+  <w:num w:numId="11">
+    <w:abstractNumId w:val="12"/>
+  </w:num>
+  <w:num w:numId="12">
+    <w:abstractNumId w:val="18"/>
+  </w:num>
+  <w:num w:numId="13">
+    <w:abstractNumId w:val="8"/>
+    <w:lvlOverride w:ilvl="0"/>
+    <w:lvlOverride w:ilvl="1"/>
+    <w:lvlOverride w:ilvl="2"/>
+    <w:lvlOverride w:ilvl="3"/>
+    <w:lvlOverride w:ilvl="4"/>
+    <w:lvlOverride w:ilvl="5"/>
+    <w:lvlOverride w:ilvl="6"/>
+    <w:lvlOverride w:ilvl="7"/>
+    <w:lvlOverride w:ilvl="8"/>
+  </w:num>
+  <w:num w:numId="14">
+    <w:abstractNumId w:val="24"/>
+    <w:lvlOverride w:ilvl="0"/>
+    <w:lvlOverride w:ilvl="1"/>
+    <w:lvlOverride w:ilvl="2"/>
+    <w:lvlOverride w:ilvl="3"/>
+    <w:lvlOverride w:ilvl="4"/>
+    <w:lvlOverride w:ilvl="5"/>
+    <w:lvlOverride w:ilvl="6"/>
+    <w:lvlOverride w:ilvl="7"/>
+    <w:lvlOverride w:ilvl="8"/>
+  </w:num>
+  <w:num w:numId="15">
+    <w:abstractNumId w:val="23"/>
+    <w:lvlOverride w:ilvl="0"/>
+    <w:lvlOverride w:ilvl="1"/>
+    <w:lvlOverride w:ilvl="2"/>
+    <w:lvlOverride w:ilvl="3"/>
+    <w:lvlOverride w:ilvl="4"/>
+    <w:lvlOverride w:ilvl="5"/>
+    <w:lvlOverride w:ilvl="6"/>
+    <w:lvlOverride w:ilvl="7"/>
+    <w:lvlOverride w:ilvl="8"/>
+  </w:num>
+  <w:num w:numId="16">
+    <w:abstractNumId w:val="21"/>
+    <w:lvlOverride w:ilvl="0"/>
+    <w:lvlOverride w:ilvl="1"/>
+    <w:lvlOverride w:ilvl="2"/>
+    <w:lvlOverride w:ilvl="3"/>
+    <w:lvlOverride w:ilvl="4"/>
+    <w:lvlOverride w:ilvl="5"/>
+    <w:lvlOverride w:ilvl="6"/>
+    <w:lvlOverride w:ilvl="7"/>
+    <w:lvlOverride w:ilvl="8"/>
+  </w:num>
+  <w:num w:numId="17">
+    <w:abstractNumId w:val="19"/>
+    <w:lvlOverride w:ilvl="0"/>
+    <w:lvlOverride w:ilvl="1"/>
+    <w:lvlOverride w:ilvl="2"/>
+    <w:lvlOverride w:ilvl="3"/>
+    <w:lvlOverride w:ilvl="4"/>
+    <w:lvlOverride w:ilvl="5"/>
+    <w:lvlOverride w:ilvl="6"/>
+    <w:lvlOverride w:ilvl="7"/>
+    <w:lvlOverride w:ilvl="8"/>
+  </w:num>
+  <w:num w:numId="18">
+    <w:abstractNumId w:val="20"/>
+    <w:lvlOverride w:ilvl="0"/>
+    <w:lvlOverride w:ilvl="1"/>
+    <w:lvlOverride w:ilvl="2"/>
+    <w:lvlOverride w:ilvl="3"/>
+    <w:lvlOverride w:ilvl="4"/>
+    <w:lvlOverride w:ilvl="5"/>
+    <w:lvlOverride w:ilvl="6"/>
+    <w:lvlOverride w:ilvl="7"/>
+    <w:lvlOverride w:ilvl="8"/>
+  </w:num>
+  <w:num w:numId="19">
+    <w:abstractNumId w:val="9"/>
+    <w:lvlOverride w:ilvl="0"/>
+    <w:lvlOverride w:ilvl="1"/>
+    <w:lvlOverride w:ilvl="2"/>
+    <w:lvlOverride w:ilvl="3"/>
+    <w:lvlOverride w:ilvl="4"/>
+    <w:lvlOverride w:ilvl="5"/>
+    <w:lvlOverride w:ilvl="6"/>
+    <w:lvlOverride w:ilvl="7"/>
+    <w:lvlOverride w:ilvl="8"/>
+  </w:num>
+  <w:num w:numId="20">
+    <w:abstractNumId w:val="17"/>
+    <w:lvlOverride w:ilvl="0"/>
+    <w:lvlOverride w:ilvl="1"/>
+    <w:lvlOverride w:ilvl="2"/>
+    <w:lvlOverride w:ilvl="3"/>
+    <w:lvlOverride w:ilvl="4"/>
+    <w:lvlOverride w:ilvl="5"/>
+    <w:lvlOverride w:ilvl="6"/>
+    <w:lvlOverride w:ilvl="7"/>
+    <w:lvlOverride w:ilvl="8"/>
+  </w:num>
+  <w:num w:numId="21">
     <w:abstractNumId w:val="3"/>
+    <w:lvlOverride w:ilvl="0"/>
+    <w:lvlOverride w:ilvl="1"/>
+    <w:lvlOverride w:ilvl="2"/>
+    <w:lvlOverride w:ilvl="3"/>
+    <w:lvlOverride w:ilvl="4"/>
+    <w:lvlOverride w:ilvl="5"/>
+    <w:lvlOverride w:ilvl="6"/>
+    <w:lvlOverride w:ilvl="7"/>
+    <w:lvlOverride w:ilvl="8"/>
   </w:num>
-  <w:num w:numId="8" w16cid:durableId="1372918237">
-    <w:abstractNumId w:val="1"/>
+  <w:num w:numId="22">
+    <w:abstractNumId w:val="15"/>
+    <w:lvlOverride w:ilvl="0"/>
+    <w:lvlOverride w:ilvl="1"/>
+    <w:lvlOverride w:ilvl="2"/>
+    <w:lvlOverride w:ilvl="3"/>
+    <w:lvlOverride w:ilvl="4"/>
+    <w:lvlOverride w:ilvl="5"/>
+    <w:lvlOverride w:ilvl="6"/>
+    <w:lvlOverride w:ilvl="7"/>
+    <w:lvlOverride w:ilvl="8"/>
   </w:num>
-  <w:num w:numId="9" w16cid:durableId="1359699494">
+  <w:num w:numId="23">
+    <w:abstractNumId w:val="7"/>
+    <w:lvlOverride w:ilvl="0"/>
+    <w:lvlOverride w:ilvl="1"/>
+    <w:lvlOverride w:ilvl="2"/>
+    <w:lvlOverride w:ilvl="3"/>
+    <w:lvlOverride w:ilvl="4"/>
+    <w:lvlOverride w:ilvl="5"/>
+    <w:lvlOverride w:ilvl="6"/>
+    <w:lvlOverride w:ilvl="7"/>
+    <w:lvlOverride w:ilvl="8"/>
+  </w:num>
+  <w:num w:numId="24">
+    <w:abstractNumId w:val="10"/>
+    <w:lvlOverride w:ilvl="0"/>
+    <w:lvlOverride w:ilvl="1"/>
+    <w:lvlOverride w:ilvl="2"/>
+    <w:lvlOverride w:ilvl="3"/>
+    <w:lvlOverride w:ilvl="4"/>
+    <w:lvlOverride w:ilvl="5"/>
+    <w:lvlOverride w:ilvl="6"/>
+    <w:lvlOverride w:ilvl="7"/>
+    <w:lvlOverride w:ilvl="8"/>
+  </w:num>
+  <w:num w:numId="25">
     <w:abstractNumId w:val="2"/>
+    <w:lvlOverride w:ilvl="0"/>
+    <w:lvlOverride w:ilvl="1"/>
+    <w:lvlOverride w:ilvl="2"/>
+    <w:lvlOverride w:ilvl="3"/>
+    <w:lvlOverride w:ilvl="4"/>
+    <w:lvlOverride w:ilvl="5"/>
+    <w:lvlOverride w:ilvl="6"/>
+    <w:lvlOverride w:ilvl="7"/>
+    <w:lvlOverride w:ilvl="8"/>
   </w:num>
-  <w:num w:numId="10" w16cid:durableId="225840150">
-    <w:abstractNumId w:val="11"/>
-  </w:num>
-  <w:num w:numId="11" w16cid:durableId="278951724">
+  <w:num w:numId="26">
     <w:abstractNumId w:val="5"/>
-  </w:num>
-  <w:num w:numId="12" w16cid:durableId="1100679630">
-    <w:abstractNumId w:val="9"/>
+    <w:lvlOverride w:ilvl="0"/>
+    <w:lvlOverride w:ilvl="1"/>
+    <w:lvlOverride w:ilvl="2"/>
+    <w:lvlOverride w:ilvl="3"/>
+    <w:lvlOverride w:ilvl="4"/>
+    <w:lvlOverride w:ilvl="5"/>
+    <w:lvlOverride w:ilvl="6"/>
+    <w:lvlOverride w:ilvl="7"/>
+    <w:lvlOverride w:ilvl="8"/>
   </w:num>
 </w:numbering>
 </file>
 
 <file path=word/styles.xml><?xml version="1.0" encoding="utf-8"?>
-<w:styles xmlns:mc="http://schemas.openxmlformats.org/markup-compatibility/2006" xmlns:r="http://schemas.openxmlformats.org/officeDocument/2006/relationships" xmlns:w="http://schemas.openxmlformats.org/wordprocessingml/2006/main" xmlns:w14="http://schemas.microsoft.com/office/word/2010/wordml" xmlns:w15="http://schemas.microsoft.com/office/word/2012/wordml" xmlns:w16cex="http://schemas.microsoft.com/office/word/2018/wordml/cex" xmlns:w16cid="http://schemas.microsoft.com/office/word/2016/wordml/cid" xmlns:w16="http://schemas.microsoft.com/office/word/2018/wordml" xmlns:w16du="http://schemas.microsoft.com/office/word/2023/wordml/word16du" xmlns:w16sdtdh="http://schemas.microsoft.com/office/word/2020/wordml/sdtdatahash" xmlns:w16sdtfl="http://schemas.microsoft.com/office/word/2024/wordml/sdtformatlock" xmlns:w16se="http://schemas.microsoft.com/office/word/2015/wordml/symex" mc:Ignorable="w14 w15 w16se w16cid w16 w16cex w16sdtdh w16sdtfl w16du">
+<w:styles xmlns:mc="http://schemas.openxmlformats.org/markup-compatibility/2006" xmlns:r="http://schemas.openxmlformats.org/officeDocument/2006/relationships" xmlns:w="http://schemas.openxmlformats.org/wordprocessingml/2006/main" xmlns:w14="http://schemas.microsoft.com/office/word/2010/wordml" xmlns:w15="http://schemas.microsoft.com/office/word/2012/wordml" xmlns:w16cex="http://schemas.microsoft.com/office/word/2018/wordml/cex" xmlns:w16cid="http://schemas.microsoft.com/office/word/2016/wordml/cid" xmlns:w16="http://schemas.microsoft.com/office/word/2018/wordml" xmlns:w16sdtdh="http://schemas.microsoft.com/office/word/2020/wordml/sdtdatahash" xmlns:w16se="http://schemas.microsoft.com/office/word/2015/wordml/symex" mc:Ignorable="w14 w15 w16se w16cid w16 w16cex w16sdtdh">
   <w:docDefaults>
     <w:rPrDefault>
       <w:rPr>
@@ -5525,7 +9351,7 @@
 </file>
 
 <file path=word/glossary/document.xml><?xml version="1.0" encoding="utf-8"?>
-<w:glossaryDocument xmlns:wpc="http://schemas.microsoft.com/office/word/2010/wordprocessingCanvas" xmlns:cx="http://schemas.microsoft.com/office/drawing/2014/chartex" xmlns:cx1="http://schemas.microsoft.com/office/drawing/2015/9/8/chartex" xmlns:cx2="http://schemas.microsoft.com/office/drawing/2015/10/21/chartex" xmlns:cx3="http://schemas.microsoft.com/office/drawing/2016/5/9/chartex" xmlns:cx4="http://schemas.microsoft.com/office/drawing/2016/5/10/chartex" xmlns:cx5="http://schemas.microsoft.com/office/drawing/2016/5/11/chartex" xmlns:cx6="http://schemas.microsoft.com/office/drawing/2016/5/12/chartex" xmlns:cx7="http://schemas.microsoft.com/office/drawing/2016/5/13/chartex" xmlns:cx8="http://schemas.microsoft.com/office/drawing/2016/5/14/chartex" xmlns:mc="http://schemas.openxmlformats.org/markup-compatibility/2006" xmlns:aink="http://schemas.microsoft.com/office/drawing/2016/ink" xmlns:am3d="http://schemas.microsoft.com/office/drawing/2017/model3d" xmlns:o="urn:schemas-microsoft-com:office:office" xmlns:oel="http://schemas.microsoft.com/office/2019/extlst" xmlns:r="http://schemas.openxmlformats.org/officeDocument/2006/relationships" xmlns:m="http://schemas.openxmlformats.org/officeDocument/2006/math" xmlns:v="urn:schemas-microsoft-com:vml" xmlns:wp14="http://schemas.microsoft.com/office/word/2010/wordprocessingDrawing" xmlns:wp="http://schemas.openxmlformats.org/drawingml/2006/wordprocessingDrawing" xmlns:w10="urn:schemas-microsoft-com:office:word" xmlns:w="http://schemas.openxmlformats.org/wordprocessingml/2006/main" xmlns:w14="http://schemas.microsoft.com/office/word/2010/wordml" xmlns:w15="http://schemas.microsoft.com/office/word/2012/wordml" xmlns:w16cex="http://schemas.microsoft.com/office/word/2018/wordml/cex" xmlns:w16cid="http://schemas.microsoft.com/office/word/2016/wordml/cid" xmlns:w16="http://schemas.microsoft.com/office/word/2018/wordml" xmlns:w16du="http://schemas.microsoft.com/office/word/2023/wordml/word16du" xmlns:w16sdtdh="http://schemas.microsoft.com/office/word/2020/wordml/sdtdatahash" xmlns:w16sdtfl="http://schemas.microsoft.com/office/word/2024/wordml/sdtformatlock" xmlns:w16se="http://schemas.microsoft.com/office/word/2015/wordml/symex" xmlns:wpg="http://schemas.microsoft.com/office/word/2010/wordprocessingGroup" xmlns:wpi="http://schemas.microsoft.com/office/word/2010/wordprocessingInk" xmlns:wne="http://schemas.microsoft.com/office/word/2006/wordml" xmlns:wps="http://schemas.microsoft.com/office/word/2010/wordprocessingShape" mc:Ignorable="w14 w15 w16se w16cid w16 w16cex w16sdtdh w16sdtfl w16du wp14">
+<w:glossaryDocument xmlns:wpc="http://schemas.microsoft.com/office/word/2010/wordprocessingCanvas" xmlns:cx="http://schemas.microsoft.com/office/drawing/2014/chartex" xmlns:cx1="http://schemas.microsoft.com/office/drawing/2015/9/8/chartex" xmlns:cx2="http://schemas.microsoft.com/office/drawing/2015/10/21/chartex" xmlns:cx3="http://schemas.microsoft.com/office/drawing/2016/5/9/chartex" xmlns:cx4="http://schemas.microsoft.com/office/drawing/2016/5/10/chartex" xmlns:cx5="http://schemas.microsoft.com/office/drawing/2016/5/11/chartex" xmlns:cx6="http://schemas.microsoft.com/office/drawing/2016/5/12/chartex" xmlns:cx7="http://schemas.microsoft.com/office/drawing/2016/5/13/chartex" xmlns:cx8="http://schemas.microsoft.com/office/drawing/2016/5/14/chartex" xmlns:mc="http://schemas.openxmlformats.org/markup-compatibility/2006" xmlns:aink="http://schemas.microsoft.com/office/drawing/2016/ink" xmlns:am3d="http://schemas.microsoft.com/office/drawing/2017/model3d" xmlns:o="urn:schemas-microsoft-com:office:office" xmlns:r="http://schemas.openxmlformats.org/officeDocument/2006/relationships" xmlns:m="http://schemas.openxmlformats.org/officeDocument/2006/math" xmlns:v="urn:schemas-microsoft-com:vml" xmlns:wp14="http://schemas.microsoft.com/office/word/2010/wordprocessingDrawing" xmlns:wp="http://schemas.openxmlformats.org/drawingml/2006/wordprocessingDrawing" xmlns:w10="urn:schemas-microsoft-com:office:word" xmlns:w="http://schemas.openxmlformats.org/wordprocessingml/2006/main" xmlns:w14="http://schemas.microsoft.com/office/word/2010/wordml" xmlns:w15="http://schemas.microsoft.com/office/word/2012/wordml" xmlns:w16cex="http://schemas.microsoft.com/office/word/2018/wordml/cex" xmlns:w16cid="http://schemas.microsoft.com/office/word/2016/wordml/cid" xmlns:w16="http://schemas.microsoft.com/office/word/2018/wordml" xmlns:w16sdtdh="http://schemas.microsoft.com/office/word/2020/wordml/sdtdatahash" xmlns:w16se="http://schemas.microsoft.com/office/word/2015/wordml/symex" xmlns:wpg="http://schemas.microsoft.com/office/word/2010/wordprocessingGroup" xmlns:wpi="http://schemas.microsoft.com/office/word/2010/wordprocessingInk" xmlns:wne="http://schemas.microsoft.com/office/word/2006/wordml" xmlns:wps="http://schemas.microsoft.com/office/word/2010/wordprocessingShape" mc:Ignorable="w14 w15 w16se w16cid w16 w16cex w16sdtdh wp14">
   <w:docParts>
     <w:docPart>
       <w:docPartPr>
@@ -5596,7 +9422,7 @@
 </file>
 
 <file path=word/glossary/fontTable.xml><?xml version="1.0" encoding="utf-8"?>
-<w:fonts xmlns:mc="http://schemas.openxmlformats.org/markup-compatibility/2006" xmlns:r="http://schemas.openxmlformats.org/officeDocument/2006/relationships" xmlns:w="http://schemas.openxmlformats.org/wordprocessingml/2006/main" xmlns:w14="http://schemas.microsoft.com/office/word/2010/wordml" xmlns:w15="http://schemas.microsoft.com/office/word/2012/wordml" xmlns:w16cex="http://schemas.microsoft.com/office/word/2018/wordml/cex" xmlns:w16cid="http://schemas.microsoft.com/office/word/2016/wordml/cid" xmlns:w16="http://schemas.microsoft.com/office/word/2018/wordml" xmlns:w16du="http://schemas.microsoft.com/office/word/2023/wordml/word16du" xmlns:w16sdtdh="http://schemas.microsoft.com/office/word/2020/wordml/sdtdatahash" xmlns:w16sdtfl="http://schemas.microsoft.com/office/word/2024/wordml/sdtformatlock" xmlns:w16se="http://schemas.microsoft.com/office/word/2015/wordml/symex" mc:Ignorable="w14 w15 w16se w16cid w16 w16cex w16sdtdh w16sdtfl w16du">
+<w:fonts xmlns:mc="http://schemas.openxmlformats.org/markup-compatibility/2006" xmlns:r="http://schemas.openxmlformats.org/officeDocument/2006/relationships" xmlns:w="http://schemas.openxmlformats.org/wordprocessingml/2006/main" xmlns:w14="http://schemas.microsoft.com/office/word/2010/wordml" xmlns:w15="http://schemas.microsoft.com/office/word/2012/wordml" xmlns:w16cex="http://schemas.microsoft.com/office/word/2018/wordml/cex" xmlns:w16cid="http://schemas.microsoft.com/office/word/2016/wordml/cid" xmlns:w16="http://schemas.microsoft.com/office/word/2018/wordml" xmlns:w16sdtdh="http://schemas.microsoft.com/office/word/2020/wordml/sdtdatahash" xmlns:w16se="http://schemas.microsoft.com/office/word/2015/wordml/symex" mc:Ignorable="w14 w15 w16se w16cid w16 w16cex w16sdtdh">
   <w:font w:name="Symbol">
     <w:panose1 w:val="05050102010706020507"/>
     <w:charset w:val="02"/>
@@ -5630,20 +9456,20 @@
     <w:charset w:val="00"/>
     <w:family w:val="swiss"/>
     <w:pitch w:val="variable"/>
-    <w:sig w:usb0="E4002EFF" w:usb1="C000247B" w:usb2="00000009" w:usb3="00000000" w:csb0="000001FF" w:csb1="00000000"/>
+    <w:sig w:usb0="E4002EFF" w:usb1="C200247B" w:usb2="00000009" w:usb3="00000000" w:csb0="000001FF" w:csb1="00000000"/>
   </w:font>
   <w:font w:name="Calibri Light">
     <w:panose1 w:val="020F0302020204030204"/>
     <w:charset w:val="00"/>
     <w:family w:val="swiss"/>
     <w:pitch w:val="variable"/>
-    <w:sig w:usb0="E4002EFF" w:usb1="C000247B" w:usb2="00000009" w:usb3="00000000" w:csb0="000001FF" w:csb1="00000000"/>
+    <w:sig w:usb0="E4002EFF" w:usb1="C200247B" w:usb2="00000009" w:usb3="00000000" w:csb0="000001FF" w:csb1="00000000"/>
   </w:font>
 </w:fonts>
 </file>
 
 <file path=word/glossary/settings.xml><?xml version="1.0" encoding="utf-8"?>
-<w:settings xmlns:mc="http://schemas.openxmlformats.org/markup-compatibility/2006" xmlns:o="urn:schemas-microsoft-com:office:office" xmlns:r="http://schemas.openxmlformats.org/officeDocument/2006/relationships" xmlns:m="http://schemas.openxmlformats.org/officeDocument/2006/math" xmlns:v="urn:schemas-microsoft-com:vml" xmlns:w10="urn:schemas-microsoft-com:office:word" xmlns:w="http://schemas.openxmlformats.org/wordprocessingml/2006/main" xmlns:w14="http://schemas.microsoft.com/office/word/2010/wordml" xmlns:w15="http://schemas.microsoft.com/office/word/2012/wordml" xmlns:w16cex="http://schemas.microsoft.com/office/word/2018/wordml/cex" xmlns:w16cid="http://schemas.microsoft.com/office/word/2016/wordml/cid" xmlns:w16="http://schemas.microsoft.com/office/word/2018/wordml" xmlns:w16du="http://schemas.microsoft.com/office/word/2023/wordml/word16du" xmlns:w16sdtdh="http://schemas.microsoft.com/office/word/2020/wordml/sdtdatahash" xmlns:w16sdtfl="http://schemas.microsoft.com/office/word/2024/wordml/sdtformatlock" xmlns:w16se="http://schemas.microsoft.com/office/word/2015/wordml/symex" xmlns:sl="http://schemas.openxmlformats.org/schemaLibrary/2006/main" mc:Ignorable="w14 w15 w16se w16cid w16 w16cex w16sdtdh w16sdtfl w16du">
+<w:settings xmlns:mc="http://schemas.openxmlformats.org/markup-compatibility/2006" xmlns:o="urn:schemas-microsoft-com:office:office" xmlns:r="http://schemas.openxmlformats.org/officeDocument/2006/relationships" xmlns:m="http://schemas.openxmlformats.org/officeDocument/2006/math" xmlns:v="urn:schemas-microsoft-com:vml" xmlns:w10="urn:schemas-microsoft-com:office:word" xmlns:w="http://schemas.openxmlformats.org/wordprocessingml/2006/main" xmlns:w14="http://schemas.microsoft.com/office/word/2010/wordml" xmlns:w15="http://schemas.microsoft.com/office/word/2012/wordml" xmlns:w16cex="http://schemas.microsoft.com/office/word/2018/wordml/cex" xmlns:w16cid="http://schemas.microsoft.com/office/word/2016/wordml/cid" xmlns:w16="http://schemas.microsoft.com/office/word/2018/wordml" xmlns:w16sdtdh="http://schemas.microsoft.com/office/word/2020/wordml/sdtdatahash" xmlns:w16se="http://schemas.microsoft.com/office/word/2015/wordml/symex" xmlns:sl="http://schemas.openxmlformats.org/schemaLibrary/2006/main" mc:Ignorable="w14 w15 w16se w16cid w16 w16cex w16sdtdh">
   <w:view w:val="normal"/>
   <w:defaultTabStop w:val="720"/>
   <w:characterSpacingControl w:val="doNotCompress"/>
@@ -5661,8 +9487,10 @@
     <w:rsid w:val="004A5CD4"/>
     <w:rsid w:val="004E4D50"/>
     <w:rsid w:val="006D777F"/>
+    <w:rsid w:val="007367EE"/>
     <w:rsid w:val="00754DE7"/>
     <w:rsid w:val="00836AAA"/>
+    <w:rsid w:val="008577BD"/>
   </w:rsids>
   <m:mathPr>
     <m:mathFont m:val="Cambria Math"/>
@@ -5686,7 +9514,7 @@
 </file>
 
 <file path=word/glossary/styles.xml><?xml version="1.0" encoding="utf-8"?>
-<w:styles xmlns:mc="http://schemas.openxmlformats.org/markup-compatibility/2006" xmlns:r="http://schemas.openxmlformats.org/officeDocument/2006/relationships" xmlns:w="http://schemas.openxmlformats.org/wordprocessingml/2006/main" xmlns:w14="http://schemas.microsoft.com/office/word/2010/wordml" xmlns:w15="http://schemas.microsoft.com/office/word/2012/wordml" xmlns:w16cex="http://schemas.microsoft.com/office/word/2018/wordml/cex" xmlns:w16cid="http://schemas.microsoft.com/office/word/2016/wordml/cid" xmlns:w16="http://schemas.microsoft.com/office/word/2018/wordml" xmlns:w16du="http://schemas.microsoft.com/office/word/2023/wordml/word16du" xmlns:w16sdtdh="http://schemas.microsoft.com/office/word/2020/wordml/sdtdatahash" xmlns:w16sdtfl="http://schemas.microsoft.com/office/word/2024/wordml/sdtformatlock" xmlns:w16se="http://schemas.microsoft.com/office/word/2015/wordml/symex" mc:Ignorable="w14 w15 w16se w16cid w16 w16cex w16sdtdh w16sdtfl w16du">
+<w:styles xmlns:mc="http://schemas.openxmlformats.org/markup-compatibility/2006" xmlns:r="http://schemas.openxmlformats.org/officeDocument/2006/relationships" xmlns:w="http://schemas.openxmlformats.org/wordprocessingml/2006/main" xmlns:w14="http://schemas.microsoft.com/office/word/2010/wordml" xmlns:w15="http://schemas.microsoft.com/office/word/2012/wordml" xmlns:w16cex="http://schemas.microsoft.com/office/word/2018/wordml/cex" xmlns:w16cid="http://schemas.microsoft.com/office/word/2016/wordml/cid" xmlns:w16="http://schemas.microsoft.com/office/word/2018/wordml" xmlns:w16sdtdh="http://schemas.microsoft.com/office/word/2020/wordml/sdtdatahash" xmlns:w16se="http://schemas.microsoft.com/office/word/2015/wordml/symex" mc:Ignorable="w14 w15 w16se w16cid w16 w16cex w16sdtdh">
   <w:docDefaults>
     <w:rPrDefault>
       <w:rPr>
@@ -6123,7 +9951,7 @@
 </file>
 
 <file path=word/glossary/webSettings.xml><?xml version="1.0" encoding="utf-8"?>
-<w:webSettings xmlns:mc="http://schemas.openxmlformats.org/markup-compatibility/2006" xmlns:r="http://schemas.openxmlformats.org/officeDocument/2006/relationships" xmlns:w="http://schemas.openxmlformats.org/wordprocessingml/2006/main" xmlns:w14="http://schemas.microsoft.com/office/word/2010/wordml" xmlns:w15="http://schemas.microsoft.com/office/word/2012/wordml" xmlns:w16cex="http://schemas.microsoft.com/office/word/2018/wordml/cex" xmlns:w16cid="http://schemas.microsoft.com/office/word/2016/wordml/cid" xmlns:w16="http://schemas.microsoft.com/office/word/2018/wordml" xmlns:w16du="http://schemas.microsoft.com/office/word/2023/wordml/word16du" xmlns:w16sdtdh="http://schemas.microsoft.com/office/word/2020/wordml/sdtdatahash" xmlns:w16sdtfl="http://schemas.microsoft.com/office/word/2024/wordml/sdtformatlock" xmlns:w16se="http://schemas.microsoft.com/office/word/2015/wordml/symex" mc:Ignorable="w14 w15 w16se w16cid w16 w16cex w16sdtdh w16sdtfl w16du">
+<w:webSettings xmlns:mc="http://schemas.openxmlformats.org/markup-compatibility/2006" xmlns:r="http://schemas.openxmlformats.org/officeDocument/2006/relationships" xmlns:w="http://schemas.openxmlformats.org/wordprocessingml/2006/main" xmlns:w14="http://schemas.microsoft.com/office/word/2010/wordml" xmlns:w15="http://schemas.microsoft.com/office/word/2012/wordml" xmlns:w16cex="http://schemas.microsoft.com/office/word/2018/wordml/cex" xmlns:w16cid="http://schemas.microsoft.com/office/word/2016/wordml/cid" xmlns:w16="http://schemas.microsoft.com/office/word/2018/wordml" xmlns:w16sdtdh="http://schemas.microsoft.com/office/word/2020/wordml/sdtdatahash" xmlns:w16se="http://schemas.microsoft.com/office/word/2015/wordml/symex" mc:Ignorable="w14 w15 w16se w16cid w16 w16cex w16sdtdh">
   <w:optimizeForBrowser/>
   <w:allowPNG/>
 </w:webSettings>

--- a/Greenfield Local Hub - Project Proposal.docx
+++ b/Greenfield Local Hub - Project Proposal.docx
@@ -1,6 +1,6 @@
 
 <file path=word/document.xml><?xml version="1.0" encoding="utf-8"?>
-<w:document xmlns:wpc="http://schemas.microsoft.com/office/word/2010/wordprocessingCanvas" xmlns:cx="http://schemas.microsoft.com/office/drawing/2014/chartex" xmlns:cx1="http://schemas.microsoft.com/office/drawing/2015/9/8/chartex" xmlns:cx2="http://schemas.microsoft.com/office/drawing/2015/10/21/chartex" xmlns:cx3="http://schemas.microsoft.com/office/drawing/2016/5/9/chartex" xmlns:cx4="http://schemas.microsoft.com/office/drawing/2016/5/10/chartex" xmlns:cx5="http://schemas.microsoft.com/office/drawing/2016/5/11/chartex" xmlns:cx6="http://schemas.microsoft.com/office/drawing/2016/5/12/chartex" xmlns:cx7="http://schemas.microsoft.com/office/drawing/2016/5/13/chartex" xmlns:cx8="http://schemas.microsoft.com/office/drawing/2016/5/14/chartex" xmlns:mc="http://schemas.openxmlformats.org/markup-compatibility/2006" xmlns:aink="http://schemas.microsoft.com/office/drawing/2016/ink" xmlns:am3d="http://schemas.microsoft.com/office/drawing/2017/model3d" xmlns:o="urn:schemas-microsoft-com:office:office" xmlns:r="http://schemas.openxmlformats.org/officeDocument/2006/relationships" xmlns:m="http://schemas.openxmlformats.org/officeDocument/2006/math" xmlns:v="urn:schemas-microsoft-com:vml" xmlns:wp14="http://schemas.microsoft.com/office/word/2010/wordprocessingDrawing" xmlns:wp="http://schemas.openxmlformats.org/drawingml/2006/wordprocessingDrawing" xmlns:w10="urn:schemas-microsoft-com:office:word" xmlns:w="http://schemas.openxmlformats.org/wordprocessingml/2006/main" xmlns:w14="http://schemas.microsoft.com/office/word/2010/wordml" xmlns:w15="http://schemas.microsoft.com/office/word/2012/wordml" xmlns:w16cex="http://schemas.microsoft.com/office/word/2018/wordml/cex" xmlns:w16cid="http://schemas.microsoft.com/office/word/2016/wordml/cid" xmlns:w16="http://schemas.microsoft.com/office/word/2018/wordml" xmlns:w16sdtdh="http://schemas.microsoft.com/office/word/2020/wordml/sdtdatahash" xmlns:w16se="http://schemas.microsoft.com/office/word/2015/wordml/symex" xmlns:wpg="http://schemas.microsoft.com/office/word/2010/wordprocessingGroup" xmlns:wpi="http://schemas.microsoft.com/office/word/2010/wordprocessingInk" xmlns:wne="http://schemas.microsoft.com/office/word/2006/wordml" xmlns:wps="http://schemas.microsoft.com/office/word/2010/wordprocessingShape" mc:Ignorable="w14 w15 w16se w16cid w16 w16cex w16sdtdh wp14">
+<w:document xmlns:wpc="http://schemas.microsoft.com/office/word/2010/wordprocessingCanvas" xmlns:cx="http://schemas.microsoft.com/office/drawing/2014/chartex" xmlns:cx1="http://schemas.microsoft.com/office/drawing/2015/9/8/chartex" xmlns:cx2="http://schemas.microsoft.com/office/drawing/2015/10/21/chartex" xmlns:cx3="http://schemas.microsoft.com/office/drawing/2016/5/9/chartex" xmlns:cx4="http://schemas.microsoft.com/office/drawing/2016/5/10/chartex" xmlns:cx5="http://schemas.microsoft.com/office/drawing/2016/5/11/chartex" xmlns:cx6="http://schemas.microsoft.com/office/drawing/2016/5/12/chartex" xmlns:cx7="http://schemas.microsoft.com/office/drawing/2016/5/13/chartex" xmlns:cx8="http://schemas.microsoft.com/office/drawing/2016/5/14/chartex" xmlns:mc="http://schemas.openxmlformats.org/markup-compatibility/2006" xmlns:aink="http://schemas.microsoft.com/office/drawing/2016/ink" xmlns:am3d="http://schemas.microsoft.com/office/drawing/2017/model3d" xmlns:o="urn:schemas-microsoft-com:office:office" xmlns:oel="http://schemas.microsoft.com/office/2019/extlst" xmlns:r="http://schemas.openxmlformats.org/officeDocument/2006/relationships" xmlns:m="http://schemas.openxmlformats.org/officeDocument/2006/math" xmlns:v="urn:schemas-microsoft-com:vml" xmlns:wp14="http://schemas.microsoft.com/office/word/2010/wordprocessingDrawing" xmlns:wp="http://schemas.openxmlformats.org/drawingml/2006/wordprocessingDrawing" xmlns:w10="urn:schemas-microsoft-com:office:word" xmlns:w="http://schemas.openxmlformats.org/wordprocessingml/2006/main" xmlns:w14="http://schemas.microsoft.com/office/word/2010/wordml" xmlns:w15="http://schemas.microsoft.com/office/word/2012/wordml" xmlns:w16cex="http://schemas.microsoft.com/office/word/2018/wordml/cex" xmlns:w16cid="http://schemas.microsoft.com/office/word/2016/wordml/cid" xmlns:w16="http://schemas.microsoft.com/office/word/2018/wordml" xmlns:w16du="http://schemas.microsoft.com/office/word/2023/wordml/word16du" xmlns:w16sdtdh="http://schemas.microsoft.com/office/word/2020/wordml/sdtdatahash" xmlns:w16sdtfl="http://schemas.microsoft.com/office/word/2024/wordml/sdtformatlock" xmlns:w16se="http://schemas.microsoft.com/office/word/2015/wordml/symex" xmlns:wpg="http://schemas.microsoft.com/office/word/2010/wordprocessingGroup" xmlns:wpi="http://schemas.microsoft.com/office/word/2010/wordprocessingInk" xmlns:wne="http://schemas.microsoft.com/office/word/2006/wordml" xmlns:wps="http://schemas.microsoft.com/office/word/2010/wordprocessingShape" mc:Ignorable="w14 w15 w16se w16cid w16 w16cex w16sdtdh w16sdtfl w16du wp14">
   <w:body>
     <w:sdt>
       <w:sdtPr>
@@ -160,7 +160,6 @@
             <w:dataBinding w:prefixMappings="xmlns:ns0='http://purl.org/dc/elements/1.1/' xmlns:ns1='http://schemas.openxmlformats.org/package/2006/metadata/core-properties' " w:xpath="/ns1:coreProperties[1]/ns0:subject[1]" w:storeItemID="{6C3C8BC8-F283-45AE-878A-BAB7291924A1}"/>
             <w:text/>
           </w:sdtPr>
-          <w:sdtEndPr/>
           <w:sdtContent>
             <w:p>
               <w:pPr>
@@ -276,7 +275,6 @@
                                     <w:calendar w:val="gregorian"/>
                                   </w:date>
                                 </w:sdtPr>
-                                <w:sdtEndPr/>
                                 <w:sdtContent>
                                   <w:p>
                                     <w:pPr>
@@ -323,7 +321,6 @@
                                     <w:dataBinding w:prefixMappings="xmlns:ns0='http://schemas.openxmlformats.org/officeDocument/2006/extended-properties' " w:xpath="/ns0:Properties[1]/ns0:Company[1]" w:storeItemID="{6668398D-A668-4E3E-A5EB-62B293D839F1}"/>
                                     <w:text/>
                                   </w:sdtPr>
-                                  <w:sdtEndPr/>
                                   <w:sdtContent>
                                     <w:r>
                                       <w:rPr>
@@ -355,7 +352,6 @@
                                     <w:dataBinding w:prefixMappings="xmlns:ns0='http://schemas.microsoft.com/office/2006/coverPageProps' " w:xpath="/ns0:CoverPageProperties[1]/ns0:CompanyAddress[1]" w:storeItemID="{55AF091B-3C7A-41E3-B477-F2FDAA23CFDA}"/>
                                     <w:text/>
                                   </w:sdtPr>
-                                  <w:sdtEndPr/>
                                   <w:sdtContent>
                                     <w:r>
                                       <w:rPr>
@@ -392,7 +388,7 @@
                     <v:stroke joinstyle="miter"/>
                     <v:path gradientshapeok="t" o:connecttype="rect"/>
                   </v:shapetype>
-                  <v:shape id="Text Box 142" o:spid="_x0000_s1026" type="#_x0000_t202" style="position:absolute;left:0;text-align:left;margin-left:0;margin-top:0;width:516pt;height:43.9pt;z-index:251659264;visibility:visible;mso-wrap-style:square;mso-width-percent:1000;mso-height-percent:0;mso-top-percent:850;mso-wrap-distance-left:9pt;mso-wrap-distance-top:0;mso-wrap-distance-right:9pt;mso-wrap-distance-bottom:0;mso-position-horizontal:center;mso-position-horizontal-relative:margin;mso-position-vertical-relative:page;mso-width-percent:1000;mso-height-percent:0;mso-top-percent:850;mso-width-relative:margin;mso-height-relative:margin;v-text-anchor:bottom" o:gfxdata="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" filled="f" stroked="f" strokeweight=".5pt">
+                  <v:shape id="Text Box 142" o:spid="_x0000_s1026" type="#_x0000_t202" style="position:absolute;left:0;text-align:left;margin-left:0;margin-top:0;width:516pt;height:43.9pt;z-index:251659264;visibility:visible;mso-wrap-style:square;mso-width-percent:1000;mso-height-percent:0;mso-top-percent:850;mso-wrap-distance-left:9pt;mso-wrap-distance-top:0;mso-wrap-distance-right:9pt;mso-wrap-distance-bottom:0;mso-position-horizontal:center;mso-position-horizontal-relative:margin;mso-position-vertical-relative:page;mso-width-percent:1000;mso-height-percent:0;mso-top-percent:850;mso-width-relative:margin;mso-height-relative:margin;v-text-anchor:bottom" o:gfxdata="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" filled="f" stroked="f" strokeweight=".5pt">
                     <v:textbox style="mso-fit-shape-to-text:t" inset="0,0,0,0">
                       <w:txbxContent>
                         <w:sdt>
@@ -415,7 +411,6 @@
                               <w:calendar w:val="gregorian"/>
                             </w:date>
                           </w:sdtPr>
-                          <w:sdtEndPr/>
                           <w:sdtContent>
                             <w:p>
                               <w:pPr>
@@ -462,7 +457,6 @@
                               <w:dataBinding w:prefixMappings="xmlns:ns0='http://schemas.openxmlformats.org/officeDocument/2006/extended-properties' " w:xpath="/ns0:Properties[1]/ns0:Company[1]" w:storeItemID="{6668398D-A668-4E3E-A5EB-62B293D839F1}"/>
                               <w:text/>
                             </w:sdtPr>
-                            <w:sdtEndPr/>
                             <w:sdtContent>
                               <w:r>
                                 <w:rPr>
@@ -494,7 +488,6 @@
                               <w:dataBinding w:prefixMappings="xmlns:ns0='http://schemas.microsoft.com/office/2006/coverPageProps' " w:xpath="/ns0:CoverPageProperties[1]/ns0:CompanyAddress[1]" w:storeItemID="{55AF091B-3C7A-41E3-B477-F2FDAA23CFDA}"/>
                               <w:text/>
                             </w:sdtPr>
-                            <w:sdtEndPr/>
                             <w:sdtContent>
                               <w:r>
                                 <w:rPr>
@@ -615,6 +608,15 @@
           </w:r>
         </w:p>
         <w:p>
+          <w:pPr>
+            <w:pStyle w:val="TOC1"/>
+            <w:tabs>
+              <w:tab w:val="right" w:leader="dot" w:pos="9016"/>
+            </w:tabs>
+            <w:rPr>
+              <w:noProof/>
+            </w:rPr>
+          </w:pPr>
           <w:r>
             <w:fldChar w:fldCharType="begin"/>
           </w:r>
@@ -624,14 +626,1357 @@
           <w:r>
             <w:fldChar w:fldCharType="separate"/>
           </w:r>
-          <w:r>
+          <w:hyperlink w:anchor="_Toc224211437" w:history="1">
+            <w:r>
+              <w:rPr>
+                <w:rStyle w:val="Hyperlink"/>
+                <w:noProof/>
+              </w:rPr>
+              <w:t>Business Context</w:t>
+            </w:r>
+            <w:r>
+              <w:rPr>
+                <w:noProof/>
+                <w:webHidden/>
+              </w:rPr>
+              <w:tab/>
+            </w:r>
+            <w:r>
+              <w:rPr>
+                <w:noProof/>
+                <w:webHidden/>
+              </w:rPr>
+              <w:fldChar w:fldCharType="begin"/>
+            </w:r>
+            <w:r>
+              <w:rPr>
+                <w:noProof/>
+                <w:webHidden/>
+              </w:rPr>
+              <w:instrText xml:space="preserve"> PAGEREF _Toc224211437 \h </w:instrText>
+            </w:r>
+            <w:r>
+              <w:rPr>
+                <w:noProof/>
+                <w:webHidden/>
+              </w:rPr>
+            </w:r>
+            <w:r>
+              <w:rPr>
+                <w:noProof/>
+                <w:webHidden/>
+              </w:rPr>
+              <w:fldChar w:fldCharType="separate"/>
+            </w:r>
+            <w:r>
+              <w:rPr>
+                <w:noProof/>
+                <w:webHidden/>
+              </w:rPr>
+              <w:t>2</w:t>
+            </w:r>
+            <w:r>
+              <w:rPr>
+                <w:noProof/>
+                <w:webHidden/>
+              </w:rPr>
+              <w:fldChar w:fldCharType="end"/>
+            </w:r>
+          </w:hyperlink>
+        </w:p>
+        <w:p>
+          <w:pPr>
+            <w:pStyle w:val="TOC2"/>
+            <w:tabs>
+              <w:tab w:val="right" w:leader="dot" w:pos="9016"/>
+            </w:tabs>
             <w:rPr>
-              <w:b/>
-              <w:bCs/>
               <w:noProof/>
             </w:rPr>
-            <w:t>No table of contents entries found.</w:t>
-          </w:r>
+          </w:pPr>
+          <w:hyperlink w:anchor="_Toc224211438" w:history="1">
+            <w:r>
+              <w:rPr>
+                <w:rStyle w:val="Hyperlink"/>
+                <w:noProof/>
+              </w:rPr>
+              <w:t>Provide information about the producers, their methods and the benefits of buying locally</w:t>
+            </w:r>
+            <w:r>
+              <w:rPr>
+                <w:noProof/>
+                <w:webHidden/>
+              </w:rPr>
+              <w:tab/>
+            </w:r>
+            <w:r>
+              <w:rPr>
+                <w:noProof/>
+                <w:webHidden/>
+              </w:rPr>
+              <w:fldChar w:fldCharType="begin"/>
+            </w:r>
+            <w:r>
+              <w:rPr>
+                <w:noProof/>
+                <w:webHidden/>
+              </w:rPr>
+              <w:instrText xml:space="preserve"> PAGEREF _Toc224211438 \h </w:instrText>
+            </w:r>
+            <w:r>
+              <w:rPr>
+                <w:noProof/>
+                <w:webHidden/>
+              </w:rPr>
+            </w:r>
+            <w:r>
+              <w:rPr>
+                <w:noProof/>
+                <w:webHidden/>
+              </w:rPr>
+              <w:fldChar w:fldCharType="separate"/>
+            </w:r>
+            <w:r>
+              <w:rPr>
+                <w:noProof/>
+                <w:webHidden/>
+              </w:rPr>
+              <w:t>2</w:t>
+            </w:r>
+            <w:r>
+              <w:rPr>
+                <w:noProof/>
+                <w:webHidden/>
+              </w:rPr>
+              <w:fldChar w:fldCharType="end"/>
+            </w:r>
+          </w:hyperlink>
+        </w:p>
+        <w:p>
+          <w:pPr>
+            <w:pStyle w:val="TOC2"/>
+            <w:tabs>
+              <w:tab w:val="right" w:leader="dot" w:pos="9016"/>
+            </w:tabs>
+            <w:rPr>
+              <w:noProof/>
+            </w:rPr>
+          </w:pPr>
+          <w:hyperlink w:anchor="_Toc224211439" w:history="1">
+            <w:r>
+              <w:rPr>
+                <w:rStyle w:val="Hyperlink"/>
+                <w:noProof/>
+              </w:rPr>
+              <w:t>Allow customers to view products with transparent pricing and availability</w:t>
+            </w:r>
+            <w:r>
+              <w:rPr>
+                <w:noProof/>
+                <w:webHidden/>
+              </w:rPr>
+              <w:tab/>
+            </w:r>
+            <w:r>
+              <w:rPr>
+                <w:noProof/>
+                <w:webHidden/>
+              </w:rPr>
+              <w:fldChar w:fldCharType="begin"/>
+            </w:r>
+            <w:r>
+              <w:rPr>
+                <w:noProof/>
+                <w:webHidden/>
+              </w:rPr>
+              <w:instrText xml:space="preserve"> PAGEREF _Toc224211439 \h </w:instrText>
+            </w:r>
+            <w:r>
+              <w:rPr>
+                <w:noProof/>
+                <w:webHidden/>
+              </w:rPr>
+            </w:r>
+            <w:r>
+              <w:rPr>
+                <w:noProof/>
+                <w:webHidden/>
+              </w:rPr>
+              <w:fldChar w:fldCharType="separate"/>
+            </w:r>
+            <w:r>
+              <w:rPr>
+                <w:noProof/>
+                <w:webHidden/>
+              </w:rPr>
+              <w:t>2</w:t>
+            </w:r>
+            <w:r>
+              <w:rPr>
+                <w:noProof/>
+                <w:webHidden/>
+              </w:rPr>
+              <w:fldChar w:fldCharType="end"/>
+            </w:r>
+          </w:hyperlink>
+        </w:p>
+        <w:p>
+          <w:pPr>
+            <w:pStyle w:val="TOC2"/>
+            <w:tabs>
+              <w:tab w:val="right" w:leader="dot" w:pos="9016"/>
+            </w:tabs>
+            <w:rPr>
+              <w:noProof/>
+            </w:rPr>
+          </w:pPr>
+          <w:hyperlink w:anchor="_Toc224211440" w:history="1">
+            <w:r>
+              <w:rPr>
+                <w:rStyle w:val="Hyperlink"/>
+                <w:noProof/>
+              </w:rPr>
+              <w:t>Allow customers to place orders for collection or delivery</w:t>
+            </w:r>
+            <w:r>
+              <w:rPr>
+                <w:noProof/>
+                <w:webHidden/>
+              </w:rPr>
+              <w:tab/>
+            </w:r>
+            <w:r>
+              <w:rPr>
+                <w:noProof/>
+                <w:webHidden/>
+              </w:rPr>
+              <w:fldChar w:fldCharType="begin"/>
+            </w:r>
+            <w:r>
+              <w:rPr>
+                <w:noProof/>
+                <w:webHidden/>
+              </w:rPr>
+              <w:instrText xml:space="preserve"> PAGEREF _Toc224211440 \h </w:instrText>
+            </w:r>
+            <w:r>
+              <w:rPr>
+                <w:noProof/>
+                <w:webHidden/>
+              </w:rPr>
+            </w:r>
+            <w:r>
+              <w:rPr>
+                <w:noProof/>
+                <w:webHidden/>
+              </w:rPr>
+              <w:fldChar w:fldCharType="separate"/>
+            </w:r>
+            <w:r>
+              <w:rPr>
+                <w:noProof/>
+                <w:webHidden/>
+              </w:rPr>
+              <w:t>3</w:t>
+            </w:r>
+            <w:r>
+              <w:rPr>
+                <w:noProof/>
+                <w:webHidden/>
+              </w:rPr>
+              <w:fldChar w:fldCharType="end"/>
+            </w:r>
+          </w:hyperlink>
+        </w:p>
+        <w:p>
+          <w:pPr>
+            <w:pStyle w:val="TOC2"/>
+            <w:tabs>
+              <w:tab w:val="right" w:leader="dot" w:pos="9016"/>
+            </w:tabs>
+            <w:rPr>
+              <w:noProof/>
+            </w:rPr>
+          </w:pPr>
+          <w:hyperlink w:anchor="_Toc224211441" w:history="1">
+            <w:r>
+              <w:rPr>
+                <w:rStyle w:val="Hyperlink"/>
+                <w:noProof/>
+              </w:rPr>
+              <w:t>Allow customers to manage their accounts and view order history</w:t>
+            </w:r>
+            <w:r>
+              <w:rPr>
+                <w:noProof/>
+                <w:webHidden/>
+              </w:rPr>
+              <w:tab/>
+            </w:r>
+            <w:r>
+              <w:rPr>
+                <w:noProof/>
+                <w:webHidden/>
+              </w:rPr>
+              <w:fldChar w:fldCharType="begin"/>
+            </w:r>
+            <w:r>
+              <w:rPr>
+                <w:noProof/>
+                <w:webHidden/>
+              </w:rPr>
+              <w:instrText xml:space="preserve"> PAGEREF _Toc224211441 \h </w:instrText>
+            </w:r>
+            <w:r>
+              <w:rPr>
+                <w:noProof/>
+                <w:webHidden/>
+              </w:rPr>
+            </w:r>
+            <w:r>
+              <w:rPr>
+                <w:noProof/>
+                <w:webHidden/>
+              </w:rPr>
+              <w:fldChar w:fldCharType="separate"/>
+            </w:r>
+            <w:r>
+              <w:rPr>
+                <w:noProof/>
+                <w:webHidden/>
+              </w:rPr>
+              <w:t>3</w:t>
+            </w:r>
+            <w:r>
+              <w:rPr>
+                <w:noProof/>
+                <w:webHidden/>
+              </w:rPr>
+              <w:fldChar w:fldCharType="end"/>
+            </w:r>
+          </w:hyperlink>
+        </w:p>
+        <w:p>
+          <w:pPr>
+            <w:pStyle w:val="TOC2"/>
+            <w:tabs>
+              <w:tab w:val="right" w:leader="dot" w:pos="9016"/>
+            </w:tabs>
+            <w:rPr>
+              <w:noProof/>
+            </w:rPr>
+          </w:pPr>
+          <w:hyperlink w:anchor="_Toc224211442" w:history="1">
+            <w:r>
+              <w:rPr>
+                <w:rStyle w:val="Hyperlink"/>
+                <w:noProof/>
+              </w:rPr>
+              <w:t>Provide a dashboard to enable producers to manage stock levels, update product details and view orders</w:t>
+            </w:r>
+            <w:r>
+              <w:rPr>
+                <w:noProof/>
+                <w:webHidden/>
+              </w:rPr>
+              <w:tab/>
+            </w:r>
+            <w:r>
+              <w:rPr>
+                <w:noProof/>
+                <w:webHidden/>
+              </w:rPr>
+              <w:fldChar w:fldCharType="begin"/>
+            </w:r>
+            <w:r>
+              <w:rPr>
+                <w:noProof/>
+                <w:webHidden/>
+              </w:rPr>
+              <w:instrText xml:space="preserve"> PAGEREF _Toc224211442 \h </w:instrText>
+            </w:r>
+            <w:r>
+              <w:rPr>
+                <w:noProof/>
+                <w:webHidden/>
+              </w:rPr>
+            </w:r>
+            <w:r>
+              <w:rPr>
+                <w:noProof/>
+                <w:webHidden/>
+              </w:rPr>
+              <w:fldChar w:fldCharType="separate"/>
+            </w:r>
+            <w:r>
+              <w:rPr>
+                <w:noProof/>
+                <w:webHidden/>
+              </w:rPr>
+              <w:t>3</w:t>
+            </w:r>
+            <w:r>
+              <w:rPr>
+                <w:noProof/>
+                <w:webHidden/>
+              </w:rPr>
+              <w:fldChar w:fldCharType="end"/>
+            </w:r>
+          </w:hyperlink>
+        </w:p>
+        <w:p>
+          <w:pPr>
+            <w:pStyle w:val="TOC2"/>
+            <w:tabs>
+              <w:tab w:val="right" w:leader="dot" w:pos="9016"/>
+            </w:tabs>
+            <w:rPr>
+              <w:noProof/>
+            </w:rPr>
+          </w:pPr>
+          <w:hyperlink w:anchor="_Toc224211443" w:history="1">
+            <w:r>
+              <w:rPr>
+                <w:rStyle w:val="Hyperlink"/>
+                <w:noProof/>
+              </w:rPr>
+              <w:t>Order management, scheduling and tracking features</w:t>
+            </w:r>
+            <w:r>
+              <w:rPr>
+                <w:noProof/>
+                <w:webHidden/>
+              </w:rPr>
+              <w:tab/>
+            </w:r>
+            <w:r>
+              <w:rPr>
+                <w:noProof/>
+                <w:webHidden/>
+              </w:rPr>
+              <w:fldChar w:fldCharType="begin"/>
+            </w:r>
+            <w:r>
+              <w:rPr>
+                <w:noProof/>
+                <w:webHidden/>
+              </w:rPr>
+              <w:instrText xml:space="preserve"> PAGEREF _Toc224211443 \h </w:instrText>
+            </w:r>
+            <w:r>
+              <w:rPr>
+                <w:noProof/>
+                <w:webHidden/>
+              </w:rPr>
+            </w:r>
+            <w:r>
+              <w:rPr>
+                <w:noProof/>
+                <w:webHidden/>
+              </w:rPr>
+              <w:fldChar w:fldCharType="separate"/>
+            </w:r>
+            <w:r>
+              <w:rPr>
+                <w:noProof/>
+                <w:webHidden/>
+              </w:rPr>
+              <w:t>3</w:t>
+            </w:r>
+            <w:r>
+              <w:rPr>
+                <w:noProof/>
+                <w:webHidden/>
+              </w:rPr>
+              <w:fldChar w:fldCharType="end"/>
+            </w:r>
+          </w:hyperlink>
+        </w:p>
+        <w:p>
+          <w:pPr>
+            <w:pStyle w:val="TOC2"/>
+            <w:tabs>
+              <w:tab w:val="right" w:leader="dot" w:pos="9016"/>
+            </w:tabs>
+            <w:rPr>
+              <w:noProof/>
+            </w:rPr>
+          </w:pPr>
+          <w:hyperlink w:anchor="_Toc224211444" w:history="1">
+            <w:r>
+              <w:rPr>
+                <w:rStyle w:val="Hyperlink"/>
+                <w:noProof/>
+              </w:rPr>
+              <w:t>A loyalty scheme that provides discounts and special offers</w:t>
+            </w:r>
+            <w:r>
+              <w:rPr>
+                <w:noProof/>
+                <w:webHidden/>
+              </w:rPr>
+              <w:tab/>
+            </w:r>
+            <w:r>
+              <w:rPr>
+                <w:noProof/>
+                <w:webHidden/>
+              </w:rPr>
+              <w:fldChar w:fldCharType="begin"/>
+            </w:r>
+            <w:r>
+              <w:rPr>
+                <w:noProof/>
+                <w:webHidden/>
+              </w:rPr>
+              <w:instrText xml:space="preserve"> PAGEREF _Toc224211444 \h </w:instrText>
+            </w:r>
+            <w:r>
+              <w:rPr>
+                <w:noProof/>
+                <w:webHidden/>
+              </w:rPr>
+            </w:r>
+            <w:r>
+              <w:rPr>
+                <w:noProof/>
+                <w:webHidden/>
+              </w:rPr>
+              <w:fldChar w:fldCharType="separate"/>
+            </w:r>
+            <w:r>
+              <w:rPr>
+                <w:noProof/>
+                <w:webHidden/>
+              </w:rPr>
+              <w:t>4</w:t>
+            </w:r>
+            <w:r>
+              <w:rPr>
+                <w:noProof/>
+                <w:webHidden/>
+              </w:rPr>
+              <w:fldChar w:fldCharType="end"/>
+            </w:r>
+          </w:hyperlink>
+        </w:p>
+        <w:p>
+          <w:pPr>
+            <w:pStyle w:val="TOC2"/>
+            <w:tabs>
+              <w:tab w:val="right" w:leader="dot" w:pos="9016"/>
+            </w:tabs>
+            <w:rPr>
+              <w:noProof/>
+            </w:rPr>
+          </w:pPr>
+          <w:hyperlink w:anchor="_Toc224211445" w:history="1">
+            <w:r>
+              <w:rPr>
+                <w:rStyle w:val="Hyperlink"/>
+                <w:noProof/>
+              </w:rPr>
+              <w:t>Accessibility features to support a wide range of users</w:t>
+            </w:r>
+            <w:r>
+              <w:rPr>
+                <w:noProof/>
+                <w:webHidden/>
+              </w:rPr>
+              <w:tab/>
+            </w:r>
+            <w:r>
+              <w:rPr>
+                <w:noProof/>
+                <w:webHidden/>
+              </w:rPr>
+              <w:fldChar w:fldCharType="begin"/>
+            </w:r>
+            <w:r>
+              <w:rPr>
+                <w:noProof/>
+                <w:webHidden/>
+              </w:rPr>
+              <w:instrText xml:space="preserve"> PAGEREF _Toc224211445 \h </w:instrText>
+            </w:r>
+            <w:r>
+              <w:rPr>
+                <w:noProof/>
+                <w:webHidden/>
+              </w:rPr>
+            </w:r>
+            <w:r>
+              <w:rPr>
+                <w:noProof/>
+                <w:webHidden/>
+              </w:rPr>
+              <w:fldChar w:fldCharType="separate"/>
+            </w:r>
+            <w:r>
+              <w:rPr>
+                <w:noProof/>
+                <w:webHidden/>
+              </w:rPr>
+              <w:t>4</w:t>
+            </w:r>
+            <w:r>
+              <w:rPr>
+                <w:noProof/>
+                <w:webHidden/>
+              </w:rPr>
+              <w:fldChar w:fldCharType="end"/>
+            </w:r>
+          </w:hyperlink>
+        </w:p>
+        <w:p>
+          <w:pPr>
+            <w:pStyle w:val="TOC1"/>
+            <w:tabs>
+              <w:tab w:val="right" w:leader="dot" w:pos="9016"/>
+            </w:tabs>
+            <w:rPr>
+              <w:noProof/>
+            </w:rPr>
+          </w:pPr>
+          <w:hyperlink w:anchor="_Toc224211446" w:history="1">
+            <w:r>
+              <w:rPr>
+                <w:rStyle w:val="Hyperlink"/>
+                <w:noProof/>
+              </w:rPr>
+              <w:t>Project Aim</w:t>
+            </w:r>
+            <w:r>
+              <w:rPr>
+                <w:noProof/>
+                <w:webHidden/>
+              </w:rPr>
+              <w:tab/>
+            </w:r>
+            <w:r>
+              <w:rPr>
+                <w:noProof/>
+                <w:webHidden/>
+              </w:rPr>
+              <w:fldChar w:fldCharType="begin"/>
+            </w:r>
+            <w:r>
+              <w:rPr>
+                <w:noProof/>
+                <w:webHidden/>
+              </w:rPr>
+              <w:instrText xml:space="preserve"> PAGEREF _Toc224211446 \h </w:instrText>
+            </w:r>
+            <w:r>
+              <w:rPr>
+                <w:noProof/>
+                <w:webHidden/>
+              </w:rPr>
+            </w:r>
+            <w:r>
+              <w:rPr>
+                <w:noProof/>
+                <w:webHidden/>
+              </w:rPr>
+              <w:fldChar w:fldCharType="separate"/>
+            </w:r>
+            <w:r>
+              <w:rPr>
+                <w:noProof/>
+                <w:webHidden/>
+              </w:rPr>
+              <w:t>4</w:t>
+            </w:r>
+            <w:r>
+              <w:rPr>
+                <w:noProof/>
+                <w:webHidden/>
+              </w:rPr>
+              <w:fldChar w:fldCharType="end"/>
+            </w:r>
+          </w:hyperlink>
+        </w:p>
+        <w:p>
+          <w:pPr>
+            <w:pStyle w:val="TOC1"/>
+            <w:tabs>
+              <w:tab w:val="right" w:leader="dot" w:pos="9016"/>
+            </w:tabs>
+            <w:rPr>
+              <w:noProof/>
+            </w:rPr>
+          </w:pPr>
+          <w:hyperlink w:anchor="_Toc224211447" w:history="1">
+            <w:r>
+              <w:rPr>
+                <w:rStyle w:val="Hyperlink"/>
+                <w:noProof/>
+              </w:rPr>
+              <w:t>Functional Requirements and User Acceptance Criteria</w:t>
+            </w:r>
+            <w:r>
+              <w:rPr>
+                <w:noProof/>
+                <w:webHidden/>
+              </w:rPr>
+              <w:tab/>
+            </w:r>
+            <w:r>
+              <w:rPr>
+                <w:noProof/>
+                <w:webHidden/>
+              </w:rPr>
+              <w:fldChar w:fldCharType="begin"/>
+            </w:r>
+            <w:r>
+              <w:rPr>
+                <w:noProof/>
+                <w:webHidden/>
+              </w:rPr>
+              <w:instrText xml:space="preserve"> PAGEREF _Toc224211447 \h </w:instrText>
+            </w:r>
+            <w:r>
+              <w:rPr>
+                <w:noProof/>
+                <w:webHidden/>
+              </w:rPr>
+            </w:r>
+            <w:r>
+              <w:rPr>
+                <w:noProof/>
+                <w:webHidden/>
+              </w:rPr>
+              <w:fldChar w:fldCharType="separate"/>
+            </w:r>
+            <w:r>
+              <w:rPr>
+                <w:noProof/>
+                <w:webHidden/>
+              </w:rPr>
+              <w:t>4</w:t>
+            </w:r>
+            <w:r>
+              <w:rPr>
+                <w:noProof/>
+                <w:webHidden/>
+              </w:rPr>
+              <w:fldChar w:fldCharType="end"/>
+            </w:r>
+          </w:hyperlink>
+        </w:p>
+        <w:p>
+          <w:pPr>
+            <w:pStyle w:val="TOC1"/>
+            <w:tabs>
+              <w:tab w:val="right" w:leader="dot" w:pos="9016"/>
+            </w:tabs>
+            <w:rPr>
+              <w:noProof/>
+            </w:rPr>
+          </w:pPr>
+          <w:hyperlink w:anchor="_Toc224211448" w:history="1">
+            <w:r>
+              <w:rPr>
+                <w:rStyle w:val="Hyperlink"/>
+                <w:noProof/>
+              </w:rPr>
+              <w:t>Non-Functional Requirements</w:t>
+            </w:r>
+            <w:r>
+              <w:rPr>
+                <w:noProof/>
+                <w:webHidden/>
+              </w:rPr>
+              <w:tab/>
+            </w:r>
+            <w:r>
+              <w:rPr>
+                <w:noProof/>
+                <w:webHidden/>
+              </w:rPr>
+              <w:fldChar w:fldCharType="begin"/>
+            </w:r>
+            <w:r>
+              <w:rPr>
+                <w:noProof/>
+                <w:webHidden/>
+              </w:rPr>
+              <w:instrText xml:space="preserve"> PAGEREF _Toc224211448 \h </w:instrText>
+            </w:r>
+            <w:r>
+              <w:rPr>
+                <w:noProof/>
+                <w:webHidden/>
+              </w:rPr>
+            </w:r>
+            <w:r>
+              <w:rPr>
+                <w:noProof/>
+                <w:webHidden/>
+              </w:rPr>
+              <w:fldChar w:fldCharType="separate"/>
+            </w:r>
+            <w:r>
+              <w:rPr>
+                <w:noProof/>
+                <w:webHidden/>
+              </w:rPr>
+              <w:t>17</w:t>
+            </w:r>
+            <w:r>
+              <w:rPr>
+                <w:noProof/>
+                <w:webHidden/>
+              </w:rPr>
+              <w:fldChar w:fldCharType="end"/>
+            </w:r>
+          </w:hyperlink>
+        </w:p>
+        <w:p>
+          <w:pPr>
+            <w:pStyle w:val="TOC1"/>
+            <w:tabs>
+              <w:tab w:val="right" w:leader="dot" w:pos="9016"/>
+            </w:tabs>
+            <w:rPr>
+              <w:noProof/>
+            </w:rPr>
+          </w:pPr>
+          <w:hyperlink w:anchor="_Toc224211449" w:history="1">
+            <w:r>
+              <w:rPr>
+                <w:rStyle w:val="Hyperlink"/>
+                <w:noProof/>
+              </w:rPr>
+              <w:t>UI Considerations</w:t>
+            </w:r>
+            <w:r>
+              <w:rPr>
+                <w:noProof/>
+                <w:webHidden/>
+              </w:rPr>
+              <w:tab/>
+            </w:r>
+            <w:r>
+              <w:rPr>
+                <w:noProof/>
+                <w:webHidden/>
+              </w:rPr>
+              <w:fldChar w:fldCharType="begin"/>
+            </w:r>
+            <w:r>
+              <w:rPr>
+                <w:noProof/>
+                <w:webHidden/>
+              </w:rPr>
+              <w:instrText xml:space="preserve"> PAGEREF _Toc224211449 \h </w:instrText>
+            </w:r>
+            <w:r>
+              <w:rPr>
+                <w:noProof/>
+                <w:webHidden/>
+              </w:rPr>
+            </w:r>
+            <w:r>
+              <w:rPr>
+                <w:noProof/>
+                <w:webHidden/>
+              </w:rPr>
+              <w:fldChar w:fldCharType="separate"/>
+            </w:r>
+            <w:r>
+              <w:rPr>
+                <w:noProof/>
+                <w:webHidden/>
+              </w:rPr>
+              <w:t>19</w:t>
+            </w:r>
+            <w:r>
+              <w:rPr>
+                <w:noProof/>
+                <w:webHidden/>
+              </w:rPr>
+              <w:fldChar w:fldCharType="end"/>
+            </w:r>
+          </w:hyperlink>
+        </w:p>
+        <w:p>
+          <w:pPr>
+            <w:pStyle w:val="TOC1"/>
+            <w:tabs>
+              <w:tab w:val="right" w:leader="dot" w:pos="9016"/>
+            </w:tabs>
+            <w:rPr>
+              <w:noProof/>
+            </w:rPr>
+          </w:pPr>
+          <w:hyperlink w:anchor="_Toc224211450" w:history="1">
+            <w:r>
+              <w:rPr>
+                <w:rStyle w:val="Hyperlink"/>
+                <w:noProof/>
+              </w:rPr>
+              <w:t>Security Considerations</w:t>
+            </w:r>
+            <w:r>
+              <w:rPr>
+                <w:noProof/>
+                <w:webHidden/>
+              </w:rPr>
+              <w:tab/>
+            </w:r>
+            <w:r>
+              <w:rPr>
+                <w:noProof/>
+                <w:webHidden/>
+              </w:rPr>
+              <w:fldChar w:fldCharType="begin"/>
+            </w:r>
+            <w:r>
+              <w:rPr>
+                <w:noProof/>
+                <w:webHidden/>
+              </w:rPr>
+              <w:instrText xml:space="preserve"> PAGEREF _Toc224211450 \h </w:instrText>
+            </w:r>
+            <w:r>
+              <w:rPr>
+                <w:noProof/>
+                <w:webHidden/>
+              </w:rPr>
+            </w:r>
+            <w:r>
+              <w:rPr>
+                <w:noProof/>
+                <w:webHidden/>
+              </w:rPr>
+              <w:fldChar w:fldCharType="separate"/>
+            </w:r>
+            <w:r>
+              <w:rPr>
+                <w:noProof/>
+                <w:webHidden/>
+              </w:rPr>
+              <w:t>20</w:t>
+            </w:r>
+            <w:r>
+              <w:rPr>
+                <w:noProof/>
+                <w:webHidden/>
+              </w:rPr>
+              <w:fldChar w:fldCharType="end"/>
+            </w:r>
+          </w:hyperlink>
+        </w:p>
+        <w:p>
+          <w:pPr>
+            <w:pStyle w:val="TOC2"/>
+            <w:tabs>
+              <w:tab w:val="right" w:leader="dot" w:pos="9016"/>
+            </w:tabs>
+            <w:rPr>
+              <w:noProof/>
+            </w:rPr>
+          </w:pPr>
+          <w:hyperlink w:anchor="_Toc224211451" w:history="1">
+            <w:r>
+              <w:rPr>
+                <w:rStyle w:val="Hyperlink"/>
+                <w:noProof/>
+              </w:rPr>
+              <w:t>Risk Matrix</w:t>
+            </w:r>
+            <w:r>
+              <w:rPr>
+                <w:noProof/>
+                <w:webHidden/>
+              </w:rPr>
+              <w:tab/>
+            </w:r>
+            <w:r>
+              <w:rPr>
+                <w:noProof/>
+                <w:webHidden/>
+              </w:rPr>
+              <w:fldChar w:fldCharType="begin"/>
+            </w:r>
+            <w:r>
+              <w:rPr>
+                <w:noProof/>
+                <w:webHidden/>
+              </w:rPr>
+              <w:instrText xml:space="preserve"> PAGEREF _Toc224211451 \h </w:instrText>
+            </w:r>
+            <w:r>
+              <w:rPr>
+                <w:noProof/>
+                <w:webHidden/>
+              </w:rPr>
+            </w:r>
+            <w:r>
+              <w:rPr>
+                <w:noProof/>
+                <w:webHidden/>
+              </w:rPr>
+              <w:fldChar w:fldCharType="separate"/>
+            </w:r>
+            <w:r>
+              <w:rPr>
+                <w:noProof/>
+                <w:webHidden/>
+              </w:rPr>
+              <w:t>20</w:t>
+            </w:r>
+            <w:r>
+              <w:rPr>
+                <w:noProof/>
+                <w:webHidden/>
+              </w:rPr>
+              <w:fldChar w:fldCharType="end"/>
+            </w:r>
+          </w:hyperlink>
+        </w:p>
+        <w:p>
+          <w:pPr>
+            <w:pStyle w:val="TOC2"/>
+            <w:tabs>
+              <w:tab w:val="right" w:leader="dot" w:pos="9016"/>
+            </w:tabs>
+            <w:rPr>
+              <w:noProof/>
+            </w:rPr>
+          </w:pPr>
+          <w:hyperlink w:anchor="_Toc224211452" w:history="1">
+            <w:r>
+              <w:rPr>
+                <w:rStyle w:val="Hyperlink"/>
+                <w:noProof/>
+              </w:rPr>
+              <w:t>Risks</w:t>
+            </w:r>
+            <w:r>
+              <w:rPr>
+                <w:noProof/>
+                <w:webHidden/>
+              </w:rPr>
+              <w:tab/>
+            </w:r>
+            <w:r>
+              <w:rPr>
+                <w:noProof/>
+                <w:webHidden/>
+              </w:rPr>
+              <w:fldChar w:fldCharType="begin"/>
+            </w:r>
+            <w:r>
+              <w:rPr>
+                <w:noProof/>
+                <w:webHidden/>
+              </w:rPr>
+              <w:instrText xml:space="preserve"> PAGEREF _Toc224211452 \h </w:instrText>
+            </w:r>
+            <w:r>
+              <w:rPr>
+                <w:noProof/>
+                <w:webHidden/>
+              </w:rPr>
+            </w:r>
+            <w:r>
+              <w:rPr>
+                <w:noProof/>
+                <w:webHidden/>
+              </w:rPr>
+              <w:fldChar w:fldCharType="separate"/>
+            </w:r>
+            <w:r>
+              <w:rPr>
+                <w:noProof/>
+                <w:webHidden/>
+              </w:rPr>
+              <w:t>20</w:t>
+            </w:r>
+            <w:r>
+              <w:rPr>
+                <w:noProof/>
+                <w:webHidden/>
+              </w:rPr>
+              <w:fldChar w:fldCharType="end"/>
+            </w:r>
+          </w:hyperlink>
+        </w:p>
+        <w:p>
+          <w:pPr>
+            <w:pStyle w:val="TOC3"/>
+            <w:tabs>
+              <w:tab w:val="right" w:leader="dot" w:pos="9016"/>
+            </w:tabs>
+            <w:rPr>
+              <w:noProof/>
+            </w:rPr>
+          </w:pPr>
+          <w:hyperlink w:anchor="_Toc224211453" w:history="1">
+            <w:r>
+              <w:rPr>
+                <w:rStyle w:val="Hyperlink"/>
+                <w:noProof/>
+              </w:rPr>
+              <w:t>General Project Risks</w:t>
+            </w:r>
+            <w:r>
+              <w:rPr>
+                <w:noProof/>
+                <w:webHidden/>
+              </w:rPr>
+              <w:tab/>
+            </w:r>
+            <w:r>
+              <w:rPr>
+                <w:noProof/>
+                <w:webHidden/>
+              </w:rPr>
+              <w:fldChar w:fldCharType="begin"/>
+            </w:r>
+            <w:r>
+              <w:rPr>
+                <w:noProof/>
+                <w:webHidden/>
+              </w:rPr>
+              <w:instrText xml:space="preserve"> PAGEREF _Toc224211453 \h </w:instrText>
+            </w:r>
+            <w:r>
+              <w:rPr>
+                <w:noProof/>
+                <w:webHidden/>
+              </w:rPr>
+            </w:r>
+            <w:r>
+              <w:rPr>
+                <w:noProof/>
+                <w:webHidden/>
+              </w:rPr>
+              <w:fldChar w:fldCharType="separate"/>
+            </w:r>
+            <w:r>
+              <w:rPr>
+                <w:noProof/>
+                <w:webHidden/>
+              </w:rPr>
+              <w:t>21</w:t>
+            </w:r>
+            <w:r>
+              <w:rPr>
+                <w:noProof/>
+                <w:webHidden/>
+              </w:rPr>
+              <w:fldChar w:fldCharType="end"/>
+            </w:r>
+          </w:hyperlink>
+        </w:p>
+        <w:p>
+          <w:pPr>
+            <w:pStyle w:val="TOC3"/>
+            <w:tabs>
+              <w:tab w:val="right" w:leader="dot" w:pos="9016"/>
+            </w:tabs>
+            <w:rPr>
+              <w:noProof/>
+            </w:rPr>
+          </w:pPr>
+          <w:hyperlink w:anchor="_Toc224211454" w:history="1">
+            <w:r>
+              <w:rPr>
+                <w:rStyle w:val="Hyperlink"/>
+                <w:noProof/>
+              </w:rPr>
+              <w:t>Technical Risks</w:t>
+            </w:r>
+            <w:r>
+              <w:rPr>
+                <w:noProof/>
+                <w:webHidden/>
+              </w:rPr>
+              <w:tab/>
+            </w:r>
+            <w:r>
+              <w:rPr>
+                <w:noProof/>
+                <w:webHidden/>
+              </w:rPr>
+              <w:fldChar w:fldCharType="begin"/>
+            </w:r>
+            <w:r>
+              <w:rPr>
+                <w:noProof/>
+                <w:webHidden/>
+              </w:rPr>
+              <w:instrText xml:space="preserve"> PAGEREF _Toc224211454 \h </w:instrText>
+            </w:r>
+            <w:r>
+              <w:rPr>
+                <w:noProof/>
+                <w:webHidden/>
+              </w:rPr>
+            </w:r>
+            <w:r>
+              <w:rPr>
+                <w:noProof/>
+                <w:webHidden/>
+              </w:rPr>
+              <w:fldChar w:fldCharType="separate"/>
+            </w:r>
+            <w:r>
+              <w:rPr>
+                <w:noProof/>
+                <w:webHidden/>
+              </w:rPr>
+              <w:t>22</w:t>
+            </w:r>
+            <w:r>
+              <w:rPr>
+                <w:noProof/>
+                <w:webHidden/>
+              </w:rPr>
+              <w:fldChar w:fldCharType="end"/>
+            </w:r>
+          </w:hyperlink>
+        </w:p>
+        <w:p>
+          <w:pPr>
+            <w:pStyle w:val="TOC3"/>
+            <w:tabs>
+              <w:tab w:val="right" w:leader="dot" w:pos="9016"/>
+            </w:tabs>
+            <w:rPr>
+              <w:noProof/>
+            </w:rPr>
+          </w:pPr>
+          <w:hyperlink w:anchor="_Toc224211455" w:history="1">
+            <w:r>
+              <w:rPr>
+                <w:rStyle w:val="Hyperlink"/>
+                <w:noProof/>
+              </w:rPr>
+              <w:t>Project Specific Risks</w:t>
+            </w:r>
+            <w:r>
+              <w:rPr>
+                <w:noProof/>
+                <w:webHidden/>
+              </w:rPr>
+              <w:tab/>
+            </w:r>
+            <w:r>
+              <w:rPr>
+                <w:noProof/>
+                <w:webHidden/>
+              </w:rPr>
+              <w:fldChar w:fldCharType="begin"/>
+            </w:r>
+            <w:r>
+              <w:rPr>
+                <w:noProof/>
+                <w:webHidden/>
+              </w:rPr>
+              <w:instrText xml:space="preserve"> PAGEREF _Toc224211455 \h </w:instrText>
+            </w:r>
+            <w:r>
+              <w:rPr>
+                <w:noProof/>
+                <w:webHidden/>
+              </w:rPr>
+            </w:r>
+            <w:r>
+              <w:rPr>
+                <w:noProof/>
+                <w:webHidden/>
+              </w:rPr>
+              <w:fldChar w:fldCharType="separate"/>
+            </w:r>
+            <w:r>
+              <w:rPr>
+                <w:noProof/>
+                <w:webHidden/>
+              </w:rPr>
+              <w:t>23</w:t>
+            </w:r>
+            <w:r>
+              <w:rPr>
+                <w:noProof/>
+                <w:webHidden/>
+              </w:rPr>
+              <w:fldChar w:fldCharType="end"/>
+            </w:r>
+          </w:hyperlink>
+        </w:p>
+        <w:p>
+          <w:pPr>
+            <w:pStyle w:val="TOC1"/>
+            <w:tabs>
+              <w:tab w:val="right" w:leader="dot" w:pos="9016"/>
+            </w:tabs>
+            <w:rPr>
+              <w:noProof/>
+            </w:rPr>
+          </w:pPr>
+          <w:hyperlink w:anchor="_Toc224211456" w:history="1">
+            <w:r>
+              <w:rPr>
+                <w:rStyle w:val="Hyperlink"/>
+                <w:noProof/>
+              </w:rPr>
+              <w:t>Legal and Regulatory Guidelines Considerations</w:t>
+            </w:r>
+            <w:r>
+              <w:rPr>
+                <w:noProof/>
+                <w:webHidden/>
+              </w:rPr>
+              <w:tab/>
+            </w:r>
+            <w:r>
+              <w:rPr>
+                <w:noProof/>
+                <w:webHidden/>
+              </w:rPr>
+              <w:fldChar w:fldCharType="begin"/>
+            </w:r>
+            <w:r>
+              <w:rPr>
+                <w:noProof/>
+                <w:webHidden/>
+              </w:rPr>
+              <w:instrText xml:space="preserve"> PAGEREF _Toc224211456 \h </w:instrText>
+            </w:r>
+            <w:r>
+              <w:rPr>
+                <w:noProof/>
+                <w:webHidden/>
+              </w:rPr>
+            </w:r>
+            <w:r>
+              <w:rPr>
+                <w:noProof/>
+                <w:webHidden/>
+              </w:rPr>
+              <w:fldChar w:fldCharType="separate"/>
+            </w:r>
+            <w:r>
+              <w:rPr>
+                <w:noProof/>
+                <w:webHidden/>
+              </w:rPr>
+              <w:t>23</w:t>
+            </w:r>
+            <w:r>
+              <w:rPr>
+                <w:noProof/>
+                <w:webHidden/>
+              </w:rPr>
+              <w:fldChar w:fldCharType="end"/>
+            </w:r>
+          </w:hyperlink>
+        </w:p>
+        <w:p>
           <w:r>
             <w:rPr>
               <w:b/>
@@ -683,14 +2028,15 @@
           <w:szCs w:val="40"/>
         </w:rPr>
       </w:pPr>
+      <w:bookmarkStart w:id="0" w:name="_Toc224211437"/>
       <w:r>
         <w:rPr>
           <w:sz w:val="40"/>
           <w:szCs w:val="40"/>
         </w:rPr>
-        <w:lastRenderedPageBreak/>
         <w:t>Business Context</w:t>
       </w:r>
+      <w:bookmarkEnd w:id="0"/>
     </w:p>
     <w:p>
       <w:r>
@@ -708,9 +2054,11 @@
       <w:pPr>
         <w:pStyle w:val="Heading2"/>
       </w:pPr>
+      <w:bookmarkStart w:id="1" w:name="_Toc224211438"/>
       <w:r>
         <w:t>Provide information about the producers, their methods and the benefits of buying locally</w:t>
       </w:r>
+      <w:bookmarkEnd w:id="1"/>
       <w:r>
         <w:t xml:space="preserve"> </w:t>
       </w:r>
@@ -743,18 +2091,21 @@
     </w:p>
     <w:p/>
     <w:p>
+      <w:bookmarkStart w:id="2" w:name="_Toc224211439"/>
       <w:r>
         <w:rPr>
           <w:rStyle w:val="Heading2Char"/>
         </w:rPr>
         <w:t>Allow customers to view products with transparent pricing and availability</w:t>
       </w:r>
+      <w:bookmarkEnd w:id="2"/>
       <w:r>
         <w:t xml:space="preserve"> </w:t>
       </w:r>
     </w:p>
     <w:p>
       <w:r>
+        <w:lastRenderedPageBreak/>
         <w:t xml:space="preserve">The problem being solved here is the </w:t>
       </w:r>
       <w:r>
@@ -769,6 +2120,7 @@
       <w:pPr>
         <w:pStyle w:val="Heading2"/>
       </w:pPr>
+      <w:bookmarkStart w:id="3" w:name="_Toc224211440"/>
       <w:r>
         <w:t xml:space="preserve">Allow customers to </w:t>
       </w:r>
@@ -778,6 +2130,7 @@
       <w:r>
         <w:t>lace orders for collection or delivery</w:t>
       </w:r>
+      <w:bookmarkEnd w:id="3"/>
     </w:p>
     <w:p>
       <w:r>
@@ -801,6 +2154,7 @@
       <w:pPr>
         <w:pStyle w:val="Heading2"/>
       </w:pPr>
+      <w:bookmarkStart w:id="4" w:name="_Toc224211441"/>
       <w:r>
         <w:t>Allow customers to</w:t>
       </w:r>
@@ -810,6 +2164,7 @@
       <w:r>
         <w:t>anage their accounts and view order history</w:t>
       </w:r>
+      <w:bookmarkEnd w:id="4"/>
       <w:r>
         <w:t xml:space="preserve"> </w:t>
       </w:r>
@@ -840,9 +2195,11 @@
       <w:pPr>
         <w:pStyle w:val="Heading2"/>
       </w:pPr>
+      <w:bookmarkStart w:id="5" w:name="_Toc224211442"/>
       <w:r>
         <w:t>Provide a dashboard to enable producers to manage stock levels, update product details and view orders</w:t>
       </w:r>
+      <w:bookmarkEnd w:id="5"/>
       <w:r>
         <w:t xml:space="preserve"> </w:t>
       </w:r>
@@ -879,9 +2236,11 @@
       <w:pPr>
         <w:pStyle w:val="Heading2"/>
       </w:pPr>
+      <w:bookmarkStart w:id="6" w:name="_Toc224211443"/>
       <w:r>
         <w:t>Order management, scheduling and tracking features</w:t>
       </w:r>
+      <w:bookmarkEnd w:id="6"/>
       <w:r>
         <w:t xml:space="preserve"> </w:t>
       </w:r>
@@ -915,8 +2274,13 @@
       <w:pPr>
         <w:pStyle w:val="Heading2"/>
       </w:pPr>
-      <w:r>
-        <w:t xml:space="preserve">A loyalty scheme that provides discounts and special offers </w:t>
+      <w:bookmarkStart w:id="7" w:name="_Toc224211444"/>
+      <w:r>
+        <w:t>A loyalty scheme that provides discounts and special offers</w:t>
+      </w:r>
+      <w:bookmarkEnd w:id="7"/>
+      <w:r>
+        <w:t xml:space="preserve"> </w:t>
       </w:r>
     </w:p>
     <w:p>
@@ -939,8 +2303,13 @@
       <w:pPr>
         <w:pStyle w:val="Heading2"/>
       </w:pPr>
-      <w:r>
-        <w:t xml:space="preserve">Accessibility features to support a wide range of users </w:t>
+      <w:bookmarkStart w:id="8" w:name="_Toc224211445"/>
+      <w:r>
+        <w:t>Accessibility features to support a wide range of users</w:t>
+      </w:r>
+      <w:bookmarkEnd w:id="8"/>
+      <w:r>
+        <w:t xml:space="preserve"> </w:t>
       </w:r>
     </w:p>
     <w:p>
@@ -960,6 +2329,7 @@
           <w:szCs w:val="40"/>
         </w:rPr>
       </w:pPr>
+      <w:bookmarkStart w:id="9" w:name="_Toc224211446"/>
       <w:r>
         <w:rPr>
           <w:sz w:val="40"/>
@@ -967,6 +2337,7 @@
         </w:rPr>
         <w:t>Project Aim</w:t>
       </w:r>
+      <w:bookmarkEnd w:id="9"/>
     </w:p>
     <w:p>
       <w:r>
@@ -1011,7 +2382,6 @@
         </w:numPr>
       </w:pPr>
       <w:r>
-        <w:lastRenderedPageBreak/>
         <w:t>View products with transparent pricing and availability</w:t>
       </w:r>
     </w:p>
@@ -1126,6 +2496,7 @@
           <w:szCs w:val="40"/>
         </w:rPr>
       </w:pPr>
+      <w:bookmarkStart w:id="10" w:name="_Toc224211447"/>
       <w:r>
         <w:rPr>
           <w:sz w:val="40"/>
@@ -1133,6 +2504,7 @@
         </w:rPr>
         <w:t>Functional Requirements and User Acceptance Criteria</w:t>
       </w:r>
+      <w:bookmarkEnd w:id="10"/>
     </w:p>
     <w:p>
       <w:r>
@@ -1141,6 +2513,7 @@
     </w:p>
     <w:p>
       <w:r>
+        <w:lastRenderedPageBreak/>
         <w:t>John – One of the many producers selling products at GLH</w:t>
       </w:r>
     </w:p>
@@ -1368,7 +2741,6 @@
               </w:numPr>
             </w:pPr>
             <w:r>
-              <w:lastRenderedPageBreak/>
               <w:t>The system must check that the email is not already registered</w:t>
             </w:r>
           </w:p>
@@ -1427,12 +2799,7 @@
           </w:tcPr>
           <w:p>
             <w:r>
-              <w:lastRenderedPageBreak/>
-              <w:t xml:space="preserve">Registration ensures customers have personalised access to their orders, preferences and account details making the web app more efficient and allows users to have a better user experience. Personalised access helps users manage and track their orders more efficiently. This help users to save time which then helps the business reducing customer frustration. With the user experience improving this encourages users </w:t>
-            </w:r>
-            <w:r>
-              <w:lastRenderedPageBreak/>
-              <w:t xml:space="preserve">to use the </w:t>
+              <w:t xml:space="preserve">Registration ensures customers have personalised access to their orders, preferences and account details making the web app more efficient and allows users to have a better user experience. Personalised access helps users manage and track their orders more efficiently. This help users to save time which then helps the business reducing customer frustration. With the user experience improving this encourages users to use the </w:t>
             </w:r>
             <w:r>
               <w:t>system</w:t>
@@ -1453,6 +2820,7 @@
           </w:tcPr>
           <w:p>
             <w:r>
+              <w:lastRenderedPageBreak/>
               <w:t>The system must allow users to log in securely</w:t>
             </w:r>
           </w:p>
@@ -1747,7 +3115,6 @@
               <w:t xml:space="preserve"> </w:t>
             </w:r>
             <w:r>
-              <w:lastRenderedPageBreak/>
               <w:t>detailed information about local producers and their products.</w:t>
             </w:r>
           </w:p>
@@ -1758,12 +3125,7 @@
           </w:tcPr>
           <w:p>
             <w:r>
-              <w:lastRenderedPageBreak/>
-              <w:t xml:space="preserve">As a customer, I Noah wants to check the </w:t>
-            </w:r>
-            <w:r>
-              <w:lastRenderedPageBreak/>
-              <w:t xml:space="preserve">producer of the product that I bought so that I can check if the product is </w:t>
+              <w:t xml:space="preserve">As a customer, I Noah wants to check the producer of the product that I bought so that I can check if the product is </w:t>
             </w:r>
             <w:r>
               <w:t>safe to consume.</w:t>
@@ -1792,220 +3154,219 @@
               </w:numPr>
             </w:pPr>
             <w:r>
+              <w:t>Users can easily access the Producers page from the main navigation.</w:t>
+            </w:r>
+          </w:p>
+          <w:p>
+            <w:pPr>
+              <w:pStyle w:val="ListParagraph"/>
+              <w:numPr>
+                <w:ilvl w:val="0"/>
+                <w:numId w:val="5"/>
+              </w:numPr>
+            </w:pPr>
+            <w:r>
+              <w:t>There should be a View Producers section on the Home page.</w:t>
+            </w:r>
+          </w:p>
+          <w:p>
+            <w:pPr>
+              <w:pStyle w:val="ListParagraph"/>
+              <w:numPr>
+                <w:ilvl w:val="0"/>
+                <w:numId w:val="5"/>
+              </w:numPr>
+            </w:pPr>
+            <w:r>
+              <w:t>Users can view a list of local producers available on the platform.</w:t>
+            </w:r>
+          </w:p>
+          <w:p>
+            <w:pPr>
+              <w:pStyle w:val="ListParagraph"/>
+              <w:numPr>
+                <w:ilvl w:val="0"/>
+                <w:numId w:val="5"/>
+              </w:numPr>
+            </w:pPr>
+            <w:r>
+              <w:t>Users can select a producer to view more detailed information.</w:t>
+            </w:r>
+          </w:p>
+          <w:p>
+            <w:pPr>
+              <w:pStyle w:val="ListParagraph"/>
+              <w:numPr>
+                <w:ilvl w:val="0"/>
+                <w:numId w:val="5"/>
+              </w:numPr>
+            </w:pPr>
+            <w:r>
+              <w:t>Users can view information about the producer</w:t>
+            </w:r>
+            <w:r>
+              <w:t xml:space="preserve"> </w:t>
+            </w:r>
+            <w:r>
+              <w:t xml:space="preserve">including their name, location and </w:t>
+            </w:r>
+            <w:r>
               <w:lastRenderedPageBreak/>
-              <w:t xml:space="preserve">Users can easily access the </w:t>
+              <w:t>business</w:t>
+            </w:r>
+            <w:r>
+              <w:t xml:space="preserve"> </w:t>
+            </w:r>
+            <w:r>
+              <w:t>description.</w:t>
+            </w:r>
+          </w:p>
+          <w:p>
+            <w:pPr>
+              <w:pStyle w:val="ListParagraph"/>
+              <w:numPr>
+                <w:ilvl w:val="0"/>
+                <w:numId w:val="5"/>
+              </w:numPr>
+            </w:pPr>
+            <w:r>
+              <w:t>Users can view information about the producer’s production methods.</w:t>
+            </w:r>
+          </w:p>
+          <w:p>
+            <w:pPr>
+              <w:pStyle w:val="ListParagraph"/>
+              <w:numPr>
+                <w:ilvl w:val="0"/>
+                <w:numId w:val="5"/>
+              </w:numPr>
+            </w:pPr>
+            <w:r>
+              <w:t>Users can view information about the benefits of buying local products.</w:t>
+            </w:r>
+          </w:p>
+          <w:p>
+            <w:pPr>
+              <w:pStyle w:val="ListParagraph"/>
+              <w:numPr>
+                <w:ilvl w:val="0"/>
+                <w:numId w:val="5"/>
+              </w:numPr>
+            </w:pPr>
+            <w:r>
+              <w:t>Users can view the products provided by each producer.</w:t>
+            </w:r>
+          </w:p>
+          <w:p>
+            <w:pPr>
+              <w:pStyle w:val="ListParagraph"/>
+              <w:numPr>
+                <w:ilvl w:val="0"/>
+                <w:numId w:val="5"/>
+              </w:numPr>
+            </w:pPr>
+            <w:r>
+              <w:t>The s</w:t>
+            </w:r>
+            <w:r>
+              <w:t>ystem</w:t>
+            </w:r>
+            <w:r>
+              <w:t xml:space="preserve"> must display product details including product name, description, price and availability.</w:t>
+            </w:r>
+          </w:p>
+          <w:p>
+            <w:pPr>
+              <w:pStyle w:val="ListParagraph"/>
+              <w:numPr>
+                <w:ilvl w:val="0"/>
+                <w:numId w:val="5"/>
+              </w:numPr>
+            </w:pPr>
+            <w:r>
+              <w:t>The s</w:t>
+            </w:r>
+            <w:r>
+              <w:t>ystem</w:t>
+            </w:r>
+            <w:r>
+              <w:t xml:space="preserve"> must ensure that product information is updated when producers update their product details.</w:t>
+            </w:r>
+          </w:p>
+          <w:p>
+            <w:pPr>
+              <w:pStyle w:val="ListParagraph"/>
+              <w:numPr>
+                <w:ilvl w:val="0"/>
+                <w:numId w:val="5"/>
+              </w:numPr>
+            </w:pPr>
+            <w:r>
+              <w:t>Admins should be able to manage producer information.</w:t>
+            </w:r>
+          </w:p>
+          <w:p>
+            <w:pPr>
+              <w:pStyle w:val="ListParagraph"/>
+              <w:numPr>
+                <w:ilvl w:val="0"/>
+                <w:numId w:val="5"/>
+              </w:numPr>
+            </w:pPr>
+            <w:r>
+              <w:t>Producers should be able to update their own producer profile information.</w:t>
+            </w:r>
+          </w:p>
+          <w:p>
+            <w:pPr>
+              <w:pStyle w:val="ListParagraph"/>
+              <w:numPr>
+                <w:ilvl w:val="0"/>
+                <w:numId w:val="5"/>
+              </w:numPr>
+            </w:pPr>
+            <w:r>
+              <w:t xml:space="preserve">The </w:t>
+            </w:r>
+            <w:r>
+              <w:t>system</w:t>
+            </w:r>
+            <w:r>
+              <w:t xml:space="preserve"> must store producer and product information securely.</w:t>
+            </w:r>
+          </w:p>
+          <w:p>
+            <w:pPr>
+              <w:pStyle w:val="ListParagraph"/>
+              <w:numPr>
+                <w:ilvl w:val="0"/>
+                <w:numId w:val="5"/>
+              </w:numPr>
+            </w:pPr>
+            <w:r>
+              <w:t>Customers should only be able to view producer information and not edit it.</w:t>
+            </w:r>
+          </w:p>
+          <w:p>
+            <w:pPr>
+              <w:pStyle w:val="ListParagraph"/>
+              <w:numPr>
+                <w:ilvl w:val="0"/>
+                <w:numId w:val="5"/>
+              </w:numPr>
+            </w:pPr>
+            <w:r>
+              <w:t>The s</w:t>
+            </w:r>
+            <w:r>
+              <w:t>ystem</w:t>
+            </w:r>
+            <w:r>
+              <w:t xml:space="preserve"> must only allow producers or </w:t>
             </w:r>
             <w:r>
               <w:lastRenderedPageBreak/>
-              <w:t>Producers page from the main navigation.</w:t>
-            </w:r>
-          </w:p>
-          <w:p>
-            <w:pPr>
-              <w:pStyle w:val="ListParagraph"/>
-              <w:numPr>
-                <w:ilvl w:val="0"/>
-                <w:numId w:val="5"/>
-              </w:numPr>
-            </w:pPr>
-            <w:r>
-              <w:t>There should be a View Producers section on the Home page.</w:t>
-            </w:r>
-          </w:p>
-          <w:p>
-            <w:pPr>
-              <w:pStyle w:val="ListParagraph"/>
-              <w:numPr>
-                <w:ilvl w:val="0"/>
-                <w:numId w:val="5"/>
-              </w:numPr>
-            </w:pPr>
-            <w:r>
-              <w:t>Users can view a list of local producers available on the platform.</w:t>
-            </w:r>
-          </w:p>
-          <w:p>
-            <w:pPr>
-              <w:pStyle w:val="ListParagraph"/>
-              <w:numPr>
-                <w:ilvl w:val="0"/>
-                <w:numId w:val="5"/>
-              </w:numPr>
-            </w:pPr>
-            <w:r>
-              <w:t>Users can select a producer to view more detailed information.</w:t>
-            </w:r>
-          </w:p>
-          <w:p>
-            <w:pPr>
-              <w:pStyle w:val="ListParagraph"/>
-              <w:numPr>
-                <w:ilvl w:val="0"/>
-                <w:numId w:val="5"/>
-              </w:numPr>
-            </w:pPr>
-            <w:r>
-              <w:t>Users can view information about the producer</w:t>
-            </w:r>
-            <w:r>
-              <w:t xml:space="preserve"> </w:t>
-            </w:r>
-            <w:r>
-              <w:t>including their name, location and business</w:t>
-            </w:r>
-            <w:r>
-              <w:t xml:space="preserve"> </w:t>
-            </w:r>
-            <w:r>
-              <w:t>description.</w:t>
-            </w:r>
-          </w:p>
-          <w:p>
-            <w:pPr>
-              <w:pStyle w:val="ListParagraph"/>
-              <w:numPr>
-                <w:ilvl w:val="0"/>
-                <w:numId w:val="5"/>
-              </w:numPr>
-            </w:pPr>
-            <w:r>
-              <w:t>Users can view information about the producer’s production methods.</w:t>
-            </w:r>
-          </w:p>
-          <w:p>
-            <w:pPr>
-              <w:pStyle w:val="ListParagraph"/>
-              <w:numPr>
-                <w:ilvl w:val="0"/>
-                <w:numId w:val="5"/>
-              </w:numPr>
-            </w:pPr>
-            <w:r>
-              <w:t>Users can view information about the benefits of buying local products.</w:t>
-            </w:r>
-          </w:p>
-          <w:p>
-            <w:pPr>
-              <w:pStyle w:val="ListParagraph"/>
-              <w:numPr>
-                <w:ilvl w:val="0"/>
-                <w:numId w:val="5"/>
-              </w:numPr>
-            </w:pPr>
-            <w:r>
-              <w:t>Users can view the products provided by each producer.</w:t>
-            </w:r>
-          </w:p>
-          <w:p>
-            <w:pPr>
-              <w:pStyle w:val="ListParagraph"/>
-              <w:numPr>
-                <w:ilvl w:val="0"/>
-                <w:numId w:val="5"/>
-              </w:numPr>
-            </w:pPr>
-            <w:r>
-              <w:t>The s</w:t>
-            </w:r>
-            <w:r>
-              <w:t>ystem</w:t>
-            </w:r>
-            <w:r>
-              <w:t xml:space="preserve"> must display product details including product name, description, price and availability.</w:t>
-            </w:r>
-          </w:p>
-          <w:p>
-            <w:pPr>
-              <w:pStyle w:val="ListParagraph"/>
-              <w:numPr>
-                <w:ilvl w:val="0"/>
-                <w:numId w:val="5"/>
-              </w:numPr>
-            </w:pPr>
-            <w:r>
-              <w:t>The s</w:t>
-            </w:r>
-            <w:r>
-              <w:t>ystem</w:t>
-            </w:r>
-            <w:r>
-              <w:t xml:space="preserve"> must ensure that product information is updated when producers update their product details.</w:t>
-            </w:r>
-          </w:p>
-          <w:p>
-            <w:pPr>
-              <w:pStyle w:val="ListParagraph"/>
-              <w:numPr>
-                <w:ilvl w:val="0"/>
-                <w:numId w:val="5"/>
-              </w:numPr>
-            </w:pPr>
-            <w:r>
-              <w:t xml:space="preserve">Admins should be able to manage </w:t>
-            </w:r>
-            <w:r>
-              <w:lastRenderedPageBreak/>
-              <w:t>producer information.</w:t>
-            </w:r>
-          </w:p>
-          <w:p>
-            <w:pPr>
-              <w:pStyle w:val="ListParagraph"/>
-              <w:numPr>
-                <w:ilvl w:val="0"/>
-                <w:numId w:val="5"/>
-              </w:numPr>
-            </w:pPr>
-            <w:r>
-              <w:t>Producers should be able to update their own producer profile information.</w:t>
-            </w:r>
-          </w:p>
-          <w:p>
-            <w:pPr>
-              <w:pStyle w:val="ListParagraph"/>
-              <w:numPr>
-                <w:ilvl w:val="0"/>
-                <w:numId w:val="5"/>
-              </w:numPr>
-            </w:pPr>
-            <w:r>
-              <w:t xml:space="preserve">The </w:t>
-            </w:r>
-            <w:r>
-              <w:t>system</w:t>
-            </w:r>
-            <w:r>
-              <w:t xml:space="preserve"> must store producer and product information securely.</w:t>
-            </w:r>
-          </w:p>
-          <w:p>
-            <w:pPr>
-              <w:pStyle w:val="ListParagraph"/>
-              <w:numPr>
-                <w:ilvl w:val="0"/>
-                <w:numId w:val="5"/>
-              </w:numPr>
-            </w:pPr>
-            <w:r>
-              <w:t>Customers should only be able to view producer information and not edit it.</w:t>
-            </w:r>
-          </w:p>
-          <w:p>
-            <w:pPr>
-              <w:pStyle w:val="ListParagraph"/>
-              <w:numPr>
-                <w:ilvl w:val="0"/>
-                <w:numId w:val="5"/>
-              </w:numPr>
-            </w:pPr>
-            <w:r>
-              <w:t>The s</w:t>
-            </w:r>
-            <w:r>
-              <w:t>ystem</w:t>
-            </w:r>
-            <w:r>
-              <w:t xml:space="preserve"> must only allow producers or admins to edit producer information.</w:t>
+              <w:t>admins to edit producer information.</w:t>
             </w:r>
           </w:p>
           <w:p>
@@ -2028,17 +3389,17 @@
           <w:p>
             <w:r>
               <w:lastRenderedPageBreak/>
-              <w:t xml:space="preserve">Providing detailed information about </w:t>
+              <w:t xml:space="preserve">Providing detailed information about local producers and their products helps customers </w:t>
+            </w:r>
+            <w:r>
+              <w:t xml:space="preserve">make informed decisions which reduces customer inquiries and ensuring higher satisfaction to their choices. This is important because it allows the customers to evaluate the product quality, origin and pricing before making an order. </w:t>
+            </w:r>
+            <w:r>
+              <w:t xml:space="preserve">Doing this leads to users making informed decisions which leads to higher customer satisfaction. </w:t>
             </w:r>
             <w:r>
               <w:lastRenderedPageBreak/>
-              <w:t xml:space="preserve">local producers and their products helps customers </w:t>
-            </w:r>
-            <w:r>
-              <w:t xml:space="preserve">make informed decisions which reduces customer inquiries and ensuring higher satisfaction to their choices. This is important because it allows the customers to evaluate the product quality, origin and pricing before making an order. </w:t>
-            </w:r>
-            <w:r>
-              <w:t>Doing this leads to users making informed decisions which leads to higher customer satisfaction. This would help reducing customer complaints and cancellations improving efficiency in the business.</w:t>
+              <w:t>This would help reducing customer complaints and cancellations improving efficiency in the business.</w:t>
             </w:r>
           </w:p>
         </w:tc>
@@ -2157,68 +3518,71 @@
               </w:numPr>
             </w:pPr>
             <w:r>
+              <w:t>Users can view product availability</w:t>
+            </w:r>
+          </w:p>
+          <w:p>
+            <w:pPr>
+              <w:pStyle w:val="ListParagraph"/>
+              <w:numPr>
+                <w:ilvl w:val="0"/>
+                <w:numId w:val="6"/>
+              </w:numPr>
+            </w:pPr>
+            <w:r>
+              <w:t>Users can view the producer of each product.</w:t>
+            </w:r>
+          </w:p>
+          <w:p>
+            <w:pPr>
+              <w:pStyle w:val="ListParagraph"/>
+              <w:numPr>
+                <w:ilvl w:val="0"/>
+                <w:numId w:val="6"/>
+              </w:numPr>
+            </w:pPr>
+            <w:r>
+              <w:t>Users can filter products by category or producer</w:t>
+            </w:r>
+          </w:p>
+          <w:p>
+            <w:pPr>
+              <w:pStyle w:val="ListParagraph"/>
+              <w:numPr>
+                <w:ilvl w:val="0"/>
+                <w:numId w:val="6"/>
+              </w:numPr>
+            </w:pPr>
+            <w:r>
+              <w:t>Users can search for products using a search bar</w:t>
+            </w:r>
+          </w:p>
+          <w:p>
+            <w:pPr>
+              <w:pStyle w:val="ListParagraph"/>
+              <w:numPr>
+                <w:ilvl w:val="0"/>
+                <w:numId w:val="6"/>
+              </w:numPr>
+            </w:pPr>
+            <w:r>
+              <w:t>The system must display accurate pricing for all products.</w:t>
+            </w:r>
+          </w:p>
+          <w:p>
+            <w:pPr>
+              <w:pStyle w:val="ListParagraph"/>
+              <w:numPr>
+                <w:ilvl w:val="0"/>
+                <w:numId w:val="6"/>
+              </w:numPr>
+            </w:pPr>
+            <w:r>
+              <w:t xml:space="preserve">The system must update product availability when </w:t>
+            </w:r>
+            <w:r>
               <w:lastRenderedPageBreak/>
-              <w:t>Users can view product availability</w:t>
-            </w:r>
-          </w:p>
-          <w:p>
-            <w:pPr>
-              <w:pStyle w:val="ListParagraph"/>
-              <w:numPr>
-                <w:ilvl w:val="0"/>
-                <w:numId w:val="6"/>
-              </w:numPr>
-            </w:pPr>
-            <w:r>
-              <w:t>Users can view the producer of each product.</w:t>
-            </w:r>
-          </w:p>
-          <w:p>
-            <w:pPr>
-              <w:pStyle w:val="ListParagraph"/>
-              <w:numPr>
-                <w:ilvl w:val="0"/>
-                <w:numId w:val="6"/>
-              </w:numPr>
-            </w:pPr>
-            <w:r>
-              <w:t>Users can filter products by category or producer</w:t>
-            </w:r>
-          </w:p>
-          <w:p>
-            <w:pPr>
-              <w:pStyle w:val="ListParagraph"/>
-              <w:numPr>
-                <w:ilvl w:val="0"/>
-                <w:numId w:val="6"/>
-              </w:numPr>
-            </w:pPr>
-            <w:r>
-              <w:t>Users can search for products using a search bar</w:t>
-            </w:r>
-          </w:p>
-          <w:p>
-            <w:pPr>
-              <w:pStyle w:val="ListParagraph"/>
-              <w:numPr>
-                <w:ilvl w:val="0"/>
-                <w:numId w:val="6"/>
-              </w:numPr>
-            </w:pPr>
-            <w:r>
-              <w:t>The system must display accurate pricing for all products.</w:t>
-            </w:r>
-          </w:p>
-          <w:p>
-            <w:pPr>
-              <w:pStyle w:val="ListParagraph"/>
-              <w:numPr>
-                <w:ilvl w:val="0"/>
-                <w:numId w:val="6"/>
-              </w:numPr>
-            </w:pPr>
-            <w:r>
-              <w:t>The system must update product availability when stock levels change.</w:t>
+              <w:t>stock levels change.</w:t>
             </w:r>
           </w:p>
           <w:p>
@@ -2301,11 +3665,7 @@
               <w:t xml:space="preserve"> browsing system allows users to find relevant products </w:t>
             </w:r>
             <w:r>
-              <w:t xml:space="preserve">quickly and without confusion overall </w:t>
-            </w:r>
-            <w:r>
-              <w:lastRenderedPageBreak/>
-              <w:t>improving the user experience.</w:t>
+              <w:t>quickly and without confusion overall improving the user experience.</w:t>
             </w:r>
           </w:p>
         </w:tc>
@@ -2370,11 +3730,83 @@
               </w:numPr>
             </w:pPr>
             <w:r>
-              <w:t xml:space="preserve">Users can view available products </w:t>
+              <w:t>Users can view available products in the product catalogue.</w:t>
+            </w:r>
+          </w:p>
+          <w:p>
+            <w:pPr>
+              <w:pStyle w:val="ListParagraph"/>
+              <w:numPr>
+                <w:ilvl w:val="0"/>
+                <w:numId w:val="7"/>
+              </w:numPr>
+            </w:pPr>
+            <w:r>
+              <w:t>Users can add products to their shopping cart.</w:t>
+            </w:r>
+          </w:p>
+          <w:p>
+            <w:pPr>
+              <w:pStyle w:val="ListParagraph"/>
+              <w:numPr>
+                <w:ilvl w:val="0"/>
+                <w:numId w:val="7"/>
+              </w:numPr>
+            </w:pPr>
+            <w:r>
+              <w:t>Users can view the products added to their shopping cart.</w:t>
+            </w:r>
+          </w:p>
+          <w:p>
+            <w:pPr>
+              <w:pStyle w:val="ListParagraph"/>
+              <w:numPr>
+                <w:ilvl w:val="0"/>
+                <w:numId w:val="7"/>
+              </w:numPr>
+            </w:pPr>
+            <w:r>
+              <w:t>Users can update the quantity of products in the shopping cart.</w:t>
+            </w:r>
+          </w:p>
+          <w:p>
+            <w:pPr>
+              <w:pStyle w:val="ListParagraph"/>
+              <w:numPr>
+                <w:ilvl w:val="0"/>
+                <w:numId w:val="7"/>
+              </w:numPr>
+            </w:pPr>
+            <w:r>
+              <w:t>Users can remove products from the shopping cart.</w:t>
+            </w:r>
+          </w:p>
+          <w:p>
+            <w:pPr>
+              <w:pStyle w:val="ListParagraph"/>
+              <w:numPr>
+                <w:ilvl w:val="0"/>
+                <w:numId w:val="7"/>
+              </w:numPr>
+            </w:pPr>
+            <w:r>
+              <w:t>There should be a Checkout button on the cart page.</w:t>
+            </w:r>
+          </w:p>
+          <w:p>
+            <w:pPr>
+              <w:pStyle w:val="ListParagraph"/>
+              <w:numPr>
+                <w:ilvl w:val="0"/>
+                <w:numId w:val="7"/>
+              </w:numPr>
+            </w:pPr>
+            <w:r>
+              <w:t xml:space="preserve">Users can review their order before </w:t>
             </w:r>
             <w:r>
               <w:lastRenderedPageBreak/>
-              <w:t>in the product catalogue.</w:t>
+              <w:t>confirming the purchase.</w:t>
             </w:r>
           </w:p>
           <w:p>
@@ -2386,7 +3818,7 @@
               </w:numPr>
             </w:pPr>
             <w:r>
-              <w:t>Users can add products to their shopping cart.</w:t>
+              <w:t>Users can select their preferred order method</w:t>
             </w:r>
           </w:p>
           <w:p>
@@ -2398,7 +3830,7 @@
               </w:numPr>
             </w:pPr>
             <w:r>
-              <w:t>Users can view the products added to their shopping cart.</w:t>
+              <w:t>Users selecting delivery must be able to enter their delivery address.</w:t>
             </w:r>
           </w:p>
           <w:p>
@@ -2410,7 +3842,7 @@
               </w:numPr>
             </w:pPr>
             <w:r>
-              <w:t>Users can update the quantity of products in the shopping cart.</w:t>
+              <w:t>Users selecting collection must be able to choose an available collection time slot.</w:t>
             </w:r>
           </w:p>
           <w:p>
@@ -2422,7 +3854,7 @@
               </w:numPr>
             </w:pPr>
             <w:r>
-              <w:t>Users can remove products from the shopping cart.</w:t>
+              <w:t>Users can view the total cost of the order before confirming payment.</w:t>
             </w:r>
           </w:p>
           <w:p>
@@ -2434,7 +3866,7 @@
               </w:numPr>
             </w:pPr>
             <w:r>
-              <w:t>There should be a Checkout button on the cart page.</w:t>
+              <w:t>The system must validate required fields before the order can be submitted.</w:t>
             </w:r>
           </w:p>
           <w:p>
@@ -2446,7 +3878,7 @@
               </w:numPr>
             </w:pPr>
             <w:r>
-              <w:t>Users can review their order before confirming the purchase.</w:t>
+              <w:t>The system must validate that fields are entered in the correct format.</w:t>
             </w:r>
           </w:p>
           <w:p>
@@ -2458,7 +3890,7 @@
               </w:numPr>
             </w:pPr>
             <w:r>
-              <w:t>Users can select their preferred order method</w:t>
+              <w:t>The system must generate an order confirmation once the order has been successfully placed.</w:t>
             </w:r>
           </w:p>
           <w:p>
@@ -2470,7 +3902,7 @@
               </w:numPr>
             </w:pPr>
             <w:r>
-              <w:t>Users selecting delivery must be able to enter their delivery address.</w:t>
+              <w:t>Users should be able to view their orders at later dates in their account.</w:t>
             </w:r>
           </w:p>
           <w:p>
@@ -2482,7 +3914,7 @@
               </w:numPr>
             </w:pPr>
             <w:r>
-              <w:t>Users selecting collection must be able to choose an available collection time slot.</w:t>
+              <w:t>Admins and producers should be able to view customer orders.</w:t>
             </w:r>
           </w:p>
           <w:p>
@@ -2494,7 +3926,7 @@
               </w:numPr>
             </w:pPr>
             <w:r>
-              <w:t>Users can view the total cost of the order before confirming payment.</w:t>
+              <w:t>The system must store order details securely.</w:t>
             </w:r>
           </w:p>
           <w:p>
@@ -2506,7 +3938,7 @@
               </w:numPr>
             </w:pPr>
             <w:r>
-              <w:t>The system must validate required fields before the order can be submitted.</w:t>
+              <w:t>Customers should only be able to view their own orders.</w:t>
             </w:r>
           </w:p>
           <w:p>
@@ -2518,83 +3950,11 @@
               </w:numPr>
             </w:pPr>
             <w:r>
-              <w:t>The system must validate that fields are entered in the correct format.</w:t>
-            </w:r>
-          </w:p>
-          <w:p>
-            <w:pPr>
-              <w:pStyle w:val="ListParagraph"/>
-              <w:numPr>
-                <w:ilvl w:val="0"/>
-                <w:numId w:val="7"/>
-              </w:numPr>
-            </w:pPr>
-            <w:r>
-              <w:t xml:space="preserve">The system must generate an order confirmation once </w:t>
+              <w:t xml:space="preserve">The system must only allow admins </w:t>
             </w:r>
             <w:r>
               <w:lastRenderedPageBreak/>
-              <w:t>the order has been successfully placed.</w:t>
-            </w:r>
-          </w:p>
-          <w:p>
-            <w:pPr>
-              <w:pStyle w:val="ListParagraph"/>
-              <w:numPr>
-                <w:ilvl w:val="0"/>
-                <w:numId w:val="7"/>
-              </w:numPr>
-            </w:pPr>
-            <w:r>
-              <w:t>Users should be able to view their orders at later dates in their account.</w:t>
-            </w:r>
-          </w:p>
-          <w:p>
-            <w:pPr>
-              <w:pStyle w:val="ListParagraph"/>
-              <w:numPr>
-                <w:ilvl w:val="0"/>
-                <w:numId w:val="7"/>
-              </w:numPr>
-            </w:pPr>
-            <w:r>
-              <w:t>Admins and producers should be able to view customer orders.</w:t>
-            </w:r>
-          </w:p>
-          <w:p>
-            <w:pPr>
-              <w:pStyle w:val="ListParagraph"/>
-              <w:numPr>
-                <w:ilvl w:val="0"/>
-                <w:numId w:val="7"/>
-              </w:numPr>
-            </w:pPr>
-            <w:r>
-              <w:t>The system must store order details securely.</w:t>
-            </w:r>
-          </w:p>
-          <w:p>
-            <w:pPr>
-              <w:pStyle w:val="ListParagraph"/>
-              <w:numPr>
-                <w:ilvl w:val="0"/>
-                <w:numId w:val="7"/>
-              </w:numPr>
-            </w:pPr>
-            <w:r>
-              <w:t>Customers should only be able to view their own orders.</w:t>
-            </w:r>
-          </w:p>
-          <w:p>
-            <w:pPr>
-              <w:pStyle w:val="ListParagraph"/>
-              <w:numPr>
-                <w:ilvl w:val="0"/>
-                <w:numId w:val="7"/>
-              </w:numPr>
-            </w:pPr>
-            <w:r>
-              <w:t>The system must only allow admins or producers to view and manage all orders.</w:t>
+              <w:t>or producers to view and manage all orders.</w:t>
             </w:r>
           </w:p>
           <w:p>
@@ -2617,13 +3977,14 @@
           <w:p>
             <w:r>
               <w:lastRenderedPageBreak/>
-              <w:t xml:space="preserve">Customers need to place orders for collection or delivery so they can obtain products from the producers through the system. Customers may prefer </w:t>
-            </w:r>
-            <w:r>
-              <w:t>different methods of receiving their orders depending on time, location or convenience. Providing multiple options improve accessibility and flexibility for customers. Greater flexibility encourages users to purchase products and increase the systems overall usability and satisfaction</w:t>
-            </w:r>
-            <w:r>
-              <w:t>. Improving usability and accessibility helps the platform by increasing customer engagement and sale opportunities.</w:t>
+              <w:t>Customers need to place orders for collection or delivery so they can obtain products from the producers through the system. Customers may prefer different methods of receiving their orders depending on time, location or convenience. Providing multiple options improve accessibility and flexibility for customers. Greater flexibility encourages users to purchase products and increase the systems overall usability and satisfaction</w:t>
+            </w:r>
+            <w:r>
+              <w:t xml:space="preserve">. Improving usability and accessibility helps the platform by </w:t>
+            </w:r>
+            <w:r>
+              <w:lastRenderedPageBreak/>
+              <w:t>increasing customer engagement and sale opportunities.</w:t>
             </w:r>
           </w:p>
         </w:tc>
@@ -2735,67 +4096,67 @@
               </w:numPr>
             </w:pPr>
             <w:r>
+              <w:t>Users can view their order history.</w:t>
+            </w:r>
+          </w:p>
+          <w:p>
+            <w:pPr>
+              <w:pStyle w:val="ListParagraph"/>
+              <w:numPr>
+                <w:ilvl w:val="0"/>
+                <w:numId w:val="8"/>
+              </w:numPr>
+            </w:pPr>
+            <w:r>
+              <w:t>Users can view details of past orders including products ordered, order date and total cost.</w:t>
+            </w:r>
+          </w:p>
+          <w:p>
+            <w:pPr>
+              <w:pStyle w:val="ListParagraph"/>
+              <w:numPr>
+                <w:ilvl w:val="0"/>
+                <w:numId w:val="8"/>
+              </w:numPr>
+            </w:pPr>
+            <w:r>
+              <w:t>Users should be able to view the status of previous orders.</w:t>
+            </w:r>
+          </w:p>
+          <w:p>
+            <w:pPr>
+              <w:pStyle w:val="ListParagraph"/>
+              <w:numPr>
+                <w:ilvl w:val="0"/>
+                <w:numId w:val="8"/>
+              </w:numPr>
+            </w:pPr>
+            <w:r>
+              <w:t>Users should be able to repeat a previous order.</w:t>
+            </w:r>
+          </w:p>
+          <w:p>
+            <w:pPr>
+              <w:pStyle w:val="ListParagraph"/>
+              <w:numPr>
+                <w:ilvl w:val="0"/>
+                <w:numId w:val="8"/>
+              </w:numPr>
+            </w:pPr>
+            <w:r>
+              <w:t>Customers should only be able to view their own account details and order history.</w:t>
+            </w:r>
+          </w:p>
+          <w:p>
+            <w:pPr>
+              <w:pStyle w:val="ListParagraph"/>
+              <w:numPr>
+                <w:ilvl w:val="0"/>
+                <w:numId w:val="8"/>
+              </w:numPr>
+            </w:pPr>
+            <w:r>
               <w:lastRenderedPageBreak/>
-              <w:t>Users can view their order history.</w:t>
-            </w:r>
-          </w:p>
-          <w:p>
-            <w:pPr>
-              <w:pStyle w:val="ListParagraph"/>
-              <w:numPr>
-                <w:ilvl w:val="0"/>
-                <w:numId w:val="8"/>
-              </w:numPr>
-            </w:pPr>
-            <w:r>
-              <w:t>Users can view details of past orders including products ordered, order date and total cost.</w:t>
-            </w:r>
-          </w:p>
-          <w:p>
-            <w:pPr>
-              <w:pStyle w:val="ListParagraph"/>
-              <w:numPr>
-                <w:ilvl w:val="0"/>
-                <w:numId w:val="8"/>
-              </w:numPr>
-            </w:pPr>
-            <w:r>
-              <w:t>Users should be able to view the status of previous orders.</w:t>
-            </w:r>
-          </w:p>
-          <w:p>
-            <w:pPr>
-              <w:pStyle w:val="ListParagraph"/>
-              <w:numPr>
-                <w:ilvl w:val="0"/>
-                <w:numId w:val="8"/>
-              </w:numPr>
-            </w:pPr>
-            <w:r>
-              <w:t>Users should be able to repeat a previous order.</w:t>
-            </w:r>
-          </w:p>
-          <w:p>
-            <w:pPr>
-              <w:pStyle w:val="ListParagraph"/>
-              <w:numPr>
-                <w:ilvl w:val="0"/>
-                <w:numId w:val="8"/>
-              </w:numPr>
-            </w:pPr>
-            <w:r>
-              <w:t>Customers should only be able to view their own account details and order history.</w:t>
-            </w:r>
-          </w:p>
-          <w:p>
-            <w:pPr>
-              <w:pStyle w:val="ListParagraph"/>
-              <w:numPr>
-                <w:ilvl w:val="0"/>
-                <w:numId w:val="8"/>
-              </w:numPr>
-            </w:pPr>
-            <w:r>
               <w:t>Admins should be able to manage customer accounts if required.</w:t>
             </w:r>
           </w:p>
@@ -2843,11 +4204,7 @@
           <w:p>
             <w:r>
               <w:lastRenderedPageBreak/>
-              <w:t xml:space="preserve">Customers need to manage their personal accounts and view order history so that they can access and review information about their previous orders. Customers may need to check details of past orders such as products ordered, dates and delivery or collection. Access to this information allows customers to track their orders, verify transactions and manage their account details. Providing account management and order history allows users to maintain control over </w:t>
-            </w:r>
-            <w:r>
-              <w:lastRenderedPageBreak/>
-              <w:t>their personal data and purchases. Improving user control enhances trust in the system and improves the user experience of the system.</w:t>
+              <w:t>Customers need to manage their personal accounts and view order history so that they can access and review information about their previous orders. Customers may need to check details of past orders such as products ordered, dates and delivery or collection. Access to this information allows customers to track their orders, verify transactions and manage their account details. Providing account management and order history allows users to maintain control over their personal data and purchases. Improving user control enhances trust in the system and improves the user experience of the system.</w:t>
             </w:r>
           </w:p>
         </w:tc>
@@ -2934,8 +4291,68 @@
               </w:numPr>
             </w:pPr>
             <w:r>
+              <w:t>Producers can add new products to the system.</w:t>
+            </w:r>
+          </w:p>
+          <w:p>
+            <w:pPr>
+              <w:pStyle w:val="ListParagraph"/>
+              <w:numPr>
+                <w:ilvl w:val="0"/>
+                <w:numId w:val="9"/>
+              </w:numPr>
+            </w:pPr>
+            <w:r>
+              <w:t>Producers can edit existing product details such as name, description, price and category.</w:t>
+            </w:r>
+          </w:p>
+          <w:p>
+            <w:pPr>
+              <w:pStyle w:val="ListParagraph"/>
+              <w:numPr>
+                <w:ilvl w:val="0"/>
+                <w:numId w:val="9"/>
+              </w:numPr>
+            </w:pPr>
+            <w:r>
+              <w:t>Producers can update stock levels for their products.</w:t>
+            </w:r>
+          </w:p>
+          <w:p>
+            <w:pPr>
+              <w:pStyle w:val="ListParagraph"/>
+              <w:numPr>
+                <w:ilvl w:val="0"/>
+                <w:numId w:val="9"/>
+              </w:numPr>
+            </w:pPr>
+            <w:r>
+              <w:t>Producers can remove products that are no longer available.</w:t>
+            </w:r>
+          </w:p>
+          <w:p>
+            <w:pPr>
+              <w:pStyle w:val="ListParagraph"/>
+              <w:numPr>
+                <w:ilvl w:val="0"/>
+                <w:numId w:val="9"/>
+              </w:numPr>
+            </w:pPr>
+            <w:r>
+              <w:t>The system must update product availability when stock levels change.</w:t>
+            </w:r>
+          </w:p>
+          <w:p>
+            <w:pPr>
+              <w:pStyle w:val="ListParagraph"/>
+              <w:numPr>
+                <w:ilvl w:val="0"/>
+                <w:numId w:val="9"/>
+              </w:numPr>
+            </w:pPr>
+            <w:r>
               <w:lastRenderedPageBreak/>
-              <w:t>Producers can add new products to the system.</w:t>
+              <w:t>Producers can view customer orders related to their products.</w:t>
             </w:r>
           </w:p>
           <w:p>
@@ -2947,7 +4364,7 @@
               </w:numPr>
             </w:pPr>
             <w:r>
-              <w:t>Producers can edit existing product details such as name, description, price and category.</w:t>
+              <w:t>Producers can view order details such as products ordered, quantities and order date.</w:t>
             </w:r>
           </w:p>
           <w:p>
@@ -2959,7 +4376,7 @@
               </w:numPr>
             </w:pPr>
             <w:r>
-              <w:t>Producers can update stock levels for their products.</w:t>
+              <w:t>Producers should be able to update the status of orders</w:t>
             </w:r>
           </w:p>
           <w:p>
@@ -2971,7 +4388,7 @@
               </w:numPr>
             </w:pPr>
             <w:r>
-              <w:t>Producers can remove products that are no longer available.</w:t>
+              <w:t>Admins should be able to view all products and orders across the system.</w:t>
             </w:r>
           </w:p>
           <w:p>
@@ -2983,7 +4400,7 @@
               </w:numPr>
             </w:pPr>
             <w:r>
-              <w:t>The system must update product availability when stock levels change.</w:t>
+              <w:t>The system must only allow producers to manage their own products.</w:t>
             </w:r>
           </w:p>
           <w:p>
@@ -2995,7 +4412,7 @@
               </w:numPr>
             </w:pPr>
             <w:r>
-              <w:t>Producers can view customer orders related to their products.</w:t>
+              <w:t>The system must only allow admins to manage all products and orders.</w:t>
             </w:r>
           </w:p>
           <w:p>
@@ -3007,7 +4424,7 @@
               </w:numPr>
             </w:pPr>
             <w:r>
-              <w:t>Producers can view order details such as products ordered, quantities and order date.</w:t>
+              <w:t>Product and order data must be stored securely.</w:t>
             </w:r>
           </w:p>
           <w:p>
@@ -3019,67 +4436,6 @@
               </w:numPr>
             </w:pPr>
             <w:r>
-              <w:t>Producers should be able to update the status of orders</w:t>
-            </w:r>
-          </w:p>
-          <w:p>
-            <w:pPr>
-              <w:pStyle w:val="ListParagraph"/>
-              <w:numPr>
-                <w:ilvl w:val="0"/>
-                <w:numId w:val="9"/>
-              </w:numPr>
-            </w:pPr>
-            <w:r>
-              <w:t>Admins should be able to view all products and orders across the system.</w:t>
-            </w:r>
-          </w:p>
-          <w:p>
-            <w:pPr>
-              <w:pStyle w:val="ListParagraph"/>
-              <w:numPr>
-                <w:ilvl w:val="0"/>
-                <w:numId w:val="9"/>
-              </w:numPr>
-            </w:pPr>
-            <w:r>
-              <w:t>The system must only allow producers to manage their own products.</w:t>
-            </w:r>
-          </w:p>
-          <w:p>
-            <w:pPr>
-              <w:pStyle w:val="ListParagraph"/>
-              <w:numPr>
-                <w:ilvl w:val="0"/>
-                <w:numId w:val="9"/>
-              </w:numPr>
-            </w:pPr>
-            <w:r>
-              <w:t>The system must only allow admins to manage all products and orders.</w:t>
-            </w:r>
-          </w:p>
-          <w:p>
-            <w:pPr>
-              <w:pStyle w:val="ListParagraph"/>
-              <w:numPr>
-                <w:ilvl w:val="0"/>
-                <w:numId w:val="9"/>
-              </w:numPr>
-            </w:pPr>
-            <w:r>
-              <w:t>Product and order data must be stored securely.</w:t>
-            </w:r>
-          </w:p>
-          <w:p>
-            <w:pPr>
-              <w:pStyle w:val="ListParagraph"/>
-              <w:numPr>
-                <w:ilvl w:val="0"/>
-                <w:numId w:val="9"/>
-              </w:numPr>
-            </w:pPr>
-            <w:r>
-              <w:lastRenderedPageBreak/>
               <w:t>The page must comply with the Web Accessibility Guidelines (WCAG)</w:t>
             </w:r>
           </w:p>
@@ -3094,10 +4450,7 @@
               <w:t xml:space="preserve">Producers need a management dashboard so that they can access and control their products and orders within the system. </w:t>
             </w:r>
             <w:r>
-              <w:t xml:space="preserve">The dashboard helps producers manage information such as product listings, availability, pricing and orders efficiently. Providing a centralised system </w:t>
-            </w:r>
-            <w:r>
-              <w:t>simplifies the management process and allows the producers to save time and effort. This help producers to keep their product information accurate and up to date. Accurate product information helps improve trust within the system and provides a better user experience.</w:t>
+              <w:t>The dashboard helps producers manage information such as product listings, availability, pricing and orders efficiently. Providing a centralised system simplifies the management process and allows the producers to save time and effort. This help producers to keep their product information accurate and up to date. Accurate product information helps improve trust within the system and provides a better user experience.</w:t>
             </w:r>
           </w:p>
         </w:tc>
@@ -3197,6 +4550,7 @@
               </w:numPr>
             </w:pPr>
             <w:r>
+              <w:lastRenderedPageBreak/>
               <w:t xml:space="preserve">Users can view the current status of their order </w:t>
             </w:r>
           </w:p>
@@ -3293,7 +4647,6 @@
               </w:numPr>
             </w:pPr>
             <w:r>
-              <w:lastRenderedPageBreak/>
               <w:t>The system must store order data securely.</w:t>
             </w:r>
           </w:p>
@@ -3332,7 +4685,11 @@
           <w:p>
             <w:r>
               <w:lastRenderedPageBreak/>
-              <w:t>Order management and status tracking allows customers and producers to monitor the progress of their orders. Providing clear order updates reduces uncertainty and helps users understand when their order will be ready for collection ore delivery. This improves communication between customers and producers and reduces the need for manual inquiries or support request. Improving communication ensures a more reliable and efficient ordering process overall improving the user experience.</w:t>
+              <w:t xml:space="preserve">Order management and status tracking allows customers and producers to monitor the progress of their orders. Providing clear order updates reduces uncertainty and helps users understand when their order will be ready for collection ore delivery. This improves communication between customers </w:t>
+            </w:r>
+            <w:r>
+              <w:lastRenderedPageBreak/>
+              <w:t>and producers and reduces the need for manual inquiries or support request. Improving communication ensures a more reliable and efficient ordering process overall improving the user experience.</w:t>
             </w:r>
           </w:p>
         </w:tc>
@@ -3410,6 +4767,7 @@
               </w:numPr>
             </w:pPr>
             <w:r>
+              <w:lastRenderedPageBreak/>
               <w:t>Users can view how loyalty points are earned.</w:t>
             </w:r>
           </w:p>
@@ -3482,70 +4840,67 @@
               </w:numPr>
             </w:pPr>
             <w:r>
-              <w:t xml:space="preserve">The system must apply the selected discount to the </w:t>
-            </w:r>
+              <w:t>The system must apply the selected discount to the order during checkout.</w:t>
+            </w:r>
+          </w:p>
+          <w:p>
+            <w:pPr>
+              <w:pStyle w:val="ListParagraph"/>
+              <w:numPr>
+                <w:ilvl w:val="0"/>
+                <w:numId w:val="11"/>
+              </w:numPr>
+            </w:pPr>
+            <w:r>
+              <w:t>The system must validate that users have enough loyalty points before allowing redemption.</w:t>
+            </w:r>
+          </w:p>
+          <w:p>
+            <w:pPr>
+              <w:pStyle w:val="ListParagraph"/>
+              <w:numPr>
+                <w:ilvl w:val="0"/>
+                <w:numId w:val="11"/>
+              </w:numPr>
+            </w:pPr>
+            <w:r>
+              <w:t>Admins should be able to manage the loyalty feature.</w:t>
+            </w:r>
+          </w:p>
+          <w:p>
+            <w:pPr>
+              <w:pStyle w:val="ListParagraph"/>
+              <w:numPr>
+                <w:ilvl w:val="0"/>
+                <w:numId w:val="11"/>
+              </w:numPr>
+            </w:pPr>
+            <w:r>
+              <w:t>Admins should be able to create or update loyalty rewards and discounts.</w:t>
+            </w:r>
+          </w:p>
+          <w:p>
+            <w:pPr>
+              <w:pStyle w:val="ListParagraph"/>
+              <w:numPr>
+                <w:ilvl w:val="0"/>
+                <w:numId w:val="11"/>
+              </w:numPr>
+            </w:pPr>
+            <w:r>
+              <w:t>Customers should only be able to view and redeem their own loyalty points.</w:t>
+            </w:r>
+          </w:p>
+          <w:p>
+            <w:pPr>
+              <w:pStyle w:val="ListParagraph"/>
+              <w:numPr>
+                <w:ilvl w:val="0"/>
+                <w:numId w:val="11"/>
+              </w:numPr>
+            </w:pPr>
             <w:r>
               <w:lastRenderedPageBreak/>
-              <w:t>order during checkout.</w:t>
-            </w:r>
-          </w:p>
-          <w:p>
-            <w:pPr>
-              <w:pStyle w:val="ListParagraph"/>
-              <w:numPr>
-                <w:ilvl w:val="0"/>
-                <w:numId w:val="11"/>
-              </w:numPr>
-            </w:pPr>
-            <w:r>
-              <w:t>The system must validate that users have enough loyalty points before allowing redemption.</w:t>
-            </w:r>
-          </w:p>
-          <w:p>
-            <w:pPr>
-              <w:pStyle w:val="ListParagraph"/>
-              <w:numPr>
-                <w:ilvl w:val="0"/>
-                <w:numId w:val="11"/>
-              </w:numPr>
-            </w:pPr>
-            <w:r>
-              <w:t>Admins should be able to manage the loyalty feature.</w:t>
-            </w:r>
-          </w:p>
-          <w:p>
-            <w:pPr>
-              <w:pStyle w:val="ListParagraph"/>
-              <w:numPr>
-                <w:ilvl w:val="0"/>
-                <w:numId w:val="11"/>
-              </w:numPr>
-            </w:pPr>
-            <w:r>
-              <w:t>Admins should be able to create or update loyalty rewards and discounts.</w:t>
-            </w:r>
-          </w:p>
-          <w:p>
-            <w:pPr>
-              <w:pStyle w:val="ListParagraph"/>
-              <w:numPr>
-                <w:ilvl w:val="0"/>
-                <w:numId w:val="11"/>
-              </w:numPr>
-            </w:pPr>
-            <w:r>
-              <w:t>Customers should only be able to view and redeem their own loyalty points.</w:t>
-            </w:r>
-          </w:p>
-          <w:p>
-            <w:pPr>
-              <w:pStyle w:val="ListParagraph"/>
-              <w:numPr>
-                <w:ilvl w:val="0"/>
-                <w:numId w:val="11"/>
-              </w:numPr>
-            </w:pPr>
-            <w:r>
               <w:t>Loyalty data must be stored securely in the system.</w:t>
             </w:r>
           </w:p>
@@ -3572,7 +4927,11 @@
           <w:p>
             <w:r>
               <w:lastRenderedPageBreak/>
-              <w:t>The loyalty feature allows customers to receive rewards for their purchases doing so improves user retention. Rewarding repeat customers encourages them to continue purchasing through the platform. Strong customer relationships can lead to higher customer retention and consistent sales for producers. Improving customer retention supports the sustainability and the growth of the platform while both customers and producers benefit from it.</w:t>
+              <w:t xml:space="preserve">The loyalty feature allows customers to receive rewards for their purchases doing so improves user retention. Rewarding repeat customers encourages them to continue purchasing </w:t>
+            </w:r>
+            <w:r>
+              <w:lastRenderedPageBreak/>
+              <w:t>through the platform. Strong customer relationships can lead to higher customer retention and consistent sales for producers. Improving customer retention supports the sustainability and the growth of the platform while both customers and producers benefit from it.</w:t>
             </w:r>
           </w:p>
         </w:tc>
@@ -3584,6 +4943,7 @@
           </w:tcPr>
           <w:p>
             <w:r>
+              <w:lastRenderedPageBreak/>
               <w:t xml:space="preserve">The system </w:t>
             </w:r>
             <w:r>
@@ -3677,67 +5037,67 @@
               </w:numPr>
             </w:pPr>
             <w:r>
+              <w:t>The website must use clear and readable fonts.</w:t>
+            </w:r>
+          </w:p>
+          <w:p>
+            <w:pPr>
+              <w:pStyle w:val="ListParagraph"/>
+              <w:numPr>
+                <w:ilvl w:val="0"/>
+                <w:numId w:val="12"/>
+              </w:numPr>
+            </w:pPr>
+            <w:r>
+              <w:t>The website must provide clear labels for buttons and form fields.</w:t>
+            </w:r>
+          </w:p>
+          <w:p>
+            <w:pPr>
+              <w:pStyle w:val="ListParagraph"/>
+              <w:numPr>
+                <w:ilvl w:val="0"/>
+                <w:numId w:val="12"/>
+              </w:numPr>
+            </w:pPr>
+            <w:r>
+              <w:t>The system must ensure that all interactive elements are easy to identify.</w:t>
+            </w:r>
+          </w:p>
+          <w:p>
+            <w:pPr>
+              <w:pStyle w:val="ListParagraph"/>
+              <w:numPr>
+                <w:ilvl w:val="0"/>
+                <w:numId w:val="12"/>
+              </w:numPr>
+            </w:pPr>
+            <w:r>
+              <w:t>The system must provide clear error messages when form inputs are incorrect.</w:t>
+            </w:r>
+          </w:p>
+          <w:p>
+            <w:pPr>
+              <w:pStyle w:val="ListParagraph"/>
+              <w:numPr>
+                <w:ilvl w:val="0"/>
+                <w:numId w:val="12"/>
+              </w:numPr>
+            </w:pPr>
+            <w:r>
+              <w:t>The system must ensure sufficient colour contrast between text and background.</w:t>
+            </w:r>
+          </w:p>
+          <w:p>
+            <w:pPr>
+              <w:pStyle w:val="ListParagraph"/>
+              <w:numPr>
+                <w:ilvl w:val="0"/>
+                <w:numId w:val="12"/>
+              </w:numPr>
+            </w:pPr>
+            <w:r>
               <w:lastRenderedPageBreak/>
-              <w:t>The website must use clear and readable fonts.</w:t>
-            </w:r>
-          </w:p>
-          <w:p>
-            <w:pPr>
-              <w:pStyle w:val="ListParagraph"/>
-              <w:numPr>
-                <w:ilvl w:val="0"/>
-                <w:numId w:val="12"/>
-              </w:numPr>
-            </w:pPr>
-            <w:r>
-              <w:t>The website must provide clear labels for buttons and form fields.</w:t>
-            </w:r>
-          </w:p>
-          <w:p>
-            <w:pPr>
-              <w:pStyle w:val="ListParagraph"/>
-              <w:numPr>
-                <w:ilvl w:val="0"/>
-                <w:numId w:val="12"/>
-              </w:numPr>
-            </w:pPr>
-            <w:r>
-              <w:t>The system must ensure that all interactive elements are easy to identify.</w:t>
-            </w:r>
-          </w:p>
-          <w:p>
-            <w:pPr>
-              <w:pStyle w:val="ListParagraph"/>
-              <w:numPr>
-                <w:ilvl w:val="0"/>
-                <w:numId w:val="12"/>
-              </w:numPr>
-            </w:pPr>
-            <w:r>
-              <w:t>The system must provide clear error messages when form inputs are incorrect.</w:t>
-            </w:r>
-          </w:p>
-          <w:p>
-            <w:pPr>
-              <w:pStyle w:val="ListParagraph"/>
-              <w:numPr>
-                <w:ilvl w:val="0"/>
-                <w:numId w:val="12"/>
-              </w:numPr>
-            </w:pPr>
-            <w:r>
-              <w:t>The system must ensure sufficient colour contrast between text and background.</w:t>
-            </w:r>
-          </w:p>
-          <w:p>
-            <w:pPr>
-              <w:pStyle w:val="ListParagraph"/>
-              <w:numPr>
-                <w:ilvl w:val="0"/>
-                <w:numId w:val="12"/>
-              </w:numPr>
-            </w:pPr>
-            <w:r>
               <w:t>The system must allow users to navigate pages in a logical order.</w:t>
             </w:r>
           </w:p>
@@ -3797,6 +5157,7 @@
           <w:szCs w:val="40"/>
         </w:rPr>
       </w:pPr>
+      <w:bookmarkStart w:id="11" w:name="_Toc224211448"/>
       <w:r>
         <w:rPr>
           <w:sz w:val="40"/>
@@ -3804,6 +5165,7 @@
         </w:rPr>
         <w:t>Non-Functional Requirements</w:t>
       </w:r>
+      <w:bookmarkEnd w:id="11"/>
     </w:p>
     <w:tbl>
       <w:tblPr>
@@ -3998,7 +5360,6 @@
               <w:spacing w:line="256" w:lineRule="auto"/>
             </w:pPr>
             <w:r>
-              <w:lastRenderedPageBreak/>
               <w:t>Saving orders quickly helps reduce customer anxiety for their orders, improving the user experience</w:t>
             </w:r>
           </w:p>
@@ -4035,7 +5396,6 @@
               </w:numPr>
             </w:pPr>
             <w:r>
-              <w:lastRenderedPageBreak/>
               <w:t xml:space="preserve">Pages must load within </w:t>
             </w:r>
             <w:r>
@@ -4232,7 +5592,7 @@
               </w:numPr>
             </w:pPr>
             <w:r>
-              <w:t>Protects customer trust and prevents data breaches.</w:t>
+              <w:t>Protecting all customer and business data from unauthorised access is essential to maintain user trust. If information were accessed by unauthorised individuals this could lead to financial loss or reputational damage to the business.</w:t>
             </w:r>
           </w:p>
           <w:p>
@@ -4244,7 +5604,8 @@
               </w:numPr>
             </w:pPr>
             <w:r>
-              <w:t>Reduces the risk of unauthorised access on shared or public devices.</w:t>
+              <w:lastRenderedPageBreak/>
+              <w:t xml:space="preserve">Automatically timing out user sessions after a period of inactivity helps prevent unauthorised access to accounts when a user forgets to log out. </w:t>
             </w:r>
           </w:p>
           <w:p>
@@ -4286,6 +5647,7 @@
               <w:spacing w:line="256" w:lineRule="auto"/>
             </w:pPr>
             <w:r>
+              <w:lastRenderedPageBreak/>
               <w:t>Zero reported data breaches within a 12-month period.</w:t>
             </w:r>
           </w:p>
@@ -4425,13 +5787,7 @@
               <w:spacing w:line="256" w:lineRule="auto"/>
             </w:pPr>
             <w:r>
-              <w:t>The system must scale as the number of users</w:t>
-            </w:r>
-            <w:r>
-              <w:t xml:space="preserve"> and</w:t>
-            </w:r>
-            <w:r>
-              <w:t xml:space="preserve"> orders increases.</w:t>
+              <w:t>The system must scale as the number of users and orders increases.</w:t>
             </w:r>
           </w:p>
           <w:p>
@@ -4443,22 +5799,7 @@
               <w:spacing w:line="256" w:lineRule="auto"/>
             </w:pPr>
             <w:r>
-              <w:t>The database must handle growth in</w:t>
-            </w:r>
-            <w:r>
-              <w:t xml:space="preserve"> products</w:t>
-            </w:r>
-            <w:r>
-              <w:t>, orders</w:t>
-            </w:r>
-            <w:r>
-              <w:t xml:space="preserve"> and</w:t>
-            </w:r>
-            <w:r>
-              <w:t xml:space="preserve"> accounts</w:t>
-            </w:r>
-            <w:r>
-              <w:t>.</w:t>
+              <w:t>The database must handle growth in products, orders and accounts.</w:t>
             </w:r>
           </w:p>
           <w:p>
@@ -4494,13 +5835,7 @@
               </w:numPr>
             </w:pPr>
             <w:r>
-              <w:t xml:space="preserve">Allows </w:t>
-            </w:r>
-            <w:r>
-              <w:t>GLH</w:t>
-            </w:r>
-            <w:r>
-              <w:t xml:space="preserve"> to grow without needing major system redesigns.</w:t>
+              <w:t>Allows GLH to grow without needing major system redesigns.</w:t>
             </w:r>
           </w:p>
           <w:p>
@@ -4512,13 +5847,7 @@
               </w:numPr>
             </w:pPr>
             <w:r>
-              <w:t xml:space="preserve">Ensures smooth performance as the </w:t>
-            </w:r>
-            <w:r>
-              <w:t>business</w:t>
-            </w:r>
-            <w:r>
-              <w:t xml:space="preserve"> becomes more popular or expands services</w:t>
+              <w:t>Ensures smooth performance as the business becomes more popular or expands services</w:t>
             </w:r>
           </w:p>
           <w:p>
@@ -4713,7 +6042,6 @@
               <w:spacing w:line="256" w:lineRule="auto"/>
             </w:pPr>
             <w:r>
-              <w:lastRenderedPageBreak/>
               <w:t>The system must allow multiple users to place orders or register accounts at the same time.</w:t>
             </w:r>
           </w:p>
@@ -4750,42 +6078,44 @@
               </w:numPr>
             </w:pPr>
             <w:r>
+              <w:t>Prevents system crashes during peak hours such as evenings, weekends, and special events.</w:t>
+            </w:r>
+          </w:p>
+          <w:p>
+            <w:pPr>
+              <w:pStyle w:val="ListParagraph"/>
+              <w:numPr>
+                <w:ilvl w:val="0"/>
+                <w:numId w:val="19"/>
+              </w:numPr>
+            </w:pPr>
+            <w:r>
+              <w:t xml:space="preserve">Ensures smooth </w:t>
+            </w:r>
+            <w:r>
+              <w:t xml:space="preserve">registration or </w:t>
+            </w:r>
+            <w:r>
+              <w:t>ordering during promotions or high-traffic periods.</w:t>
+            </w:r>
+          </w:p>
+          <w:p>
+            <w:pPr>
+              <w:pStyle w:val="ListParagraph"/>
+              <w:numPr>
+                <w:ilvl w:val="0"/>
+                <w:numId w:val="19"/>
+              </w:numPr>
+            </w:pPr>
+            <w:r>
+              <w:t xml:space="preserve">Ensures that the system can handle bulk operations efficiently without performance degradation. </w:t>
+            </w:r>
+            <w:r>
+              <w:t xml:space="preserve">This improves producer productivity by reducing time spent listing products </w:t>
+            </w:r>
+            <w:r>
               <w:lastRenderedPageBreak/>
-              <w:t>Prevents system crashes during peak hours such as evenings, weekends, and special events.</w:t>
-            </w:r>
-          </w:p>
-          <w:p>
-            <w:pPr>
-              <w:pStyle w:val="ListParagraph"/>
-              <w:numPr>
-                <w:ilvl w:val="0"/>
-                <w:numId w:val="19"/>
-              </w:numPr>
-            </w:pPr>
-            <w:r>
-              <w:lastRenderedPageBreak/>
-              <w:t xml:space="preserve">Ensures smooth </w:t>
-            </w:r>
-            <w:r>
-              <w:t xml:space="preserve">registration or </w:t>
-            </w:r>
-            <w:r>
-              <w:t>ordering during promotions or high-traffic periods.</w:t>
-            </w:r>
-          </w:p>
-          <w:p>
-            <w:pPr>
-              <w:pStyle w:val="ListParagraph"/>
-              <w:numPr>
-                <w:ilvl w:val="0"/>
-                <w:numId w:val="19"/>
-              </w:numPr>
-            </w:pPr>
-            <w:r>
-              <w:t xml:space="preserve">Ensures that the system can handle bulk operations efficiently without performance degradation. </w:t>
-            </w:r>
-            <w:r>
-              <w:t>This improves producer productivity by reducing time spent listing products individually overall enhancing user experience.</w:t>
+              <w:t>individually overall enhancing user experience.</w:t>
             </w:r>
           </w:p>
         </w:tc>
@@ -4822,7 +6152,6 @@
               <w:spacing w:line="256" w:lineRule="auto"/>
             </w:pPr>
             <w:r>
-              <w:lastRenderedPageBreak/>
               <w:t>The system handles 20 concurrent user registrations or checkouts without errors.</w:t>
             </w:r>
           </w:p>
@@ -5197,13 +6526,7 @@
               <w:spacing w:line="256" w:lineRule="auto"/>
             </w:pPr>
             <w:r>
-              <w:t>The ordering proces</w:t>
-            </w:r>
-            <w:r>
-              <w:t>s</w:t>
-            </w:r>
-            <w:r>
-              <w:t xml:space="preserve"> must require minimal steps</w:t>
+              <w:t>The ordering process must require minimal steps</w:t>
             </w:r>
           </w:p>
           <w:p>
@@ -5444,7 +6767,6 @@
               <w:spacing w:line="256" w:lineRule="auto"/>
             </w:pPr>
             <w:r>
-              <w:lastRenderedPageBreak/>
               <w:t>The system must provide high-contrast mode and dark mode options.</w:t>
             </w:r>
           </w:p>
@@ -5480,7 +6802,6 @@
               </w:numPr>
             </w:pPr>
             <w:r>
-              <w:lastRenderedPageBreak/>
               <w:t>Ensures the application is usable by users with visual or motor impairments.</w:t>
             </w:r>
           </w:p>
@@ -5493,7 +6814,6 @@
               </w:numPr>
             </w:pPr>
             <w:r>
-              <w:lastRenderedPageBreak/>
               <w:t>Improves inclusivity and meets accessibility standards.</w:t>
             </w:r>
           </w:p>
@@ -5530,7 +6850,6 @@
               <w:spacing w:line="256" w:lineRule="auto"/>
             </w:pPr>
             <w:r>
-              <w:lastRenderedPageBreak/>
               <w:t>90% of users can adjust font size without layout issues.</w:t>
             </w:r>
           </w:p>
@@ -5543,7 +6862,6 @@
               <w:spacing w:line="256" w:lineRule="auto"/>
             </w:pPr>
             <w:r>
-              <w:lastRenderedPageBreak/>
               <w:t>95% of pages remain usable in high-contrast and dark mode.</w:t>
             </w:r>
           </w:p>
@@ -5571,6 +6889,7 @@
           <w:szCs w:val="40"/>
         </w:rPr>
       </w:pPr>
+      <w:bookmarkStart w:id="12" w:name="_Toc224211449"/>
       <w:r>
         <w:rPr>
           <w:sz w:val="40"/>
@@ -5578,15 +6897,1620 @@
         </w:rPr>
         <w:t>UI Considerations</w:t>
       </w:r>
+      <w:bookmarkEnd w:id="12"/>
     </w:p>
     <w:p>
       <w:r>
         <w:t xml:space="preserve">When designing the user interface for Greenfield Local Hub web application, it is important to consider the needs of the customers, </w:t>
       </w:r>
       <w:r>
-        <w:t>staffs and producers. The main focus for the website is to list products and order</w:t>
+        <w:t xml:space="preserve">staffs and producers. The main focus for the website is </w:t>
+      </w:r>
+      <w:r>
+        <w:t xml:space="preserve">let </w:t>
+      </w:r>
+      <w:r>
+        <w:lastRenderedPageBreak/>
+        <w:t xml:space="preserve">customers to easily view locally produced products. The system also allows users to place orders for collection or delivery and manage their accounts while also allowing producers use the system to manage stock levels and update product information through a dashboard. For the user interface of the </w:t>
+      </w:r>
+      <w:r>
+        <w:t>website,</w:t>
+      </w:r>
+      <w:r>
+        <w:t xml:space="preserve"> it would be best </w:t>
+      </w:r>
+      <w:r>
+        <w:t>to use</w:t>
+      </w:r>
+      <w:r>
+        <w:t xml:space="preserve"> natural and welcoming colours such as green, white and neutral tones which would reflect the theme of local produce while creating a professional and trustworthy appearance. Navigation should remain simple and structured with clear text and properly so that users would be able to navigate through the website easily. The product catalogue should be structured properly with clear text and necessary information is displayed. </w:t>
+      </w:r>
+      <w:r>
+        <w:t>Accessibility must be considered by supporting adjustable font sizes, high contrast and read aloud features to ensure the platform is usable for a wide range of users and remains inclusive.</w:t>
       </w:r>
     </w:p>
+    <w:p/>
+    <w:p>
+      <w:pPr>
+        <w:pStyle w:val="Heading1"/>
+        <w:rPr>
+          <w:sz w:val="40"/>
+          <w:szCs w:val="40"/>
+        </w:rPr>
+      </w:pPr>
+      <w:bookmarkStart w:id="13" w:name="_Toc224211450"/>
+      <w:r>
+        <w:rPr>
+          <w:sz w:val="40"/>
+          <w:szCs w:val="40"/>
+        </w:rPr>
+        <w:t>Security Considerations</w:t>
+      </w:r>
+      <w:bookmarkEnd w:id="13"/>
+    </w:p>
+    <w:p>
+      <w:pPr>
+        <w:pStyle w:val="Heading2"/>
+        <w:rPr>
+          <w:sz w:val="32"/>
+          <w:szCs w:val="32"/>
+        </w:rPr>
+      </w:pPr>
+      <w:bookmarkStart w:id="14" w:name="_Toc224211451"/>
+      <w:r>
+        <w:rPr>
+          <w:sz w:val="32"/>
+          <w:szCs w:val="32"/>
+        </w:rPr>
+        <w:t>Risk Matrix</w:t>
+      </w:r>
+      <w:bookmarkEnd w:id="14"/>
+    </w:p>
+    <w:p>
+      <w:r>
+        <w:t>Key:</w:t>
+      </w:r>
+    </w:p>
+    <w:p>
+      <w:r>
+        <w:t>GPR – General Project Risk</w:t>
+      </w:r>
+    </w:p>
+    <w:p>
+      <w:r>
+        <w:t>TR – Technical Risk</w:t>
+      </w:r>
+    </w:p>
+    <w:p>
+      <w:r>
+        <w:t>PSR – Project Specific Risk</w:t>
+      </w:r>
+    </w:p>
+    <w:p/>
+    <w:tbl>
+      <w:tblPr>
+        <w:tblStyle w:val="TableGrid"/>
+        <w:tblW w:w="0" w:type="auto"/>
+        <w:tblLayout w:type="fixed"/>
+        <w:tblLook w:val="06A0" w:firstRow="1" w:lastRow="0" w:firstColumn="1" w:lastColumn="0" w:noHBand="1" w:noVBand="1"/>
+      </w:tblPr>
+      <w:tblGrid>
+        <w:gridCol w:w="1803"/>
+        <w:gridCol w:w="1803"/>
+        <w:gridCol w:w="1803"/>
+        <w:gridCol w:w="1803"/>
+        <w:gridCol w:w="1803"/>
+      </w:tblGrid>
+      <w:tr>
+        <w:trPr>
+          <w:trHeight w:val="1350"/>
+        </w:trPr>
+        <w:tc>
+          <w:tcPr>
+            <w:tcW w:w="1803" w:type="dxa"/>
+            <w:vMerge w:val="restart"/>
+            <w:tcBorders>
+              <w:top w:val="single" w:sz="4" w:space="0" w:color="000000" w:themeColor="text1"/>
+              <w:left w:val="single" w:sz="4" w:space="0" w:color="000000" w:themeColor="text1"/>
+              <w:bottom w:val="single" w:sz="4" w:space="0" w:color="000000" w:themeColor="text1"/>
+              <w:right w:val="single" w:sz="4" w:space="0" w:color="000000" w:themeColor="text1"/>
+            </w:tcBorders>
+            <w:hideMark/>
+          </w:tcPr>
+          <w:p>
+            <w:r>
+              <w:t>Probability</w:t>
+            </w:r>
+          </w:p>
+        </w:tc>
+        <w:tc>
+          <w:tcPr>
+            <w:tcW w:w="1803" w:type="dxa"/>
+            <w:tcBorders>
+              <w:top w:val="single" w:sz="4" w:space="0" w:color="000000" w:themeColor="text1"/>
+              <w:left w:val="single" w:sz="4" w:space="0" w:color="000000" w:themeColor="text1"/>
+              <w:bottom w:val="single" w:sz="4" w:space="0" w:color="000000" w:themeColor="text1"/>
+              <w:right w:val="single" w:sz="4" w:space="0" w:color="000000" w:themeColor="text1"/>
+            </w:tcBorders>
+            <w:hideMark/>
+          </w:tcPr>
+          <w:p>
+            <w:r>
+              <w:t>High</w:t>
+            </w:r>
+          </w:p>
+        </w:tc>
+        <w:tc>
+          <w:tcPr>
+            <w:tcW w:w="1803" w:type="dxa"/>
+            <w:tcBorders>
+              <w:top w:val="single" w:sz="4" w:space="0" w:color="000000" w:themeColor="text1"/>
+              <w:left w:val="single" w:sz="4" w:space="0" w:color="000000" w:themeColor="text1"/>
+              <w:bottom w:val="single" w:sz="4" w:space="0" w:color="000000" w:themeColor="text1"/>
+              <w:right w:val="single" w:sz="4" w:space="0" w:color="000000" w:themeColor="text1"/>
+            </w:tcBorders>
+          </w:tcPr>
+          <w:p/>
+        </w:tc>
+        <w:tc>
+          <w:tcPr>
+            <w:tcW w:w="1803" w:type="dxa"/>
+            <w:tcBorders>
+              <w:top w:val="single" w:sz="4" w:space="0" w:color="000000" w:themeColor="text1"/>
+              <w:left w:val="single" w:sz="4" w:space="0" w:color="000000" w:themeColor="text1"/>
+              <w:bottom w:val="single" w:sz="4" w:space="0" w:color="000000" w:themeColor="text1"/>
+              <w:right w:val="single" w:sz="4" w:space="0" w:color="000000" w:themeColor="text1"/>
+            </w:tcBorders>
+            <w:shd w:val="clear" w:color="auto" w:fill="FF0000"/>
+            <w:hideMark/>
+          </w:tcPr>
+          <w:p>
+            <w:r>
+              <w:t>TR2</w:t>
+            </w:r>
+          </w:p>
+        </w:tc>
+        <w:tc>
+          <w:tcPr>
+            <w:tcW w:w="1803" w:type="dxa"/>
+            <w:tcBorders>
+              <w:top w:val="single" w:sz="4" w:space="0" w:color="000000" w:themeColor="text1"/>
+              <w:left w:val="single" w:sz="4" w:space="0" w:color="000000" w:themeColor="text1"/>
+              <w:bottom w:val="single" w:sz="4" w:space="0" w:color="000000" w:themeColor="text1"/>
+              <w:right w:val="single" w:sz="4" w:space="0" w:color="000000" w:themeColor="text1"/>
+            </w:tcBorders>
+            <w:shd w:val="clear" w:color="auto" w:fill="FF0000"/>
+            <w:hideMark/>
+          </w:tcPr>
+          <w:p/>
+        </w:tc>
+      </w:tr>
+      <w:tr>
+        <w:trPr>
+          <w:trHeight w:val="1320"/>
+        </w:trPr>
+        <w:tc>
+          <w:tcPr>
+            <w:tcW w:w="1803" w:type="dxa"/>
+            <w:vMerge/>
+            <w:tcBorders>
+              <w:top w:val="single" w:sz="4" w:space="0" w:color="000000" w:themeColor="text1"/>
+              <w:left w:val="single" w:sz="4" w:space="0" w:color="000000" w:themeColor="text1"/>
+              <w:bottom w:val="single" w:sz="4" w:space="0" w:color="000000" w:themeColor="text1"/>
+              <w:right w:val="single" w:sz="4" w:space="0" w:color="000000" w:themeColor="text1"/>
+            </w:tcBorders>
+            <w:vAlign w:val="center"/>
+            <w:hideMark/>
+          </w:tcPr>
+          <w:p/>
+        </w:tc>
+        <w:tc>
+          <w:tcPr>
+            <w:tcW w:w="1803" w:type="dxa"/>
+            <w:tcBorders>
+              <w:top w:val="single" w:sz="4" w:space="0" w:color="000000" w:themeColor="text1"/>
+              <w:left w:val="single" w:sz="4" w:space="0" w:color="000000" w:themeColor="text1"/>
+              <w:bottom w:val="single" w:sz="4" w:space="0" w:color="000000" w:themeColor="text1"/>
+              <w:right w:val="single" w:sz="4" w:space="0" w:color="000000" w:themeColor="text1"/>
+            </w:tcBorders>
+            <w:hideMark/>
+          </w:tcPr>
+          <w:p>
+            <w:r>
+              <w:t>Medium</w:t>
+            </w:r>
+          </w:p>
+        </w:tc>
+        <w:tc>
+          <w:tcPr>
+            <w:tcW w:w="1803" w:type="dxa"/>
+            <w:tcBorders>
+              <w:top w:val="single" w:sz="4" w:space="0" w:color="000000" w:themeColor="text1"/>
+              <w:left w:val="single" w:sz="4" w:space="0" w:color="000000" w:themeColor="text1"/>
+              <w:bottom w:val="single" w:sz="4" w:space="0" w:color="000000" w:themeColor="text1"/>
+              <w:right w:val="single" w:sz="4" w:space="0" w:color="000000" w:themeColor="text1"/>
+            </w:tcBorders>
+          </w:tcPr>
+          <w:p/>
+        </w:tc>
+        <w:tc>
+          <w:tcPr>
+            <w:tcW w:w="1803" w:type="dxa"/>
+            <w:tcBorders>
+              <w:top w:val="single" w:sz="4" w:space="0" w:color="000000" w:themeColor="text1"/>
+              <w:left w:val="single" w:sz="4" w:space="0" w:color="000000" w:themeColor="text1"/>
+              <w:bottom w:val="single" w:sz="4" w:space="0" w:color="000000" w:themeColor="text1"/>
+              <w:right w:val="single" w:sz="4" w:space="0" w:color="000000" w:themeColor="text1"/>
+            </w:tcBorders>
+            <w:hideMark/>
+          </w:tcPr>
+          <w:p>
+            <w:r>
+              <w:t>GPR1, PSR1</w:t>
+            </w:r>
+          </w:p>
+        </w:tc>
+        <w:tc>
+          <w:tcPr>
+            <w:tcW w:w="1803" w:type="dxa"/>
+            <w:tcBorders>
+              <w:top w:val="single" w:sz="4" w:space="0" w:color="000000" w:themeColor="text1"/>
+              <w:left w:val="single" w:sz="4" w:space="0" w:color="000000" w:themeColor="text1"/>
+              <w:bottom w:val="single" w:sz="4" w:space="0" w:color="000000" w:themeColor="text1"/>
+              <w:right w:val="single" w:sz="4" w:space="0" w:color="000000" w:themeColor="text1"/>
+            </w:tcBorders>
+            <w:shd w:val="clear" w:color="auto" w:fill="FF0000"/>
+            <w:hideMark/>
+          </w:tcPr>
+          <w:p>
+            <w:r>
+              <w:t>GPR2, TR3, PSR2</w:t>
+            </w:r>
+          </w:p>
+        </w:tc>
+      </w:tr>
+      <w:tr>
+        <w:trPr>
+          <w:trHeight w:val="1335"/>
+        </w:trPr>
+        <w:tc>
+          <w:tcPr>
+            <w:tcW w:w="1803" w:type="dxa"/>
+            <w:vMerge/>
+            <w:tcBorders>
+              <w:top w:val="single" w:sz="4" w:space="0" w:color="000000" w:themeColor="text1"/>
+              <w:left w:val="single" w:sz="4" w:space="0" w:color="000000" w:themeColor="text1"/>
+              <w:bottom w:val="single" w:sz="4" w:space="0" w:color="000000" w:themeColor="text1"/>
+              <w:right w:val="single" w:sz="4" w:space="0" w:color="000000" w:themeColor="text1"/>
+            </w:tcBorders>
+            <w:vAlign w:val="center"/>
+            <w:hideMark/>
+          </w:tcPr>
+          <w:p/>
+        </w:tc>
+        <w:tc>
+          <w:tcPr>
+            <w:tcW w:w="1803" w:type="dxa"/>
+            <w:tcBorders>
+              <w:top w:val="single" w:sz="4" w:space="0" w:color="000000" w:themeColor="text1"/>
+              <w:left w:val="single" w:sz="4" w:space="0" w:color="000000" w:themeColor="text1"/>
+              <w:bottom w:val="single" w:sz="4" w:space="0" w:color="000000" w:themeColor="text1"/>
+              <w:right w:val="single" w:sz="4" w:space="0" w:color="000000" w:themeColor="text1"/>
+            </w:tcBorders>
+            <w:hideMark/>
+          </w:tcPr>
+          <w:p>
+            <w:r>
+              <w:t>Low</w:t>
+            </w:r>
+          </w:p>
+        </w:tc>
+        <w:tc>
+          <w:tcPr>
+            <w:tcW w:w="1803" w:type="dxa"/>
+            <w:tcBorders>
+              <w:top w:val="single" w:sz="4" w:space="0" w:color="000000" w:themeColor="text1"/>
+              <w:left w:val="single" w:sz="4" w:space="0" w:color="000000" w:themeColor="text1"/>
+              <w:bottom w:val="single" w:sz="4" w:space="0" w:color="000000" w:themeColor="text1"/>
+              <w:right w:val="single" w:sz="4" w:space="0" w:color="000000" w:themeColor="text1"/>
+            </w:tcBorders>
+          </w:tcPr>
+          <w:p/>
+        </w:tc>
+        <w:tc>
+          <w:tcPr>
+            <w:tcW w:w="1803" w:type="dxa"/>
+            <w:tcBorders>
+              <w:top w:val="single" w:sz="4" w:space="0" w:color="000000" w:themeColor="text1"/>
+              <w:left w:val="single" w:sz="4" w:space="0" w:color="000000" w:themeColor="text1"/>
+              <w:bottom w:val="single" w:sz="4" w:space="0" w:color="000000" w:themeColor="text1"/>
+              <w:right w:val="single" w:sz="4" w:space="0" w:color="000000" w:themeColor="text1"/>
+            </w:tcBorders>
+            <w:hideMark/>
+          </w:tcPr>
+          <w:p/>
+        </w:tc>
+        <w:tc>
+          <w:tcPr>
+            <w:tcW w:w="1803" w:type="dxa"/>
+            <w:tcBorders>
+              <w:top w:val="single" w:sz="4" w:space="0" w:color="000000" w:themeColor="text1"/>
+              <w:left w:val="single" w:sz="4" w:space="0" w:color="000000" w:themeColor="text1"/>
+              <w:bottom w:val="single" w:sz="4" w:space="0" w:color="000000" w:themeColor="text1"/>
+              <w:right w:val="single" w:sz="4" w:space="0" w:color="000000" w:themeColor="text1"/>
+            </w:tcBorders>
+            <w:hideMark/>
+          </w:tcPr>
+          <w:p>
+            <w:pPr>
+              <w:tabs>
+                <w:tab w:val="left" w:pos="720"/>
+              </w:tabs>
+            </w:pPr>
+            <w:r>
+              <w:t>GPR3, TR1</w:t>
+            </w:r>
+          </w:p>
+        </w:tc>
+      </w:tr>
+      <w:tr>
+        <w:trPr>
+          <w:trHeight w:val="570"/>
+        </w:trPr>
+        <w:tc>
+          <w:tcPr>
+            <w:tcW w:w="1803" w:type="dxa"/>
+            <w:vMerge/>
+            <w:tcBorders>
+              <w:top w:val="single" w:sz="4" w:space="0" w:color="000000" w:themeColor="text1"/>
+              <w:left w:val="single" w:sz="4" w:space="0" w:color="000000" w:themeColor="text1"/>
+              <w:bottom w:val="single" w:sz="4" w:space="0" w:color="000000" w:themeColor="text1"/>
+              <w:right w:val="single" w:sz="4" w:space="0" w:color="000000" w:themeColor="text1"/>
+            </w:tcBorders>
+            <w:vAlign w:val="center"/>
+            <w:hideMark/>
+          </w:tcPr>
+          <w:p/>
+        </w:tc>
+        <w:tc>
+          <w:tcPr>
+            <w:tcW w:w="1803" w:type="dxa"/>
+            <w:tcBorders>
+              <w:top w:val="single" w:sz="4" w:space="0" w:color="000000" w:themeColor="text1"/>
+              <w:left w:val="single" w:sz="4" w:space="0" w:color="000000" w:themeColor="text1"/>
+              <w:bottom w:val="single" w:sz="4" w:space="0" w:color="000000" w:themeColor="text1"/>
+              <w:right w:val="single" w:sz="4" w:space="0" w:color="000000" w:themeColor="text1"/>
+            </w:tcBorders>
+          </w:tcPr>
+          <w:p/>
+        </w:tc>
+        <w:tc>
+          <w:tcPr>
+            <w:tcW w:w="1803" w:type="dxa"/>
+            <w:tcBorders>
+              <w:top w:val="single" w:sz="4" w:space="0" w:color="000000" w:themeColor="text1"/>
+              <w:left w:val="single" w:sz="4" w:space="0" w:color="000000" w:themeColor="text1"/>
+              <w:bottom w:val="single" w:sz="4" w:space="0" w:color="000000" w:themeColor="text1"/>
+              <w:right w:val="single" w:sz="4" w:space="0" w:color="000000" w:themeColor="text1"/>
+            </w:tcBorders>
+            <w:hideMark/>
+          </w:tcPr>
+          <w:p>
+            <w:r>
+              <w:t>Low</w:t>
+            </w:r>
+          </w:p>
+        </w:tc>
+        <w:tc>
+          <w:tcPr>
+            <w:tcW w:w="1803" w:type="dxa"/>
+            <w:tcBorders>
+              <w:top w:val="single" w:sz="4" w:space="0" w:color="000000" w:themeColor="text1"/>
+              <w:left w:val="single" w:sz="4" w:space="0" w:color="000000" w:themeColor="text1"/>
+              <w:bottom w:val="single" w:sz="4" w:space="0" w:color="000000" w:themeColor="text1"/>
+              <w:right w:val="single" w:sz="4" w:space="0" w:color="000000" w:themeColor="text1"/>
+            </w:tcBorders>
+            <w:hideMark/>
+          </w:tcPr>
+          <w:p>
+            <w:r>
+              <w:t>Medium</w:t>
+            </w:r>
+          </w:p>
+        </w:tc>
+        <w:tc>
+          <w:tcPr>
+            <w:tcW w:w="1803" w:type="dxa"/>
+            <w:tcBorders>
+              <w:top w:val="single" w:sz="4" w:space="0" w:color="000000" w:themeColor="text1"/>
+              <w:left w:val="single" w:sz="4" w:space="0" w:color="000000" w:themeColor="text1"/>
+              <w:bottom w:val="single" w:sz="4" w:space="0" w:color="000000" w:themeColor="text1"/>
+              <w:right w:val="single" w:sz="4" w:space="0" w:color="000000" w:themeColor="text1"/>
+            </w:tcBorders>
+            <w:hideMark/>
+          </w:tcPr>
+          <w:p>
+            <w:r>
+              <w:t>High</w:t>
+            </w:r>
+          </w:p>
+        </w:tc>
+      </w:tr>
+      <w:tr>
+        <w:trPr>
+          <w:trHeight w:val="825"/>
+        </w:trPr>
+        <w:tc>
+          <w:tcPr>
+            <w:tcW w:w="1803" w:type="dxa"/>
+            <w:vMerge/>
+            <w:tcBorders>
+              <w:top w:val="single" w:sz="4" w:space="0" w:color="000000" w:themeColor="text1"/>
+              <w:left w:val="single" w:sz="4" w:space="0" w:color="000000" w:themeColor="text1"/>
+              <w:bottom w:val="single" w:sz="4" w:space="0" w:color="000000" w:themeColor="text1"/>
+              <w:right w:val="single" w:sz="4" w:space="0" w:color="000000" w:themeColor="text1"/>
+            </w:tcBorders>
+            <w:vAlign w:val="center"/>
+            <w:hideMark/>
+          </w:tcPr>
+          <w:p/>
+        </w:tc>
+        <w:tc>
+          <w:tcPr>
+            <w:tcW w:w="7212" w:type="dxa"/>
+            <w:gridSpan w:val="4"/>
+            <w:tcBorders>
+              <w:top w:val="single" w:sz="4" w:space="0" w:color="000000" w:themeColor="text1"/>
+              <w:left w:val="single" w:sz="4" w:space="0" w:color="000000" w:themeColor="text1"/>
+              <w:bottom w:val="single" w:sz="4" w:space="0" w:color="000000" w:themeColor="text1"/>
+              <w:right w:val="single" w:sz="4" w:space="0" w:color="000000" w:themeColor="text1"/>
+            </w:tcBorders>
+          </w:tcPr>
+          <w:p/>
+          <w:p>
+            <w:r>
+              <w:t>Impact</w:t>
+            </w:r>
+          </w:p>
+        </w:tc>
+      </w:tr>
+    </w:tbl>
+    <w:p/>
+    <w:p>
+      <w:pPr>
+        <w:pStyle w:val="Heading2"/>
+        <w:rPr>
+          <w:sz w:val="32"/>
+          <w:szCs w:val="32"/>
+        </w:rPr>
+      </w:pPr>
+      <w:bookmarkStart w:id="15" w:name="_Toc224211452"/>
+      <w:r>
+        <w:rPr>
+          <w:sz w:val="32"/>
+          <w:szCs w:val="32"/>
+        </w:rPr>
+        <w:t>Risks</w:t>
+      </w:r>
+      <w:bookmarkEnd w:id="15"/>
+    </w:p>
+    <w:p>
+      <w:pPr>
+        <w:rPr>
+          <w:color w:val="4472C4" w:themeColor="accent1"/>
+        </w:rPr>
+      </w:pPr>
+      <w:r>
+        <w:rPr>
+          <w:color w:val="4472C4" w:themeColor="accent1"/>
+        </w:rPr>
+        <w:t xml:space="preserve">(Risks that are in the shaded area </w:t>
+      </w:r>
+      <w:r>
+        <w:rPr>
+          <w:color w:val="4472C4" w:themeColor="accent1"/>
+        </w:rPr>
+        <w:t xml:space="preserve">on the risk matrix </w:t>
+      </w:r>
+      <w:r>
+        <w:rPr>
+          <w:color w:val="4472C4" w:themeColor="accent1"/>
+        </w:rPr>
+        <w:t>are</w:t>
+      </w:r>
+      <w:r>
+        <w:rPr>
+          <w:color w:val="4472C4" w:themeColor="accent1"/>
+        </w:rPr>
+        <w:t xml:space="preserve"> Highlighted)</w:t>
+      </w:r>
+    </w:p>
+    <w:p>
+      <w:pPr>
+        <w:pStyle w:val="Heading3"/>
+      </w:pPr>
+      <w:bookmarkStart w:id="16" w:name="_Toc224211453"/>
+      <w:r>
+        <w:lastRenderedPageBreak/>
+        <w:t>General Project Risks</w:t>
+      </w:r>
+      <w:bookmarkEnd w:id="16"/>
+    </w:p>
+    <w:p>
+      <w:pPr>
+        <w:pStyle w:val="ListParagraph"/>
+        <w:numPr>
+          <w:ilvl w:val="0"/>
+          <w:numId w:val="27"/>
+        </w:numPr>
+      </w:pPr>
+      <w:r>
+        <w:rPr>
+          <w:b/>
+          <w:bCs/>
+        </w:rPr>
+        <w:t>Developer becomes ill or unavailable</w:t>
+      </w:r>
+    </w:p>
+    <w:p>
+      <w:pPr>
+        <w:pStyle w:val="ListParagraph"/>
+      </w:pPr>
+      <w:r>
+        <w:t xml:space="preserve">During the development of the project there is a risk that the developer could become ill or unavailable. This could delay important tasks such as coding or testing. If this happens progress may slow down and </w:t>
+      </w:r>
+      <w:r>
+        <w:t>deadlines could be missed which may impact the overall quality or completion of the system.</w:t>
+      </w:r>
+    </w:p>
+    <w:p>
+      <w:pPr>
+        <w:pStyle w:val="ListParagraph"/>
+      </w:pPr>
+    </w:p>
+    <w:p>
+      <w:pPr>
+        <w:pStyle w:val="ListParagraph"/>
+        <w:rPr>
+          <w:b/>
+          <w:bCs/>
+        </w:rPr>
+      </w:pPr>
+      <w:r>
+        <w:rPr>
+          <w:b/>
+          <w:bCs/>
+        </w:rPr>
+        <w:t>Risk Reduction:</w:t>
+      </w:r>
+    </w:p>
+    <w:p>
+      <w:pPr>
+        <w:pStyle w:val="ListParagraph"/>
+      </w:pPr>
+      <w:r>
+        <w:t>Create a project schedule/plan and allow contingency time for unexpected delays. Organise the project into smaller tasks so that the progress can be managed more effectively.</w:t>
+      </w:r>
+    </w:p>
+    <w:p>
+      <w:pPr>
+        <w:pStyle w:val="ListParagraph"/>
+        <w:rPr>
+          <w:b/>
+          <w:bCs/>
+        </w:rPr>
+      </w:pPr>
+    </w:p>
+    <w:p>
+      <w:pPr>
+        <w:pStyle w:val="ListParagraph"/>
+        <w:rPr>
+          <w:b/>
+          <w:bCs/>
+        </w:rPr>
+      </w:pPr>
+      <w:r>
+        <w:rPr>
+          <w:b/>
+          <w:bCs/>
+        </w:rPr>
+        <w:t>Risk Mitigation:</w:t>
+      </w:r>
+    </w:p>
+    <w:p>
+      <w:pPr>
+        <w:pStyle w:val="ListParagraph"/>
+      </w:pPr>
+      <w:r>
+        <w:t>If the developer becomes unavailable or ill, adjust the project timeline so that the work can be completed once the developer returns. Priority should be given to completing the most important system features first to ensure the system functions properly.</w:t>
+      </w:r>
+    </w:p>
+    <w:p>
+      <w:pPr>
+        <w:pStyle w:val="ListParagraph"/>
+        <w:rPr>
+          <w:b/>
+          <w:bCs/>
+        </w:rPr>
+      </w:pPr>
+    </w:p>
+    <w:p>
+      <w:pPr>
+        <w:pStyle w:val="ListParagraph"/>
+        <w:numPr>
+          <w:ilvl w:val="0"/>
+          <w:numId w:val="27"/>
+        </w:numPr>
+        <w:rPr>
+          <w:highlight w:val="red"/>
+        </w:rPr>
+      </w:pPr>
+      <w:r>
+        <w:rPr>
+          <w:b/>
+          <w:bCs/>
+          <w:highlight w:val="red"/>
+        </w:rPr>
+        <w:t xml:space="preserve">Poor time management </w:t>
+      </w:r>
+    </w:p>
+    <w:p>
+      <w:pPr>
+        <w:pStyle w:val="ListParagraph"/>
+      </w:pPr>
+      <w:r>
+        <w:t>During the project there is a risk that poor time management could lead to missed deadlines or unfinished tasks.</w:t>
+      </w:r>
+      <w:r>
+        <w:t xml:space="preserve"> </w:t>
+      </w:r>
+      <w:r>
+        <w:t>This could happen if development takes longer than expected or if unexpected problems occur during developing the system. If deadlines are missed, the project may not be completed on time and important features may not be fully developed or tested.</w:t>
+      </w:r>
+    </w:p>
+    <w:p>
+      <w:pPr>
+        <w:pStyle w:val="ListParagraph"/>
+        <w:rPr>
+          <w:b/>
+          <w:bCs/>
+        </w:rPr>
+      </w:pPr>
+    </w:p>
+    <w:p>
+      <w:pPr>
+        <w:pStyle w:val="ListParagraph"/>
+        <w:rPr>
+          <w:b/>
+          <w:bCs/>
+        </w:rPr>
+      </w:pPr>
+      <w:r>
+        <w:rPr>
+          <w:b/>
+          <w:bCs/>
+        </w:rPr>
+        <w:t>Risk Reduction:</w:t>
+      </w:r>
+    </w:p>
+    <w:p>
+      <w:pPr>
+        <w:pStyle w:val="ListParagraph"/>
+      </w:pPr>
+      <w:r>
+        <w:t xml:space="preserve">Create a project schedule with clear milestones and deadlines. </w:t>
+      </w:r>
+      <w:r>
+        <w:t>Regularly review the progress that has been made to the schedule. Break the project into small tasks so that work can be gradually completed and monitored effectively.</w:t>
+      </w:r>
+    </w:p>
+    <w:p>
+      <w:pPr>
+        <w:pStyle w:val="ListParagraph"/>
+        <w:rPr>
+          <w:b/>
+          <w:bCs/>
+        </w:rPr>
+      </w:pPr>
+    </w:p>
+    <w:p>
+      <w:pPr>
+        <w:pStyle w:val="ListParagraph"/>
+        <w:rPr>
+          <w:b/>
+          <w:bCs/>
+        </w:rPr>
+      </w:pPr>
+      <w:r>
+        <w:rPr>
+          <w:b/>
+          <w:bCs/>
+        </w:rPr>
+        <w:t>Risk Mitigation:</w:t>
+      </w:r>
+    </w:p>
+    <w:p>
+      <w:pPr>
+        <w:pStyle w:val="ListParagraph"/>
+      </w:pPr>
+      <w:r>
+        <w:t>If deadlines begin to slip, priorities can be reassessed so that the most important features are completed first. Readjust the schedule to ensure the project will be finished.</w:t>
+      </w:r>
+    </w:p>
+    <w:p>
+      <w:pPr>
+        <w:pStyle w:val="ListParagraph"/>
+      </w:pPr>
+    </w:p>
+    <w:p>
+      <w:pPr>
+        <w:pStyle w:val="ListParagraph"/>
+        <w:numPr>
+          <w:ilvl w:val="0"/>
+          <w:numId w:val="27"/>
+        </w:numPr>
+      </w:pPr>
+      <w:r>
+        <w:rPr>
+          <w:b/>
+          <w:bCs/>
+        </w:rPr>
+        <w:t>Loss or corruption of project files</w:t>
+      </w:r>
+    </w:p>
+    <w:p>
+      <w:pPr>
+        <w:pStyle w:val="ListParagraph"/>
+      </w:pPr>
+      <w:r>
+        <w:t>During the development of the project there is a risk that important project files such as code, documentation or designs could be lost or corrupted. Losing important files could significantly delay the project because work may need to be recreated which could affect the overall project timeline and productivity.</w:t>
+      </w:r>
+    </w:p>
+    <w:p>
+      <w:pPr>
+        <w:pStyle w:val="ListParagraph"/>
+        <w:rPr>
+          <w:b/>
+          <w:bCs/>
+        </w:rPr>
+      </w:pPr>
+    </w:p>
+    <w:p>
+      <w:pPr>
+        <w:pStyle w:val="ListParagraph"/>
+        <w:rPr>
+          <w:b/>
+          <w:bCs/>
+        </w:rPr>
+      </w:pPr>
+      <w:r>
+        <w:rPr>
+          <w:b/>
+          <w:bCs/>
+        </w:rPr>
+        <w:t>Risk Reduction:</w:t>
+      </w:r>
+    </w:p>
+    <w:p>
+      <w:pPr>
+        <w:pStyle w:val="ListParagraph"/>
+      </w:pPr>
+      <w:r>
+        <w:t xml:space="preserve">Regularly back up all project files using secure storage solutions such as cloud storage or version control systems. </w:t>
+      </w:r>
+      <w:r>
+        <w:t>Keeping multiple copies of files and saving work frequently reduces the risk of permanent data loss.</w:t>
+      </w:r>
+    </w:p>
+    <w:p>
+      <w:pPr>
+        <w:pStyle w:val="ListParagraph"/>
+        <w:rPr>
+          <w:b/>
+          <w:bCs/>
+        </w:rPr>
+      </w:pPr>
+    </w:p>
+    <w:p>
+      <w:pPr>
+        <w:pStyle w:val="ListParagraph"/>
+        <w:rPr>
+          <w:b/>
+          <w:bCs/>
+        </w:rPr>
+      </w:pPr>
+      <w:r>
+        <w:rPr>
+          <w:b/>
+          <w:bCs/>
+        </w:rPr>
+        <w:t>Risk Mitigation:</w:t>
+      </w:r>
+    </w:p>
+    <w:p>
+      <w:pPr>
+        <w:pStyle w:val="ListParagraph"/>
+      </w:pPr>
+      <w:r>
+        <w:t>If files are lost or corrupted, backups can be used to restore the most recent version of the work. Any lost progress can be then recreated from the backup files helping to minimise delays.</w:t>
+      </w:r>
+    </w:p>
+    <w:p>
+      <w:pPr>
+        <w:pStyle w:val="ListParagraph"/>
+      </w:pPr>
+    </w:p>
+    <w:p>
+      <w:pPr>
+        <w:pStyle w:val="Heading3"/>
+      </w:pPr>
+      <w:bookmarkStart w:id="17" w:name="_Toc224211454"/>
+      <w:r>
+        <w:lastRenderedPageBreak/>
+        <w:t>Technical Risks</w:t>
+      </w:r>
+      <w:bookmarkEnd w:id="17"/>
+    </w:p>
+    <w:p>
+      <w:pPr>
+        <w:pStyle w:val="ListParagraph"/>
+        <w:numPr>
+          <w:ilvl w:val="0"/>
+          <w:numId w:val="28"/>
+        </w:numPr>
+      </w:pPr>
+      <w:r>
+        <w:rPr>
+          <w:b/>
+          <w:bCs/>
+        </w:rPr>
+        <w:t>Data Breach</w:t>
+      </w:r>
+    </w:p>
+    <w:p>
+      <w:pPr>
+        <w:pStyle w:val="ListParagraph"/>
+      </w:pPr>
+      <w:r>
+        <w:t>The website will store customer account details and order history which creates a risk that attackers could gain unauthorised access and steal data. If a data breach occurs attackers could access personal information such as name, email address and order details which could damage the reputation of the platform and users will lose trust in the platform.</w:t>
+      </w:r>
+    </w:p>
+    <w:p>
+      <w:pPr>
+        <w:pStyle w:val="ListParagraph"/>
+      </w:pPr>
+    </w:p>
+    <w:p>
+      <w:pPr>
+        <w:pStyle w:val="ListParagraph"/>
+        <w:rPr>
+          <w:b/>
+          <w:bCs/>
+        </w:rPr>
+      </w:pPr>
+      <w:r>
+        <w:rPr>
+          <w:b/>
+          <w:bCs/>
+        </w:rPr>
+        <w:t>Risk Reduction:</w:t>
+      </w:r>
+    </w:p>
+    <w:p>
+      <w:pPr>
+        <w:pStyle w:val="ListParagraph"/>
+      </w:pPr>
+      <w:r>
+        <w:t>Implement strong security measures such as encrypting sensitive data, securing the database and applying proper authentication controls. Regular security testing and updates must be done to identify and fix vulnerabilities before they can be exploited.</w:t>
+      </w:r>
+    </w:p>
+    <w:p>
+      <w:pPr>
+        <w:pStyle w:val="ListParagraph"/>
+      </w:pPr>
+    </w:p>
+    <w:p>
+      <w:pPr>
+        <w:pStyle w:val="ListParagraph"/>
+        <w:rPr>
+          <w:b/>
+          <w:bCs/>
+        </w:rPr>
+      </w:pPr>
+      <w:r>
+        <w:rPr>
+          <w:b/>
+          <w:bCs/>
+        </w:rPr>
+        <w:t>Risk Mitigation:</w:t>
+      </w:r>
+    </w:p>
+    <w:p>
+      <w:pPr>
+        <w:pStyle w:val="ListParagraph"/>
+      </w:pPr>
+      <w:r>
+        <w:t>If a data breach occurs, the system should be temporarily secured while the vulnerability is identified and fixed. Access logs should be reviewed to determine the cause of the breach and affected users should be informed.</w:t>
+      </w:r>
+    </w:p>
+    <w:p>
+      <w:pPr>
+        <w:pStyle w:val="ListParagraph"/>
+      </w:pPr>
+    </w:p>
+    <w:p>
+      <w:pPr>
+        <w:pStyle w:val="ListParagraph"/>
+        <w:numPr>
+          <w:ilvl w:val="0"/>
+          <w:numId w:val="28"/>
+        </w:numPr>
+        <w:rPr>
+          <w:highlight w:val="red"/>
+        </w:rPr>
+      </w:pPr>
+      <w:r>
+        <w:rPr>
+          <w:b/>
+          <w:bCs/>
+          <w:highlight w:val="red"/>
+        </w:rPr>
+        <w:t>Software bugs or system errors</w:t>
+      </w:r>
+    </w:p>
+    <w:p>
+      <w:pPr>
+        <w:pStyle w:val="ListParagraph"/>
+      </w:pPr>
+      <w:r>
+        <w:t>During development there is a risk that software bugs or coding errors could occur within the system. These errors could cause features like product listings, account management or order processing to function incorrectly. If these issues occur, it could negatively affect the user experience.</w:t>
+      </w:r>
+    </w:p>
+    <w:p>
+      <w:pPr>
+        <w:pStyle w:val="ListParagraph"/>
+      </w:pPr>
+    </w:p>
+    <w:p>
+      <w:pPr>
+        <w:pStyle w:val="ListParagraph"/>
+        <w:rPr>
+          <w:b/>
+          <w:bCs/>
+        </w:rPr>
+      </w:pPr>
+      <w:r>
+        <w:rPr>
+          <w:b/>
+          <w:bCs/>
+        </w:rPr>
+        <w:t>Risk Reduction:</w:t>
+      </w:r>
+    </w:p>
+    <w:p>
+      <w:pPr>
+        <w:pStyle w:val="ListParagraph"/>
+      </w:pPr>
+      <w:r>
+        <w:t>Conduct regular testing during development to identify bugs early. Code should be reviewed carefully and tested in different scenarios to ensure the system works as expected.</w:t>
+      </w:r>
+    </w:p>
+    <w:p>
+      <w:pPr>
+        <w:pStyle w:val="ListParagraph"/>
+        <w:rPr>
+          <w:b/>
+          <w:bCs/>
+        </w:rPr>
+      </w:pPr>
+    </w:p>
+    <w:p>
+      <w:pPr>
+        <w:pStyle w:val="ListParagraph"/>
+        <w:rPr>
+          <w:b/>
+          <w:bCs/>
+        </w:rPr>
+      </w:pPr>
+      <w:r>
+        <w:rPr>
+          <w:b/>
+          <w:bCs/>
+        </w:rPr>
+        <w:t>Risk Mitigation:</w:t>
+      </w:r>
+    </w:p>
+    <w:p>
+      <w:pPr>
+        <w:pStyle w:val="ListParagraph"/>
+      </w:pPr>
+      <w:r>
+        <w:t xml:space="preserve">If bugs are discovered after deployment, the issue should be investigated and fixed through system updates or patches. </w:t>
+      </w:r>
+    </w:p>
+    <w:p>
+      <w:pPr>
+        <w:pStyle w:val="ListParagraph"/>
+        <w:rPr>
+          <w:b/>
+          <w:bCs/>
+        </w:rPr>
+      </w:pPr>
+    </w:p>
+    <w:p>
+      <w:pPr>
+        <w:pStyle w:val="ListParagraph"/>
+        <w:numPr>
+          <w:ilvl w:val="0"/>
+          <w:numId w:val="28"/>
+        </w:numPr>
+        <w:rPr>
+          <w:highlight w:val="red"/>
+        </w:rPr>
+      </w:pPr>
+      <w:r>
+        <w:rPr>
+          <w:b/>
+          <w:bCs/>
+          <w:highlight w:val="red"/>
+        </w:rPr>
+        <w:t>Loss or corruption of system data</w:t>
+      </w:r>
+    </w:p>
+    <w:p>
+      <w:pPr>
+        <w:pStyle w:val="ListParagraph"/>
+      </w:pPr>
+      <w:r>
+        <w:t>There is a risk that important data such as customer accounts, product listings or order information could be lost or corrupted. Losing this information could cause major disruption to the platform as customers may lose their order history and producers may lose important product and stock data.</w:t>
+      </w:r>
+    </w:p>
+    <w:p>
+      <w:pPr>
+        <w:pStyle w:val="ListParagraph"/>
+      </w:pPr>
+    </w:p>
+    <w:p>
+      <w:pPr>
+        <w:pStyle w:val="ListParagraph"/>
+        <w:rPr>
+          <w:b/>
+          <w:bCs/>
+        </w:rPr>
+      </w:pPr>
+      <w:r>
+        <w:rPr>
+          <w:b/>
+          <w:bCs/>
+        </w:rPr>
+        <w:t>Risk Reduction:</w:t>
+      </w:r>
+    </w:p>
+    <w:p>
+      <w:pPr>
+        <w:pStyle w:val="ListParagraph"/>
+      </w:pPr>
+      <w:r>
+        <w:t>Regular backups of the database should be created and stored securely. Testing should be carried out to ensure the system handles data correctly.</w:t>
+      </w:r>
+    </w:p>
+    <w:p>
+      <w:pPr>
+        <w:pStyle w:val="ListParagraph"/>
+        <w:rPr>
+          <w:b/>
+          <w:bCs/>
+        </w:rPr>
+      </w:pPr>
+    </w:p>
+    <w:p>
+      <w:pPr>
+        <w:pStyle w:val="ListParagraph"/>
+        <w:rPr>
+          <w:b/>
+          <w:bCs/>
+        </w:rPr>
+      </w:pPr>
+      <w:r>
+        <w:rPr>
+          <w:b/>
+          <w:bCs/>
+        </w:rPr>
+        <w:t>Risk Mitigation:</w:t>
+      </w:r>
+    </w:p>
+    <w:p>
+      <w:pPr>
+        <w:pStyle w:val="ListParagraph"/>
+      </w:pPr>
+      <w:r>
+        <w:t>If data loss or corruption occurs, the most recent backup should be restored to recover the lost data. The cause of this issue should be investigated and fixed to prevent it from happening again.</w:t>
+      </w:r>
+    </w:p>
+    <w:p>
+      <w:pPr>
+        <w:pStyle w:val="ListParagraph"/>
+      </w:pPr>
+    </w:p>
+    <w:p>
+      <w:pPr>
+        <w:pStyle w:val="Heading3"/>
+      </w:pPr>
+      <w:bookmarkStart w:id="18" w:name="_Toc224211455"/>
+      <w:r>
+        <w:lastRenderedPageBreak/>
+        <w:t>Project Specific Risks</w:t>
+      </w:r>
+      <w:bookmarkEnd w:id="18"/>
+    </w:p>
+    <w:p>
+      <w:pPr>
+        <w:pStyle w:val="ListParagraph"/>
+        <w:numPr>
+          <w:ilvl w:val="0"/>
+          <w:numId w:val="29"/>
+        </w:numPr>
+        <w:rPr>
+          <w:b/>
+          <w:bCs/>
+        </w:rPr>
+      </w:pPr>
+      <w:r>
+        <w:rPr>
+          <w:b/>
+          <w:bCs/>
+        </w:rPr>
+        <w:t>Producers providing inaccurate or misleading product information</w:t>
+      </w:r>
+    </w:p>
+    <w:p>
+      <w:pPr>
+        <w:pStyle w:val="ListParagraph"/>
+      </w:pPr>
+      <w:r>
+        <w:t>The platform allows producers to list their own products, update stock levels and manage product details. There is a risk that a producer may accidentally or intentionally provide inaccurate information about their products. This could result in customers receiving different products than expected which could damage customer trust in the platform.</w:t>
+      </w:r>
+    </w:p>
+    <w:p>
+      <w:pPr>
+        <w:pStyle w:val="ListParagraph"/>
+        <w:rPr>
+          <w:b/>
+          <w:bCs/>
+        </w:rPr>
+      </w:pPr>
+    </w:p>
+    <w:p>
+      <w:pPr>
+        <w:pStyle w:val="ListParagraph"/>
+        <w:rPr>
+          <w:b/>
+          <w:bCs/>
+        </w:rPr>
+      </w:pPr>
+      <w:r>
+        <w:rPr>
+          <w:b/>
+          <w:bCs/>
+        </w:rPr>
+        <w:t>Risk Reduction:</w:t>
+      </w:r>
+    </w:p>
+    <w:p>
+      <w:pPr>
+        <w:pStyle w:val="ListParagraph"/>
+      </w:pPr>
+      <w:r>
+        <w:t>Implement clear product listing guidelines and require producers to provide accurate information when adding or updating products. Include validation checks to ensure prices, descriptions and stock levels are entered correctly.</w:t>
+      </w:r>
+    </w:p>
+    <w:p>
+      <w:pPr>
+        <w:pStyle w:val="ListParagraph"/>
+        <w:rPr>
+          <w:b/>
+          <w:bCs/>
+        </w:rPr>
+      </w:pPr>
+    </w:p>
+    <w:p>
+      <w:pPr>
+        <w:pStyle w:val="ListParagraph"/>
+        <w:rPr>
+          <w:b/>
+          <w:bCs/>
+        </w:rPr>
+      </w:pPr>
+      <w:r>
+        <w:rPr>
+          <w:b/>
+          <w:bCs/>
+        </w:rPr>
+        <w:t>Risk Mitigation:</w:t>
+      </w:r>
+    </w:p>
+    <w:p>
+      <w:pPr>
+        <w:pStyle w:val="ListParagraph"/>
+      </w:pPr>
+      <w:r>
+        <w:t>If inaccurate information is identified, the product listing should be temporarily removed or corrected immediately. The producer should be contacted and required to update the information before the product becomes available again to customers.</w:t>
+      </w:r>
+    </w:p>
+    <w:p>
+      <w:pPr>
+        <w:pStyle w:val="ListParagraph"/>
+        <w:rPr>
+          <w:b/>
+          <w:bCs/>
+        </w:rPr>
+      </w:pPr>
+    </w:p>
+    <w:p>
+      <w:pPr>
+        <w:pStyle w:val="ListParagraph"/>
+        <w:numPr>
+          <w:ilvl w:val="0"/>
+          <w:numId w:val="29"/>
+        </w:numPr>
+        <w:rPr>
+          <w:b/>
+          <w:bCs/>
+          <w:highlight w:val="red"/>
+        </w:rPr>
+      </w:pPr>
+      <w:r>
+        <w:rPr>
+          <w:b/>
+          <w:bCs/>
+          <w:highlight w:val="red"/>
+        </w:rPr>
+        <w:t>Incorrect stock level management by producers</w:t>
+      </w:r>
+    </w:p>
+    <w:p>
+      <w:pPr>
+        <w:pStyle w:val="ListParagraph"/>
+      </w:pPr>
+      <w:r>
+        <w:t xml:space="preserve">The platform relies on producers to update their stock levels through the dashboard. There is a risk that producers may forget to update </w:t>
+      </w:r>
+      <w:r>
+        <w:t>their stock levels or enter incorrect quantities. This could lead in customers ordering products that are already out of stock leading to cancelled orders and frustration for users.</w:t>
+      </w:r>
+    </w:p>
+    <w:p>
+      <w:pPr>
+        <w:pStyle w:val="ListParagraph"/>
+        <w:rPr>
+          <w:b/>
+          <w:bCs/>
+        </w:rPr>
+      </w:pPr>
+    </w:p>
+    <w:p>
+      <w:pPr>
+        <w:pStyle w:val="ListParagraph"/>
+        <w:rPr>
+          <w:b/>
+          <w:bCs/>
+        </w:rPr>
+      </w:pPr>
+      <w:r>
+        <w:rPr>
+          <w:b/>
+          <w:bCs/>
+        </w:rPr>
+        <w:t>Risk Reduction:</w:t>
+      </w:r>
+    </w:p>
+    <w:p>
+      <w:pPr>
+        <w:pStyle w:val="ListParagraph"/>
+      </w:pPr>
+      <w:r>
+        <w:t>Make it so that the system stock levels automatically reduce when orders are placed. Producers should also be encouraged to regularly review and update their inventory through the dashboard.</w:t>
+      </w:r>
+    </w:p>
+    <w:p>
+      <w:pPr>
+        <w:pStyle w:val="ListParagraph"/>
+        <w:rPr>
+          <w:b/>
+          <w:bCs/>
+        </w:rPr>
+      </w:pPr>
+    </w:p>
+    <w:p>
+      <w:pPr>
+        <w:pStyle w:val="ListParagraph"/>
+        <w:rPr>
+          <w:b/>
+          <w:bCs/>
+        </w:rPr>
+      </w:pPr>
+      <w:r>
+        <w:rPr>
+          <w:b/>
+          <w:bCs/>
+        </w:rPr>
+        <w:t>Risk Mitigation:</w:t>
+      </w:r>
+    </w:p>
+    <w:p>
+      <w:pPr>
+        <w:pStyle w:val="ListParagraph"/>
+      </w:pPr>
+      <w:r>
+        <w:t>If incorrect stock levels result in unavailable products being ordered, the system should notify the customer as soon as possible and provide options such as waiting for the product to get restocked or cancelling the order.</w:t>
+      </w:r>
+    </w:p>
+    <w:p>
+      <w:pPr>
+        <w:pStyle w:val="ListParagraph"/>
+        <w:rPr>
+          <w:b/>
+          <w:bCs/>
+        </w:rPr>
+      </w:pPr>
+    </w:p>
+    <w:p>
+      <w:pPr>
+        <w:pStyle w:val="Heading1"/>
+        <w:rPr>
+          <w:sz w:val="40"/>
+          <w:szCs w:val="40"/>
+        </w:rPr>
+      </w:pPr>
+      <w:bookmarkStart w:id="19" w:name="_Toc224211456"/>
+      <w:r>
+        <w:rPr>
+          <w:sz w:val="40"/>
+          <w:szCs w:val="40"/>
+        </w:rPr>
+        <w:t>Legal and Regulatory Guidelines Considerations</w:t>
+      </w:r>
+      <w:bookmarkEnd w:id="19"/>
+    </w:p>
+    <w:tbl>
+      <w:tblPr>
+        <w:tblStyle w:val="TableGrid"/>
+        <w:tblW w:w="0" w:type="auto"/>
+        <w:tblLook w:val="04A0" w:firstRow="1" w:lastRow="0" w:firstColumn="1" w:lastColumn="0" w:noHBand="0" w:noVBand="1"/>
+      </w:tblPr>
+      <w:tblGrid>
+        <w:gridCol w:w="4508"/>
+        <w:gridCol w:w="4508"/>
+      </w:tblGrid>
+      <w:tr>
+        <w:tc>
+          <w:tcPr>
+            <w:tcW w:w="9016" w:type="dxa"/>
+            <w:gridSpan w:val="2"/>
+          </w:tcPr>
+          <w:p>
+            <w:pPr>
+              <w:jc w:val="center"/>
+              <w:rPr>
+                <w:b/>
+                <w:bCs/>
+              </w:rPr>
+            </w:pPr>
+            <w:r>
+              <w:rPr>
+                <w:b/>
+                <w:bCs/>
+              </w:rPr>
+              <w:t>Computing Legislation</w:t>
+            </w:r>
+          </w:p>
+        </w:tc>
+      </w:tr>
+      <w:tr>
+        <w:tc>
+          <w:tcPr>
+            <w:tcW w:w="4508" w:type="dxa"/>
+          </w:tcPr>
+          <w:p>
+            <w:pPr>
+              <w:jc w:val="center"/>
+              <w:rPr>
+                <w:b/>
+                <w:bCs/>
+              </w:rPr>
+            </w:pPr>
+            <w:r>
+              <w:rPr>
+                <w:b/>
+                <w:bCs/>
+              </w:rPr>
+              <w:t>Legislation and Guidelines</w:t>
+            </w:r>
+          </w:p>
+        </w:tc>
+        <w:tc>
+          <w:tcPr>
+            <w:tcW w:w="4508" w:type="dxa"/>
+          </w:tcPr>
+          <w:p>
+            <w:pPr>
+              <w:jc w:val="center"/>
+              <w:rPr>
+                <w:b/>
+                <w:bCs/>
+              </w:rPr>
+            </w:pPr>
+            <w:r>
+              <w:rPr>
+                <w:b/>
+                <w:bCs/>
+              </w:rPr>
+              <w:t>Actions to meet the legislation</w:t>
+            </w:r>
+          </w:p>
+        </w:tc>
+      </w:tr>
+      <w:tr>
+        <w:tc>
+          <w:tcPr>
+            <w:tcW w:w="4508" w:type="dxa"/>
+          </w:tcPr>
+          <w:p>
+            <w:r>
+              <w:t>Data Protection Act 2018</w:t>
+            </w:r>
+          </w:p>
+        </w:tc>
+        <w:tc>
+          <w:tcPr>
+            <w:tcW w:w="4508" w:type="dxa"/>
+          </w:tcPr>
+          <w:p>
+            <w:r>
+              <w:t>To ensure proper compliance to the legislation the system should store personal data securely in the database. The system must also encrypt sensitive information such as passwords and ensure passwords are hashed before being stored. While making the system it should follow the key principles for processing user data by the Data Protection Act 2018. Lastly Implement security measures such as secure logins and session timeouts to reduce the risk of unauthorised access.</w:t>
+            </w:r>
+          </w:p>
+        </w:tc>
+      </w:tr>
+      <w:tr>
+        <w:tc>
+          <w:tcPr>
+            <w:tcW w:w="4508" w:type="dxa"/>
+          </w:tcPr>
+          <w:p>
+            <w:r>
+              <w:lastRenderedPageBreak/>
+              <w:t>Computer Misuse Act 1990</w:t>
+            </w:r>
+          </w:p>
+        </w:tc>
+        <w:tc>
+          <w:tcPr>
+            <w:tcW w:w="4508" w:type="dxa"/>
+          </w:tcPr>
+          <w:p>
+            <w:r>
+              <w:t xml:space="preserve">To ensure proper compliance to the legislation the system should implement secure authentication systems such as usernames and strong passwords to prevent unauthorised access to accounts. The system must also use security measures such as account lockouts after multiple fail log in attempts to reduce the risk of brute force hacking attempts. </w:t>
+            </w:r>
+            <w:r>
+              <w:t>Lastly regularly update and maintain the system to fix vulnerabilities that could be exploited by attackers.</w:t>
+            </w:r>
+          </w:p>
+        </w:tc>
+      </w:tr>
+      <w:tr>
+        <w:tc>
+          <w:tcPr>
+            <w:tcW w:w="9016" w:type="dxa"/>
+            <w:gridSpan w:val="2"/>
+          </w:tcPr>
+          <w:p>
+            <w:pPr>
+              <w:jc w:val="center"/>
+              <w:rPr>
+                <w:b/>
+                <w:bCs/>
+              </w:rPr>
+            </w:pPr>
+            <w:r>
+              <w:rPr>
+                <w:b/>
+                <w:bCs/>
+              </w:rPr>
+              <w:t>Industry Legislation</w:t>
+            </w:r>
+          </w:p>
+        </w:tc>
+      </w:tr>
+      <w:tr>
+        <w:tc>
+          <w:tcPr>
+            <w:tcW w:w="4508" w:type="dxa"/>
+          </w:tcPr>
+          <w:p>
+            <w:pPr>
+              <w:jc w:val="center"/>
+              <w:rPr>
+                <w:b/>
+                <w:bCs/>
+              </w:rPr>
+            </w:pPr>
+            <w:r>
+              <w:rPr>
+                <w:b/>
+                <w:bCs/>
+              </w:rPr>
+              <w:t>Legislation and Guidelines</w:t>
+            </w:r>
+          </w:p>
+        </w:tc>
+        <w:tc>
+          <w:tcPr>
+            <w:tcW w:w="4508" w:type="dxa"/>
+          </w:tcPr>
+          <w:p>
+            <w:pPr>
+              <w:jc w:val="center"/>
+              <w:rPr>
+                <w:b/>
+                <w:bCs/>
+              </w:rPr>
+            </w:pPr>
+            <w:r>
+              <w:rPr>
+                <w:b/>
+                <w:bCs/>
+              </w:rPr>
+              <w:t>Actions to meet the legislation</w:t>
+            </w:r>
+          </w:p>
+        </w:tc>
+      </w:tr>
+      <w:tr>
+        <w:tc>
+          <w:tcPr>
+            <w:tcW w:w="4508" w:type="dxa"/>
+          </w:tcPr>
+          <w:p>
+            <w:r>
+              <w:t>Consumer Rights Act 2015</w:t>
+            </w:r>
+          </w:p>
+        </w:tc>
+        <w:tc>
+          <w:tcPr>
+            <w:tcW w:w="4508" w:type="dxa"/>
+          </w:tcPr>
+          <w:p>
+            <w:r>
+              <w:t>To ensure proper compliance to the legislation the system must ensure that all products listed on the platform are described accurately so customers know exactly what they are purchasing. The system must also provide a clear process for customers to report issues with orders or request refunds if a product is not as described. Lastly the system must have a way to allow customers to contact support or the producer if there are problems with their purchase.</w:t>
+            </w:r>
+          </w:p>
+        </w:tc>
+      </w:tr>
+      <w:tr>
+        <w:tc>
+          <w:tcPr>
+            <w:tcW w:w="4508" w:type="dxa"/>
+          </w:tcPr>
+          <w:p>
+            <w:r>
+              <w:t>Consumer Contracts Regulations 2013 (Online Selling Regulations)</w:t>
+            </w:r>
+          </w:p>
+        </w:tc>
+        <w:tc>
+          <w:tcPr>
+            <w:tcW w:w="4508" w:type="dxa"/>
+          </w:tcPr>
+          <w:p>
+            <w:r>
+              <w:t>To ensure proper compliance to this regulation the system must provide clear information about products, pricing, delivery or collection options before a customer confirms their order. The system must also ensure that the customers receive confirmation of their order after completing a purchase. Lastly the system must clearly display the terms and conditions of the platform so customers will be able to understand how the orders are processed.</w:t>
+            </w:r>
+          </w:p>
+        </w:tc>
+      </w:tr>
+    </w:tbl>
     <w:p/>
     <w:p/>
     <w:sectPr>
@@ -5602,7 +8526,7 @@
 </file>
 
 <file path=word/numbering.xml><?xml version="1.0" encoding="utf-8"?>
-<w:numbering xmlns:wpc="http://schemas.microsoft.com/office/word/2010/wordprocessingCanvas" xmlns:cx="http://schemas.microsoft.com/office/drawing/2014/chartex" xmlns:cx1="http://schemas.microsoft.com/office/drawing/2015/9/8/chartex" xmlns:cx2="http://schemas.microsoft.com/office/drawing/2015/10/21/chartex" xmlns:cx3="http://schemas.microsoft.com/office/drawing/2016/5/9/chartex" xmlns:cx4="http://schemas.microsoft.com/office/drawing/2016/5/10/chartex" xmlns:cx5="http://schemas.microsoft.com/office/drawing/2016/5/11/chartex" xmlns:cx6="http://schemas.microsoft.com/office/drawing/2016/5/12/chartex" xmlns:cx7="http://schemas.microsoft.com/office/drawing/2016/5/13/chartex" xmlns:cx8="http://schemas.microsoft.com/office/drawing/2016/5/14/chartex" xmlns:mc="http://schemas.openxmlformats.org/markup-compatibility/2006" xmlns:aink="http://schemas.microsoft.com/office/drawing/2016/ink" xmlns:am3d="http://schemas.microsoft.com/office/drawing/2017/model3d" xmlns:o="urn:schemas-microsoft-com:office:office" xmlns:r="http://schemas.openxmlformats.org/officeDocument/2006/relationships" xmlns:m="http://schemas.openxmlformats.org/officeDocument/2006/math" xmlns:v="urn:schemas-microsoft-com:vml" xmlns:wp14="http://schemas.microsoft.com/office/word/2010/wordprocessingDrawing" xmlns:wp="http://schemas.openxmlformats.org/drawingml/2006/wordprocessingDrawing" xmlns:w10="urn:schemas-microsoft-com:office:word" xmlns:w="http://schemas.openxmlformats.org/wordprocessingml/2006/main" xmlns:w14="http://schemas.microsoft.com/office/word/2010/wordml" xmlns:w15="http://schemas.microsoft.com/office/word/2012/wordml" xmlns:w16cex="http://schemas.microsoft.com/office/word/2018/wordml/cex" xmlns:w16cid="http://schemas.microsoft.com/office/word/2016/wordml/cid" xmlns:w16="http://schemas.microsoft.com/office/word/2018/wordml" xmlns:w16sdtdh="http://schemas.microsoft.com/office/word/2020/wordml/sdtdatahash" xmlns:w16se="http://schemas.microsoft.com/office/word/2015/wordml/symex" xmlns:wpg="http://schemas.microsoft.com/office/word/2010/wordprocessingGroup" xmlns:wpi="http://schemas.microsoft.com/office/word/2010/wordprocessingInk" xmlns:wne="http://schemas.microsoft.com/office/word/2006/wordml" xmlns:wps="http://schemas.microsoft.com/office/word/2010/wordprocessingShape" mc:Ignorable="w14 w15 w16se w16cid w16 w16cex w16sdtdh wp14">
+<w:numbering xmlns:wpc="http://schemas.microsoft.com/office/word/2010/wordprocessingCanvas" xmlns:cx="http://schemas.microsoft.com/office/drawing/2014/chartex" xmlns:cx1="http://schemas.microsoft.com/office/drawing/2015/9/8/chartex" xmlns:cx2="http://schemas.microsoft.com/office/drawing/2015/10/21/chartex" xmlns:cx3="http://schemas.microsoft.com/office/drawing/2016/5/9/chartex" xmlns:cx4="http://schemas.microsoft.com/office/drawing/2016/5/10/chartex" xmlns:cx5="http://schemas.microsoft.com/office/drawing/2016/5/11/chartex" xmlns:cx6="http://schemas.microsoft.com/office/drawing/2016/5/12/chartex" xmlns:cx7="http://schemas.microsoft.com/office/drawing/2016/5/13/chartex" xmlns:cx8="http://schemas.microsoft.com/office/drawing/2016/5/14/chartex" xmlns:mc="http://schemas.openxmlformats.org/markup-compatibility/2006" xmlns:aink="http://schemas.microsoft.com/office/drawing/2016/ink" xmlns:am3d="http://schemas.microsoft.com/office/drawing/2017/model3d" xmlns:o="urn:schemas-microsoft-com:office:office" xmlns:oel="http://schemas.microsoft.com/office/2019/extlst" xmlns:r="http://schemas.openxmlformats.org/officeDocument/2006/relationships" xmlns:m="http://schemas.openxmlformats.org/officeDocument/2006/math" xmlns:v="urn:schemas-microsoft-com:vml" xmlns:wp14="http://schemas.microsoft.com/office/word/2010/wordprocessingDrawing" xmlns:wp="http://schemas.openxmlformats.org/drawingml/2006/wordprocessingDrawing" xmlns:w10="urn:schemas-microsoft-com:office:word" xmlns:w="http://schemas.openxmlformats.org/wordprocessingml/2006/main" xmlns:w14="http://schemas.microsoft.com/office/word/2010/wordml" xmlns:w15="http://schemas.microsoft.com/office/word/2012/wordml" xmlns:w16cex="http://schemas.microsoft.com/office/word/2018/wordml/cex" xmlns:w16cid="http://schemas.microsoft.com/office/word/2016/wordml/cid" xmlns:w16="http://schemas.microsoft.com/office/word/2018/wordml" xmlns:w16du="http://schemas.microsoft.com/office/word/2023/wordml/word16du" xmlns:w16sdtdh="http://schemas.microsoft.com/office/word/2020/wordml/sdtdatahash" xmlns:w16sdtfl="http://schemas.microsoft.com/office/word/2024/wordml/sdtformatlock" xmlns:w16se="http://schemas.microsoft.com/office/word/2015/wordml/symex" xmlns:wpg="http://schemas.microsoft.com/office/word/2010/wordprocessingGroup" xmlns:wpi="http://schemas.microsoft.com/office/word/2010/wordprocessingInk" xmlns:wne="http://schemas.microsoft.com/office/word/2006/wordml" xmlns:wps="http://schemas.microsoft.com/office/word/2010/wordprocessingShape" mc:Ignorable="w14 w15 w16se w16cid w16 w16cex w16sdtdh w16sdtfl w16du wp14">
   <w:abstractNum w:abstractNumId="0" w15:restartNumberingAfterBreak="0">
     <w:nsid w:val="023C793C"/>
     <w:multiLevelType w:val="hybridMultilevel"/>
@@ -6960,6 +9884,95 @@
     </w:lvl>
   </w:abstractNum>
   <w:abstractNum w:abstractNumId="12" w15:restartNumberingAfterBreak="0">
+    <w:nsid w:val="28661DE6"/>
+    <w:multiLevelType w:val="hybridMultilevel"/>
+    <w:tmpl w:val="5CD28176"/>
+    <w:lvl w:ilvl="0" w:tplc="0809000F">
+      <w:start w:val="1"/>
+      <w:numFmt w:val="decimal"/>
+      <w:lvlText w:val="%1."/>
+      <w:lvlJc w:val="left"/>
+      <w:pPr>
+        <w:ind w:left="720" w:hanging="360"/>
+      </w:pPr>
+      <w:rPr>
+        <w:rFonts w:hint="default"/>
+      </w:rPr>
+    </w:lvl>
+    <w:lvl w:ilvl="1" w:tplc="08090019" w:tentative="1">
+      <w:start w:val="1"/>
+      <w:numFmt w:val="lowerLetter"/>
+      <w:lvlText w:val="%2."/>
+      <w:lvlJc w:val="left"/>
+      <w:pPr>
+        <w:ind w:left="1440" w:hanging="360"/>
+      </w:pPr>
+    </w:lvl>
+    <w:lvl w:ilvl="2" w:tplc="0809001B" w:tentative="1">
+      <w:start w:val="1"/>
+      <w:numFmt w:val="lowerRoman"/>
+      <w:lvlText w:val="%3."/>
+      <w:lvlJc w:val="right"/>
+      <w:pPr>
+        <w:ind w:left="2160" w:hanging="180"/>
+      </w:pPr>
+    </w:lvl>
+    <w:lvl w:ilvl="3" w:tplc="0809000F" w:tentative="1">
+      <w:start w:val="1"/>
+      <w:numFmt w:val="decimal"/>
+      <w:lvlText w:val="%4."/>
+      <w:lvlJc w:val="left"/>
+      <w:pPr>
+        <w:ind w:left="2880" w:hanging="360"/>
+      </w:pPr>
+    </w:lvl>
+    <w:lvl w:ilvl="4" w:tplc="08090019" w:tentative="1">
+      <w:start w:val="1"/>
+      <w:numFmt w:val="lowerLetter"/>
+      <w:lvlText w:val="%5."/>
+      <w:lvlJc w:val="left"/>
+      <w:pPr>
+        <w:ind w:left="3600" w:hanging="360"/>
+      </w:pPr>
+    </w:lvl>
+    <w:lvl w:ilvl="5" w:tplc="0809001B" w:tentative="1">
+      <w:start w:val="1"/>
+      <w:numFmt w:val="lowerRoman"/>
+      <w:lvlText w:val="%6."/>
+      <w:lvlJc w:val="right"/>
+      <w:pPr>
+        <w:ind w:left="4320" w:hanging="180"/>
+      </w:pPr>
+    </w:lvl>
+    <w:lvl w:ilvl="6" w:tplc="0809000F" w:tentative="1">
+      <w:start w:val="1"/>
+      <w:numFmt w:val="decimal"/>
+      <w:lvlText w:val="%7."/>
+      <w:lvlJc w:val="left"/>
+      <w:pPr>
+        <w:ind w:left="5040" w:hanging="360"/>
+      </w:pPr>
+    </w:lvl>
+    <w:lvl w:ilvl="7" w:tplc="08090019" w:tentative="1">
+      <w:start w:val="1"/>
+      <w:numFmt w:val="lowerLetter"/>
+      <w:lvlText w:val="%8."/>
+      <w:lvlJc w:val="left"/>
+      <w:pPr>
+        <w:ind w:left="5760" w:hanging="360"/>
+      </w:pPr>
+    </w:lvl>
+    <w:lvl w:ilvl="8" w:tplc="0809001B" w:tentative="1">
+      <w:start w:val="1"/>
+      <w:numFmt w:val="lowerRoman"/>
+      <w:lvlText w:val="%9."/>
+      <w:lvlJc w:val="right"/>
+      <w:pPr>
+        <w:ind w:left="6480" w:hanging="180"/>
+      </w:pPr>
+    </w:lvl>
+  </w:abstractNum>
+  <w:abstractNum w:abstractNumId="13" w15:restartNumberingAfterBreak="0">
     <w:nsid w:val="2D8A3DD0"/>
     <w:multiLevelType w:val="hybridMultilevel"/>
     <w:tmpl w:val="0E58BC5A"/>
@@ -7072,7 +10085,7 @@
       </w:rPr>
     </w:lvl>
   </w:abstractNum>
-  <w:abstractNum w:abstractNumId="13" w15:restartNumberingAfterBreak="0">
+  <w:abstractNum w:abstractNumId="14" w15:restartNumberingAfterBreak="0">
     <w:nsid w:val="2E5533FA"/>
     <w:multiLevelType w:val="hybridMultilevel"/>
     <w:tmpl w:val="92F44268"/>
@@ -7185,7 +10198,96 @@
       </w:rPr>
     </w:lvl>
   </w:abstractNum>
-  <w:abstractNum w:abstractNumId="14" w15:restartNumberingAfterBreak="0">
+  <w:abstractNum w:abstractNumId="15" w15:restartNumberingAfterBreak="0">
+    <w:nsid w:val="33AF0633"/>
+    <w:multiLevelType w:val="hybridMultilevel"/>
+    <w:tmpl w:val="006A24C6"/>
+    <w:lvl w:ilvl="0" w:tplc="0809000F">
+      <w:start w:val="1"/>
+      <w:numFmt w:val="decimal"/>
+      <w:lvlText w:val="%1."/>
+      <w:lvlJc w:val="left"/>
+      <w:pPr>
+        <w:ind w:left="720" w:hanging="360"/>
+      </w:pPr>
+      <w:rPr>
+        <w:rFonts w:hint="default"/>
+      </w:rPr>
+    </w:lvl>
+    <w:lvl w:ilvl="1" w:tplc="08090019" w:tentative="1">
+      <w:start w:val="1"/>
+      <w:numFmt w:val="lowerLetter"/>
+      <w:lvlText w:val="%2."/>
+      <w:lvlJc w:val="left"/>
+      <w:pPr>
+        <w:ind w:left="1440" w:hanging="360"/>
+      </w:pPr>
+    </w:lvl>
+    <w:lvl w:ilvl="2" w:tplc="0809001B" w:tentative="1">
+      <w:start w:val="1"/>
+      <w:numFmt w:val="lowerRoman"/>
+      <w:lvlText w:val="%3."/>
+      <w:lvlJc w:val="right"/>
+      <w:pPr>
+        <w:ind w:left="2160" w:hanging="180"/>
+      </w:pPr>
+    </w:lvl>
+    <w:lvl w:ilvl="3" w:tplc="0809000F" w:tentative="1">
+      <w:start w:val="1"/>
+      <w:numFmt w:val="decimal"/>
+      <w:lvlText w:val="%4."/>
+      <w:lvlJc w:val="left"/>
+      <w:pPr>
+        <w:ind w:left="2880" w:hanging="360"/>
+      </w:pPr>
+    </w:lvl>
+    <w:lvl w:ilvl="4" w:tplc="08090019" w:tentative="1">
+      <w:start w:val="1"/>
+      <w:numFmt w:val="lowerLetter"/>
+      <w:lvlText w:val="%5."/>
+      <w:lvlJc w:val="left"/>
+      <w:pPr>
+        <w:ind w:left="3600" w:hanging="360"/>
+      </w:pPr>
+    </w:lvl>
+    <w:lvl w:ilvl="5" w:tplc="0809001B" w:tentative="1">
+      <w:start w:val="1"/>
+      <w:numFmt w:val="lowerRoman"/>
+      <w:lvlText w:val="%6."/>
+      <w:lvlJc w:val="right"/>
+      <w:pPr>
+        <w:ind w:left="4320" w:hanging="180"/>
+      </w:pPr>
+    </w:lvl>
+    <w:lvl w:ilvl="6" w:tplc="0809000F" w:tentative="1">
+      <w:start w:val="1"/>
+      <w:numFmt w:val="decimal"/>
+      <w:lvlText w:val="%7."/>
+      <w:lvlJc w:val="left"/>
+      <w:pPr>
+        <w:ind w:left="5040" w:hanging="360"/>
+      </w:pPr>
+    </w:lvl>
+    <w:lvl w:ilvl="7" w:tplc="08090019" w:tentative="1">
+      <w:start w:val="1"/>
+      <w:numFmt w:val="lowerLetter"/>
+      <w:lvlText w:val="%8."/>
+      <w:lvlJc w:val="left"/>
+      <w:pPr>
+        <w:ind w:left="5760" w:hanging="360"/>
+      </w:pPr>
+    </w:lvl>
+    <w:lvl w:ilvl="8" w:tplc="0809001B" w:tentative="1">
+      <w:start w:val="1"/>
+      <w:numFmt w:val="lowerRoman"/>
+      <w:lvlText w:val="%9."/>
+      <w:lvlJc w:val="right"/>
+      <w:pPr>
+        <w:ind w:left="6480" w:hanging="180"/>
+      </w:pPr>
+    </w:lvl>
+  </w:abstractNum>
+  <w:abstractNum w:abstractNumId="16" w15:restartNumberingAfterBreak="0">
     <w:nsid w:val="34224ABA"/>
     <w:multiLevelType w:val="hybridMultilevel"/>
     <w:tmpl w:val="872E78E0"/>
@@ -7298,7 +10400,7 @@
       </w:rPr>
     </w:lvl>
   </w:abstractNum>
-  <w:abstractNum w:abstractNumId="15" w15:restartNumberingAfterBreak="0">
+  <w:abstractNum w:abstractNumId="17" w15:restartNumberingAfterBreak="0">
     <w:nsid w:val="3998FE1C"/>
     <w:multiLevelType w:val="hybridMultilevel"/>
     <w:tmpl w:val="CABAFF68"/>
@@ -7411,7 +10513,7 @@
       </w:rPr>
     </w:lvl>
   </w:abstractNum>
-  <w:abstractNum w:abstractNumId="16" w15:restartNumberingAfterBreak="0">
+  <w:abstractNum w:abstractNumId="18" w15:restartNumberingAfterBreak="0">
     <w:nsid w:val="430D1DD5"/>
     <w:multiLevelType w:val="hybridMultilevel"/>
     <w:tmpl w:val="4A006706"/>
@@ -7524,7 +10626,7 @@
       </w:rPr>
     </w:lvl>
   </w:abstractNum>
-  <w:abstractNum w:abstractNumId="17" w15:restartNumberingAfterBreak="0">
+  <w:abstractNum w:abstractNumId="19" w15:restartNumberingAfterBreak="0">
     <w:nsid w:val="47C90118"/>
     <w:multiLevelType w:val="hybridMultilevel"/>
     <w:tmpl w:val="27B6F5E2"/>
@@ -7637,7 +10739,96 @@
       </w:rPr>
     </w:lvl>
   </w:abstractNum>
-  <w:abstractNum w:abstractNumId="18" w15:restartNumberingAfterBreak="0">
+  <w:abstractNum w:abstractNumId="20" w15:restartNumberingAfterBreak="0">
+    <w:nsid w:val="4AFA2B9F"/>
+    <w:multiLevelType w:val="hybridMultilevel"/>
+    <w:tmpl w:val="58345B9C"/>
+    <w:lvl w:ilvl="0" w:tplc="0809000F">
+      <w:start w:val="1"/>
+      <w:numFmt w:val="decimal"/>
+      <w:lvlText w:val="%1."/>
+      <w:lvlJc w:val="left"/>
+      <w:pPr>
+        <w:ind w:left="720" w:hanging="360"/>
+      </w:pPr>
+      <w:rPr>
+        <w:rFonts w:hint="default"/>
+      </w:rPr>
+    </w:lvl>
+    <w:lvl w:ilvl="1" w:tplc="08090019" w:tentative="1">
+      <w:start w:val="1"/>
+      <w:numFmt w:val="lowerLetter"/>
+      <w:lvlText w:val="%2."/>
+      <w:lvlJc w:val="left"/>
+      <w:pPr>
+        <w:ind w:left="1440" w:hanging="360"/>
+      </w:pPr>
+    </w:lvl>
+    <w:lvl w:ilvl="2" w:tplc="0809001B" w:tentative="1">
+      <w:start w:val="1"/>
+      <w:numFmt w:val="lowerRoman"/>
+      <w:lvlText w:val="%3."/>
+      <w:lvlJc w:val="right"/>
+      <w:pPr>
+        <w:ind w:left="2160" w:hanging="180"/>
+      </w:pPr>
+    </w:lvl>
+    <w:lvl w:ilvl="3" w:tplc="0809000F" w:tentative="1">
+      <w:start w:val="1"/>
+      <w:numFmt w:val="decimal"/>
+      <w:lvlText w:val="%4."/>
+      <w:lvlJc w:val="left"/>
+      <w:pPr>
+        <w:ind w:left="2880" w:hanging="360"/>
+      </w:pPr>
+    </w:lvl>
+    <w:lvl w:ilvl="4" w:tplc="08090019" w:tentative="1">
+      <w:start w:val="1"/>
+      <w:numFmt w:val="lowerLetter"/>
+      <w:lvlText w:val="%5."/>
+      <w:lvlJc w:val="left"/>
+      <w:pPr>
+        <w:ind w:left="3600" w:hanging="360"/>
+      </w:pPr>
+    </w:lvl>
+    <w:lvl w:ilvl="5" w:tplc="0809001B" w:tentative="1">
+      <w:start w:val="1"/>
+      <w:numFmt w:val="lowerRoman"/>
+      <w:lvlText w:val="%6."/>
+      <w:lvlJc w:val="right"/>
+      <w:pPr>
+        <w:ind w:left="4320" w:hanging="180"/>
+      </w:pPr>
+    </w:lvl>
+    <w:lvl w:ilvl="6" w:tplc="0809000F" w:tentative="1">
+      <w:start w:val="1"/>
+      <w:numFmt w:val="decimal"/>
+      <w:lvlText w:val="%7."/>
+      <w:lvlJc w:val="left"/>
+      <w:pPr>
+        <w:ind w:left="5040" w:hanging="360"/>
+      </w:pPr>
+    </w:lvl>
+    <w:lvl w:ilvl="7" w:tplc="08090019" w:tentative="1">
+      <w:start w:val="1"/>
+      <w:numFmt w:val="lowerLetter"/>
+      <w:lvlText w:val="%8."/>
+      <w:lvlJc w:val="left"/>
+      <w:pPr>
+        <w:ind w:left="5760" w:hanging="360"/>
+      </w:pPr>
+    </w:lvl>
+    <w:lvl w:ilvl="8" w:tplc="0809001B" w:tentative="1">
+      <w:start w:val="1"/>
+      <w:numFmt w:val="lowerRoman"/>
+      <w:lvlText w:val="%9."/>
+      <w:lvlJc w:val="right"/>
+      <w:pPr>
+        <w:ind w:left="6480" w:hanging="180"/>
+      </w:pPr>
+    </w:lvl>
+  </w:abstractNum>
+  <w:abstractNum w:abstractNumId="21" w15:restartNumberingAfterBreak="0">
     <w:nsid w:val="556C585B"/>
     <w:multiLevelType w:val="hybridMultilevel"/>
     <w:tmpl w:val="B4908A94"/>
@@ -7750,7 +10941,7 @@
       </w:rPr>
     </w:lvl>
   </w:abstractNum>
-  <w:abstractNum w:abstractNumId="19" w15:restartNumberingAfterBreak="0">
+  <w:abstractNum w:abstractNumId="22" w15:restartNumberingAfterBreak="0">
     <w:nsid w:val="55CE0FBF"/>
     <w:multiLevelType w:val="hybridMultilevel"/>
     <w:tmpl w:val="8A901D9E"/>
@@ -7863,7 +11054,7 @@
       </w:rPr>
     </w:lvl>
   </w:abstractNum>
-  <w:abstractNum w:abstractNumId="20" w15:restartNumberingAfterBreak="0">
+  <w:abstractNum w:abstractNumId="23" w15:restartNumberingAfterBreak="0">
     <w:nsid w:val="5B0562E3"/>
     <w:multiLevelType w:val="hybridMultilevel"/>
     <w:tmpl w:val="AE600CB2"/>
@@ -7976,7 +11167,7 @@
       </w:rPr>
     </w:lvl>
   </w:abstractNum>
-  <w:abstractNum w:abstractNumId="21" w15:restartNumberingAfterBreak="0">
+  <w:abstractNum w:abstractNumId="24" w15:restartNumberingAfterBreak="0">
     <w:nsid w:val="5C614126"/>
     <w:multiLevelType w:val="hybridMultilevel"/>
     <w:tmpl w:val="2758C9FC"/>
@@ -8089,7 +11280,7 @@
       </w:rPr>
     </w:lvl>
   </w:abstractNum>
-  <w:abstractNum w:abstractNumId="22" w15:restartNumberingAfterBreak="0">
+  <w:abstractNum w:abstractNumId="25" w15:restartNumberingAfterBreak="0">
     <w:nsid w:val="60782B1A"/>
     <w:multiLevelType w:val="hybridMultilevel"/>
     <w:tmpl w:val="436273E4"/>
@@ -8202,7 +11393,7 @@
       </w:rPr>
     </w:lvl>
   </w:abstractNum>
-  <w:abstractNum w:abstractNumId="23" w15:restartNumberingAfterBreak="0">
+  <w:abstractNum w:abstractNumId="26" w15:restartNumberingAfterBreak="0">
     <w:nsid w:val="63852972"/>
     <w:multiLevelType w:val="hybridMultilevel"/>
     <w:tmpl w:val="48EA9ECA"/>
@@ -8315,7 +11506,7 @@
       </w:rPr>
     </w:lvl>
   </w:abstractNum>
-  <w:abstractNum w:abstractNumId="24" w15:restartNumberingAfterBreak="0">
+  <w:abstractNum w:abstractNumId="27" w15:restartNumberingAfterBreak="0">
     <w:nsid w:val="6529C45E"/>
     <w:multiLevelType w:val="hybridMultilevel"/>
     <w:tmpl w:val="79C4C9B4"/>
@@ -8428,7 +11619,7 @@
       </w:rPr>
     </w:lvl>
   </w:abstractNum>
-  <w:abstractNum w:abstractNumId="25" w15:restartNumberingAfterBreak="0">
+  <w:abstractNum w:abstractNumId="28" w15:restartNumberingAfterBreak="0">
     <w:nsid w:val="68DA3E38"/>
     <w:multiLevelType w:val="hybridMultilevel"/>
     <w:tmpl w:val="77C8C6C6"/>
@@ -8541,215 +11732,98 @@
       </w:rPr>
     </w:lvl>
   </w:abstractNum>
-  <w:num w:numId="1">
+  <w:num w:numId="1" w16cid:durableId="1595480257">
+    <w:abstractNumId w:val="25"/>
+  </w:num>
+  <w:num w:numId="2" w16cid:durableId="1263337926">
+    <w:abstractNumId w:val="16"/>
+  </w:num>
+  <w:num w:numId="3" w16cid:durableId="610014800">
+    <w:abstractNumId w:val="0"/>
+  </w:num>
+  <w:num w:numId="4" w16cid:durableId="1352486504">
+    <w:abstractNumId w:val="18"/>
+  </w:num>
+  <w:num w:numId="5" w16cid:durableId="1827699934">
+    <w:abstractNumId w:val="14"/>
+  </w:num>
+  <w:num w:numId="6" w16cid:durableId="1874610653">
+    <w:abstractNumId w:val="11"/>
+  </w:num>
+  <w:num w:numId="7" w16cid:durableId="1641962524">
+    <w:abstractNumId w:val="6"/>
+  </w:num>
+  <w:num w:numId="8" w16cid:durableId="2135252571">
+    <w:abstractNumId w:val="1"/>
+  </w:num>
+  <w:num w:numId="9" w16cid:durableId="2001107030">
+    <w:abstractNumId w:val="4"/>
+  </w:num>
+  <w:num w:numId="10" w16cid:durableId="1510752781">
+    <w:abstractNumId w:val="28"/>
+  </w:num>
+  <w:num w:numId="11" w16cid:durableId="1430076892">
+    <w:abstractNumId w:val="13"/>
+  </w:num>
+  <w:num w:numId="12" w16cid:durableId="1445075445">
+    <w:abstractNumId w:val="21"/>
+  </w:num>
+  <w:num w:numId="13" w16cid:durableId="430052438">
+    <w:abstractNumId w:val="8"/>
+  </w:num>
+  <w:num w:numId="14" w16cid:durableId="1199930279">
+    <w:abstractNumId w:val="27"/>
+  </w:num>
+  <w:num w:numId="15" w16cid:durableId="2063944845">
+    <w:abstractNumId w:val="26"/>
+  </w:num>
+  <w:num w:numId="16" w16cid:durableId="1440178025">
+    <w:abstractNumId w:val="24"/>
+  </w:num>
+  <w:num w:numId="17" w16cid:durableId="673532399">
     <w:abstractNumId w:val="22"/>
   </w:num>
-  <w:num w:numId="2">
-    <w:abstractNumId w:val="14"/>
+  <w:num w:numId="18" w16cid:durableId="213541608">
+    <w:abstractNumId w:val="23"/>
   </w:num>
-  <w:num w:numId="3">
-    <w:abstractNumId w:val="0"/>
+  <w:num w:numId="19" w16cid:durableId="1982074163">
+    <w:abstractNumId w:val="9"/>
   </w:num>
-  <w:num w:numId="4">
-    <w:abstractNumId w:val="16"/>
+  <w:num w:numId="20" w16cid:durableId="1713461261">
+    <w:abstractNumId w:val="19"/>
   </w:num>
-  <w:num w:numId="5">
-    <w:abstractNumId w:val="13"/>
+  <w:num w:numId="21" w16cid:durableId="582178501">
+    <w:abstractNumId w:val="3"/>
   </w:num>
-  <w:num w:numId="6">
-    <w:abstractNumId w:val="11"/>
+  <w:num w:numId="22" w16cid:durableId="769081256">
+    <w:abstractNumId w:val="17"/>
   </w:num>
-  <w:num w:numId="7">
-    <w:abstractNumId w:val="6"/>
+  <w:num w:numId="23" w16cid:durableId="1922714335">
+    <w:abstractNumId w:val="7"/>
   </w:num>
-  <w:num w:numId="8">
-    <w:abstractNumId w:val="1"/>
+  <w:num w:numId="24" w16cid:durableId="682898569">
+    <w:abstractNumId w:val="10"/>
   </w:num>
-  <w:num w:numId="9">
-    <w:abstractNumId w:val="4"/>
+  <w:num w:numId="25" w16cid:durableId="141428264">
+    <w:abstractNumId w:val="2"/>
   </w:num>
-  <w:num w:numId="10">
-    <w:abstractNumId w:val="25"/>
+  <w:num w:numId="26" w16cid:durableId="411319764">
+    <w:abstractNumId w:val="5"/>
   </w:num>
-  <w:num w:numId="11">
+  <w:num w:numId="27" w16cid:durableId="1842155086">
+    <w:abstractNumId w:val="15"/>
+  </w:num>
+  <w:num w:numId="28" w16cid:durableId="330837792">
+    <w:abstractNumId w:val="20"/>
+  </w:num>
+  <w:num w:numId="29" w16cid:durableId="346489976">
     <w:abstractNumId w:val="12"/>
-  </w:num>
-  <w:num w:numId="12">
-    <w:abstractNumId w:val="18"/>
-  </w:num>
-  <w:num w:numId="13">
-    <w:abstractNumId w:val="8"/>
-    <w:lvlOverride w:ilvl="0"/>
-    <w:lvlOverride w:ilvl="1"/>
-    <w:lvlOverride w:ilvl="2"/>
-    <w:lvlOverride w:ilvl="3"/>
-    <w:lvlOverride w:ilvl="4"/>
-    <w:lvlOverride w:ilvl="5"/>
-    <w:lvlOverride w:ilvl="6"/>
-    <w:lvlOverride w:ilvl="7"/>
-    <w:lvlOverride w:ilvl="8"/>
-  </w:num>
-  <w:num w:numId="14">
-    <w:abstractNumId w:val="24"/>
-    <w:lvlOverride w:ilvl="0"/>
-    <w:lvlOverride w:ilvl="1"/>
-    <w:lvlOverride w:ilvl="2"/>
-    <w:lvlOverride w:ilvl="3"/>
-    <w:lvlOverride w:ilvl="4"/>
-    <w:lvlOverride w:ilvl="5"/>
-    <w:lvlOverride w:ilvl="6"/>
-    <w:lvlOverride w:ilvl="7"/>
-    <w:lvlOverride w:ilvl="8"/>
-  </w:num>
-  <w:num w:numId="15">
-    <w:abstractNumId w:val="23"/>
-    <w:lvlOverride w:ilvl="0"/>
-    <w:lvlOverride w:ilvl="1"/>
-    <w:lvlOverride w:ilvl="2"/>
-    <w:lvlOverride w:ilvl="3"/>
-    <w:lvlOverride w:ilvl="4"/>
-    <w:lvlOverride w:ilvl="5"/>
-    <w:lvlOverride w:ilvl="6"/>
-    <w:lvlOverride w:ilvl="7"/>
-    <w:lvlOverride w:ilvl="8"/>
-  </w:num>
-  <w:num w:numId="16">
-    <w:abstractNumId w:val="21"/>
-    <w:lvlOverride w:ilvl="0"/>
-    <w:lvlOverride w:ilvl="1"/>
-    <w:lvlOverride w:ilvl="2"/>
-    <w:lvlOverride w:ilvl="3"/>
-    <w:lvlOverride w:ilvl="4"/>
-    <w:lvlOverride w:ilvl="5"/>
-    <w:lvlOverride w:ilvl="6"/>
-    <w:lvlOverride w:ilvl="7"/>
-    <w:lvlOverride w:ilvl="8"/>
-  </w:num>
-  <w:num w:numId="17">
-    <w:abstractNumId w:val="19"/>
-    <w:lvlOverride w:ilvl="0"/>
-    <w:lvlOverride w:ilvl="1"/>
-    <w:lvlOverride w:ilvl="2"/>
-    <w:lvlOverride w:ilvl="3"/>
-    <w:lvlOverride w:ilvl="4"/>
-    <w:lvlOverride w:ilvl="5"/>
-    <w:lvlOverride w:ilvl="6"/>
-    <w:lvlOverride w:ilvl="7"/>
-    <w:lvlOverride w:ilvl="8"/>
-  </w:num>
-  <w:num w:numId="18">
-    <w:abstractNumId w:val="20"/>
-    <w:lvlOverride w:ilvl="0"/>
-    <w:lvlOverride w:ilvl="1"/>
-    <w:lvlOverride w:ilvl="2"/>
-    <w:lvlOverride w:ilvl="3"/>
-    <w:lvlOverride w:ilvl="4"/>
-    <w:lvlOverride w:ilvl="5"/>
-    <w:lvlOverride w:ilvl="6"/>
-    <w:lvlOverride w:ilvl="7"/>
-    <w:lvlOverride w:ilvl="8"/>
-  </w:num>
-  <w:num w:numId="19">
-    <w:abstractNumId w:val="9"/>
-    <w:lvlOverride w:ilvl="0"/>
-    <w:lvlOverride w:ilvl="1"/>
-    <w:lvlOverride w:ilvl="2"/>
-    <w:lvlOverride w:ilvl="3"/>
-    <w:lvlOverride w:ilvl="4"/>
-    <w:lvlOverride w:ilvl="5"/>
-    <w:lvlOverride w:ilvl="6"/>
-    <w:lvlOverride w:ilvl="7"/>
-    <w:lvlOverride w:ilvl="8"/>
-  </w:num>
-  <w:num w:numId="20">
-    <w:abstractNumId w:val="17"/>
-    <w:lvlOverride w:ilvl="0"/>
-    <w:lvlOverride w:ilvl="1"/>
-    <w:lvlOverride w:ilvl="2"/>
-    <w:lvlOverride w:ilvl="3"/>
-    <w:lvlOverride w:ilvl="4"/>
-    <w:lvlOverride w:ilvl="5"/>
-    <w:lvlOverride w:ilvl="6"/>
-    <w:lvlOverride w:ilvl="7"/>
-    <w:lvlOverride w:ilvl="8"/>
-  </w:num>
-  <w:num w:numId="21">
-    <w:abstractNumId w:val="3"/>
-    <w:lvlOverride w:ilvl="0"/>
-    <w:lvlOverride w:ilvl="1"/>
-    <w:lvlOverride w:ilvl="2"/>
-    <w:lvlOverride w:ilvl="3"/>
-    <w:lvlOverride w:ilvl="4"/>
-    <w:lvlOverride w:ilvl="5"/>
-    <w:lvlOverride w:ilvl="6"/>
-    <w:lvlOverride w:ilvl="7"/>
-    <w:lvlOverride w:ilvl="8"/>
-  </w:num>
-  <w:num w:numId="22">
-    <w:abstractNumId w:val="15"/>
-    <w:lvlOverride w:ilvl="0"/>
-    <w:lvlOverride w:ilvl="1"/>
-    <w:lvlOverride w:ilvl="2"/>
-    <w:lvlOverride w:ilvl="3"/>
-    <w:lvlOverride w:ilvl="4"/>
-    <w:lvlOverride w:ilvl="5"/>
-    <w:lvlOverride w:ilvl="6"/>
-    <w:lvlOverride w:ilvl="7"/>
-    <w:lvlOverride w:ilvl="8"/>
-  </w:num>
-  <w:num w:numId="23">
-    <w:abstractNumId w:val="7"/>
-    <w:lvlOverride w:ilvl="0"/>
-    <w:lvlOverride w:ilvl="1"/>
-    <w:lvlOverride w:ilvl="2"/>
-    <w:lvlOverride w:ilvl="3"/>
-    <w:lvlOverride w:ilvl="4"/>
-    <w:lvlOverride w:ilvl="5"/>
-    <w:lvlOverride w:ilvl="6"/>
-    <w:lvlOverride w:ilvl="7"/>
-    <w:lvlOverride w:ilvl="8"/>
-  </w:num>
-  <w:num w:numId="24">
-    <w:abstractNumId w:val="10"/>
-    <w:lvlOverride w:ilvl="0"/>
-    <w:lvlOverride w:ilvl="1"/>
-    <w:lvlOverride w:ilvl="2"/>
-    <w:lvlOverride w:ilvl="3"/>
-    <w:lvlOverride w:ilvl="4"/>
-    <w:lvlOverride w:ilvl="5"/>
-    <w:lvlOverride w:ilvl="6"/>
-    <w:lvlOverride w:ilvl="7"/>
-    <w:lvlOverride w:ilvl="8"/>
-  </w:num>
-  <w:num w:numId="25">
-    <w:abstractNumId w:val="2"/>
-    <w:lvlOverride w:ilvl="0"/>
-    <w:lvlOverride w:ilvl="1"/>
-    <w:lvlOverride w:ilvl="2"/>
-    <w:lvlOverride w:ilvl="3"/>
-    <w:lvlOverride w:ilvl="4"/>
-    <w:lvlOverride w:ilvl="5"/>
-    <w:lvlOverride w:ilvl="6"/>
-    <w:lvlOverride w:ilvl="7"/>
-    <w:lvlOverride w:ilvl="8"/>
-  </w:num>
-  <w:num w:numId="26">
-    <w:abstractNumId w:val="5"/>
-    <w:lvlOverride w:ilvl="0"/>
-    <w:lvlOverride w:ilvl="1"/>
-    <w:lvlOverride w:ilvl="2"/>
-    <w:lvlOverride w:ilvl="3"/>
-    <w:lvlOverride w:ilvl="4"/>
-    <w:lvlOverride w:ilvl="5"/>
-    <w:lvlOverride w:ilvl="6"/>
-    <w:lvlOverride w:ilvl="7"/>
-    <w:lvlOverride w:ilvl="8"/>
   </w:num>
 </w:numbering>
 </file>
 
 <file path=word/styles.xml><?xml version="1.0" encoding="utf-8"?>
-<w:styles xmlns:mc="http://schemas.openxmlformats.org/markup-compatibility/2006" xmlns:r="http://schemas.openxmlformats.org/officeDocument/2006/relationships" xmlns:w="http://schemas.openxmlformats.org/wordprocessingml/2006/main" xmlns:w14="http://schemas.microsoft.com/office/word/2010/wordml" xmlns:w15="http://schemas.microsoft.com/office/word/2012/wordml" xmlns:w16cex="http://schemas.microsoft.com/office/word/2018/wordml/cex" xmlns:w16cid="http://schemas.microsoft.com/office/word/2016/wordml/cid" xmlns:w16="http://schemas.microsoft.com/office/word/2018/wordml" xmlns:w16sdtdh="http://schemas.microsoft.com/office/word/2020/wordml/sdtdatahash" xmlns:w16se="http://schemas.microsoft.com/office/word/2015/wordml/symex" mc:Ignorable="w14 w15 w16se w16cid w16 w16cex w16sdtdh">
+<w:styles xmlns:mc="http://schemas.openxmlformats.org/markup-compatibility/2006" xmlns:r="http://schemas.openxmlformats.org/officeDocument/2006/relationships" xmlns:w="http://schemas.openxmlformats.org/wordprocessingml/2006/main" xmlns:w14="http://schemas.microsoft.com/office/word/2010/wordml" xmlns:w15="http://schemas.microsoft.com/office/word/2012/wordml" xmlns:w16cex="http://schemas.microsoft.com/office/word/2018/wordml/cex" xmlns:w16cid="http://schemas.microsoft.com/office/word/2016/wordml/cid" xmlns:w16="http://schemas.microsoft.com/office/word/2018/wordml" xmlns:w16du="http://schemas.microsoft.com/office/word/2023/wordml/word16du" xmlns:w16sdtdh="http://schemas.microsoft.com/office/word/2020/wordml/sdtdatahash" xmlns:w16sdtfl="http://schemas.microsoft.com/office/word/2024/wordml/sdtformatlock" xmlns:w16se="http://schemas.microsoft.com/office/word/2015/wordml/symex" mc:Ignorable="w14 w15 w16se w16cid w16 w16cex w16sdtdh w16sdtfl w16du">
   <w:docDefaults>
     <w:rPrDefault>
       <w:rPr>
@@ -9190,6 +12264,28 @@
       <w:szCs w:val="26"/>
     </w:rPr>
   </w:style>
+  <w:style w:type="paragraph" w:styleId="Heading3">
+    <w:name w:val="heading 3"/>
+    <w:basedOn w:val="Normal"/>
+    <w:next w:val="Normal"/>
+    <w:link w:val="Heading3Char"/>
+    <w:uiPriority w:val="9"/>
+    <w:unhideWhenUsed/>
+    <w:qFormat/>
+    <w:rsid w:val="00B71B52"/>
+    <w:pPr>
+      <w:keepNext/>
+      <w:keepLines/>
+      <w:spacing w:before="40" w:after="0"/>
+      <w:outlineLvl w:val="2"/>
+    </w:pPr>
+    <w:rPr>
+      <w:rFonts w:asciiTheme="majorHAnsi" w:eastAsiaTheme="majorEastAsia" w:hAnsiTheme="majorHAnsi" w:cstheme="majorBidi"/>
+      <w:color w:val="1F3763" w:themeColor="accent1" w:themeShade="7F"/>
+      <w:sz w:val="24"/>
+      <w:szCs w:val="24"/>
+    </w:rPr>
+  </w:style>
   <w:style w:type="character" w:default="1" w:styleId="DefaultParagraphFont">
     <w:name w:val="Default Paragraph Font"/>
     <w:uiPriority w:val="1"/>
@@ -9347,11 +12443,73 @@
       </w:tblBorders>
     </w:tblPr>
   </w:style>
+  <w:style w:type="character" w:customStyle="1" w:styleId="Heading3Char">
+    <w:name w:val="Heading 3 Char"/>
+    <w:basedOn w:val="DefaultParagraphFont"/>
+    <w:link w:val="Heading3"/>
+    <w:uiPriority w:val="9"/>
+    <w:rsid w:val="00B71B52"/>
+    <w:rPr>
+      <w:rFonts w:asciiTheme="majorHAnsi" w:eastAsiaTheme="majorEastAsia" w:hAnsiTheme="majorHAnsi" w:cstheme="majorBidi"/>
+      <w:color w:val="1F3763" w:themeColor="accent1" w:themeShade="7F"/>
+      <w:sz w:val="24"/>
+      <w:szCs w:val="24"/>
+    </w:rPr>
+  </w:style>
+  <w:style w:type="paragraph" w:styleId="TOC1">
+    <w:name w:val="toc 1"/>
+    <w:basedOn w:val="Normal"/>
+    <w:next w:val="Normal"/>
+    <w:autoRedefine/>
+    <w:uiPriority w:val="39"/>
+    <w:unhideWhenUsed/>
+    <w:rsid w:val="003108BF"/>
+    <w:pPr>
+      <w:spacing w:after="100"/>
+    </w:pPr>
+  </w:style>
+  <w:style w:type="paragraph" w:styleId="TOC2">
+    <w:name w:val="toc 2"/>
+    <w:basedOn w:val="Normal"/>
+    <w:next w:val="Normal"/>
+    <w:autoRedefine/>
+    <w:uiPriority w:val="39"/>
+    <w:unhideWhenUsed/>
+    <w:rsid w:val="003108BF"/>
+    <w:pPr>
+      <w:spacing w:after="100"/>
+      <w:ind w:left="220"/>
+    </w:pPr>
+  </w:style>
+  <w:style w:type="paragraph" w:styleId="TOC3">
+    <w:name w:val="toc 3"/>
+    <w:basedOn w:val="Normal"/>
+    <w:next w:val="Normal"/>
+    <w:autoRedefine/>
+    <w:uiPriority w:val="39"/>
+    <w:unhideWhenUsed/>
+    <w:rsid w:val="003108BF"/>
+    <w:pPr>
+      <w:spacing w:after="100"/>
+      <w:ind w:left="440"/>
+    </w:pPr>
+  </w:style>
+  <w:style w:type="character" w:styleId="Hyperlink">
+    <w:name w:val="Hyperlink"/>
+    <w:basedOn w:val="DefaultParagraphFont"/>
+    <w:uiPriority w:val="99"/>
+    <w:unhideWhenUsed/>
+    <w:rsid w:val="003108BF"/>
+    <w:rPr>
+      <w:color w:val="0563C1" w:themeColor="hyperlink"/>
+      <w:u w:val="single"/>
+    </w:rPr>
+  </w:style>
 </w:styles>
 </file>
 
 <file path=word/glossary/document.xml><?xml version="1.0" encoding="utf-8"?>
-<w:glossaryDocument xmlns:wpc="http://schemas.microsoft.com/office/word/2010/wordprocessingCanvas" xmlns:cx="http://schemas.microsoft.com/office/drawing/2014/chartex" xmlns:cx1="http://schemas.microsoft.com/office/drawing/2015/9/8/chartex" xmlns:cx2="http://schemas.microsoft.com/office/drawing/2015/10/21/chartex" xmlns:cx3="http://schemas.microsoft.com/office/drawing/2016/5/9/chartex" xmlns:cx4="http://schemas.microsoft.com/office/drawing/2016/5/10/chartex" xmlns:cx5="http://schemas.microsoft.com/office/drawing/2016/5/11/chartex" xmlns:cx6="http://schemas.microsoft.com/office/drawing/2016/5/12/chartex" xmlns:cx7="http://schemas.microsoft.com/office/drawing/2016/5/13/chartex" xmlns:cx8="http://schemas.microsoft.com/office/drawing/2016/5/14/chartex" xmlns:mc="http://schemas.openxmlformats.org/markup-compatibility/2006" xmlns:aink="http://schemas.microsoft.com/office/drawing/2016/ink" xmlns:am3d="http://schemas.microsoft.com/office/drawing/2017/model3d" xmlns:o="urn:schemas-microsoft-com:office:office" xmlns:r="http://schemas.openxmlformats.org/officeDocument/2006/relationships" xmlns:m="http://schemas.openxmlformats.org/officeDocument/2006/math" xmlns:v="urn:schemas-microsoft-com:vml" xmlns:wp14="http://schemas.microsoft.com/office/word/2010/wordprocessingDrawing" xmlns:wp="http://schemas.openxmlformats.org/drawingml/2006/wordprocessingDrawing" xmlns:w10="urn:schemas-microsoft-com:office:word" xmlns:w="http://schemas.openxmlformats.org/wordprocessingml/2006/main" xmlns:w14="http://schemas.microsoft.com/office/word/2010/wordml" xmlns:w15="http://schemas.microsoft.com/office/word/2012/wordml" xmlns:w16cex="http://schemas.microsoft.com/office/word/2018/wordml/cex" xmlns:w16cid="http://schemas.microsoft.com/office/word/2016/wordml/cid" xmlns:w16="http://schemas.microsoft.com/office/word/2018/wordml" xmlns:w16sdtdh="http://schemas.microsoft.com/office/word/2020/wordml/sdtdatahash" xmlns:w16se="http://schemas.microsoft.com/office/word/2015/wordml/symex" xmlns:wpg="http://schemas.microsoft.com/office/word/2010/wordprocessingGroup" xmlns:wpi="http://schemas.microsoft.com/office/word/2010/wordprocessingInk" xmlns:wne="http://schemas.microsoft.com/office/word/2006/wordml" xmlns:wps="http://schemas.microsoft.com/office/word/2010/wordprocessingShape" mc:Ignorable="w14 w15 w16se w16cid w16 w16cex w16sdtdh wp14">
+<w:glossaryDocument xmlns:wpc="http://schemas.microsoft.com/office/word/2010/wordprocessingCanvas" xmlns:cx="http://schemas.microsoft.com/office/drawing/2014/chartex" xmlns:cx1="http://schemas.microsoft.com/office/drawing/2015/9/8/chartex" xmlns:cx2="http://schemas.microsoft.com/office/drawing/2015/10/21/chartex" xmlns:cx3="http://schemas.microsoft.com/office/drawing/2016/5/9/chartex" xmlns:cx4="http://schemas.microsoft.com/office/drawing/2016/5/10/chartex" xmlns:cx5="http://schemas.microsoft.com/office/drawing/2016/5/11/chartex" xmlns:cx6="http://schemas.microsoft.com/office/drawing/2016/5/12/chartex" xmlns:cx7="http://schemas.microsoft.com/office/drawing/2016/5/13/chartex" xmlns:cx8="http://schemas.microsoft.com/office/drawing/2016/5/14/chartex" xmlns:mc="http://schemas.openxmlformats.org/markup-compatibility/2006" xmlns:aink="http://schemas.microsoft.com/office/drawing/2016/ink" xmlns:am3d="http://schemas.microsoft.com/office/drawing/2017/model3d" xmlns:o="urn:schemas-microsoft-com:office:office" xmlns:oel="http://schemas.microsoft.com/office/2019/extlst" xmlns:r="http://schemas.openxmlformats.org/officeDocument/2006/relationships" xmlns:m="http://schemas.openxmlformats.org/officeDocument/2006/math" xmlns:v="urn:schemas-microsoft-com:vml" xmlns:wp14="http://schemas.microsoft.com/office/word/2010/wordprocessingDrawing" xmlns:wp="http://schemas.openxmlformats.org/drawingml/2006/wordprocessingDrawing" xmlns:w10="urn:schemas-microsoft-com:office:word" xmlns:w="http://schemas.openxmlformats.org/wordprocessingml/2006/main" xmlns:w14="http://schemas.microsoft.com/office/word/2010/wordml" xmlns:w15="http://schemas.microsoft.com/office/word/2012/wordml" xmlns:w16cex="http://schemas.microsoft.com/office/word/2018/wordml/cex" xmlns:w16cid="http://schemas.microsoft.com/office/word/2016/wordml/cid" xmlns:w16="http://schemas.microsoft.com/office/word/2018/wordml" xmlns:w16du="http://schemas.microsoft.com/office/word/2023/wordml/word16du" xmlns:w16sdtdh="http://schemas.microsoft.com/office/word/2020/wordml/sdtdatahash" xmlns:w16sdtfl="http://schemas.microsoft.com/office/word/2024/wordml/sdtformatlock" xmlns:w16se="http://schemas.microsoft.com/office/word/2015/wordml/symex" xmlns:wpg="http://schemas.microsoft.com/office/word/2010/wordprocessingGroup" xmlns:wpi="http://schemas.microsoft.com/office/word/2010/wordprocessingInk" xmlns:wne="http://schemas.microsoft.com/office/word/2006/wordml" xmlns:wps="http://schemas.microsoft.com/office/word/2010/wordprocessingShape" mc:Ignorable="w14 w15 w16se w16cid w16 w16cex w16sdtdh w16sdtfl w16du wp14">
   <w:docParts>
     <w:docPart>
       <w:docPartPr>
@@ -9422,7 +12580,7 @@
 </file>
 
 <file path=word/glossary/fontTable.xml><?xml version="1.0" encoding="utf-8"?>
-<w:fonts xmlns:mc="http://schemas.openxmlformats.org/markup-compatibility/2006" xmlns:r="http://schemas.openxmlformats.org/officeDocument/2006/relationships" xmlns:w="http://schemas.openxmlformats.org/wordprocessingml/2006/main" xmlns:w14="http://schemas.microsoft.com/office/word/2010/wordml" xmlns:w15="http://schemas.microsoft.com/office/word/2012/wordml" xmlns:w16cex="http://schemas.microsoft.com/office/word/2018/wordml/cex" xmlns:w16cid="http://schemas.microsoft.com/office/word/2016/wordml/cid" xmlns:w16="http://schemas.microsoft.com/office/word/2018/wordml" xmlns:w16sdtdh="http://schemas.microsoft.com/office/word/2020/wordml/sdtdatahash" xmlns:w16se="http://schemas.microsoft.com/office/word/2015/wordml/symex" mc:Ignorable="w14 w15 w16se w16cid w16 w16cex w16sdtdh">
+<w:fonts xmlns:mc="http://schemas.openxmlformats.org/markup-compatibility/2006" xmlns:r="http://schemas.openxmlformats.org/officeDocument/2006/relationships" xmlns:w="http://schemas.openxmlformats.org/wordprocessingml/2006/main" xmlns:w14="http://schemas.microsoft.com/office/word/2010/wordml" xmlns:w15="http://schemas.microsoft.com/office/word/2012/wordml" xmlns:w16cex="http://schemas.microsoft.com/office/word/2018/wordml/cex" xmlns:w16cid="http://schemas.microsoft.com/office/word/2016/wordml/cid" xmlns:w16="http://schemas.microsoft.com/office/word/2018/wordml" xmlns:w16du="http://schemas.microsoft.com/office/word/2023/wordml/word16du" xmlns:w16sdtdh="http://schemas.microsoft.com/office/word/2020/wordml/sdtdatahash" xmlns:w16sdtfl="http://schemas.microsoft.com/office/word/2024/wordml/sdtformatlock" xmlns:w16se="http://schemas.microsoft.com/office/word/2015/wordml/symex" mc:Ignorable="w14 w15 w16se w16cid w16 w16cex w16sdtdh w16sdtfl w16du">
   <w:font w:name="Symbol">
     <w:panose1 w:val="05050102010706020507"/>
     <w:charset w:val="02"/>
@@ -9456,20 +12614,20 @@
     <w:charset w:val="00"/>
     <w:family w:val="swiss"/>
     <w:pitch w:val="variable"/>
-    <w:sig w:usb0="E4002EFF" w:usb1="C200247B" w:usb2="00000009" w:usb3="00000000" w:csb0="000001FF" w:csb1="00000000"/>
+    <w:sig w:usb0="E4002EFF" w:usb1="C000247B" w:usb2="00000009" w:usb3="00000000" w:csb0="000001FF" w:csb1="00000000"/>
   </w:font>
   <w:font w:name="Calibri Light">
     <w:panose1 w:val="020F0302020204030204"/>
     <w:charset w:val="00"/>
     <w:family w:val="swiss"/>
     <w:pitch w:val="variable"/>
-    <w:sig w:usb0="E4002EFF" w:usb1="C200247B" w:usb2="00000009" w:usb3="00000000" w:csb0="000001FF" w:csb1="00000000"/>
+    <w:sig w:usb0="E4002EFF" w:usb1="C000247B" w:usb2="00000009" w:usb3="00000000" w:csb0="000001FF" w:csb1="00000000"/>
   </w:font>
 </w:fonts>
 </file>
 
 <file path=word/glossary/settings.xml><?xml version="1.0" encoding="utf-8"?>
-<w:settings xmlns:mc="http://schemas.openxmlformats.org/markup-compatibility/2006" xmlns:o="urn:schemas-microsoft-com:office:office" xmlns:r="http://schemas.openxmlformats.org/officeDocument/2006/relationships" xmlns:m="http://schemas.openxmlformats.org/officeDocument/2006/math" xmlns:v="urn:schemas-microsoft-com:vml" xmlns:w10="urn:schemas-microsoft-com:office:word" xmlns:w="http://schemas.openxmlformats.org/wordprocessingml/2006/main" xmlns:w14="http://schemas.microsoft.com/office/word/2010/wordml" xmlns:w15="http://schemas.microsoft.com/office/word/2012/wordml" xmlns:w16cex="http://schemas.microsoft.com/office/word/2018/wordml/cex" xmlns:w16cid="http://schemas.microsoft.com/office/word/2016/wordml/cid" xmlns:w16="http://schemas.microsoft.com/office/word/2018/wordml" xmlns:w16sdtdh="http://schemas.microsoft.com/office/word/2020/wordml/sdtdatahash" xmlns:w16se="http://schemas.microsoft.com/office/word/2015/wordml/symex" xmlns:sl="http://schemas.openxmlformats.org/schemaLibrary/2006/main" mc:Ignorable="w14 w15 w16se w16cid w16 w16cex w16sdtdh">
+<w:settings xmlns:mc="http://schemas.openxmlformats.org/markup-compatibility/2006" xmlns:o="urn:schemas-microsoft-com:office:office" xmlns:r="http://schemas.openxmlformats.org/officeDocument/2006/relationships" xmlns:m="http://schemas.openxmlformats.org/officeDocument/2006/math" xmlns:v="urn:schemas-microsoft-com:vml" xmlns:w10="urn:schemas-microsoft-com:office:word" xmlns:w="http://schemas.openxmlformats.org/wordprocessingml/2006/main" xmlns:w14="http://schemas.microsoft.com/office/word/2010/wordml" xmlns:w15="http://schemas.microsoft.com/office/word/2012/wordml" xmlns:w16cex="http://schemas.microsoft.com/office/word/2018/wordml/cex" xmlns:w16cid="http://schemas.microsoft.com/office/word/2016/wordml/cid" xmlns:w16="http://schemas.microsoft.com/office/word/2018/wordml" xmlns:w16du="http://schemas.microsoft.com/office/word/2023/wordml/word16du" xmlns:w16sdtdh="http://schemas.microsoft.com/office/word/2020/wordml/sdtdatahash" xmlns:w16sdtfl="http://schemas.microsoft.com/office/word/2024/wordml/sdtformatlock" xmlns:w16se="http://schemas.microsoft.com/office/word/2015/wordml/symex" xmlns:sl="http://schemas.openxmlformats.org/schemaLibrary/2006/main" mc:Ignorable="w14 w15 w16se w16cid w16 w16cex w16sdtdh w16sdtfl w16du">
   <w:view w:val="normal"/>
   <w:defaultTabStop w:val="720"/>
   <w:characterSpacingControl w:val="doNotCompress"/>
@@ -9484,6 +12642,7 @@
   </w:compat>
   <w:rsids>
     <w:rsidRoot w:val="004A5CD4"/>
+    <w:rsid w:val="000268B1"/>
     <w:rsid w:val="004A5CD4"/>
     <w:rsid w:val="004E4D50"/>
     <w:rsid w:val="006D777F"/>
@@ -9491,6 +12650,7 @@
     <w:rsid w:val="00754DE7"/>
     <w:rsid w:val="00836AAA"/>
     <w:rsid w:val="008577BD"/>
+    <w:rsid w:val="00AD78A8"/>
   </w:rsids>
   <m:mathPr>
     <m:mathFont m:val="Cambria Math"/>
@@ -9514,7 +12674,7 @@
 </file>
 
 <file path=word/glossary/styles.xml><?xml version="1.0" encoding="utf-8"?>
-<w:styles xmlns:mc="http://schemas.openxmlformats.org/markup-compatibility/2006" xmlns:r="http://schemas.openxmlformats.org/officeDocument/2006/relationships" xmlns:w="http://schemas.openxmlformats.org/wordprocessingml/2006/main" xmlns:w14="http://schemas.microsoft.com/office/word/2010/wordml" xmlns:w15="http://schemas.microsoft.com/office/word/2012/wordml" xmlns:w16cex="http://schemas.microsoft.com/office/word/2018/wordml/cex" xmlns:w16cid="http://schemas.microsoft.com/office/word/2016/wordml/cid" xmlns:w16="http://schemas.microsoft.com/office/word/2018/wordml" xmlns:w16sdtdh="http://schemas.microsoft.com/office/word/2020/wordml/sdtdatahash" xmlns:w16se="http://schemas.microsoft.com/office/word/2015/wordml/symex" mc:Ignorable="w14 w15 w16se w16cid w16 w16cex w16sdtdh">
+<w:styles xmlns:mc="http://schemas.openxmlformats.org/markup-compatibility/2006" xmlns:r="http://schemas.openxmlformats.org/officeDocument/2006/relationships" xmlns:w="http://schemas.openxmlformats.org/wordprocessingml/2006/main" xmlns:w14="http://schemas.microsoft.com/office/word/2010/wordml" xmlns:w15="http://schemas.microsoft.com/office/word/2012/wordml" xmlns:w16cex="http://schemas.microsoft.com/office/word/2018/wordml/cex" xmlns:w16cid="http://schemas.microsoft.com/office/word/2016/wordml/cid" xmlns:w16="http://schemas.microsoft.com/office/word/2018/wordml" xmlns:w16du="http://schemas.microsoft.com/office/word/2023/wordml/word16du" xmlns:w16sdtdh="http://schemas.microsoft.com/office/word/2020/wordml/sdtdatahash" xmlns:w16sdtfl="http://schemas.microsoft.com/office/word/2024/wordml/sdtformatlock" xmlns:w16se="http://schemas.microsoft.com/office/word/2015/wordml/symex" mc:Ignorable="w14 w15 w16se w16cid w16 w16cex w16sdtdh w16sdtfl w16du">
   <w:docDefaults>
     <w:rPrDefault>
       <w:rPr>
@@ -9951,7 +13111,7 @@
 </file>
 
 <file path=word/glossary/webSettings.xml><?xml version="1.0" encoding="utf-8"?>
-<w:webSettings xmlns:mc="http://schemas.openxmlformats.org/markup-compatibility/2006" xmlns:r="http://schemas.openxmlformats.org/officeDocument/2006/relationships" xmlns:w="http://schemas.openxmlformats.org/wordprocessingml/2006/main" xmlns:w14="http://schemas.microsoft.com/office/word/2010/wordml" xmlns:w15="http://schemas.microsoft.com/office/word/2012/wordml" xmlns:w16cex="http://schemas.microsoft.com/office/word/2018/wordml/cex" xmlns:w16cid="http://schemas.microsoft.com/office/word/2016/wordml/cid" xmlns:w16="http://schemas.microsoft.com/office/word/2018/wordml" xmlns:w16sdtdh="http://schemas.microsoft.com/office/word/2020/wordml/sdtdatahash" xmlns:w16se="http://schemas.microsoft.com/office/word/2015/wordml/symex" mc:Ignorable="w14 w15 w16se w16cid w16 w16cex w16sdtdh">
+<w:webSettings xmlns:mc="http://schemas.openxmlformats.org/markup-compatibility/2006" xmlns:r="http://schemas.openxmlformats.org/officeDocument/2006/relationships" xmlns:w="http://schemas.openxmlformats.org/wordprocessingml/2006/main" xmlns:w14="http://schemas.microsoft.com/office/word/2010/wordml" xmlns:w15="http://schemas.microsoft.com/office/word/2012/wordml" xmlns:w16cex="http://schemas.microsoft.com/office/word/2018/wordml/cex" xmlns:w16cid="http://schemas.microsoft.com/office/word/2016/wordml/cid" xmlns:w16="http://schemas.microsoft.com/office/word/2018/wordml" xmlns:w16du="http://schemas.microsoft.com/office/word/2023/wordml/word16du" xmlns:w16sdtdh="http://schemas.microsoft.com/office/word/2020/wordml/sdtdatahash" xmlns:w16sdtfl="http://schemas.microsoft.com/office/word/2024/wordml/sdtformatlock" xmlns:w16se="http://schemas.microsoft.com/office/word/2015/wordml/symex" mc:Ignorable="w14 w15 w16se w16cid w16 w16cex w16sdtdh w16sdtfl w16du">
   <w:optimizeForBrowser/>
   <w:allowPNG/>
 </w:webSettings>
